--- a/Manuels/Manuel_Statistics_module.docx
+++ b/Manuels/Manuel_Statistics_module.docx
@@ -10,6 +10,7 @@
           <w:lang w:val="en-US"/>
         </w:rPr>
       </w:pPr>
+      <w:proofErr w:type="spellStart"/>
       <w:r>
         <w:rPr>
           <w:rFonts w:ascii="Calibri" w:hAnsi="Calibri" w:cs="Calibri"/>
@@ -19,6 +20,7 @@
         </w:rPr>
         <w:t>EEGpal</w:t>
       </w:r>
+      <w:proofErr w:type="spellEnd"/>
       <w:r>
         <w:rPr>
           <w:rFonts w:ascii="Calibri" w:hAnsi="Calibri" w:cs="Calibri"/>
@@ -186,6 +188,7 @@
         </w:rPr>
         <w:t xml:space="preserve"> module is to compare statistical differences for each time frame (</w:t>
       </w:r>
+      <w:proofErr w:type="spellStart"/>
       <w:r>
         <w:rPr>
           <w:rFonts w:ascii="Calibri" w:hAnsi="Calibri" w:cs="Calibri"/>
@@ -193,12 +196,29 @@
         </w:rPr>
         <w:t>tf</w:t>
       </w:r>
-      <w:r>
-        <w:rPr>
-          <w:rFonts w:ascii="Calibri" w:hAnsi="Calibri" w:cs="Calibri"/>
-          <w:lang w:val="en-US"/>
-        </w:rPr>
-        <w:t>) and each electrode of interest. This is typically carried out when exploring the dataset to identify periods of interest, to study differences in EEG amplitude between conditions (trace analysis), or to perform statistics on the inverse solution map of results (.ris files).</w:t>
+      <w:proofErr w:type="spellEnd"/>
+      <w:r>
+        <w:rPr>
+          <w:rFonts w:ascii="Calibri" w:hAnsi="Calibri" w:cs="Calibri"/>
+          <w:lang w:val="en-US"/>
+        </w:rPr>
+        <w:t>) and each electrode of interest. This is typically carried out when exploring the dataset to identify periods of interest, to study differences in EEG amplitude between conditions (trace analysis), or to perform statistics on the inverse solution map of results (.</w:t>
+      </w:r>
+      <w:proofErr w:type="spellStart"/>
+      <w:r>
+        <w:rPr>
+          <w:rFonts w:ascii="Calibri" w:hAnsi="Calibri" w:cs="Calibri"/>
+          <w:lang w:val="en-US"/>
+        </w:rPr>
+        <w:t>ris</w:t>
+      </w:r>
+      <w:proofErr w:type="spellEnd"/>
+      <w:r>
+        <w:rPr>
+          <w:rFonts w:ascii="Calibri" w:hAnsi="Calibri" w:cs="Calibri"/>
+          <w:lang w:val="en-US"/>
+        </w:rPr>
+        <w:t xml:space="preserve"> files).</w:t>
       </w:r>
       <w:r>
         <w:rPr>
@@ -215,12 +235,94 @@
           <w:lang w:val="en-US"/>
         </w:rPr>
       </w:pPr>
-      <w:r>
-        <w:rPr>
-          <w:rFonts w:ascii="Calibri" w:hAnsi="Calibri" w:cs="Calibri"/>
-          <w:lang w:val="en-US"/>
-        </w:rPr>
-        <w:t xml:space="preserve">The EEGpal produces outputs similar to those proposed by Cartool in its ‘Statistics on tracks’ option. In addition, it enables ANOVA with multiple factors, which is not possible in Cartool. It also replaces the STEN toolbox created by Jean-François Knebel </w:t>
+      <w:proofErr w:type="gramStart"/>
+      <w:r>
+        <w:rPr>
+          <w:rFonts w:ascii="Calibri" w:hAnsi="Calibri" w:cs="Calibri"/>
+          <w:lang w:val="en-US"/>
+        </w:rPr>
+        <w:t xml:space="preserve">The </w:t>
+      </w:r>
+      <w:proofErr w:type="spellStart"/>
+      <w:r>
+        <w:rPr>
+          <w:rFonts w:ascii="Calibri" w:hAnsi="Calibri" w:cs="Calibri"/>
+          <w:lang w:val="en-US"/>
+        </w:rPr>
+        <w:t>EEGpal</w:t>
+      </w:r>
+      <w:proofErr w:type="spellEnd"/>
+      <w:proofErr w:type="gramEnd"/>
+      <w:r>
+        <w:rPr>
+          <w:rFonts w:ascii="Calibri" w:hAnsi="Calibri" w:cs="Calibri"/>
+          <w:lang w:val="en-US"/>
+        </w:rPr>
+        <w:t xml:space="preserve"> produces outputs </w:t>
+      </w:r>
+      <w:proofErr w:type="gramStart"/>
+      <w:r>
+        <w:rPr>
+          <w:rFonts w:ascii="Calibri" w:hAnsi="Calibri" w:cs="Calibri"/>
+          <w:lang w:val="en-US"/>
+        </w:rPr>
+        <w:t>similar to</w:t>
+      </w:r>
+      <w:proofErr w:type="gramEnd"/>
+      <w:r>
+        <w:rPr>
+          <w:rFonts w:ascii="Calibri" w:hAnsi="Calibri" w:cs="Calibri"/>
+          <w:lang w:val="en-US"/>
+        </w:rPr>
+        <w:t xml:space="preserve"> those proposed by </w:t>
+      </w:r>
+      <w:proofErr w:type="spellStart"/>
+      <w:r>
+        <w:rPr>
+          <w:rFonts w:ascii="Calibri" w:hAnsi="Calibri" w:cs="Calibri"/>
+          <w:lang w:val="en-US"/>
+        </w:rPr>
+        <w:t>Cartool</w:t>
+      </w:r>
+      <w:proofErr w:type="spellEnd"/>
+      <w:r>
+        <w:rPr>
+          <w:rFonts w:ascii="Calibri" w:hAnsi="Calibri" w:cs="Calibri"/>
+          <w:lang w:val="en-US"/>
+        </w:rPr>
+        <w:t xml:space="preserve"> in its ‘Statistics on </w:t>
+      </w:r>
+      <w:proofErr w:type="gramStart"/>
+      <w:r>
+        <w:rPr>
+          <w:rFonts w:ascii="Calibri" w:hAnsi="Calibri" w:cs="Calibri"/>
+          <w:lang w:val="en-US"/>
+        </w:rPr>
+        <w:t>tracks’</w:t>
+      </w:r>
+      <w:proofErr w:type="gramEnd"/>
+      <w:r>
+        <w:rPr>
+          <w:rFonts w:ascii="Calibri" w:hAnsi="Calibri" w:cs="Calibri"/>
+          <w:lang w:val="en-US"/>
+        </w:rPr>
+        <w:t xml:space="preserve"> option. In addition, it enables ANOVA with multiple factors, which is not possible in </w:t>
+      </w:r>
+      <w:proofErr w:type="spellStart"/>
+      <w:r>
+        <w:rPr>
+          <w:rFonts w:ascii="Calibri" w:hAnsi="Calibri" w:cs="Calibri"/>
+          <w:lang w:val="en-US"/>
+        </w:rPr>
+        <w:t>Cartool</w:t>
+      </w:r>
+      <w:proofErr w:type="spellEnd"/>
+      <w:r>
+        <w:rPr>
+          <w:rFonts w:ascii="Calibri" w:hAnsi="Calibri" w:cs="Calibri"/>
+          <w:lang w:val="en-US"/>
+        </w:rPr>
+        <w:t xml:space="preserve">. It also replaces the STEN toolbox created by Jean-François Knebel </w:t>
       </w:r>
       <w:r>
         <w:rPr>
@@ -348,23 +450,9 @@
           <w:bCs/>
           <w:lang w:val="en-US"/>
         </w:rPr>
-        <w:t>Before to start</w:t>
-      </w:r>
-    </w:p>
-    <w:p>
-      <w:pPr>
-        <w:rPr>
-          <w:rFonts w:ascii="Calibri" w:hAnsi="Calibri" w:cs="Calibri"/>
-          <w:lang w:val="en-US"/>
-        </w:rPr>
-      </w:pPr>
-      <w:r>
-        <w:rPr>
-          <w:rFonts w:ascii="Calibri" w:hAnsi="Calibri" w:cs="Calibri"/>
-          <w:lang w:val="en-US"/>
-        </w:rPr>
-        <w:t xml:space="preserve">The use of the Statistics module depends on the </w:t>
-      </w:r>
+        <w:t xml:space="preserve">Before </w:t>
+      </w:r>
+      <w:proofErr w:type="gramStart"/>
       <w:r>
         <w:rPr>
           <w:rFonts w:ascii="Calibri" w:hAnsi="Calibri" w:cs="Calibri"/>
@@ -372,6 +460,31 @@
           <w:bCs/>
           <w:lang w:val="en-US"/>
         </w:rPr>
+        <w:t>to start</w:t>
+      </w:r>
+      <w:proofErr w:type="gramEnd"/>
+    </w:p>
+    <w:p>
+      <w:pPr>
+        <w:rPr>
+          <w:rFonts w:ascii="Calibri" w:hAnsi="Calibri" w:cs="Calibri"/>
+          <w:lang w:val="en-US"/>
+        </w:rPr>
+      </w:pPr>
+      <w:r>
+        <w:rPr>
+          <w:rFonts w:ascii="Calibri" w:hAnsi="Calibri" w:cs="Calibri"/>
+          <w:lang w:val="en-US"/>
+        </w:rPr>
+        <w:t xml:space="preserve">The use of the Statistics module depends on the </w:t>
+      </w:r>
+      <w:r>
+        <w:rPr>
+          <w:rFonts w:ascii="Calibri" w:hAnsi="Calibri" w:cs="Calibri"/>
+          <w:b/>
+          <w:bCs/>
+          <w:lang w:val="en-US"/>
+        </w:rPr>
         <w:t>Full Design</w:t>
       </w:r>
       <w:r>
@@ -379,7 +492,23 @@
           <w:rFonts w:ascii="Calibri" w:hAnsi="Calibri" w:cs="Calibri"/>
           <w:lang w:val="en-US"/>
         </w:rPr>
-        <w:t xml:space="preserve"> tool of the EEGpal </w:t>
+        <w:t xml:space="preserve"> tool of the </w:t>
+      </w:r>
+      <w:proofErr w:type="spellStart"/>
+      <w:r>
+        <w:rPr>
+          <w:rFonts w:ascii="Calibri" w:hAnsi="Calibri" w:cs="Calibri"/>
+          <w:lang w:val="en-US"/>
+        </w:rPr>
+        <w:t>EEGpal</w:t>
+      </w:r>
+      <w:proofErr w:type="spellEnd"/>
+      <w:r>
+        <w:rPr>
+          <w:rFonts w:ascii="Calibri" w:hAnsi="Calibri" w:cs="Calibri"/>
+          <w:lang w:val="en-US"/>
+        </w:rPr>
+        <w:t xml:space="preserve"> </w:t>
       </w:r>
       <w:r>
         <w:rPr>
@@ -393,7 +522,23 @@
           <w:rFonts w:ascii="Calibri" w:hAnsi="Calibri" w:cs="Calibri"/>
           <w:lang w:val="en-US"/>
         </w:rPr>
-        <w:t>windows. In order to use the Statistics module, you must first specify the factorial design you wish to study.</w:t>
+        <w:t xml:space="preserve">windows. </w:t>
+      </w:r>
+      <w:proofErr w:type="gramStart"/>
+      <w:r>
+        <w:rPr>
+          <w:rFonts w:ascii="Calibri" w:hAnsi="Calibri" w:cs="Calibri"/>
+          <w:lang w:val="en-US"/>
+        </w:rPr>
+        <w:t>In order to</w:t>
+      </w:r>
+      <w:proofErr w:type="gramEnd"/>
+      <w:r>
+        <w:rPr>
+          <w:rFonts w:ascii="Calibri" w:hAnsi="Calibri" w:cs="Calibri"/>
+          <w:lang w:val="en-US"/>
+        </w:rPr>
+        <w:t xml:space="preserve"> use the Statistics module, you must first specify the factorial design you wish to study.</w:t>
       </w:r>
       <w:r>
         <w:rPr>
@@ -432,7 +577,23 @@
           <w:rFonts w:ascii="Calibri" w:hAnsi="Calibri" w:cs="Calibri"/>
           <w:lang w:val="en-US"/>
         </w:rPr>
-        <w:t xml:space="preserve"> and Factor_level of the Data table on the main screen.</w:t>
+        <w:t xml:space="preserve"> and </w:t>
+      </w:r>
+      <w:proofErr w:type="spellStart"/>
+      <w:r>
+        <w:rPr>
+          <w:rFonts w:ascii="Calibri" w:hAnsi="Calibri" w:cs="Calibri"/>
+          <w:lang w:val="en-US"/>
+        </w:rPr>
+        <w:t>Factor_level</w:t>
+      </w:r>
+      <w:proofErr w:type="spellEnd"/>
+      <w:r>
+        <w:rPr>
+          <w:rFonts w:ascii="Calibri" w:hAnsi="Calibri" w:cs="Calibri"/>
+          <w:lang w:val="en-US"/>
+        </w:rPr>
+        <w:t xml:space="preserve"> of the Data table on the main screen.</w:t>
       </w:r>
       <w:r>
         <w:rPr>
@@ -470,8 +631,25 @@
           <w:rFonts w:ascii="Calibri" w:hAnsi="Calibri" w:cs="Calibri"/>
           <w:lang w:val="en-US"/>
         </w:rPr>
-        <w:t xml:space="preserve">It is also important to note that all EEG file must have the same length, number of electrodes and sampling frequency. This is usually the case after </w:t>
-      </w:r>
+        <w:t xml:space="preserve">It is also important to note that all EEG </w:t>
+      </w:r>
+      <w:proofErr w:type="gramStart"/>
+      <w:r>
+        <w:rPr>
+          <w:rFonts w:ascii="Calibri" w:hAnsi="Calibri" w:cs="Calibri"/>
+          <w:lang w:val="en-US"/>
+        </w:rPr>
+        <w:t>file</w:t>
+      </w:r>
+      <w:proofErr w:type="gramEnd"/>
+      <w:r>
+        <w:rPr>
+          <w:rFonts w:ascii="Calibri" w:hAnsi="Calibri" w:cs="Calibri"/>
+          <w:lang w:val="en-US"/>
+        </w:rPr>
+        <w:t xml:space="preserve"> must have the same length, number of electrodes and sampling frequency. This is usually the case after </w:t>
+      </w:r>
+      <w:proofErr w:type="spellStart"/>
       <w:r>
         <w:rPr>
           <w:rFonts w:ascii="Calibri" w:hAnsi="Calibri" w:cs="Calibri"/>
@@ -481,6 +659,7 @@
         </w:rPr>
         <w:t>Epoching</w:t>
       </w:r>
+      <w:proofErr w:type="spellEnd"/>
       <w:r>
         <w:rPr>
           <w:rFonts w:ascii="Calibri" w:hAnsi="Calibri" w:cs="Calibri"/>
@@ -671,7 +850,55 @@
           <w:rFonts w:ascii="Calibri" w:hAnsi="Calibri" w:cs="Calibri"/>
           <w:lang w:val="en-US"/>
         </w:rPr>
-        <w:t>Specify the time interval. Warning: the value 0 marks the start of the file. This module does not take into account a possible .mrk file that could define a different origin.</w:t>
+        <w:t xml:space="preserve">Specify the time interval. Warning: the value 0 marks the start of the file. This module does not </w:t>
+      </w:r>
+      <w:proofErr w:type="gramStart"/>
+      <w:r>
+        <w:rPr>
+          <w:rFonts w:ascii="Calibri" w:hAnsi="Calibri" w:cs="Calibri"/>
+          <w:lang w:val="en-US"/>
+        </w:rPr>
+        <w:t>take into account</w:t>
+      </w:r>
+      <w:proofErr w:type="gramEnd"/>
+      <w:r>
+        <w:rPr>
+          <w:rFonts w:ascii="Calibri" w:hAnsi="Calibri" w:cs="Calibri"/>
+          <w:lang w:val="en-US"/>
+        </w:rPr>
+        <w:t xml:space="preserve"> </w:t>
+      </w:r>
+      <w:proofErr w:type="gramStart"/>
+      <w:r>
+        <w:rPr>
+          <w:rFonts w:ascii="Calibri" w:hAnsi="Calibri" w:cs="Calibri"/>
+          <w:lang w:val="en-US"/>
+        </w:rPr>
+        <w:t>a possible</w:t>
+      </w:r>
+      <w:proofErr w:type="gramEnd"/>
+      <w:r>
+        <w:rPr>
+          <w:rFonts w:ascii="Calibri" w:hAnsi="Calibri" w:cs="Calibri"/>
+          <w:lang w:val="en-US"/>
+        </w:rPr>
+        <w:t xml:space="preserve"> .</w:t>
+      </w:r>
+      <w:proofErr w:type="spellStart"/>
+      <w:r>
+        <w:rPr>
+          <w:rFonts w:ascii="Calibri" w:hAnsi="Calibri" w:cs="Calibri"/>
+          <w:lang w:val="en-US"/>
+        </w:rPr>
+        <w:t>mrk</w:t>
+      </w:r>
+      <w:proofErr w:type="spellEnd"/>
+      <w:r>
+        <w:rPr>
+          <w:rFonts w:ascii="Calibri" w:hAnsi="Calibri" w:cs="Calibri"/>
+          <w:lang w:val="en-US"/>
+        </w:rPr>
+        <w:t xml:space="preserve"> file that could define a different origin.</w:t>
       </w:r>
       <w:r>
         <w:rPr>
@@ -679,7 +906,22 @@
           <w:lang w:val="en-US"/>
         </w:rPr>
         <w:br/>
-        <w:t>EoF=End of File.</w:t>
+      </w:r>
+      <w:proofErr w:type="spellStart"/>
+      <w:r>
+        <w:rPr>
+          <w:rFonts w:ascii="Calibri" w:hAnsi="Calibri" w:cs="Calibri"/>
+          <w:lang w:val="en-US"/>
+        </w:rPr>
+        <w:t>EoF</w:t>
+      </w:r>
+      <w:proofErr w:type="spellEnd"/>
+      <w:r>
+        <w:rPr>
+          <w:rFonts w:ascii="Calibri" w:hAnsi="Calibri" w:cs="Calibri"/>
+          <w:lang w:val="en-US"/>
+        </w:rPr>
+        <w:t>=End of File.</w:t>
       </w:r>
       <w:r>
         <w:rPr>
@@ -743,12 +985,37 @@
         <w:t xml:space="preserve"> </w:t>
       </w:r>
       <w:bookmarkStart w:id="0" w:name="_Hlk207549631"/>
-      <w:r>
-        <w:rPr>
-          <w:rFonts w:ascii="Calibri" w:hAnsi="Calibri" w:cs="Calibri"/>
-          <w:lang w:val="en-US"/>
-        </w:rPr>
-        <w:t xml:space="preserve">A ‘*’ means that all the electrodes will be study. </w:t>
+      <w:proofErr w:type="gramStart"/>
+      <w:r>
+        <w:rPr>
+          <w:rFonts w:ascii="Calibri" w:hAnsi="Calibri" w:cs="Calibri"/>
+          <w:lang w:val="en-US"/>
+        </w:rPr>
+        <w:t>A ‘*</w:t>
+      </w:r>
+      <w:proofErr w:type="gramEnd"/>
+      <w:r>
+        <w:rPr>
+          <w:rFonts w:ascii="Calibri" w:hAnsi="Calibri" w:cs="Calibri"/>
+          <w:lang w:val="en-US"/>
+        </w:rPr>
+        <w:t xml:space="preserve">’ means that all the electrodes will be </w:t>
+      </w:r>
+      <w:proofErr w:type="gramStart"/>
+      <w:r>
+        <w:rPr>
+          <w:rFonts w:ascii="Calibri" w:hAnsi="Calibri" w:cs="Calibri"/>
+          <w:lang w:val="en-US"/>
+        </w:rPr>
+        <w:t>study</w:t>
+      </w:r>
+      <w:proofErr w:type="gramEnd"/>
+      <w:r>
+        <w:rPr>
+          <w:rFonts w:ascii="Calibri" w:hAnsi="Calibri" w:cs="Calibri"/>
+          <w:lang w:val="en-US"/>
+        </w:rPr>
+        <w:t xml:space="preserve">. </w:t>
       </w:r>
     </w:p>
     <w:bookmarkEnd w:id="0"/>
@@ -821,7 +1088,23 @@
           <w:rFonts w:ascii="Calibri" w:hAnsi="Calibri" w:cs="Calibri"/>
           <w:lang w:val="en-US"/>
         </w:rPr>
-        <w:t xml:space="preserve"> tool. In this example we have a 2 within factors with 2 levels each (2x2 factorial design).</w:t>
+        <w:t xml:space="preserve"> tool. In this example we have </w:t>
+      </w:r>
+      <w:proofErr w:type="gramStart"/>
+      <w:r>
+        <w:rPr>
+          <w:rFonts w:ascii="Calibri" w:hAnsi="Calibri" w:cs="Calibri"/>
+          <w:lang w:val="en-US"/>
+        </w:rPr>
+        <w:t>a 2</w:t>
+      </w:r>
+      <w:proofErr w:type="gramEnd"/>
+      <w:r>
+        <w:rPr>
+          <w:rFonts w:ascii="Calibri" w:hAnsi="Calibri" w:cs="Calibri"/>
+          <w:lang w:val="en-US"/>
+        </w:rPr>
+        <w:t xml:space="preserve"> within factors with 2 levels each (2x2 factorial design).</w:t>
       </w:r>
     </w:p>
     <w:p>
@@ -841,7 +1124,23 @@
           <w:rFonts w:ascii="Calibri" w:hAnsi="Calibri" w:cs="Calibri"/>
           <w:lang w:val="en-US"/>
         </w:rPr>
-        <w:t xml:space="preserve">Specify the statistical test which will be performed. This option will depend of the </w:t>
+        <w:t xml:space="preserve">Specify the statistical test which will be performed. This option will depend </w:t>
+      </w:r>
+      <w:proofErr w:type="gramStart"/>
+      <w:r>
+        <w:rPr>
+          <w:rFonts w:ascii="Calibri" w:hAnsi="Calibri" w:cs="Calibri"/>
+          <w:lang w:val="en-US"/>
+        </w:rPr>
+        <w:t>of</w:t>
+      </w:r>
+      <w:proofErr w:type="gramEnd"/>
+      <w:r>
+        <w:rPr>
+          <w:rFonts w:ascii="Calibri" w:hAnsi="Calibri" w:cs="Calibri"/>
+          <w:lang w:val="en-US"/>
+        </w:rPr>
+        <w:t xml:space="preserve"> the </w:t>
       </w:r>
       <w:r>
         <w:rPr>
@@ -1217,7 +1516,53 @@
           <w:rFonts w:ascii="Calibri" w:hAnsi="Calibri" w:cs="Calibri"/>
           <w:lang w:val="en-US"/>
         </w:rPr>
-        <w:t xml:space="preserve"> for multiple comparison or not. EEGpal allows to use the False Discovery Rate (FDR) correction method proposed in the following paper : </w:t>
+        <w:t xml:space="preserve"> for multiple comparison </w:t>
+      </w:r>
+      <w:r>
+        <w:rPr>
+          <w:rFonts w:ascii="Calibri" w:hAnsi="Calibri" w:cs="Calibri"/>
+          <w:lang w:val="en-US"/>
+        </w:rPr>
+        <w:t>over the number of electrodes (independently of the number of TF, see FAQ for more details)</w:t>
+      </w:r>
+      <w:r>
+        <w:rPr>
+          <w:rFonts w:ascii="Calibri" w:hAnsi="Calibri" w:cs="Calibri"/>
+          <w:lang w:val="en-US"/>
+        </w:rPr>
+        <w:t xml:space="preserve">. </w:t>
+      </w:r>
+      <w:proofErr w:type="spellStart"/>
+      <w:r>
+        <w:rPr>
+          <w:rFonts w:ascii="Calibri" w:hAnsi="Calibri" w:cs="Calibri"/>
+          <w:lang w:val="en-US"/>
+        </w:rPr>
+        <w:t>EEGpal</w:t>
+      </w:r>
+      <w:proofErr w:type="spellEnd"/>
+      <w:r>
+        <w:rPr>
+          <w:rFonts w:ascii="Calibri" w:hAnsi="Calibri" w:cs="Calibri"/>
+          <w:lang w:val="en-US"/>
+        </w:rPr>
+        <w:t xml:space="preserve"> allows to use the False Discovery Rate (FDR) correction method proposed in the following </w:t>
+      </w:r>
+      <w:proofErr w:type="gramStart"/>
+      <w:r>
+        <w:rPr>
+          <w:rFonts w:ascii="Calibri" w:hAnsi="Calibri" w:cs="Calibri"/>
+          <w:lang w:val="en-US"/>
+        </w:rPr>
+        <w:t>paper :</w:t>
+      </w:r>
+      <w:proofErr w:type="gramEnd"/>
+      <w:r>
+        <w:rPr>
+          <w:rFonts w:ascii="Calibri" w:hAnsi="Calibri" w:cs="Calibri"/>
+          <w:lang w:val="en-US"/>
+        </w:rPr>
+        <w:t xml:space="preserve"> </w:t>
       </w:r>
       <w:r>
         <w:rPr>
@@ -1226,8 +1571,9 @@
           <w:iCs/>
           <w:lang w:val="en-US"/>
         </w:rPr>
-        <w:t xml:space="preserve">Benjamini, Y. &amp; Yekutieli, D. (2001) The control of the false discovery rate in multiple testing under dependency. </w:t>
-      </w:r>
+        <w:t xml:space="preserve">Benjamini, Y. &amp; </w:t>
+      </w:r>
+      <w:proofErr w:type="spellStart"/>
       <w:r>
         <w:rPr>
           <w:rFonts w:ascii="Calibri" w:hAnsi="Calibri" w:cs="Calibri"/>
@@ -1235,6 +1581,25 @@
           <w:iCs/>
           <w:lang w:val="en-US"/>
         </w:rPr>
+        <w:t>Yekutieli</w:t>
+      </w:r>
+      <w:proofErr w:type="spellEnd"/>
+      <w:r>
+        <w:rPr>
+          <w:rFonts w:ascii="Calibri" w:hAnsi="Calibri" w:cs="Calibri"/>
+          <w:i/>
+          <w:iCs/>
+          <w:lang w:val="en-US"/>
+        </w:rPr>
+        <w:t xml:space="preserve">, D. (2001) The control of the false discovery rate in multiple testing under dependency. </w:t>
+      </w:r>
+      <w:r>
+        <w:rPr>
+          <w:rFonts w:ascii="Calibri" w:hAnsi="Calibri" w:cs="Calibri"/>
+          <w:i/>
+          <w:iCs/>
+          <w:lang w:val="en-US"/>
+        </w:rPr>
         <w:t>The Annals of Statistics. 29(4), 1165-1188.</w:t>
       </w:r>
       <w:r>
@@ -1250,7 +1615,23 @@
           <w:lang w:val="en-US"/>
         </w:rPr>
         <w:lastRenderedPageBreak/>
-        <w:t xml:space="preserve">You can specify the False Discovery rate (q) you want to apply. Usually, the value of 0.05 is quite standard. See the FAQ for more detail. </w:t>
+        <w:t xml:space="preserve">You can specify the False Discovery rate (q) you want to apply. Usually, the value of 0.05 is quite standard. See the FAQ for more </w:t>
+      </w:r>
+      <w:proofErr w:type="gramStart"/>
+      <w:r>
+        <w:rPr>
+          <w:rFonts w:ascii="Calibri" w:hAnsi="Calibri" w:cs="Calibri"/>
+          <w:lang w:val="en-US"/>
+        </w:rPr>
+        <w:t>detail</w:t>
+      </w:r>
+      <w:proofErr w:type="gramEnd"/>
+      <w:r>
+        <w:rPr>
+          <w:rFonts w:ascii="Calibri" w:hAnsi="Calibri" w:cs="Calibri"/>
+          <w:lang w:val="en-US"/>
+        </w:rPr>
+        <w:t xml:space="preserve">. </w:t>
       </w:r>
     </w:p>
     <w:p>
@@ -1343,12 +1724,21 @@
           <w:lang w:val="en-US"/>
         </w:rPr>
       </w:pPr>
-      <w:r>
-        <w:rPr>
-          <w:rFonts w:ascii="Calibri" w:hAnsi="Calibri" w:cs="Calibri"/>
-          <w:lang w:val="en-US"/>
-        </w:rPr>
-        <w:t>n addition to statistical significance, you can apply a criterion with a minimum significant period duration (this needs to be specified in the time frame, not in milliseconds)</w:t>
+      <w:proofErr w:type="spellStart"/>
+      <w:r>
+        <w:rPr>
+          <w:rFonts w:ascii="Calibri" w:hAnsi="Calibri" w:cs="Calibri"/>
+          <w:lang w:val="en-US"/>
+        </w:rPr>
+        <w:t>n</w:t>
+      </w:r>
+      <w:proofErr w:type="spellEnd"/>
+      <w:r>
+        <w:rPr>
+          <w:rFonts w:ascii="Calibri" w:hAnsi="Calibri" w:cs="Calibri"/>
+          <w:lang w:val="en-US"/>
+        </w:rPr>
+        <w:t xml:space="preserve"> addition to statistical significance, you can apply a criterion with a minimum significant period duration (this needs to be specified in the time frame, not in milliseconds)</w:t>
       </w:r>
       <w:r>
         <w:rPr>
@@ -1607,7 +1997,27 @@
           <w:bCs/>
           <w:lang w:val="en-US"/>
         </w:rPr>
-        <w:t>What the output looks like?</w:t>
+        <w:t xml:space="preserve">What </w:t>
+      </w:r>
+      <w:proofErr w:type="gramStart"/>
+      <w:r>
+        <w:rPr>
+          <w:rFonts w:ascii="Calibri" w:hAnsi="Calibri" w:cs="Calibri"/>
+          <w:b/>
+          <w:bCs/>
+          <w:lang w:val="en-US"/>
+        </w:rPr>
+        <w:t>the</w:t>
+      </w:r>
+      <w:proofErr w:type="gramEnd"/>
+      <w:r>
+        <w:rPr>
+          <w:rFonts w:ascii="Calibri" w:hAnsi="Calibri" w:cs="Calibri"/>
+          <w:b/>
+          <w:bCs/>
+          <w:lang w:val="en-US"/>
+        </w:rPr>
+        <w:t xml:space="preserve"> output looks like?</w:t>
       </w:r>
     </w:p>
     <w:p>
@@ -1671,7 +2081,23 @@
           <w:rFonts w:ascii="Calibri" w:hAnsi="Calibri" w:cs="Calibri"/>
           <w:lang w:val="en-US"/>
         </w:rPr>
-        <w:t xml:space="preserve">The Statistics module produce to file for each main effect of interaction of the factorial model: </w:t>
+        <w:t xml:space="preserve">The Statistics module </w:t>
+      </w:r>
+      <w:proofErr w:type="gramStart"/>
+      <w:r>
+        <w:rPr>
+          <w:rFonts w:ascii="Calibri" w:hAnsi="Calibri" w:cs="Calibri"/>
+          <w:lang w:val="en-US"/>
+        </w:rPr>
+        <w:t>produce</w:t>
+      </w:r>
+      <w:proofErr w:type="gramEnd"/>
+      <w:r>
+        <w:rPr>
+          <w:rFonts w:ascii="Calibri" w:hAnsi="Calibri" w:cs="Calibri"/>
+          <w:lang w:val="en-US"/>
+        </w:rPr>
+        <w:t xml:space="preserve"> to file for each main effect of interaction of the factorial model: </w:t>
       </w:r>
     </w:p>
     <w:p>
@@ -1688,6 +2114,7 @@
           <w:lang w:val="en-US"/>
         </w:rPr>
       </w:pPr>
+      <w:proofErr w:type="spellStart"/>
       <w:r>
         <w:rPr>
           <w:rFonts w:ascii="Calibri" w:hAnsi="Calibri" w:cs="Calibri"/>
@@ -1697,6 +2124,7 @@
         </w:rPr>
         <w:t>Pvalues</w:t>
       </w:r>
+      <w:proofErr w:type="spellEnd"/>
       <w:r>
         <w:rPr>
           <w:rFonts w:ascii="Calibri" w:hAnsi="Calibri" w:cs="Calibri"/>
@@ -1767,7 +2195,39 @@
           <w:rFonts w:ascii="Calibri" w:hAnsi="Calibri" w:cs="Calibri"/>
           <w:lang w:val="en-US"/>
         </w:rPr>
-        <w:t>In fact, these values are 1-p because the significant values lie within the 0.95–1 interval (rather than the usual 0–0.05 interval). All zero values indicate that the test was not significant according to the specified criteria. You can use the Cartool software to visualise the results</w:t>
+        <w:t xml:space="preserve">In fact, these values are 1-p because the significant values lie within the 0.95–1 interval (rather than the usual 0–0.05 interval). All zero values indicate that the test was not significant according to the specified criteria. You can use the </w:t>
+      </w:r>
+      <w:proofErr w:type="spellStart"/>
+      <w:r>
+        <w:rPr>
+          <w:rFonts w:ascii="Calibri" w:hAnsi="Calibri" w:cs="Calibri"/>
+          <w:lang w:val="en-US"/>
+        </w:rPr>
+        <w:t>Cartool</w:t>
+      </w:r>
+      <w:proofErr w:type="spellEnd"/>
+      <w:r>
+        <w:rPr>
+          <w:rFonts w:ascii="Calibri" w:hAnsi="Calibri" w:cs="Calibri"/>
+          <w:lang w:val="en-US"/>
+        </w:rPr>
+        <w:t xml:space="preserve"> software to </w:t>
+      </w:r>
+      <w:proofErr w:type="spellStart"/>
+      <w:r>
+        <w:rPr>
+          <w:rFonts w:ascii="Calibri" w:hAnsi="Calibri" w:cs="Calibri"/>
+          <w:lang w:val="en-US"/>
+        </w:rPr>
+        <w:t>visualise</w:t>
+      </w:r>
+      <w:proofErr w:type="spellEnd"/>
+      <w:r>
+        <w:rPr>
+          <w:rFonts w:ascii="Calibri" w:hAnsi="Calibri" w:cs="Calibri"/>
+          <w:lang w:val="en-US"/>
+        </w:rPr>
+        <w:t xml:space="preserve"> the results</w:t>
       </w:r>
       <w:r>
         <w:rPr>
@@ -1874,6 +2334,7 @@
           <w:lang w:val="en-US"/>
         </w:rPr>
       </w:pPr>
+      <w:proofErr w:type="spellStart"/>
       <w:r>
         <w:rPr>
           <w:rFonts w:ascii="Calibri" w:hAnsi="Calibri" w:cs="Calibri"/>
@@ -1883,6 +2344,7 @@
         </w:rPr>
         <w:t>Fvalues</w:t>
       </w:r>
+      <w:proofErr w:type="spellEnd"/>
       <w:r>
         <w:rPr>
           <w:rFonts w:ascii="Calibri" w:hAnsi="Calibri" w:cs="Calibri"/>
@@ -1890,6 +2352,7 @@
         </w:rPr>
         <w:t xml:space="preserve"> or </w:t>
       </w:r>
+      <w:proofErr w:type="spellStart"/>
       <w:r>
         <w:rPr>
           <w:rFonts w:ascii="Calibri" w:hAnsi="Calibri" w:cs="Calibri"/>
@@ -1899,6 +2362,7 @@
         </w:rPr>
         <w:t>Tvalues</w:t>
       </w:r>
+      <w:proofErr w:type="spellEnd"/>
       <w:r>
         <w:rPr>
           <w:rFonts w:ascii="Calibri" w:hAnsi="Calibri" w:cs="Calibri"/>
@@ -1955,6 +2419,7 @@
         </w:rPr>
         <w:t xml:space="preserve"> </w:t>
       </w:r>
+      <w:proofErr w:type="spellStart"/>
       <w:r>
         <w:rPr>
           <w:rFonts w:ascii="Calibri" w:hAnsi="Calibri" w:cs="Calibri"/>
@@ -1962,6 +2427,7 @@
         </w:rPr>
         <w:t>tf</w:t>
       </w:r>
+      <w:proofErr w:type="spellEnd"/>
       <w:r>
         <w:rPr>
           <w:rFonts w:ascii="Calibri" w:hAnsi="Calibri" w:cs="Calibri"/>
@@ -1981,7 +2447,55 @@
           <w:rFonts w:ascii="Calibri" w:hAnsi="Calibri" w:cs="Calibri"/>
           <w:lang w:val="en-US"/>
         </w:rPr>
-        <w:t>not just the significant ones. You can also use the Cartool software to visualise them in a colour-coded format by pressing the button</w:t>
+        <w:t xml:space="preserve">not just the significant ones. You can also use the </w:t>
+      </w:r>
+      <w:proofErr w:type="spellStart"/>
+      <w:r>
+        <w:rPr>
+          <w:rFonts w:ascii="Calibri" w:hAnsi="Calibri" w:cs="Calibri"/>
+          <w:lang w:val="en-US"/>
+        </w:rPr>
+        <w:t>Cartool</w:t>
+      </w:r>
+      <w:proofErr w:type="spellEnd"/>
+      <w:r>
+        <w:rPr>
+          <w:rFonts w:ascii="Calibri" w:hAnsi="Calibri" w:cs="Calibri"/>
+          <w:lang w:val="en-US"/>
+        </w:rPr>
+        <w:t xml:space="preserve"> software to </w:t>
+      </w:r>
+      <w:proofErr w:type="spellStart"/>
+      <w:r>
+        <w:rPr>
+          <w:rFonts w:ascii="Calibri" w:hAnsi="Calibri" w:cs="Calibri"/>
+          <w:lang w:val="en-US"/>
+        </w:rPr>
+        <w:t>visualise</w:t>
+      </w:r>
+      <w:proofErr w:type="spellEnd"/>
+      <w:r>
+        <w:rPr>
+          <w:rFonts w:ascii="Calibri" w:hAnsi="Calibri" w:cs="Calibri"/>
+          <w:lang w:val="en-US"/>
+        </w:rPr>
+        <w:t xml:space="preserve"> them in a </w:t>
+      </w:r>
+      <w:proofErr w:type="spellStart"/>
+      <w:r>
+        <w:rPr>
+          <w:rFonts w:ascii="Calibri" w:hAnsi="Calibri" w:cs="Calibri"/>
+          <w:lang w:val="en-US"/>
+        </w:rPr>
+        <w:t>colour</w:t>
+      </w:r>
+      <w:proofErr w:type="spellEnd"/>
+      <w:r>
+        <w:rPr>
+          <w:rFonts w:ascii="Calibri" w:hAnsi="Calibri" w:cs="Calibri"/>
+          <w:lang w:val="en-US"/>
+        </w:rPr>
+        <w:t>-coded format by pressing the button</w:t>
       </w:r>
       <w:r>
         <w:rPr>
@@ -2105,7 +2619,23 @@
           <w:rFonts w:ascii="Calibri" w:hAnsi="Calibri" w:cs="Calibri"/>
           <w:lang w:val="en-US"/>
         </w:rPr>
-        <w:t>We usually use the le Pvalues file primarily to determine the period and group of electrodes showing a significant difference between the experimental conditions.</w:t>
+        <w:t xml:space="preserve">We usually use the le </w:t>
+      </w:r>
+      <w:proofErr w:type="spellStart"/>
+      <w:r>
+        <w:rPr>
+          <w:rFonts w:ascii="Calibri" w:hAnsi="Calibri" w:cs="Calibri"/>
+          <w:lang w:val="en-US"/>
+        </w:rPr>
+        <w:t>Pvalues</w:t>
+      </w:r>
+      <w:proofErr w:type="spellEnd"/>
+      <w:r>
+        <w:rPr>
+          <w:rFonts w:ascii="Calibri" w:hAnsi="Calibri" w:cs="Calibri"/>
+          <w:lang w:val="en-US"/>
+        </w:rPr>
+        <w:t xml:space="preserve"> file primarily to determine the period and group of electrodes showing a significant difference between the experimental conditions.</w:t>
       </w:r>
     </w:p>
     <w:p>
@@ -2125,7 +2655,27 @@
           <w:lang w:val="en-US"/>
         </w:rPr>
         <w:lastRenderedPageBreak/>
-        <w:t>Which Maltab commands are used for statistical testing?</w:t>
+        <w:t xml:space="preserve">Which </w:t>
+      </w:r>
+      <w:proofErr w:type="spellStart"/>
+      <w:r>
+        <w:rPr>
+          <w:rFonts w:ascii="Calibri" w:hAnsi="Calibri" w:cs="Calibri"/>
+          <w:b/>
+          <w:bCs/>
+          <w:lang w:val="en-US"/>
+        </w:rPr>
+        <w:t>Maltab</w:t>
+      </w:r>
+      <w:proofErr w:type="spellEnd"/>
+      <w:r>
+        <w:rPr>
+          <w:rFonts w:ascii="Calibri" w:hAnsi="Calibri" w:cs="Calibri"/>
+          <w:b/>
+          <w:bCs/>
+          <w:lang w:val="en-US"/>
+        </w:rPr>
+        <w:t xml:space="preserve"> commands are used for statistical testing?</w:t>
       </w:r>
       <w:r>
         <w:rPr>
@@ -2251,6 +2801,7 @@
         </w:rPr>
         <w:t xml:space="preserve">, the module uses the function </w:t>
       </w:r>
+      <w:proofErr w:type="spellStart"/>
       <w:r>
         <w:rPr>
           <w:rFonts w:ascii="Calibri" w:hAnsi="Calibri" w:cs="Calibri"/>
@@ -2260,6 +2811,7 @@
         </w:rPr>
         <w:t>ttest</w:t>
       </w:r>
+      <w:proofErr w:type="spellEnd"/>
     </w:p>
     <w:p>
       <w:pPr>
@@ -2357,6 +2909,7 @@
         </w:rPr>
         <w:t xml:space="preserve">, the module uses </w:t>
       </w:r>
+      <w:proofErr w:type="spellStart"/>
       <w:r>
         <w:rPr>
           <w:rFonts w:ascii="Calibri" w:hAnsi="Calibri" w:cs="Calibri"/>
@@ -2366,6 +2919,7 @@
         </w:rPr>
         <w:t>fitrm</w:t>
       </w:r>
+      <w:proofErr w:type="spellEnd"/>
       <w:r>
         <w:rPr>
           <w:rFonts w:ascii="Calibri" w:hAnsi="Calibri" w:cs="Calibri"/>
@@ -2373,6 +2927,7 @@
         </w:rPr>
         <w:t xml:space="preserve"> then </w:t>
       </w:r>
+      <w:proofErr w:type="spellStart"/>
       <w:r>
         <w:rPr>
           <w:rFonts w:ascii="Calibri" w:hAnsi="Calibri" w:cs="Calibri"/>
@@ -2382,6 +2937,7 @@
         </w:rPr>
         <w:t>rmANOVA</w:t>
       </w:r>
+      <w:proofErr w:type="spellEnd"/>
       <w:r>
         <w:rPr>
           <w:rFonts w:ascii="Calibri" w:hAnsi="Calibri" w:cs="Calibri"/>
@@ -2425,6 +2981,7 @@
         </w:rPr>
         <w:t xml:space="preserve">, the module uses the function </w:t>
       </w:r>
+      <w:proofErr w:type="spellStart"/>
       <w:r>
         <w:rPr>
           <w:rFonts w:ascii="Calibri" w:hAnsi="Calibri" w:cs="Calibri"/>
@@ -2434,20 +2991,30 @@
         </w:rPr>
         <w:t>anovan</w:t>
       </w:r>
-    </w:p>
-    <w:p>
-      <w:pPr>
-        <w:rPr>
-          <w:rFonts w:ascii="Calibri" w:hAnsi="Calibri" w:cs="Calibri"/>
-          <w:lang w:val="en-US"/>
-        </w:rPr>
-      </w:pPr>
-      <w:r>
-        <w:rPr>
-          <w:rFonts w:ascii="Calibri" w:hAnsi="Calibri" w:cs="Calibri"/>
-          <w:lang w:val="en-US"/>
-        </w:rPr>
-        <w:t xml:space="preserve">All of these functions are part of the MATLAB </w:t>
+      <w:proofErr w:type="spellEnd"/>
+    </w:p>
+    <w:p>
+      <w:pPr>
+        <w:rPr>
+          <w:rFonts w:ascii="Calibri" w:hAnsi="Calibri" w:cs="Calibri"/>
+          <w:lang w:val="en-US"/>
+        </w:rPr>
+      </w:pPr>
+      <w:proofErr w:type="gramStart"/>
+      <w:r>
+        <w:rPr>
+          <w:rFonts w:ascii="Calibri" w:hAnsi="Calibri" w:cs="Calibri"/>
+          <w:lang w:val="en-US"/>
+        </w:rPr>
+        <w:t>All of</w:t>
+      </w:r>
+      <w:proofErr w:type="gramEnd"/>
+      <w:r>
+        <w:rPr>
+          <w:rFonts w:ascii="Calibri" w:hAnsi="Calibri" w:cs="Calibri"/>
+          <w:lang w:val="en-US"/>
+        </w:rPr>
+        <w:t xml:space="preserve"> these functions are part of the MATLAB </w:t>
       </w:r>
       <w:r>
         <w:rPr>
@@ -2479,7 +3046,23 @@
           <w:rFonts w:ascii="Calibri" w:hAnsi="Calibri" w:cs="Calibri"/>
           <w:lang w:val="en-US"/>
         </w:rPr>
-        <w:t xml:space="preserve"> module will not run if this add-on package is not installed in your Matlab.</w:t>
+        <w:t xml:space="preserve"> module will not run if this add-on package is not installed in your </w:t>
+      </w:r>
+      <w:proofErr w:type="spellStart"/>
+      <w:r>
+        <w:rPr>
+          <w:rFonts w:ascii="Calibri" w:hAnsi="Calibri" w:cs="Calibri"/>
+          <w:lang w:val="en-US"/>
+        </w:rPr>
+        <w:t>Matlab</w:t>
+      </w:r>
+      <w:proofErr w:type="spellEnd"/>
+      <w:r>
+        <w:rPr>
+          <w:rFonts w:ascii="Calibri" w:hAnsi="Calibri" w:cs="Calibri"/>
+          <w:lang w:val="en-US"/>
+        </w:rPr>
+        <w:t>.</w:t>
       </w:r>
     </w:p>
     <w:p>
@@ -2521,23 +3104,88 @@
           <w:rFonts w:ascii="Calibri" w:hAnsi="Calibri" w:cs="Calibri"/>
           <w:lang w:val="en-US"/>
         </w:rPr>
-        <w:t>Yes, it is a good idea to apply a correction for multiple comparisons, since you are conducting a large number of tests (the number of TFs multiplied by the number of channels), which increases the likelihood of false positives. Therefore, this correction is highly recommended.</w:t>
-      </w:r>
-    </w:p>
-    <w:p>
-      <w:pPr>
-        <w:rPr>
-          <w:rFonts w:ascii="Calibri" w:hAnsi="Calibri" w:cs="Calibri"/>
-          <w:lang w:val="en-US"/>
-        </w:rPr>
-      </w:pPr>
-      <w:r>
-        <w:rPr>
-          <w:rFonts w:ascii="Calibri" w:hAnsi="Calibri" w:cs="Calibri"/>
-          <w:lang w:val="en-US"/>
-        </w:rPr>
-        <w:t xml:space="preserve">To performed this correction, EEGpal use the script </w:t>
-      </w:r>
+        <w:t xml:space="preserve">Yes, it is a good idea to apply </w:t>
+      </w:r>
+      <w:proofErr w:type="gramStart"/>
+      <w:r>
+        <w:rPr>
+          <w:rFonts w:ascii="Calibri" w:hAnsi="Calibri" w:cs="Calibri"/>
+          <w:lang w:val="en-US"/>
+        </w:rPr>
+        <w:t>a correction</w:t>
+      </w:r>
+      <w:proofErr w:type="gramEnd"/>
+      <w:r>
+        <w:rPr>
+          <w:rFonts w:ascii="Calibri" w:hAnsi="Calibri" w:cs="Calibri"/>
+          <w:lang w:val="en-US"/>
+        </w:rPr>
+        <w:t xml:space="preserve"> for multiple comparisons, since you are conducting </w:t>
+      </w:r>
+      <w:proofErr w:type="gramStart"/>
+      <w:r>
+        <w:rPr>
+          <w:rFonts w:ascii="Calibri" w:hAnsi="Calibri" w:cs="Calibri"/>
+          <w:lang w:val="en-US"/>
+        </w:rPr>
+        <w:t>a large number of</w:t>
+      </w:r>
+      <w:proofErr w:type="gramEnd"/>
+      <w:r>
+        <w:rPr>
+          <w:rFonts w:ascii="Calibri" w:hAnsi="Calibri" w:cs="Calibri"/>
+          <w:lang w:val="en-US"/>
+        </w:rPr>
+        <w:t xml:space="preserve"> tests (the number of TFs multiplied by the number of channels), which increases the likelihood of false positives. Therefore, this correction is highly recommended.</w:t>
+      </w:r>
+    </w:p>
+    <w:p>
+      <w:pPr>
+        <w:rPr>
+          <w:rFonts w:ascii="Calibri" w:hAnsi="Calibri" w:cs="Calibri"/>
+          <w:lang w:val="en-US"/>
+        </w:rPr>
+      </w:pPr>
+      <w:r>
+        <w:rPr>
+          <w:rFonts w:ascii="Calibri" w:hAnsi="Calibri" w:cs="Calibri"/>
+          <w:lang w:val="en-US"/>
+        </w:rPr>
+        <w:t xml:space="preserve">To </w:t>
+      </w:r>
+      <w:proofErr w:type="gramStart"/>
+      <w:r>
+        <w:rPr>
+          <w:rFonts w:ascii="Calibri" w:hAnsi="Calibri" w:cs="Calibri"/>
+          <w:lang w:val="en-US"/>
+        </w:rPr>
+        <w:t>performed</w:t>
+      </w:r>
+      <w:proofErr w:type="gramEnd"/>
+      <w:r>
+        <w:rPr>
+          <w:rFonts w:ascii="Calibri" w:hAnsi="Calibri" w:cs="Calibri"/>
+          <w:lang w:val="en-US"/>
+        </w:rPr>
+        <w:t xml:space="preserve"> this correction, </w:t>
+      </w:r>
+      <w:proofErr w:type="spellStart"/>
+      <w:r>
+        <w:rPr>
+          <w:rFonts w:ascii="Calibri" w:hAnsi="Calibri" w:cs="Calibri"/>
+          <w:lang w:val="en-US"/>
+        </w:rPr>
+        <w:t>EEGpal</w:t>
+      </w:r>
+      <w:proofErr w:type="spellEnd"/>
+      <w:r>
+        <w:rPr>
+          <w:rFonts w:ascii="Calibri" w:hAnsi="Calibri" w:cs="Calibri"/>
+          <w:lang w:val="en-US"/>
+        </w:rPr>
+        <w:t xml:space="preserve"> use the script </w:t>
+      </w:r>
+      <w:proofErr w:type="spellStart"/>
       <w:r>
         <w:rPr>
           <w:rFonts w:ascii="Calibri" w:hAnsi="Calibri" w:cs="Calibri"/>
@@ -2545,14 +3193,40 @@
           <w:bCs/>
           <w:lang w:val="en-US"/>
         </w:rPr>
-        <w:t xml:space="preserve">fdr_bh </w:t>
-      </w:r>
-      <w:r>
-        <w:rPr>
-          <w:rFonts w:ascii="Calibri" w:hAnsi="Calibri" w:cs="Calibri"/>
-          <w:lang w:val="en-US"/>
-        </w:rPr>
-        <w:t xml:space="preserve">of David Groppe (Version 2.3.0.0) download on Matlab central at the following link: </w:t>
+        <w:t>fdr_bh</w:t>
+      </w:r>
+      <w:proofErr w:type="spellEnd"/>
+      <w:r>
+        <w:rPr>
+          <w:rFonts w:ascii="Calibri" w:hAnsi="Calibri" w:cs="Calibri"/>
+          <w:b/>
+          <w:bCs/>
+          <w:lang w:val="en-US"/>
+        </w:rPr>
+        <w:t xml:space="preserve"> </w:t>
+      </w:r>
+      <w:r>
+        <w:rPr>
+          <w:rFonts w:ascii="Calibri" w:hAnsi="Calibri" w:cs="Calibri"/>
+          <w:lang w:val="en-US"/>
+        </w:rPr>
+        <w:t xml:space="preserve">of David Groppe (Version 2.3.0.0) download on </w:t>
+      </w:r>
+      <w:proofErr w:type="spellStart"/>
+      <w:r>
+        <w:rPr>
+          <w:rFonts w:ascii="Calibri" w:hAnsi="Calibri" w:cs="Calibri"/>
+          <w:lang w:val="en-US"/>
+        </w:rPr>
+        <w:t>Matlab</w:t>
+      </w:r>
+      <w:proofErr w:type="spellEnd"/>
+      <w:r>
+        <w:rPr>
+          <w:rFonts w:ascii="Calibri" w:hAnsi="Calibri" w:cs="Calibri"/>
+          <w:lang w:val="en-US"/>
+        </w:rPr>
+        <w:t xml:space="preserve"> central at the following link: </w:t>
       </w:r>
       <w:hyperlink r:id="rId15" w:history="1">
         <w:r>
@@ -2585,7 +3259,102 @@
           <w:lang w:val="en-US"/>
         </w:rPr>
         <w:br/>
-        <w:t xml:space="preserve">David Groppe (2025). fdr_bh (https://www.mathworks.com/matlabcentral/fileexchange/27418-fdr_bh), MATLAB Central File Exchange. Retrieved February 16, 2025. </w:t>
+        <w:t xml:space="preserve">David Groppe (2025). </w:t>
+      </w:r>
+      <w:proofErr w:type="spellStart"/>
+      <w:r>
+        <w:rPr>
+          <w:rFonts w:ascii="Calibri" w:hAnsi="Calibri" w:cs="Calibri"/>
+          <w:lang w:val="en-US"/>
+        </w:rPr>
+        <w:t>fdr_bh</w:t>
+      </w:r>
+      <w:proofErr w:type="spellEnd"/>
+      <w:r>
+        <w:rPr>
+          <w:rFonts w:ascii="Calibri" w:hAnsi="Calibri" w:cs="Calibri"/>
+          <w:lang w:val="en-US"/>
+        </w:rPr>
+        <w:t xml:space="preserve"> (https://www.mathworks.com/matlabcentral/fileexchange/27418-fdr_bh), MATLAB Central File Exchange. Retrieved February 16, 2025. </w:t>
+      </w:r>
+    </w:p>
+    <w:p>
+      <w:pPr>
+        <w:rPr>
+          <w:rFonts w:ascii="Calibri" w:hAnsi="Calibri" w:cs="Calibri"/>
+          <w:lang w:val="en-US"/>
+        </w:rPr>
+      </w:pPr>
+      <w:r>
+        <w:rPr>
+          <w:rFonts w:ascii="Calibri" w:hAnsi="Calibri" w:cs="Calibri"/>
+          <w:lang w:val="en-US"/>
+        </w:rPr>
+        <w:t xml:space="preserve">It is important to note that the correction is made over the number of channels and not the number of TF. Indeed, the correction is computed separately for each TF. This is the strategy used in </w:t>
+      </w:r>
+      <w:proofErr w:type="spellStart"/>
+      <w:r>
+        <w:rPr>
+          <w:rFonts w:ascii="Calibri" w:hAnsi="Calibri" w:cs="Calibri"/>
+          <w:lang w:val="en-US"/>
+        </w:rPr>
+        <w:t>Cartool</w:t>
+      </w:r>
+      <w:proofErr w:type="spellEnd"/>
+      <w:r>
+        <w:rPr>
+          <w:rFonts w:ascii="Calibri" w:hAnsi="Calibri" w:cs="Calibri"/>
+          <w:lang w:val="en-US"/>
+        </w:rPr>
+        <w:t xml:space="preserve"> because correcting for the number of all tested point (</w:t>
+      </w:r>
+      <w:proofErr w:type="spellStart"/>
+      <w:r>
+        <w:rPr>
+          <w:rFonts w:ascii="Calibri" w:hAnsi="Calibri" w:cs="Calibri"/>
+          <w:lang w:val="en-US"/>
+        </w:rPr>
+        <w:t>nb</w:t>
+      </w:r>
+      <w:proofErr w:type="spellEnd"/>
+      <w:r>
+        <w:rPr>
+          <w:rFonts w:ascii="Calibri" w:hAnsi="Calibri" w:cs="Calibri"/>
+          <w:lang w:val="en-US"/>
+        </w:rPr>
+        <w:t xml:space="preserve"> electrode x </w:t>
+      </w:r>
+      <w:proofErr w:type="spellStart"/>
+      <w:r>
+        <w:rPr>
+          <w:rFonts w:ascii="Calibri" w:hAnsi="Calibri" w:cs="Calibri"/>
+          <w:lang w:val="en-US"/>
+        </w:rPr>
+        <w:t>nb</w:t>
+      </w:r>
+      <w:proofErr w:type="spellEnd"/>
+      <w:r>
+        <w:rPr>
+          <w:rFonts w:ascii="Calibri" w:hAnsi="Calibri" w:cs="Calibri"/>
+          <w:lang w:val="en-US"/>
+        </w:rPr>
+        <w:t xml:space="preserve"> of TF) is too conservative. In addition, the results between TF are not independent between them (value for the numbers TF is strongly correlated with current TF). It is why we decided to apply the correction separately </w:t>
+      </w:r>
+      <w:proofErr w:type="gramStart"/>
+      <w:r>
+        <w:rPr>
+          <w:rFonts w:ascii="Calibri" w:hAnsi="Calibri" w:cs="Calibri"/>
+          <w:lang w:val="en-US"/>
+        </w:rPr>
+        <w:t>per</w:t>
+      </w:r>
+      <w:proofErr w:type="gramEnd"/>
+      <w:r>
+        <w:rPr>
+          <w:rFonts w:ascii="Calibri" w:hAnsi="Calibri" w:cs="Calibri"/>
+          <w:lang w:val="en-US"/>
+        </w:rPr>
+        <w:t xml:space="preserve"> TF. </w:t>
       </w:r>
     </w:p>
     <w:p>

--- a/Manuels/Manuel_Statistics_module.docx
+++ b/Manuels/Manuel_Statistics_module.docx
@@ -1633,6 +1633,52 @@
         </w:rPr>
         <w:t xml:space="preserve">. </w:t>
       </w:r>
+      <w:r>
+        <w:rPr>
+          <w:rFonts w:ascii="Calibri" w:hAnsi="Calibri" w:cs="Calibri"/>
+          <w:lang w:val="en-US"/>
+        </w:rPr>
+        <w:br/>
+      </w:r>
+      <w:r>
+        <w:rPr>
+          <w:rFonts w:ascii="Calibri" w:hAnsi="Calibri" w:cs="Calibri"/>
+          <w:lang w:val="en-US"/>
+        </w:rPr>
+        <w:t xml:space="preserve">WARNING: Separate corrections are applied to the EEG and supplementary (Avg, GFP and GMD) channels. For example, if you have an EEG with 64 electrodes and activate the GFP option, </w:t>
+      </w:r>
+      <w:proofErr w:type="spellStart"/>
+      <w:r>
+        <w:rPr>
+          <w:rFonts w:ascii="Calibri" w:hAnsi="Calibri" w:cs="Calibri"/>
+          <w:lang w:val="en-US"/>
+        </w:rPr>
+        <w:t>EEGpal</w:t>
+      </w:r>
+      <w:proofErr w:type="spellEnd"/>
+      <w:r>
+        <w:rPr>
+          <w:rFonts w:ascii="Calibri" w:hAnsi="Calibri" w:cs="Calibri"/>
+          <w:lang w:val="en-US"/>
+        </w:rPr>
+        <w:t xml:space="preserve"> will first apply a correction to the EEG channels according to the number of electrodes (i.e. a separate correction for each time frame</w:t>
+      </w:r>
+      <w:proofErr w:type="gramStart"/>
+      <w:r>
+        <w:rPr>
+          <w:rFonts w:ascii="Calibri" w:hAnsi="Calibri" w:cs="Calibri"/>
+          <w:lang w:val="en-US"/>
+        </w:rPr>
+        <w:t>), and</w:t>
+      </w:r>
+      <w:proofErr w:type="gramEnd"/>
+      <w:r>
+        <w:rPr>
+          <w:rFonts w:ascii="Calibri" w:hAnsi="Calibri" w:cs="Calibri"/>
+          <w:lang w:val="en-US"/>
+        </w:rPr>
+        <w:t xml:space="preserve"> then apply a correction to the GFP channels according to the number of time frames.</w:t>
+      </w:r>
     </w:p>
     <w:p>
       <w:pPr>
@@ -2325,12 +2371,78 @@
     <w:p>
       <w:pPr>
         <w:pStyle w:val="ListParagraph"/>
+        <w:rPr>
+          <w:rFonts w:ascii="Calibri" w:hAnsi="Calibri" w:cs="Calibri"/>
+          <w:lang w:val="en-US"/>
+        </w:rPr>
+      </w:pPr>
+      <w:r>
+        <w:rPr>
+          <w:rFonts w:ascii="Calibri" w:hAnsi="Calibri" w:cs="Calibri"/>
+          <w:b/>
+          <w:bCs/>
+          <w:lang w:val="en-US"/>
+        </w:rPr>
+        <w:t>WARNING</w:t>
+      </w:r>
+      <w:r>
+        <w:rPr>
+          <w:rFonts w:ascii="Calibri" w:hAnsi="Calibri" w:cs="Calibri"/>
+          <w:lang w:val="en-US"/>
+        </w:rPr>
+        <w:t xml:space="preserve">: </w:t>
+      </w:r>
+      <w:r>
+        <w:rPr>
+          <w:rFonts w:ascii="Calibri" w:hAnsi="Calibri" w:cs="Calibri"/>
+          <w:lang w:val="en-US"/>
+        </w:rPr>
+        <w:t>If you have selected an FDR correction for multiple comparisons, the p-values in this file are the original values before correction</w:t>
+      </w:r>
+      <w:r>
+        <w:rPr>
+          <w:rFonts w:ascii="Calibri" w:hAnsi="Calibri" w:cs="Calibri"/>
+          <w:lang w:val="en-US"/>
+        </w:rPr>
+        <w:t xml:space="preserve"> </w:t>
+      </w:r>
+      <w:r>
+        <w:rPr>
+          <w:rFonts w:ascii="Calibri" w:hAnsi="Calibri" w:cs="Calibri"/>
+          <w:lang w:val="en-US"/>
+        </w:rPr>
+        <w:t>(and not the q-adjusted values)</w:t>
+      </w:r>
+      <w:r>
+        <w:rPr>
+          <w:rFonts w:ascii="Calibri" w:hAnsi="Calibri" w:cs="Calibri"/>
+          <w:lang w:val="en-US"/>
+        </w:rPr>
+        <w:t>. The correction replaces any p-value with 0 if it does not survive the correction.</w:t>
+      </w:r>
+    </w:p>
+    <w:p>
+      <w:pPr>
+        <w:pStyle w:val="ListParagraph"/>
+        <w:rPr>
+          <w:rFonts w:ascii="Calibri" w:hAnsi="Calibri" w:cs="Calibri"/>
+          <w:b/>
+          <w:bCs/>
+          <w:lang w:val="en-US"/>
+        </w:rPr>
+      </w:pPr>
+    </w:p>
+    <w:p>
+      <w:pPr>
+        <w:pStyle w:val="ListParagraph"/>
         <w:numPr>
           <w:ilvl w:val="0"/>
           <w:numId w:val="3"/>
         </w:numPr>
         <w:rPr>
           <w:rFonts w:ascii="Calibri" w:hAnsi="Calibri" w:cs="Calibri"/>
+          <w:b/>
+          <w:bCs/>
           <w:lang w:val="en-US"/>
         </w:rPr>
       </w:pPr>
@@ -2348,6 +2460,8 @@
       <w:r>
         <w:rPr>
           <w:rFonts w:ascii="Calibri" w:hAnsi="Calibri" w:cs="Calibri"/>
+          <w:i/>
+          <w:iCs/>
           <w:lang w:val="en-US"/>
         </w:rPr>
         <w:t xml:space="preserve"> or </w:t>
@@ -2564,6 +2678,13 @@
           <w:lang w:val="en-US"/>
         </w:rPr>
         <w:br/>
+      </w:r>
+      <w:r>
+        <w:rPr>
+          <w:rFonts w:ascii="Calibri" w:hAnsi="Calibri" w:cs="Calibri"/>
+          <w:lang w:val="en-US"/>
+        </w:rPr>
+        <w:lastRenderedPageBreak/>
         <w:t xml:space="preserve"> </w:t>
       </w:r>
       <w:r>
@@ -2606,6 +2727,22 @@
           </wp:inline>
         </w:drawing>
       </w:r>
+      <w:r>
+        <w:rPr>
+          <w:rFonts w:ascii="Calibri" w:hAnsi="Calibri" w:cs="Calibri"/>
+          <w:lang w:val="en-US"/>
+        </w:rPr>
+        <w:br/>
+      </w:r>
+    </w:p>
+    <w:p>
+      <w:pPr>
+        <w:pStyle w:val="ListParagraph"/>
+        <w:rPr>
+          <w:rFonts w:ascii="Calibri" w:hAnsi="Calibri" w:cs="Calibri"/>
+          <w:lang w:val="en-US"/>
+        </w:rPr>
+      </w:pPr>
     </w:p>
     <w:p>
       <w:pPr>
@@ -2654,7 +2791,6 @@
           <w:bCs/>
           <w:lang w:val="en-US"/>
         </w:rPr>
-        <w:lastRenderedPageBreak/>
         <w:t xml:space="preserve">Which </w:t>
       </w:r>
       <w:proofErr w:type="spellStart"/>
@@ -3290,7 +3426,21 @@
           <w:rFonts w:ascii="Calibri" w:hAnsi="Calibri" w:cs="Calibri"/>
           <w:lang w:val="en-US"/>
         </w:rPr>
-        <w:t xml:space="preserve">It is important to note that the correction is made over the number of channels and not the number of TF. Indeed, the correction is computed separately for each TF. This is the strategy used in </w:t>
+        <w:t>It is important to note that the correction is made over the number of channels and not the number of TF</w:t>
+      </w:r>
+      <w:r>
+        <w:rPr>
+          <w:rFonts w:ascii="Calibri" w:hAnsi="Calibri" w:cs="Calibri"/>
+          <w:lang w:val="en-US"/>
+        </w:rPr>
+        <w:t xml:space="preserve"> for the EEG</w:t>
+      </w:r>
+      <w:r>
+        <w:rPr>
+          <w:rFonts w:ascii="Calibri" w:hAnsi="Calibri" w:cs="Calibri"/>
+          <w:lang w:val="en-US"/>
+        </w:rPr>
+        <w:t xml:space="preserve">. Indeed, the correction is computed separately for each TF. This is the strategy used in </w:t>
       </w:r>
       <w:proofErr w:type="spellStart"/>
       <w:r>
@@ -3338,7 +3488,15 @@
           <w:rFonts w:ascii="Calibri" w:hAnsi="Calibri" w:cs="Calibri"/>
           <w:lang w:val="en-US"/>
         </w:rPr>
-        <w:t xml:space="preserve"> of TF) is too conservative. In addition, the results between TF are not independent between them (value for the numbers TF is strongly correlated with current TF). It is why we decided to apply the correction separately </w:t>
+        <w:t xml:space="preserve"> of TF) is too conservative. In addition, the results between TF are not independent between them (value for the </w:t>
+      </w:r>
+      <w:r>
+        <w:rPr>
+          <w:rFonts w:ascii="Calibri" w:hAnsi="Calibri" w:cs="Calibri"/>
+          <w:lang w:val="en-US"/>
+        </w:rPr>
+        <w:lastRenderedPageBreak/>
+        <w:t xml:space="preserve">numbers TF is strongly correlated with current TF). It is why we decided to apply the correction separately </w:t>
       </w:r>
       <w:proofErr w:type="gramStart"/>
       <w:r>
@@ -3355,6 +3513,20 @@
           <w:lang w:val="en-US"/>
         </w:rPr>
         <w:t xml:space="preserve"> TF. </w:t>
+      </w:r>
+      <w:r>
+        <w:rPr>
+          <w:rFonts w:ascii="Calibri" w:hAnsi="Calibri" w:cs="Calibri"/>
+          <w:lang w:val="en-US"/>
+        </w:rPr>
+        <w:br/>
+      </w:r>
+      <w:r>
+        <w:rPr>
+          <w:rFonts w:ascii="Calibri" w:hAnsi="Calibri" w:cs="Calibri"/>
+          <w:lang w:val="en-US"/>
+        </w:rPr>
+        <w:t xml:space="preserve">In the case of the additional computed channels (Avg, GFP and GMD), the correction is applied separately to each of them according to the number of time frames.  </w:t>
       </w:r>
     </w:p>
     <w:p>

--- a/Manuels/Manuel_Statistics_module.docx
+++ b/Manuels/Manuel_Statistics_module.docx
@@ -73,14 +73,14 @@
           <w:rFonts w:ascii="Calibri" w:hAnsi="Calibri" w:cs="Calibri"/>
           <w:lang w:val="en-US"/>
         </w:rPr>
-        <w:t>.0</w:t>
-      </w:r>
-      <w:r>
-        <w:rPr>
-          <w:rFonts w:ascii="Calibri" w:hAnsi="Calibri" w:cs="Calibri"/>
-          <w:lang w:val="en-US"/>
-        </w:rPr>
-        <w:t>1</w:t>
+        <w:t>.</w:t>
+      </w:r>
+      <w:r>
+        <w:rPr>
+          <w:rFonts w:ascii="Calibri" w:hAnsi="Calibri" w:cs="Calibri"/>
+          <w:lang w:val="en-US"/>
+        </w:rPr>
+        <w:t>16</w:t>
       </w:r>
       <w:r>
         <w:rPr>
@@ -94,7 +94,7 @@
           <w:rFonts w:ascii="Calibri" w:hAnsi="Calibri" w:cs="Calibri"/>
           <w:lang w:val="en-US"/>
         </w:rPr>
-        <w:t>20</w:t>
+        <w:t>13</w:t>
       </w:r>
       <w:r>
         <w:rPr>
@@ -108,7 +108,7 @@
           <w:rFonts w:ascii="Calibri" w:hAnsi="Calibri" w:cs="Calibri"/>
           <w:lang w:val="en-US"/>
         </w:rPr>
-        <w:t>11</w:t>
+        <w:t>09</w:t>
       </w:r>
       <w:r>
         <w:rPr>
@@ -122,7 +122,7 @@
           <w:rFonts w:ascii="Calibri" w:hAnsi="Calibri" w:cs="Calibri"/>
           <w:lang w:val="en-US"/>
         </w:rPr>
-        <w:t>5</w:t>
+        <w:t>6</w:t>
       </w:r>
     </w:p>
     <w:p>
@@ -361,14 +361,21 @@
           <w:rFonts w:ascii="Calibri" w:hAnsi="Calibri" w:cs="Calibri"/>
           <w:lang w:val="en-US"/>
         </w:rPr>
-        <w:t>T</w:t>
-      </w:r>
-      <w:r>
-        <w:rPr>
-          <w:rFonts w:ascii="Calibri" w:hAnsi="Calibri" w:cs="Calibri"/>
-          <w:lang w:val="en-US"/>
-        </w:rPr>
-        <w:t xml:space="preserve">he </w:t>
+        <w:t xml:space="preserve">The parametric and ANOVA test </w:t>
+      </w:r>
+      <w:r>
+        <w:rPr>
+          <w:rFonts w:ascii="Calibri" w:hAnsi="Calibri" w:cs="Calibri"/>
+          <w:lang w:val="en-US"/>
+        </w:rPr>
+        <w:t xml:space="preserve">required </w:t>
+      </w:r>
+      <w:r>
+        <w:rPr>
+          <w:rFonts w:ascii="Calibri" w:hAnsi="Calibri" w:cs="Calibri"/>
+          <w:lang w:val="en-US"/>
+        </w:rPr>
+        <w:t xml:space="preserve">the MATLAB </w:t>
       </w:r>
       <w:r>
         <w:rPr>
@@ -377,36 +384,6 @@
           <w:bCs/>
           <w:lang w:val="en-US"/>
         </w:rPr>
-        <w:t>Statistics</w:t>
-      </w:r>
-      <w:r>
-        <w:rPr>
-          <w:rFonts w:ascii="Calibri" w:hAnsi="Calibri" w:cs="Calibri"/>
-          <w:lang w:val="en-US"/>
-        </w:rPr>
-        <w:t xml:space="preserve"> module </w:t>
-      </w:r>
-      <w:r>
-        <w:rPr>
-          <w:rFonts w:ascii="Calibri" w:hAnsi="Calibri" w:cs="Calibri"/>
-          <w:lang w:val="en-US"/>
-        </w:rPr>
-        <w:t xml:space="preserve">required </w:t>
-      </w:r>
-      <w:r>
-        <w:rPr>
-          <w:rFonts w:ascii="Calibri" w:hAnsi="Calibri" w:cs="Calibri"/>
-          <w:lang w:val="en-US"/>
-        </w:rPr>
-        <w:t xml:space="preserve">the MATLAB </w:t>
-      </w:r>
-      <w:r>
-        <w:rPr>
-          <w:rFonts w:ascii="Calibri" w:hAnsi="Calibri" w:cs="Calibri"/>
-          <w:b/>
-          <w:bCs/>
-          <w:lang w:val="en-US"/>
-        </w:rPr>
         <w:t>Statistics and Machine Learning Toolbox</w:t>
       </w:r>
       <w:r>
@@ -422,6 +399,29 @@
           <w:lang w:val="en-US"/>
         </w:rPr>
         <w:t xml:space="preserve"> to work.</w:t>
+      </w:r>
+      <w:r>
+        <w:rPr>
+          <w:rFonts w:ascii="Calibri" w:hAnsi="Calibri" w:cs="Calibri"/>
+          <w:lang w:val="en-US"/>
+        </w:rPr>
+        <w:t xml:space="preserve"> It is not required for the non-parametric paired or unpaired T-test because it </w:t>
+      </w:r>
+      <w:proofErr w:type="gramStart"/>
+      <w:r>
+        <w:rPr>
+          <w:rFonts w:ascii="Calibri" w:hAnsi="Calibri" w:cs="Calibri"/>
+          <w:lang w:val="en-US"/>
+        </w:rPr>
+        <w:t>use</w:t>
+      </w:r>
+      <w:proofErr w:type="gramEnd"/>
+      <w:r>
+        <w:rPr>
+          <w:rFonts w:ascii="Calibri" w:hAnsi="Calibri" w:cs="Calibri"/>
+          <w:lang w:val="en-US"/>
+        </w:rPr>
+        <w:t xml:space="preserve"> Fieldtrip functions.</w:t>
       </w:r>
     </w:p>
     <w:p>
@@ -751,7 +751,6 @@
           <w:rFonts w:ascii="Calibri" w:hAnsi="Calibri" w:cs="Calibri"/>
           <w:lang w:val="en-US"/>
         </w:rPr>
-        <w:lastRenderedPageBreak/>
         <w:t>Statistics</w:t>
       </w:r>
     </w:p>
@@ -766,14 +765,13 @@
       <w:r>
         <w:rPr>
           <w:rFonts w:ascii="Calibri" w:hAnsi="Calibri" w:cs="Calibri"/>
-          <w:noProof/>
           <w:lang w:val="en-US"/>
         </w:rPr>
         <w:drawing>
-          <wp:inline distT="0" distB="0" distL="0" distR="0" wp14:anchorId="4E0A12B6" wp14:editId="18323D7A">
-            <wp:extent cx="5760720" cy="2806065"/>
+          <wp:inline distT="0" distB="0" distL="0" distR="0" wp14:anchorId="5324EBE5" wp14:editId="30681751">
+            <wp:extent cx="5760720" cy="4457700"/>
             <wp:effectExtent l="0" t="0" r="0" b="0"/>
-            <wp:docPr id="184227185" name="Picture 1" descr="A screenshot of a computer&#10;&#10;AI-generated content may be incorrect."/>
+            <wp:docPr id="1250512486" name="Picture 1"/>
             <wp:cNvGraphicFramePr>
               <a:graphicFrameLocks xmlns:a="http://schemas.openxmlformats.org/drawingml/2006/main" noChangeAspect="1"/>
             </wp:cNvGraphicFramePr>
@@ -781,7 +779,7 @@
               <a:graphicData uri="http://schemas.openxmlformats.org/drawingml/2006/picture">
                 <pic:pic xmlns:pic="http://schemas.openxmlformats.org/drawingml/2006/picture">
                   <pic:nvPicPr>
-                    <pic:cNvPr id="184227185" name="Picture 1" descr="A screenshot of a computer&#10;&#10;AI-generated content may be incorrect."/>
+                    <pic:cNvPr id="1250512486" name=""/>
                     <pic:cNvPicPr/>
                   </pic:nvPicPr>
                   <pic:blipFill>
@@ -793,7 +791,7 @@
                   <pic:spPr>
                     <a:xfrm>
                       <a:off x="0" y="0"/>
-                      <a:ext cx="5760720" cy="2806065"/>
+                      <a:ext cx="5760720" cy="4457700"/>
                     </a:xfrm>
                     <a:prstGeom prst="rect">
                       <a:avLst/>
@@ -808,6 +806,25 @@
     </w:p>
     <w:p>
       <w:pPr>
+        <w:rPr>
+          <w:rFonts w:ascii="Calibri" w:hAnsi="Calibri" w:cs="Calibri"/>
+          <w:b/>
+          <w:bCs/>
+          <w:lang w:val="en-US"/>
+        </w:rPr>
+      </w:pPr>
+      <w:r>
+        <w:rPr>
+          <w:rFonts w:ascii="Calibri" w:hAnsi="Calibri" w:cs="Calibri"/>
+          <w:b/>
+          <w:bCs/>
+          <w:lang w:val="en-US"/>
+        </w:rPr>
+        <w:t xml:space="preserve">Pannel A: </w:t>
+      </w:r>
+    </w:p>
+    <w:p>
+      <w:pPr>
         <w:pStyle w:val="ListParagraph"/>
         <w:numPr>
           <w:ilvl w:val="0"/>
@@ -1296,6 +1313,7 @@
           <w:rFonts w:ascii="Calibri" w:hAnsi="Calibri" w:cs="Calibri"/>
           <w:lang w:val="en-US"/>
         </w:rPr>
+        <w:lastRenderedPageBreak/>
         <w:t xml:space="preserve"> </w:t>
       </w:r>
       <w:r>
@@ -1614,7 +1632,6 @@
           <w:rFonts w:ascii="Calibri" w:hAnsi="Calibri" w:cs="Calibri"/>
           <w:lang w:val="en-US"/>
         </w:rPr>
-        <w:lastRenderedPageBreak/>
         <w:t xml:space="preserve">You can specify the False Discovery rate (q) you want to apply. Usually, the value of 0.05 is quite standard. See the FAQ for more </w:t>
       </w:r>
       <w:proofErr w:type="gramStart"/>
@@ -2236,12 +2253,157 @@
         </w:rPr>
         <w:t xml:space="preserve">. </w:t>
       </w:r>
-      <w:r>
-        <w:rPr>
-          <w:rFonts w:ascii="Calibri" w:hAnsi="Calibri" w:cs="Calibri"/>
-          <w:lang w:val="en-US"/>
-        </w:rPr>
-        <w:t xml:space="preserve">In fact, these values are 1-p because the significant values lie within the 0.95–1 interval (rather than the usual 0–0.05 interval). All zero values indicate that the test was not significant according to the specified criteria. You can use the </w:t>
+      <w:proofErr w:type="spellStart"/>
+      <w:r>
+        <w:rPr>
+          <w:rFonts w:ascii="Calibri" w:hAnsi="Calibri" w:cs="Calibri"/>
+          <w:lang w:val="en-US"/>
+        </w:rPr>
+        <w:t>Acoording</w:t>
+      </w:r>
+      <w:proofErr w:type="spellEnd"/>
+      <w:r>
+        <w:rPr>
+          <w:rFonts w:ascii="Calibri" w:hAnsi="Calibri" w:cs="Calibri"/>
+          <w:lang w:val="en-US"/>
+        </w:rPr>
+        <w:t xml:space="preserve"> the option you have choose in </w:t>
+      </w:r>
+      <w:r>
+        <w:rPr>
+          <w:rFonts w:ascii="Calibri" w:hAnsi="Calibri" w:cs="Calibri"/>
+          <w:b/>
+          <w:bCs/>
+          <w:lang w:val="en-US"/>
+        </w:rPr>
+        <w:t>X</w:t>
+      </w:r>
+      <w:r>
+        <w:rPr>
+          <w:rFonts w:ascii="Calibri" w:hAnsi="Calibri" w:cs="Calibri"/>
+          <w:lang w:val="en-US"/>
+        </w:rPr>
+        <w:t xml:space="preserve">, value </w:t>
+      </w:r>
+      <w:proofErr w:type="gramStart"/>
+      <w:r>
+        <w:rPr>
+          <w:rFonts w:ascii="Calibri" w:hAnsi="Calibri" w:cs="Calibri"/>
+          <w:lang w:val="en-US"/>
+        </w:rPr>
+        <w:t>are</w:t>
+      </w:r>
+      <w:proofErr w:type="gramEnd"/>
+      <w:r>
+        <w:rPr>
+          <w:rFonts w:ascii="Calibri" w:hAnsi="Calibri" w:cs="Calibri"/>
+          <w:lang w:val="en-US"/>
+        </w:rPr>
+        <w:t xml:space="preserve"> 1-p (</w:t>
+      </w:r>
+      <w:r>
+        <w:rPr>
+          <w:rFonts w:ascii="Calibri" w:hAnsi="Calibri" w:cs="Calibri"/>
+          <w:lang w:val="en-US"/>
+        </w:rPr>
+        <w:t>significant values lie within the 0.95–1 interval</w:t>
+      </w:r>
+      <w:r>
+        <w:rPr>
+          <w:rFonts w:ascii="Calibri" w:hAnsi="Calibri" w:cs="Calibri"/>
+          <w:lang w:val="en-US"/>
+        </w:rPr>
+        <w:t>) or p (</w:t>
+      </w:r>
+      <w:r>
+        <w:rPr>
+          <w:rFonts w:ascii="Calibri" w:hAnsi="Calibri" w:cs="Calibri"/>
+          <w:lang w:val="en-US"/>
+        </w:rPr>
+        <w:t>rather than the usual 0–0.05 interval</w:t>
+      </w:r>
+      <w:r>
+        <w:rPr>
+          <w:rFonts w:ascii="Calibri" w:hAnsi="Calibri" w:cs="Calibri"/>
+          <w:lang w:val="en-US"/>
+        </w:rPr>
+        <w:t xml:space="preserve">). </w:t>
+      </w:r>
+      <w:proofErr w:type="gramStart"/>
+      <w:r>
+        <w:rPr>
+          <w:rFonts w:ascii="Calibri" w:hAnsi="Calibri" w:cs="Calibri"/>
+          <w:lang w:val="en-US"/>
+        </w:rPr>
+        <w:t>The option</w:t>
+      </w:r>
+      <w:proofErr w:type="gramEnd"/>
+      <w:r>
+        <w:rPr>
+          <w:rFonts w:ascii="Calibri" w:hAnsi="Calibri" w:cs="Calibri"/>
+          <w:lang w:val="en-US"/>
+        </w:rPr>
+        <w:t xml:space="preserve"> 1-p is the default because it makes the visualization of the results easier in </w:t>
+      </w:r>
+      <w:proofErr w:type="spellStart"/>
+      <w:r>
+        <w:rPr>
+          <w:rFonts w:ascii="Calibri" w:hAnsi="Calibri" w:cs="Calibri"/>
+          <w:lang w:val="en-US"/>
+        </w:rPr>
+        <w:t>Cartool</w:t>
+      </w:r>
+      <w:proofErr w:type="spellEnd"/>
+      <w:r>
+        <w:rPr>
+          <w:rFonts w:ascii="Calibri" w:hAnsi="Calibri" w:cs="Calibri"/>
+          <w:lang w:val="en-US"/>
+        </w:rPr>
+        <w:t xml:space="preserve">. However, you can change (for example if you </w:t>
+      </w:r>
+      <w:proofErr w:type="gramStart"/>
+      <w:r>
+        <w:rPr>
+          <w:rFonts w:ascii="Calibri" w:hAnsi="Calibri" w:cs="Calibri"/>
+          <w:lang w:val="en-US"/>
+        </w:rPr>
+        <w:t>export</w:t>
+      </w:r>
+      <w:proofErr w:type="gramEnd"/>
+      <w:r>
+        <w:rPr>
+          <w:rFonts w:ascii="Calibri" w:hAnsi="Calibri" w:cs="Calibri"/>
+          <w:lang w:val="en-US"/>
+        </w:rPr>
+        <w:t xml:space="preserve"> in the .csv file). </w:t>
+      </w:r>
+      <w:r>
+        <w:rPr>
+          <w:rFonts w:ascii="Calibri" w:hAnsi="Calibri" w:cs="Calibri"/>
+          <w:lang w:val="en-US"/>
+        </w:rPr>
+        <w:br/>
+      </w:r>
+      <w:r>
+        <w:rPr>
+          <w:rFonts w:ascii="Calibri" w:hAnsi="Calibri" w:cs="Calibri"/>
+          <w:lang w:val="en-US"/>
+        </w:rPr>
+        <w:t xml:space="preserve">All zero values indicate that the test was not significant according to the specified criteria. </w:t>
+      </w:r>
+      <w:r>
+        <w:rPr>
+          <w:rFonts w:ascii="Calibri" w:hAnsi="Calibri" w:cs="Calibri"/>
+          <w:lang w:val="en-US"/>
+        </w:rPr>
+        <w:br/>
+      </w:r>
+      <w:r>
+        <w:rPr>
+          <w:rFonts w:ascii="Calibri" w:hAnsi="Calibri" w:cs="Calibri"/>
+          <w:lang w:val="en-US"/>
+        </w:rPr>
+        <w:t xml:space="preserve">You can use the </w:t>
       </w:r>
       <w:proofErr w:type="spellStart"/>
       <w:r>
@@ -2351,6 +2513,22 @@
           <w:szCs w:val="18"/>
           <w:lang w:val="en-US"/>
         </w:rPr>
+        <w:t>1-p figure</w:t>
+      </w:r>
+      <w:r>
+        <w:rPr>
+          <w:rFonts w:ascii="Calibri" w:hAnsi="Calibri" w:cs="Calibri"/>
+          <w:lang w:val="en-US"/>
+        </w:rPr>
+        <w:t xml:space="preserve"> </w:t>
+      </w:r>
+      <w:r>
+        <w:rPr>
+          <w:rFonts w:ascii="Calibri" w:hAnsi="Calibri" w:cs="Calibri"/>
+          <w:sz w:val="18"/>
+          <w:szCs w:val="18"/>
+          <w:lang w:val="en-US"/>
+        </w:rPr>
         <w:t>Yellow and red are the significant results and grey are the non-significant results.</w:t>
       </w:r>
       <w:r>
@@ -2358,14 +2536,7 @@
           <w:rFonts w:ascii="Calibri" w:hAnsi="Calibri" w:cs="Calibri"/>
           <w:lang w:val="en-US"/>
         </w:rPr>
-        <w:t xml:space="preserve"> </w:t>
-      </w:r>
-      <w:r>
-        <w:rPr>
-          <w:rFonts w:ascii="Calibri" w:hAnsi="Calibri" w:cs="Calibri"/>
-          <w:lang w:val="en-US"/>
-        </w:rPr>
-        <w:t xml:space="preserve"> </w:t>
+        <w:t xml:space="preserve">  </w:t>
       </w:r>
     </w:p>
     <w:p>

--- a/Manuels/Manuel_Statistics_module.docx
+++ b/Manuels/Manuel_Statistics_module.docx
@@ -235,7 +235,6 @@
           <w:lang w:val="en-US"/>
         </w:rPr>
       </w:pPr>
-      <w:proofErr w:type="gramStart"/>
       <w:r>
         <w:rPr>
           <w:rFonts w:ascii="Calibri" w:hAnsi="Calibri" w:cs="Calibri"/>
@@ -252,29 +251,12 @@
         <w:t>EEGpal</w:t>
       </w:r>
       <w:proofErr w:type="spellEnd"/>
-      <w:proofErr w:type="gramEnd"/>
-      <w:r>
-        <w:rPr>
-          <w:rFonts w:ascii="Calibri" w:hAnsi="Calibri" w:cs="Calibri"/>
-          <w:lang w:val="en-US"/>
-        </w:rPr>
-        <w:t xml:space="preserve"> produces outputs </w:t>
-      </w:r>
-      <w:proofErr w:type="gramStart"/>
-      <w:r>
-        <w:rPr>
-          <w:rFonts w:ascii="Calibri" w:hAnsi="Calibri" w:cs="Calibri"/>
-          <w:lang w:val="en-US"/>
-        </w:rPr>
-        <w:t>similar to</w:t>
-      </w:r>
-      <w:proofErr w:type="gramEnd"/>
-      <w:r>
-        <w:rPr>
-          <w:rFonts w:ascii="Calibri" w:hAnsi="Calibri" w:cs="Calibri"/>
-          <w:lang w:val="en-US"/>
-        </w:rPr>
-        <w:t xml:space="preserve"> those proposed by </w:t>
+      <w:r>
+        <w:rPr>
+          <w:rFonts w:ascii="Calibri" w:hAnsi="Calibri" w:cs="Calibri"/>
+          <w:lang w:val="en-US"/>
+        </w:rPr>
+        <w:t xml:space="preserve"> produces outputs similar to those proposed by </w:t>
       </w:r>
       <w:proofErr w:type="spellStart"/>
       <w:r>
@@ -290,23 +272,7 @@
           <w:rFonts w:ascii="Calibri" w:hAnsi="Calibri" w:cs="Calibri"/>
           <w:lang w:val="en-US"/>
         </w:rPr>
-        <w:t xml:space="preserve"> in its ‘Statistics on </w:t>
-      </w:r>
-      <w:proofErr w:type="gramStart"/>
-      <w:r>
-        <w:rPr>
-          <w:rFonts w:ascii="Calibri" w:hAnsi="Calibri" w:cs="Calibri"/>
-          <w:lang w:val="en-US"/>
-        </w:rPr>
-        <w:t>tracks’</w:t>
-      </w:r>
-      <w:proofErr w:type="gramEnd"/>
-      <w:r>
-        <w:rPr>
-          <w:rFonts w:ascii="Calibri" w:hAnsi="Calibri" w:cs="Calibri"/>
-          <w:lang w:val="en-US"/>
-        </w:rPr>
-        <w:t xml:space="preserve"> option. In addition, it enables ANOVA with multiple factors, which is not possible in </w:t>
+        <w:t xml:space="preserve"> in its ‘Statistics on tracks’ option. In addition, it enables ANOVA with multiple factors, which is not possible in </w:t>
       </w:r>
       <w:proofErr w:type="spellStart"/>
       <w:r>
@@ -407,15 +373,13 @@
         </w:rPr>
         <w:t xml:space="preserve"> It is not required for the non-parametric paired or unpaired T-test because it </w:t>
       </w:r>
-      <w:proofErr w:type="gramStart"/>
-      <w:r>
-        <w:rPr>
-          <w:rFonts w:ascii="Calibri" w:hAnsi="Calibri" w:cs="Calibri"/>
-          <w:lang w:val="en-US"/>
-        </w:rPr>
-        <w:t>use</w:t>
-      </w:r>
-      <w:proofErr w:type="gramEnd"/>
+      <w:r>
+        <w:rPr>
+          <w:rFonts w:ascii="Calibri" w:hAnsi="Calibri" w:cs="Calibri"/>
+          <w:lang w:val="en-US"/>
+        </w:rPr>
+        <w:t>uses</w:t>
+      </w:r>
       <w:r>
         <w:rPr>
           <w:rFonts w:ascii="Calibri" w:hAnsi="Calibri" w:cs="Calibri"/>
@@ -450,19 +414,8 @@
           <w:bCs/>
           <w:lang w:val="en-US"/>
         </w:rPr>
-        <w:t xml:space="preserve">Before </w:t>
-      </w:r>
-      <w:proofErr w:type="gramStart"/>
-      <w:r>
-        <w:rPr>
-          <w:rFonts w:ascii="Calibri" w:hAnsi="Calibri" w:cs="Calibri"/>
-          <w:b/>
-          <w:bCs/>
-          <w:lang w:val="en-US"/>
-        </w:rPr>
-        <w:t>to start</w:t>
-      </w:r>
-      <w:proofErr w:type="gramEnd"/>
+        <w:t>Before to start</w:t>
+      </w:r>
     </w:p>
     <w:p>
       <w:pPr>
@@ -522,23 +475,7 @@
           <w:rFonts w:ascii="Calibri" w:hAnsi="Calibri" w:cs="Calibri"/>
           <w:lang w:val="en-US"/>
         </w:rPr>
-        <w:t xml:space="preserve">windows. </w:t>
-      </w:r>
-      <w:proofErr w:type="gramStart"/>
-      <w:r>
-        <w:rPr>
-          <w:rFonts w:ascii="Calibri" w:hAnsi="Calibri" w:cs="Calibri"/>
-          <w:lang w:val="en-US"/>
-        </w:rPr>
-        <w:t>In order to</w:t>
-      </w:r>
-      <w:proofErr w:type="gramEnd"/>
-      <w:r>
-        <w:rPr>
-          <w:rFonts w:ascii="Calibri" w:hAnsi="Calibri" w:cs="Calibri"/>
-          <w:lang w:val="en-US"/>
-        </w:rPr>
-        <w:t xml:space="preserve"> use the Statistics module, you must first specify the factorial design you wish to study.</w:t>
+        <w:t>windows. In order to use the Statistics module, you must first specify the factorial design you wish to study.</w:t>
       </w:r>
       <w:r>
         <w:rPr>
@@ -631,23 +568,7 @@
           <w:rFonts w:ascii="Calibri" w:hAnsi="Calibri" w:cs="Calibri"/>
           <w:lang w:val="en-US"/>
         </w:rPr>
-        <w:t xml:space="preserve">It is also important to note that all EEG </w:t>
-      </w:r>
-      <w:proofErr w:type="gramStart"/>
-      <w:r>
-        <w:rPr>
-          <w:rFonts w:ascii="Calibri" w:hAnsi="Calibri" w:cs="Calibri"/>
-          <w:lang w:val="en-US"/>
-        </w:rPr>
-        <w:t>file</w:t>
-      </w:r>
-      <w:proofErr w:type="gramEnd"/>
-      <w:r>
-        <w:rPr>
-          <w:rFonts w:ascii="Calibri" w:hAnsi="Calibri" w:cs="Calibri"/>
-          <w:lang w:val="en-US"/>
-        </w:rPr>
-        <w:t xml:space="preserve"> must have the same length, number of electrodes and sampling frequency. This is usually the case after </w:t>
+        <w:t xml:space="preserve">It is also important to note that all EEG file must have the same length, number of electrodes and sampling frequency. This is usually the case after </w:t>
       </w:r>
       <w:proofErr w:type="spellStart"/>
       <w:r>
@@ -765,6 +686,7 @@
       <w:r>
         <w:rPr>
           <w:rFonts w:ascii="Calibri" w:hAnsi="Calibri" w:cs="Calibri"/>
+          <w:noProof/>
           <w:lang w:val="en-US"/>
         </w:rPr>
         <w:drawing>
@@ -820,7 +742,25 @@
           <w:bCs/>
           <w:lang w:val="en-US"/>
         </w:rPr>
-        <w:t xml:space="preserve">Pannel A: </w:t>
+        <w:t>Pannel A</w:t>
+      </w:r>
+      <w:r>
+        <w:rPr>
+          <w:rFonts w:ascii="Calibri" w:hAnsi="Calibri" w:cs="Calibri"/>
+          <w:b/>
+          <w:bCs/>
+          <w:lang w:val="en-US"/>
+        </w:rPr>
+        <w:t xml:space="preserve"> (Data)</w:t>
+      </w:r>
+      <w:r>
+        <w:rPr>
+          <w:rFonts w:ascii="Calibri" w:hAnsi="Calibri" w:cs="Calibri"/>
+          <w:b/>
+          <w:bCs/>
+          <w:lang w:val="en-US"/>
+        </w:rPr>
+        <w:t xml:space="preserve">: </w:t>
       </w:r>
     </w:p>
     <w:p>
@@ -867,39 +807,7 @@
           <w:rFonts w:ascii="Calibri" w:hAnsi="Calibri" w:cs="Calibri"/>
           <w:lang w:val="en-US"/>
         </w:rPr>
-        <w:t xml:space="preserve">Specify the time interval. Warning: the value 0 marks the start of the file. This module does not </w:t>
-      </w:r>
-      <w:proofErr w:type="gramStart"/>
-      <w:r>
-        <w:rPr>
-          <w:rFonts w:ascii="Calibri" w:hAnsi="Calibri" w:cs="Calibri"/>
-          <w:lang w:val="en-US"/>
-        </w:rPr>
-        <w:t>take into account</w:t>
-      </w:r>
-      <w:proofErr w:type="gramEnd"/>
-      <w:r>
-        <w:rPr>
-          <w:rFonts w:ascii="Calibri" w:hAnsi="Calibri" w:cs="Calibri"/>
-          <w:lang w:val="en-US"/>
-        </w:rPr>
-        <w:t xml:space="preserve"> </w:t>
-      </w:r>
-      <w:proofErr w:type="gramStart"/>
-      <w:r>
-        <w:rPr>
-          <w:rFonts w:ascii="Calibri" w:hAnsi="Calibri" w:cs="Calibri"/>
-          <w:lang w:val="en-US"/>
-        </w:rPr>
-        <w:t>a possible</w:t>
-      </w:r>
-      <w:proofErr w:type="gramEnd"/>
-      <w:r>
-        <w:rPr>
-          <w:rFonts w:ascii="Calibri" w:hAnsi="Calibri" w:cs="Calibri"/>
-          <w:lang w:val="en-US"/>
-        </w:rPr>
-        <w:t xml:space="preserve"> .</w:t>
+        <w:t>Specify the time interval. Warning: the value 0 marks the start of the file. This module does not take into account a possible .</w:t>
       </w:r>
       <w:proofErr w:type="spellStart"/>
       <w:r>
@@ -1002,37 +910,12 @@
         <w:t xml:space="preserve"> </w:t>
       </w:r>
       <w:bookmarkStart w:id="0" w:name="_Hlk207549631"/>
-      <w:proofErr w:type="gramStart"/>
-      <w:r>
-        <w:rPr>
-          <w:rFonts w:ascii="Calibri" w:hAnsi="Calibri" w:cs="Calibri"/>
-          <w:lang w:val="en-US"/>
-        </w:rPr>
-        <w:t>A ‘*</w:t>
-      </w:r>
-      <w:proofErr w:type="gramEnd"/>
-      <w:r>
-        <w:rPr>
-          <w:rFonts w:ascii="Calibri" w:hAnsi="Calibri" w:cs="Calibri"/>
-          <w:lang w:val="en-US"/>
-        </w:rPr>
-        <w:t xml:space="preserve">’ means that all the electrodes will be </w:t>
-      </w:r>
-      <w:proofErr w:type="gramStart"/>
-      <w:r>
-        <w:rPr>
-          <w:rFonts w:ascii="Calibri" w:hAnsi="Calibri" w:cs="Calibri"/>
-          <w:lang w:val="en-US"/>
-        </w:rPr>
-        <w:t>study</w:t>
-      </w:r>
-      <w:proofErr w:type="gramEnd"/>
-      <w:r>
-        <w:rPr>
-          <w:rFonts w:ascii="Calibri" w:hAnsi="Calibri" w:cs="Calibri"/>
-          <w:lang w:val="en-US"/>
-        </w:rPr>
-        <w:t xml:space="preserve">. </w:t>
+      <w:r>
+        <w:rPr>
+          <w:rFonts w:ascii="Calibri" w:hAnsi="Calibri" w:cs="Calibri"/>
+          <w:lang w:val="en-US"/>
+        </w:rPr>
+        <w:t xml:space="preserve">A ‘*’ means that all the electrodes will be study. </w:t>
       </w:r>
     </w:p>
     <w:bookmarkEnd w:id="0"/>
@@ -1074,6 +957,59 @@
     </w:p>
     <w:p>
       <w:pPr>
+        <w:rPr>
+          <w:rFonts w:ascii="Calibri" w:hAnsi="Calibri" w:cs="Calibri"/>
+          <w:lang w:val="en-US"/>
+        </w:rPr>
+      </w:pPr>
+      <w:r>
+        <w:rPr>
+          <w:rFonts w:ascii="Calibri" w:hAnsi="Calibri" w:cs="Calibri"/>
+          <w:b/>
+          <w:bCs/>
+          <w:lang w:val="en-US"/>
+        </w:rPr>
+        <w:t xml:space="preserve">Pannel </w:t>
+      </w:r>
+      <w:r>
+        <w:rPr>
+          <w:rFonts w:ascii="Calibri" w:hAnsi="Calibri" w:cs="Calibri"/>
+          <w:b/>
+          <w:bCs/>
+          <w:lang w:val="en-US"/>
+        </w:rPr>
+        <w:t>B</w:t>
+      </w:r>
+      <w:r>
+        <w:rPr>
+          <w:rFonts w:ascii="Calibri" w:hAnsi="Calibri" w:cs="Calibri"/>
+          <w:b/>
+          <w:bCs/>
+          <w:lang w:val="en-US"/>
+        </w:rPr>
+        <w:t xml:space="preserve"> (</w:t>
+      </w:r>
+      <w:r>
+        <w:rPr>
+          <w:rFonts w:ascii="Calibri" w:hAnsi="Calibri" w:cs="Calibri"/>
+          <w:b/>
+          <w:bCs/>
+          <w:lang w:val="en-US"/>
+        </w:rPr>
+        <w:t>Statistical test in parametric mode</w:t>
+      </w:r>
+      <w:r>
+        <w:rPr>
+          <w:rFonts w:ascii="Calibri" w:hAnsi="Calibri" w:cs="Calibri"/>
+          <w:b/>
+          <w:bCs/>
+          <w:lang w:val="en-US"/>
+        </w:rPr>
+        <w:t xml:space="preserve">): </w:t>
+      </w:r>
+    </w:p>
+    <w:p>
+      <w:pPr>
         <w:pStyle w:val="ListParagraph"/>
         <w:numPr>
           <w:ilvl w:val="0"/>
@@ -1105,23 +1041,7 @@
           <w:rFonts w:ascii="Calibri" w:hAnsi="Calibri" w:cs="Calibri"/>
           <w:lang w:val="en-US"/>
         </w:rPr>
-        <w:t xml:space="preserve"> tool. In this example we have </w:t>
-      </w:r>
-      <w:proofErr w:type="gramStart"/>
-      <w:r>
-        <w:rPr>
-          <w:rFonts w:ascii="Calibri" w:hAnsi="Calibri" w:cs="Calibri"/>
-          <w:lang w:val="en-US"/>
-        </w:rPr>
-        <w:t>a 2</w:t>
-      </w:r>
-      <w:proofErr w:type="gramEnd"/>
-      <w:r>
-        <w:rPr>
-          <w:rFonts w:ascii="Calibri" w:hAnsi="Calibri" w:cs="Calibri"/>
-          <w:lang w:val="en-US"/>
-        </w:rPr>
-        <w:t xml:space="preserve"> within factors with 2 levels each (2x2 factorial design).</w:t>
+        <w:t xml:space="preserve"> tool. In this example we have a 2 within factors with 2 levels each (2x2 factorial design).</w:t>
       </w:r>
     </w:p>
     <w:p>
@@ -1141,23 +1061,8 @@
           <w:rFonts w:ascii="Calibri" w:hAnsi="Calibri" w:cs="Calibri"/>
           <w:lang w:val="en-US"/>
         </w:rPr>
-        <w:t xml:space="preserve">Specify the statistical test which will be performed. This option will depend </w:t>
-      </w:r>
-      <w:proofErr w:type="gramStart"/>
-      <w:r>
-        <w:rPr>
-          <w:rFonts w:ascii="Calibri" w:hAnsi="Calibri" w:cs="Calibri"/>
-          <w:lang w:val="en-US"/>
-        </w:rPr>
-        <w:t>of</w:t>
-      </w:r>
-      <w:proofErr w:type="gramEnd"/>
-      <w:r>
-        <w:rPr>
-          <w:rFonts w:ascii="Calibri" w:hAnsi="Calibri" w:cs="Calibri"/>
-          <w:lang w:val="en-US"/>
-        </w:rPr>
-        <w:t xml:space="preserve"> the </w:t>
+        <w:lastRenderedPageBreak/>
+        <w:t xml:space="preserve">Specify the statistical test which will be performed. This option will depend of the </w:t>
       </w:r>
       <w:r>
         <w:rPr>
@@ -1313,7 +1218,6 @@
           <w:rFonts w:ascii="Calibri" w:hAnsi="Calibri" w:cs="Calibri"/>
           <w:lang w:val="en-US"/>
         </w:rPr>
-        <w:lastRenderedPageBreak/>
         <w:t xml:space="preserve"> </w:t>
       </w:r>
       <w:r>
@@ -1564,23 +1468,7 @@
           <w:rFonts w:ascii="Calibri" w:hAnsi="Calibri" w:cs="Calibri"/>
           <w:lang w:val="en-US"/>
         </w:rPr>
-        <w:t xml:space="preserve"> allows to use the False Discovery Rate (FDR) correction method proposed in the following </w:t>
-      </w:r>
-      <w:proofErr w:type="gramStart"/>
-      <w:r>
-        <w:rPr>
-          <w:rFonts w:ascii="Calibri" w:hAnsi="Calibri" w:cs="Calibri"/>
-          <w:lang w:val="en-US"/>
-        </w:rPr>
-        <w:t>paper :</w:t>
-      </w:r>
-      <w:proofErr w:type="gramEnd"/>
-      <w:r>
-        <w:rPr>
-          <w:rFonts w:ascii="Calibri" w:hAnsi="Calibri" w:cs="Calibri"/>
-          <w:lang w:val="en-US"/>
-        </w:rPr>
-        <w:t xml:space="preserve"> </w:t>
+        <w:t xml:space="preserve"> allows to use the False Discovery Rate (FDR) correction method proposed in the following paper : </w:t>
       </w:r>
       <w:r>
         <w:rPr>
@@ -1632,23 +1520,7 @@
           <w:rFonts w:ascii="Calibri" w:hAnsi="Calibri" w:cs="Calibri"/>
           <w:lang w:val="en-US"/>
         </w:rPr>
-        <w:t xml:space="preserve">You can specify the False Discovery rate (q) you want to apply. Usually, the value of 0.05 is quite standard. See the FAQ for more </w:t>
-      </w:r>
-      <w:proofErr w:type="gramStart"/>
-      <w:r>
-        <w:rPr>
-          <w:rFonts w:ascii="Calibri" w:hAnsi="Calibri" w:cs="Calibri"/>
-          <w:lang w:val="en-US"/>
-        </w:rPr>
-        <w:t>detail</w:t>
-      </w:r>
-      <w:proofErr w:type="gramEnd"/>
-      <w:r>
-        <w:rPr>
-          <w:rFonts w:ascii="Calibri" w:hAnsi="Calibri" w:cs="Calibri"/>
-          <w:lang w:val="en-US"/>
-        </w:rPr>
-        <w:t xml:space="preserve">. </w:t>
+        <w:t xml:space="preserve">You can specify the False Discovery rate (q) you want to apply. Usually, the value of 0.05 is quite standard. See the FAQ for more detail. </w:t>
       </w:r>
       <w:r>
         <w:rPr>
@@ -1662,7 +1534,21 @@
           <w:rFonts w:ascii="Calibri" w:hAnsi="Calibri" w:cs="Calibri"/>
           <w:lang w:val="en-US"/>
         </w:rPr>
-        <w:t xml:space="preserve">WARNING: Separate corrections are applied to the EEG and supplementary (Avg, GFP and GMD) channels. For example, if you have an EEG with 64 electrodes and activate the GFP option, </w:t>
+        <w:t xml:space="preserve">WARNING: Separate corrections are applied to the EEG and supplementary (Avg, GFP and </w:t>
+      </w:r>
+      <w:r>
+        <w:rPr>
+          <w:rFonts w:ascii="Calibri" w:hAnsi="Calibri" w:cs="Calibri"/>
+          <w:lang w:val="en-US"/>
+        </w:rPr>
+        <w:t>Dis/</w:t>
+      </w:r>
+      <w:r>
+        <w:rPr>
+          <w:rFonts w:ascii="Calibri" w:hAnsi="Calibri" w:cs="Calibri"/>
+          <w:lang w:val="en-US"/>
+        </w:rPr>
+        <w:t xml:space="preserve">GMD) channels. For example, if you have an EEG with 64 electrodes and activate the GFP option, </w:t>
       </w:r>
       <w:proofErr w:type="spellStart"/>
       <w:r>
@@ -1678,23 +1564,7 @@
           <w:rFonts w:ascii="Calibri" w:hAnsi="Calibri" w:cs="Calibri"/>
           <w:lang w:val="en-US"/>
         </w:rPr>
-        <w:t xml:space="preserve"> will first apply a correction to the EEG channels according to the number of electrodes (i.e. a separate correction for each time frame</w:t>
-      </w:r>
-      <w:proofErr w:type="gramStart"/>
-      <w:r>
-        <w:rPr>
-          <w:rFonts w:ascii="Calibri" w:hAnsi="Calibri" w:cs="Calibri"/>
-          <w:lang w:val="en-US"/>
-        </w:rPr>
-        <w:t>), and</w:t>
-      </w:r>
-      <w:proofErr w:type="gramEnd"/>
-      <w:r>
-        <w:rPr>
-          <w:rFonts w:ascii="Calibri" w:hAnsi="Calibri" w:cs="Calibri"/>
-          <w:lang w:val="en-US"/>
-        </w:rPr>
-        <w:t xml:space="preserve"> then apply a correction to the GFP channels according to the number of time frames.</w:t>
+        <w:t xml:space="preserve"> will first apply a correction to the EEG channels according to the number of electrodes (i.e. a separate correction for each time frame), and then apply a correction to the GFP channels according to the number of time frames.</w:t>
       </w:r>
     </w:p>
     <w:p>
@@ -1728,7 +1598,58 @@
           <w:rFonts w:ascii="Calibri" w:hAnsi="Calibri" w:cs="Calibri"/>
           <w:lang w:val="en-US"/>
         </w:rPr>
-        <w:t xml:space="preserve">  </w:t>
+        <w:t xml:space="preserve"> </w:t>
+      </w:r>
+      <w:r>
+        <w:rPr>
+          <w:rFonts w:ascii="Calibri" w:hAnsi="Calibri" w:cs="Calibri"/>
+          <w:lang w:val="en-US"/>
+        </w:rPr>
+        <w:t>It is NOT a true</w:t>
+      </w:r>
+      <w:r>
+        <w:rPr>
+          <w:rFonts w:ascii="Calibri" w:hAnsi="Calibri" w:cs="Calibri"/>
+          <w:lang w:val="en-US"/>
+        </w:rPr>
+        <w:t xml:space="preserve"> ‘cluster analysis’ </w:t>
+      </w:r>
+      <w:r>
+        <w:rPr>
+          <w:rFonts w:ascii="Calibri" w:hAnsi="Calibri" w:cs="Calibri"/>
+          <w:lang w:val="en-US"/>
+        </w:rPr>
+        <w:t>as described in</w:t>
+      </w:r>
+      <w:r>
+        <w:rPr>
+          <w:rFonts w:ascii="Calibri" w:hAnsi="Calibri" w:cs="Calibri"/>
+          <w:lang w:val="en-US"/>
+        </w:rPr>
+        <w:t xml:space="preserve"> </w:t>
+      </w:r>
+      <w:r>
+        <w:rPr>
+          <w:rFonts w:ascii="Calibri" w:hAnsi="Calibri" w:cs="Calibri"/>
+          <w:b/>
+          <w:bCs/>
+          <w:lang w:val="en-US"/>
+        </w:rPr>
+        <w:t>14</w:t>
+      </w:r>
+      <w:r>
+        <w:rPr>
+          <w:rFonts w:ascii="Calibri" w:hAnsi="Calibri" w:cs="Calibri"/>
+          <w:lang w:val="en-US"/>
+        </w:rPr>
+        <w:t>.</w:t>
+      </w:r>
+      <w:r>
+        <w:rPr>
+          <w:rFonts w:ascii="Calibri" w:hAnsi="Calibri" w:cs="Calibri"/>
+          <w:lang w:val="en-US"/>
+        </w:rPr>
+        <w:t xml:space="preserve"> </w:t>
       </w:r>
       <w:r>
         <w:rPr>
@@ -1736,6 +1657,12 @@
           <w:lang w:val="en-US"/>
         </w:rPr>
         <w:br/>
+      </w:r>
+      <w:r>
+        <w:rPr>
+          <w:rFonts w:ascii="Calibri" w:hAnsi="Calibri" w:cs="Calibri"/>
+          <w:lang w:val="en-US"/>
+        </w:rPr>
         <w:t xml:space="preserve">WARNING1: </w:t>
       </w:r>
       <w:r>
@@ -1766,6 +1693,27 @@
           <w:lang w:val="en-US"/>
         </w:rPr>
         <w:t>This is not applied to the Averaged, GFP, Dis channels</w:t>
+      </w:r>
+      <w:r>
+        <w:rPr>
+          <w:rFonts w:ascii="Calibri" w:hAnsi="Calibri" w:cs="Calibri"/>
+          <w:lang w:val="en-US"/>
+        </w:rPr>
+        <w:t xml:space="preserve"> (because the</w:t>
+      </w:r>
+      <w:r>
+        <w:rPr>
+          <w:rFonts w:ascii="Calibri" w:hAnsi="Calibri" w:cs="Calibri"/>
+          <w:lang w:val="en-US"/>
+        </w:rPr>
+        <w:t>y</w:t>
+      </w:r>
+      <w:r>
+        <w:rPr>
+          <w:rFonts w:ascii="Calibri" w:hAnsi="Calibri" w:cs="Calibri"/>
+          <w:lang w:val="en-US"/>
+        </w:rPr>
+        <w:t xml:space="preserve"> are unique separate channels)</w:t>
       </w:r>
       <w:r>
         <w:rPr>
@@ -1787,21 +1735,19 @@
           <w:lang w:val="en-US"/>
         </w:rPr>
       </w:pPr>
-      <w:proofErr w:type="spellStart"/>
-      <w:r>
-        <w:rPr>
-          <w:rFonts w:ascii="Calibri" w:hAnsi="Calibri" w:cs="Calibri"/>
-          <w:lang w:val="en-US"/>
-        </w:rPr>
-        <w:t>n</w:t>
-      </w:r>
-      <w:proofErr w:type="spellEnd"/>
-      <w:r>
-        <w:rPr>
-          <w:rFonts w:ascii="Calibri" w:hAnsi="Calibri" w:cs="Calibri"/>
-          <w:lang w:val="en-US"/>
-        </w:rPr>
-        <w:t xml:space="preserve"> addition to statistical significance, you can apply a criterion with a minimum significant period duration (this needs to be specified in the time frame, not in milliseconds)</w:t>
+      <w:r>
+        <w:rPr>
+          <w:rFonts w:ascii="Calibri" w:hAnsi="Calibri" w:cs="Calibri"/>
+          <w:lang w:val="en-US"/>
+        </w:rPr>
+        <w:t>I</w:t>
+      </w:r>
+      <w:r>
+        <w:rPr>
+          <w:rFonts w:ascii="Calibri" w:hAnsi="Calibri" w:cs="Calibri"/>
+          <w:lang w:val="en-US"/>
+        </w:rPr>
+        <w:t>n addition to statistical significance, you can apply a criterion with a minimum significant period duration (this needs to be specified in the time frame, not in milliseconds)</w:t>
       </w:r>
       <w:r>
         <w:rPr>
@@ -1809,6 +1755,59 @@
           <w:lang w:val="en-US"/>
         </w:rPr>
         <w:t>.</w:t>
+      </w:r>
+    </w:p>
+    <w:p>
+      <w:pPr>
+        <w:rPr>
+          <w:rFonts w:ascii="Calibri" w:hAnsi="Calibri" w:cs="Calibri"/>
+          <w:lang w:val="en-US"/>
+        </w:rPr>
+      </w:pPr>
+      <w:r>
+        <w:rPr>
+          <w:rFonts w:ascii="Calibri" w:hAnsi="Calibri" w:cs="Calibri"/>
+          <w:b/>
+          <w:bCs/>
+          <w:lang w:val="en-US"/>
+        </w:rPr>
+        <w:t xml:space="preserve">Pannel </w:t>
+      </w:r>
+      <w:r>
+        <w:rPr>
+          <w:rFonts w:ascii="Calibri" w:hAnsi="Calibri" w:cs="Calibri"/>
+          <w:b/>
+          <w:bCs/>
+          <w:lang w:val="en-US"/>
+        </w:rPr>
+        <w:t>C</w:t>
+      </w:r>
+      <w:r>
+        <w:rPr>
+          <w:rFonts w:ascii="Calibri" w:hAnsi="Calibri" w:cs="Calibri"/>
+          <w:b/>
+          <w:bCs/>
+          <w:lang w:val="en-US"/>
+        </w:rPr>
+        <w:t xml:space="preserve"> (Statistical test in </w:t>
+      </w:r>
+      <w:r>
+        <w:rPr>
+          <w:rFonts w:ascii="Calibri" w:hAnsi="Calibri" w:cs="Calibri"/>
+          <w:b/>
+          <w:bCs/>
+          <w:lang w:val="en-US"/>
+        </w:rPr>
+        <w:t>non-</w:t>
+      </w:r>
+      <w:r>
+        <w:rPr>
+          <w:rFonts w:ascii="Calibri" w:hAnsi="Calibri" w:cs="Calibri"/>
+          <w:b/>
+          <w:bCs/>
+          <w:lang w:val="en-US"/>
+        </w:rPr>
+        <w:t xml:space="preserve">parametric mode): </w:t>
       </w:r>
     </w:p>
     <w:p>
@@ -1828,7 +1827,157 @@
           <w:rFonts w:ascii="Calibri" w:hAnsi="Calibri" w:cs="Calibri"/>
           <w:lang w:val="en-US"/>
         </w:rPr>
-        <w:t xml:space="preserve">Select the format for the output files. </w:t>
+        <w:t xml:space="preserve">The non-parametric test option is available only for </w:t>
+      </w:r>
+    </w:p>
+    <w:p>
+      <w:pPr>
+        <w:pStyle w:val="ListParagraph"/>
+        <w:numPr>
+          <w:ilvl w:val="1"/>
+          <w:numId w:val="1"/>
+        </w:numPr>
+        <w:rPr>
+          <w:rFonts w:ascii="Calibri" w:hAnsi="Calibri" w:cs="Calibri"/>
+          <w:lang w:val="en-US"/>
+        </w:rPr>
+      </w:pPr>
+      <w:r>
+        <w:rPr>
+          <w:rFonts w:ascii="Calibri" w:hAnsi="Calibri" w:cs="Calibri"/>
+          <w:i/>
+          <w:iCs/>
+          <w:lang w:val="en-US"/>
+        </w:rPr>
+        <w:t xml:space="preserve">Paired T-Test </w:t>
+      </w:r>
+      <w:r>
+        <w:rPr>
+          <w:rFonts w:ascii="Calibri" w:hAnsi="Calibri" w:cs="Calibri"/>
+          <w:lang w:val="en-US"/>
+        </w:rPr>
+        <w:t>with one within factor and two conditions</w:t>
+      </w:r>
+    </w:p>
+    <w:p>
+      <w:pPr>
+        <w:pStyle w:val="ListParagraph"/>
+        <w:numPr>
+          <w:ilvl w:val="1"/>
+          <w:numId w:val="1"/>
+        </w:numPr>
+        <w:rPr>
+          <w:rFonts w:ascii="Calibri" w:hAnsi="Calibri" w:cs="Calibri"/>
+          <w:lang w:val="en-US"/>
+        </w:rPr>
+      </w:pPr>
+      <w:r>
+        <w:rPr>
+          <w:rFonts w:ascii="Calibri" w:hAnsi="Calibri" w:cs="Calibri"/>
+          <w:i/>
+          <w:iCs/>
+          <w:lang w:val="en-US"/>
+        </w:rPr>
+        <w:t>Two Samples T-Test</w:t>
+      </w:r>
+      <w:r>
+        <w:rPr>
+          <w:rFonts w:ascii="Calibri" w:hAnsi="Calibri" w:cs="Calibri"/>
+          <w:lang w:val="en-US"/>
+        </w:rPr>
+        <w:t xml:space="preserve"> with one between factor and two conditions</w:t>
+      </w:r>
+    </w:p>
+    <w:p>
+      <w:pPr>
+        <w:ind w:left="708"/>
+        <w:rPr>
+          <w:rFonts w:ascii="Calibri" w:hAnsi="Calibri" w:cs="Calibri"/>
+          <w:lang w:val="en-US"/>
+        </w:rPr>
+      </w:pPr>
+      <w:r>
+        <w:rPr>
+          <w:rFonts w:ascii="Calibri" w:hAnsi="Calibri" w:cs="Calibri"/>
+          <w:lang w:val="en-US"/>
+        </w:rPr>
+        <w:t xml:space="preserve">It used the functions of the toolbox Fieldtrip included in </w:t>
+      </w:r>
+      <w:r>
+        <w:rPr>
+          <w:rFonts w:ascii="Calibri" w:hAnsi="Calibri" w:cs="Calibri"/>
+          <w:i/>
+          <w:iCs/>
+          <w:lang w:val="en-US"/>
+        </w:rPr>
+        <w:t>function</w:t>
+      </w:r>
+      <w:r>
+        <w:rPr>
+          <w:rFonts w:ascii="Calibri" w:hAnsi="Calibri" w:cs="Calibri"/>
+          <w:lang w:val="en-US"/>
+        </w:rPr>
+        <w:t xml:space="preserve"> folder of </w:t>
+      </w:r>
+      <w:proofErr w:type="spellStart"/>
+      <w:r>
+        <w:rPr>
+          <w:rFonts w:ascii="Calibri" w:hAnsi="Calibri" w:cs="Calibri"/>
+          <w:lang w:val="en-US"/>
+        </w:rPr>
+        <w:t>EEGpal</w:t>
+      </w:r>
+      <w:proofErr w:type="spellEnd"/>
+      <w:r>
+        <w:rPr>
+          <w:rFonts w:ascii="Calibri" w:hAnsi="Calibri" w:cs="Calibri"/>
+          <w:lang w:val="en-US"/>
+        </w:rPr>
+        <w:t xml:space="preserve">. </w:t>
+      </w:r>
+      <w:r>
+        <w:rPr>
+          <w:rFonts w:ascii="Calibri" w:hAnsi="Calibri" w:cs="Calibri"/>
+          <w:lang w:val="en-US"/>
+        </w:rPr>
+        <w:t xml:space="preserve">It does not require the </w:t>
+      </w:r>
+      <w:r>
+        <w:rPr>
+          <w:rFonts w:ascii="Calibri" w:hAnsi="Calibri" w:cs="Calibri"/>
+          <w:b/>
+          <w:bCs/>
+          <w:lang w:val="en-US"/>
+        </w:rPr>
+        <w:t>Statistics and Machine Learning Toolbox</w:t>
+      </w:r>
+      <w:r>
+        <w:rPr>
+          <w:rFonts w:ascii="Calibri" w:hAnsi="Calibri" w:cs="Calibri"/>
+          <w:lang w:val="en-US"/>
+        </w:rPr>
+        <w:t xml:space="preserve"> to be used.</w:t>
+      </w:r>
+      <w:r>
+        <w:rPr>
+          <w:rFonts w:ascii="Calibri" w:hAnsi="Calibri" w:cs="Calibri"/>
+          <w:lang w:val="en-US"/>
+        </w:rPr>
+        <w:br/>
+      </w:r>
+      <w:r>
+        <w:rPr>
+          <w:rFonts w:ascii="Calibri" w:hAnsi="Calibri" w:cs="Calibri"/>
+          <w:lang w:val="en-US"/>
+        </w:rPr>
+        <w:t>The test would be conducted using a two-tailed approach.</w:t>
+      </w:r>
+      <w:r>
+        <w:rPr>
+          <w:rFonts w:ascii="Calibri" w:hAnsi="Calibri" w:cs="Calibri"/>
+          <w:lang w:val="en-US"/>
+        </w:rPr>
+        <w:t xml:space="preserve"> It means positive results means condition 1 &gt; condition2 and negative results condition2&gt;condition1.</w:t>
       </w:r>
     </w:p>
     <w:p>
@@ -1840,15 +1989,36 @@
         </w:numPr>
         <w:rPr>
           <w:rFonts w:ascii="Calibri" w:hAnsi="Calibri" w:cs="Calibri"/>
-          <w:lang w:val="en-US"/>
-        </w:rPr>
-      </w:pPr>
-      <w:r>
-        <w:rPr>
-          <w:rFonts w:ascii="Calibri" w:hAnsi="Calibri" w:cs="Calibri"/>
-          <w:lang w:val="en-US"/>
-        </w:rPr>
-        <w:t>Select the destination folder where the results files will be saved.</w:t>
+          <w:lang/>
+        </w:rPr>
+      </w:pPr>
+      <w:r>
+        <w:rPr>
+          <w:rFonts w:ascii="Calibri" w:hAnsi="Calibri" w:cs="Calibri"/>
+          <w:lang w:val="en-US"/>
+        </w:rPr>
+        <w:t xml:space="preserve">Choose the number of permutations. It will use the </w:t>
+      </w:r>
+      <w:r>
+        <w:rPr>
+          <w:rFonts w:ascii="Calibri" w:hAnsi="Calibri" w:cs="Calibri"/>
+          <w:lang w:val="en-US"/>
+        </w:rPr>
+        <w:t>Monte Carlo</w:t>
+      </w:r>
+      <w:r>
+        <w:rPr>
+          <w:rFonts w:ascii="Calibri" w:hAnsi="Calibri" w:cs="Calibri"/>
+          <w:lang w:val="en-US"/>
+        </w:rPr>
+        <w:t xml:space="preserve"> method.</w:t>
+      </w:r>
+      <w:r>
+        <w:rPr>
+          <w:rFonts w:ascii="Calibri" w:hAnsi="Calibri" w:cs="Calibri"/>
+          <w:lang w:val="en-US"/>
+        </w:rPr>
+        <w:t xml:space="preserve"> </w:t>
       </w:r>
     </w:p>
     <w:p>
@@ -1860,15 +2030,43 @@
         </w:numPr>
         <w:rPr>
           <w:rFonts w:ascii="Calibri" w:hAnsi="Calibri" w:cs="Calibri"/>
-          <w:lang w:val="en-US"/>
-        </w:rPr>
-      </w:pPr>
-      <w:r>
-        <w:rPr>
-          <w:rFonts w:ascii="Calibri" w:hAnsi="Calibri" w:cs="Calibri"/>
-          <w:lang w:val="en-US"/>
-        </w:rPr>
-        <w:t>You can specify manually a suffix in the output file name.</w:t>
+          <w:lang/>
+        </w:rPr>
+      </w:pPr>
+      <w:r>
+        <w:rPr>
+          <w:rFonts w:ascii="Calibri" w:hAnsi="Calibri" w:cs="Calibri"/>
+          <w:lang w:val="en-US"/>
+        </w:rPr>
+        <w:t>In non-parametric mode, you can use cluster analysis to address the issue of multiple comparisons.</w:t>
+      </w:r>
+      <w:r>
+        <w:rPr>
+          <w:rFonts w:ascii="Calibri" w:hAnsi="Calibri" w:cs="Calibri"/>
+          <w:lang w:val="en-US"/>
+        </w:rPr>
+        <w:t xml:space="preserve"> This is a very popular analysis in the EEG community.</w:t>
+      </w:r>
+      <w:r>
+        <w:rPr>
+          <w:rFonts w:ascii="Calibri" w:hAnsi="Calibri" w:cs="Calibri"/>
+          <w:lang w:val="en-US"/>
+        </w:rPr>
+        <w:t xml:space="preserve"> You will get as output the significant positive clusters (condtion1&gt;condition2) and negative clusters (condition2&gt;condition1) in separate files. More details can be found in the FAQ section. </w:t>
+      </w:r>
+      <w:r>
+        <w:rPr>
+          <w:rFonts w:ascii="Calibri" w:hAnsi="Calibri" w:cs="Calibri"/>
+          <w:lang w:val="en-US"/>
+        </w:rPr>
+        <w:t>You can also choose the option o</w:t>
+      </w:r>
+      <w:r>
+        <w:rPr>
+          <w:rFonts w:ascii="Calibri" w:hAnsi="Calibri" w:cs="Calibri"/>
+          <w:lang w:val="en-US"/>
+        </w:rPr>
+        <w:t>f ‘FDR’ correction or ‘None’.</w:t>
       </w:r>
     </w:p>
     <w:p>
@@ -1888,6 +2086,244 @@
           <w:rFonts w:ascii="Calibri" w:hAnsi="Calibri" w:cs="Calibri"/>
           <w:lang w:val="en-US"/>
         </w:rPr>
+        <w:lastRenderedPageBreak/>
+        <w:t xml:space="preserve">If you have </w:t>
+      </w:r>
+      <w:r>
+        <w:rPr>
+          <w:rFonts w:ascii="Calibri" w:hAnsi="Calibri" w:cs="Calibri"/>
+          <w:lang w:val="en-US"/>
+        </w:rPr>
+        <w:t>selected</w:t>
+      </w:r>
+      <w:r>
+        <w:rPr>
+          <w:rFonts w:ascii="Calibri" w:hAnsi="Calibri" w:cs="Calibri"/>
+          <w:lang w:val="en-US"/>
+        </w:rPr>
+        <w:t xml:space="preserve"> </w:t>
+      </w:r>
+      <w:r>
+        <w:rPr>
+          <w:rFonts w:ascii="Calibri" w:hAnsi="Calibri" w:cs="Calibri"/>
+          <w:lang w:val="en-US"/>
+        </w:rPr>
+        <w:t xml:space="preserve">‘Cluster analysis’ in </w:t>
+      </w:r>
+      <w:r>
+        <w:rPr>
+          <w:rFonts w:ascii="Calibri" w:hAnsi="Calibri" w:cs="Calibri"/>
+          <w:b/>
+          <w:bCs/>
+          <w:lang w:val="en-US"/>
+        </w:rPr>
+        <w:t>14</w:t>
+      </w:r>
+      <w:r>
+        <w:rPr>
+          <w:rFonts w:ascii="Calibri" w:hAnsi="Calibri" w:cs="Calibri"/>
+          <w:lang w:val="en-US"/>
+        </w:rPr>
+        <w:t xml:space="preserve">, you can select the statistical threshold for clusters. The P-value threshold in </w:t>
+      </w:r>
+      <w:r>
+        <w:rPr>
+          <w:rFonts w:ascii="Calibri" w:hAnsi="Calibri" w:cs="Calibri"/>
+          <w:b/>
+          <w:bCs/>
+          <w:lang w:val="en-US"/>
+        </w:rPr>
+        <w:t>8</w:t>
+      </w:r>
+      <w:r>
+        <w:rPr>
+          <w:rFonts w:ascii="Calibri" w:hAnsi="Calibri" w:cs="Calibri"/>
+          <w:lang w:val="en-US"/>
+        </w:rPr>
+        <w:t xml:space="preserve">, will be used on the uncorrected statistics to form the clusters. See FAQ for more information. </w:t>
+      </w:r>
+    </w:p>
+    <w:p>
+      <w:pPr>
+        <w:ind w:left="360"/>
+        <w:rPr>
+          <w:rFonts w:ascii="Calibri" w:hAnsi="Calibri" w:cs="Calibri"/>
+          <w:lang w:val="en-US"/>
+        </w:rPr>
+      </w:pPr>
+      <w:r>
+        <w:rPr>
+          <w:rFonts w:ascii="Calibri" w:hAnsi="Calibri" w:cs="Calibri"/>
+          <w:b/>
+          <w:bCs/>
+          <w:lang w:val="en-US"/>
+        </w:rPr>
+        <w:t xml:space="preserve">Pannel </w:t>
+      </w:r>
+      <w:r>
+        <w:rPr>
+          <w:rFonts w:ascii="Calibri" w:hAnsi="Calibri" w:cs="Calibri"/>
+          <w:b/>
+          <w:bCs/>
+          <w:lang w:val="en-US"/>
+        </w:rPr>
+        <w:t>D</w:t>
+      </w:r>
+      <w:r>
+        <w:rPr>
+          <w:rFonts w:ascii="Calibri" w:hAnsi="Calibri" w:cs="Calibri"/>
+          <w:b/>
+          <w:bCs/>
+          <w:lang w:val="en-US"/>
+        </w:rPr>
+        <w:t xml:space="preserve"> (</w:t>
+      </w:r>
+      <w:r>
+        <w:rPr>
+          <w:rFonts w:ascii="Calibri" w:hAnsi="Calibri" w:cs="Calibri"/>
+          <w:b/>
+          <w:bCs/>
+          <w:lang w:val="en-US"/>
+        </w:rPr>
+        <w:t>Output options</w:t>
+      </w:r>
+      <w:r>
+        <w:rPr>
+          <w:rFonts w:ascii="Calibri" w:hAnsi="Calibri" w:cs="Calibri"/>
+          <w:b/>
+          <w:bCs/>
+          <w:lang w:val="en-US"/>
+        </w:rPr>
+        <w:t>):</w:t>
+      </w:r>
+    </w:p>
+    <w:p>
+      <w:pPr>
+        <w:pStyle w:val="ListParagraph"/>
+        <w:numPr>
+          <w:ilvl w:val="0"/>
+          <w:numId w:val="1"/>
+        </w:numPr>
+        <w:rPr>
+          <w:rFonts w:ascii="Calibri" w:hAnsi="Calibri" w:cs="Calibri"/>
+          <w:lang w:val="en-US"/>
+        </w:rPr>
+      </w:pPr>
+      <w:r>
+        <w:rPr>
+          <w:rFonts w:ascii="Calibri" w:hAnsi="Calibri" w:cs="Calibri"/>
+          <w:lang w:val="en-US"/>
+        </w:rPr>
+        <w:t>Select the destination folder where the results files will be saved.</w:t>
+      </w:r>
+    </w:p>
+    <w:p>
+      <w:pPr>
+        <w:pStyle w:val="ListParagraph"/>
+        <w:numPr>
+          <w:ilvl w:val="0"/>
+          <w:numId w:val="1"/>
+        </w:numPr>
+        <w:rPr>
+          <w:rFonts w:ascii="Calibri" w:hAnsi="Calibri" w:cs="Calibri"/>
+          <w:lang w:val="en-US"/>
+        </w:rPr>
+      </w:pPr>
+      <w:r>
+        <w:rPr>
+          <w:rFonts w:ascii="Calibri" w:hAnsi="Calibri" w:cs="Calibri"/>
+          <w:lang w:val="en-US"/>
+        </w:rPr>
+        <w:t>The p-value can be saved in 1-p (e.g. significant value are 0.95-1) or p (</w:t>
+      </w:r>
+      <w:r>
+        <w:rPr>
+          <w:rFonts w:ascii="Calibri" w:hAnsi="Calibri" w:cs="Calibri"/>
+          <w:lang w:val="en-US"/>
+        </w:rPr>
+        <w:t>e.g. significant value are 0-</w:t>
+      </w:r>
+      <w:r>
+        <w:rPr>
+          <w:rFonts w:ascii="Calibri" w:hAnsi="Calibri" w:cs="Calibri"/>
+          <w:lang w:val="en-US"/>
+        </w:rPr>
+        <w:t xml:space="preserve">0.05). The visualization in </w:t>
+      </w:r>
+      <w:proofErr w:type="spellStart"/>
+      <w:r>
+        <w:rPr>
+          <w:rFonts w:ascii="Calibri" w:hAnsi="Calibri" w:cs="Calibri"/>
+          <w:lang w:val="en-US"/>
+        </w:rPr>
+        <w:t>Cartool</w:t>
+      </w:r>
+      <w:proofErr w:type="spellEnd"/>
+      <w:r>
+        <w:rPr>
+          <w:rFonts w:ascii="Calibri" w:hAnsi="Calibri" w:cs="Calibri"/>
+          <w:lang w:val="en-US"/>
+        </w:rPr>
+        <w:t xml:space="preserve"> is easier in 1-p mode. </w:t>
+      </w:r>
+    </w:p>
+    <w:p>
+      <w:pPr>
+        <w:pStyle w:val="ListParagraph"/>
+        <w:numPr>
+          <w:ilvl w:val="0"/>
+          <w:numId w:val="1"/>
+        </w:numPr>
+        <w:rPr>
+          <w:rFonts w:ascii="Calibri" w:hAnsi="Calibri" w:cs="Calibri"/>
+          <w:lang w:val="en-US"/>
+        </w:rPr>
+      </w:pPr>
+      <w:r>
+        <w:rPr>
+          <w:rFonts w:ascii="Calibri" w:hAnsi="Calibri" w:cs="Calibri"/>
+          <w:lang w:val="en-US"/>
+        </w:rPr>
+        <w:t>Specify the output directory</w:t>
+      </w:r>
+    </w:p>
+    <w:p>
+      <w:pPr>
+        <w:pStyle w:val="ListParagraph"/>
+        <w:numPr>
+          <w:ilvl w:val="0"/>
+          <w:numId w:val="1"/>
+        </w:numPr>
+        <w:rPr>
+          <w:rFonts w:ascii="Calibri" w:hAnsi="Calibri" w:cs="Calibri"/>
+          <w:lang w:val="en-US"/>
+        </w:rPr>
+      </w:pPr>
+      <w:r>
+        <w:rPr>
+          <w:rFonts w:ascii="Calibri" w:hAnsi="Calibri" w:cs="Calibri"/>
+          <w:lang w:val="en-US"/>
+        </w:rPr>
+        <w:t>You can specify manually a suffix in the output file name.</w:t>
+      </w:r>
+    </w:p>
+    <w:p>
+      <w:pPr>
+        <w:pStyle w:val="ListParagraph"/>
+        <w:numPr>
+          <w:ilvl w:val="0"/>
+          <w:numId w:val="1"/>
+        </w:numPr>
+        <w:rPr>
+          <w:rFonts w:ascii="Calibri" w:hAnsi="Calibri" w:cs="Calibri"/>
+          <w:lang w:val="en-US"/>
+        </w:rPr>
+      </w:pPr>
+      <w:r>
+        <w:rPr>
+          <w:rFonts w:ascii="Calibri" w:hAnsi="Calibri" w:cs="Calibri"/>
+          <w:lang w:val="en-US"/>
+        </w:rPr>
         <w:t xml:space="preserve">There are three validation buttons: </w:t>
       </w:r>
     </w:p>
@@ -2060,27 +2496,7 @@
           <w:bCs/>
           <w:lang w:val="en-US"/>
         </w:rPr>
-        <w:t xml:space="preserve">What </w:t>
-      </w:r>
-      <w:proofErr w:type="gramStart"/>
-      <w:r>
-        <w:rPr>
-          <w:rFonts w:ascii="Calibri" w:hAnsi="Calibri" w:cs="Calibri"/>
-          <w:b/>
-          <w:bCs/>
-          <w:lang w:val="en-US"/>
-        </w:rPr>
-        <w:t>the</w:t>
-      </w:r>
-      <w:proofErr w:type="gramEnd"/>
-      <w:r>
-        <w:rPr>
-          <w:rFonts w:ascii="Calibri" w:hAnsi="Calibri" w:cs="Calibri"/>
-          <w:b/>
-          <w:bCs/>
-          <w:lang w:val="en-US"/>
-        </w:rPr>
-        <w:t xml:space="preserve"> output looks like?</w:t>
+        <w:t>What the output looks like?</w:t>
       </w:r>
     </w:p>
     <w:p>
@@ -2144,23 +2560,77 @@
           <w:rFonts w:ascii="Calibri" w:hAnsi="Calibri" w:cs="Calibri"/>
           <w:lang w:val="en-US"/>
         </w:rPr>
-        <w:t xml:space="preserve">The Statistics module </w:t>
-      </w:r>
-      <w:proofErr w:type="gramStart"/>
-      <w:r>
-        <w:rPr>
-          <w:rFonts w:ascii="Calibri" w:hAnsi="Calibri" w:cs="Calibri"/>
-          <w:lang w:val="en-US"/>
-        </w:rPr>
-        <w:t>produce</w:t>
-      </w:r>
-      <w:proofErr w:type="gramEnd"/>
-      <w:r>
-        <w:rPr>
-          <w:rFonts w:ascii="Calibri" w:hAnsi="Calibri" w:cs="Calibri"/>
-          <w:lang w:val="en-US"/>
-        </w:rPr>
-        <w:t xml:space="preserve"> to file for each main effect of interaction of the factorial model: </w:t>
+        <w:t>The Statistics module produce t</w:t>
+      </w:r>
+      <w:r>
+        <w:rPr>
+          <w:rFonts w:ascii="Calibri" w:hAnsi="Calibri" w:cs="Calibri"/>
+          <w:lang w:val="en-US"/>
+        </w:rPr>
+        <w:t>w</w:t>
+      </w:r>
+      <w:r>
+        <w:rPr>
+          <w:rFonts w:ascii="Calibri" w:hAnsi="Calibri" w:cs="Calibri"/>
+          <w:lang w:val="en-US"/>
+        </w:rPr>
+        <w:t>o file</w:t>
+      </w:r>
+      <w:r>
+        <w:rPr>
+          <w:rFonts w:ascii="Calibri" w:hAnsi="Calibri" w:cs="Calibri"/>
+          <w:lang w:val="en-US"/>
+        </w:rPr>
+        <w:t>s</w:t>
+      </w:r>
+      <w:r>
+        <w:rPr>
+          <w:rFonts w:ascii="Calibri" w:hAnsi="Calibri" w:cs="Calibri"/>
+          <w:lang w:val="en-US"/>
+        </w:rPr>
+        <w:t xml:space="preserve"> for each main effect </w:t>
+      </w:r>
+      <w:r>
+        <w:rPr>
+          <w:rFonts w:ascii="Calibri" w:hAnsi="Calibri" w:cs="Calibri"/>
+          <w:lang w:val="en-US"/>
+        </w:rPr>
+        <w:t>and</w:t>
+      </w:r>
+      <w:r>
+        <w:rPr>
+          <w:rFonts w:ascii="Calibri" w:hAnsi="Calibri" w:cs="Calibri"/>
+          <w:lang w:val="en-US"/>
+        </w:rPr>
+        <w:t xml:space="preserve"> interaction </w:t>
+      </w:r>
+      <w:r>
+        <w:rPr>
+          <w:rFonts w:ascii="Calibri" w:hAnsi="Calibri" w:cs="Calibri"/>
+          <w:lang w:val="en-US"/>
+        </w:rPr>
+        <w:t xml:space="preserve">in </w:t>
+      </w:r>
+      <w:r>
+        <w:rPr>
+          <w:rFonts w:ascii="Calibri" w:hAnsi="Calibri" w:cs="Calibri"/>
+          <w:lang w:val="en-US"/>
+        </w:rPr>
+        <w:t xml:space="preserve">the </w:t>
+      </w:r>
+      <w:r>
+        <w:rPr>
+          <w:rFonts w:ascii="Calibri" w:hAnsi="Calibri" w:cs="Calibri"/>
+          <w:lang w:val="en-US"/>
+        </w:rPr>
+        <w:t xml:space="preserve">case of a </w:t>
+      </w:r>
+      <w:r>
+        <w:rPr>
+          <w:rFonts w:ascii="Calibri" w:hAnsi="Calibri" w:cs="Calibri"/>
+          <w:lang w:val="en-US"/>
+        </w:rPr>
+        <w:t xml:space="preserve">factorial model: </w:t>
       </w:r>
     </w:p>
     <w:p>
@@ -2253,13 +2723,57 @@
         </w:rPr>
         <w:t xml:space="preserve">. </w:t>
       </w:r>
+      <w:r>
+        <w:rPr>
+          <w:rFonts w:ascii="Calibri" w:hAnsi="Calibri" w:cs="Calibri"/>
+          <w:lang w:val="en-US"/>
+        </w:rPr>
+        <w:t>According</w:t>
+      </w:r>
+      <w:r>
+        <w:rPr>
+          <w:rFonts w:ascii="Calibri" w:hAnsi="Calibri" w:cs="Calibri"/>
+          <w:lang w:val="en-US"/>
+        </w:rPr>
+        <w:t xml:space="preserve"> the option you have choose in </w:t>
+      </w:r>
+      <w:r>
+        <w:rPr>
+          <w:rFonts w:ascii="Calibri" w:hAnsi="Calibri" w:cs="Calibri"/>
+          <w:b/>
+          <w:bCs/>
+          <w:lang w:val="en-US"/>
+        </w:rPr>
+        <w:t>17</w:t>
+      </w:r>
+      <w:r>
+        <w:rPr>
+          <w:rFonts w:ascii="Calibri" w:hAnsi="Calibri" w:cs="Calibri"/>
+          <w:lang w:val="en-US"/>
+        </w:rPr>
+        <w:t xml:space="preserve">, value are 1-p (significant values lie within the 0.95–1 interval) or p (rather than the usual 0–0.05 interval). </w:t>
+      </w:r>
+      <w:r>
+        <w:rPr>
+          <w:rFonts w:ascii="Calibri" w:hAnsi="Calibri" w:cs="Calibri"/>
+          <w:lang w:val="en-US"/>
+        </w:rPr>
+        <w:t>Option</w:t>
+      </w:r>
+      <w:r>
+        <w:rPr>
+          <w:rFonts w:ascii="Calibri" w:hAnsi="Calibri" w:cs="Calibri"/>
+          <w:lang w:val="en-US"/>
+        </w:rPr>
+        <w:t xml:space="preserve"> 1-p is the default because it makes the visualization of the results easier in </w:t>
+      </w:r>
       <w:proofErr w:type="spellStart"/>
       <w:r>
         <w:rPr>
           <w:rFonts w:ascii="Calibri" w:hAnsi="Calibri" w:cs="Calibri"/>
           <w:lang w:val="en-US"/>
         </w:rPr>
-        <w:t>Acoording</w:t>
+        <w:t>Cartool</w:t>
       </w:r>
       <w:proofErr w:type="spellEnd"/>
       <w:r>
@@ -2267,109 +2781,15 @@
           <w:rFonts w:ascii="Calibri" w:hAnsi="Calibri" w:cs="Calibri"/>
           <w:lang w:val="en-US"/>
         </w:rPr>
-        <w:t xml:space="preserve"> the option you have choose in </w:t>
-      </w:r>
-      <w:r>
-        <w:rPr>
-          <w:rFonts w:ascii="Calibri" w:hAnsi="Calibri" w:cs="Calibri"/>
-          <w:b/>
-          <w:bCs/>
-          <w:lang w:val="en-US"/>
-        </w:rPr>
-        <w:t>X</w:t>
-      </w:r>
-      <w:r>
-        <w:rPr>
-          <w:rFonts w:ascii="Calibri" w:hAnsi="Calibri" w:cs="Calibri"/>
-          <w:lang w:val="en-US"/>
-        </w:rPr>
-        <w:t xml:space="preserve">, value </w:t>
-      </w:r>
-      <w:proofErr w:type="gramStart"/>
-      <w:r>
-        <w:rPr>
-          <w:rFonts w:ascii="Calibri" w:hAnsi="Calibri" w:cs="Calibri"/>
-          <w:lang w:val="en-US"/>
-        </w:rPr>
-        <w:t>are</w:t>
-      </w:r>
-      <w:proofErr w:type="gramEnd"/>
-      <w:r>
-        <w:rPr>
-          <w:rFonts w:ascii="Calibri" w:hAnsi="Calibri" w:cs="Calibri"/>
-          <w:lang w:val="en-US"/>
-        </w:rPr>
-        <w:t xml:space="preserve"> 1-p (</w:t>
-      </w:r>
-      <w:r>
-        <w:rPr>
-          <w:rFonts w:ascii="Calibri" w:hAnsi="Calibri" w:cs="Calibri"/>
-          <w:lang w:val="en-US"/>
-        </w:rPr>
-        <w:t>significant values lie within the 0.95–1 interval</w:t>
-      </w:r>
-      <w:r>
-        <w:rPr>
-          <w:rFonts w:ascii="Calibri" w:hAnsi="Calibri" w:cs="Calibri"/>
-          <w:lang w:val="en-US"/>
-        </w:rPr>
-        <w:t>) or p (</w:t>
-      </w:r>
-      <w:r>
-        <w:rPr>
-          <w:rFonts w:ascii="Calibri" w:hAnsi="Calibri" w:cs="Calibri"/>
-          <w:lang w:val="en-US"/>
-        </w:rPr>
-        <w:t>rather than the usual 0–0.05 interval</w:t>
-      </w:r>
-      <w:r>
-        <w:rPr>
-          <w:rFonts w:ascii="Calibri" w:hAnsi="Calibri" w:cs="Calibri"/>
-          <w:lang w:val="en-US"/>
-        </w:rPr>
-        <w:t xml:space="preserve">). </w:t>
-      </w:r>
-      <w:proofErr w:type="gramStart"/>
-      <w:r>
-        <w:rPr>
-          <w:rFonts w:ascii="Calibri" w:hAnsi="Calibri" w:cs="Calibri"/>
-          <w:lang w:val="en-US"/>
-        </w:rPr>
-        <w:t>The option</w:t>
-      </w:r>
-      <w:proofErr w:type="gramEnd"/>
-      <w:r>
-        <w:rPr>
-          <w:rFonts w:ascii="Calibri" w:hAnsi="Calibri" w:cs="Calibri"/>
-          <w:lang w:val="en-US"/>
-        </w:rPr>
-        <w:t xml:space="preserve"> 1-p is the default because it makes the visualization of the results easier in </w:t>
-      </w:r>
-      <w:proofErr w:type="spellStart"/>
-      <w:r>
-        <w:rPr>
-          <w:rFonts w:ascii="Calibri" w:hAnsi="Calibri" w:cs="Calibri"/>
-          <w:lang w:val="en-US"/>
-        </w:rPr>
-        <w:t>Cartool</w:t>
-      </w:r>
-      <w:proofErr w:type="spellEnd"/>
-      <w:r>
-        <w:rPr>
-          <w:rFonts w:ascii="Calibri" w:hAnsi="Calibri" w:cs="Calibri"/>
-          <w:lang w:val="en-US"/>
-        </w:rPr>
         <w:t xml:space="preserve">. However, you can change (for example if you </w:t>
       </w:r>
-      <w:proofErr w:type="gramStart"/>
-      <w:r>
-        <w:rPr>
-          <w:rFonts w:ascii="Calibri" w:hAnsi="Calibri" w:cs="Calibri"/>
-          <w:lang w:val="en-US"/>
-        </w:rPr>
-        <w:t>export</w:t>
-      </w:r>
-      <w:proofErr w:type="gramEnd"/>
+      <w:r>
+        <w:rPr>
+          <w:rFonts w:ascii="Calibri" w:hAnsi="Calibri" w:cs="Calibri"/>
+          <w:lang w:val="en-US"/>
+        </w:rPr>
+        <w:t>export it</w:t>
+      </w:r>
       <w:r>
         <w:rPr>
           <w:rFonts w:ascii="Calibri" w:hAnsi="Calibri" w:cs="Calibri"/>
@@ -2704,15 +3124,13 @@
         </w:rPr>
         <w:t xml:space="preserve"> </w:t>
       </w:r>
-      <w:proofErr w:type="spellStart"/>
-      <w:r>
-        <w:rPr>
-          <w:rFonts w:ascii="Calibri" w:hAnsi="Calibri" w:cs="Calibri"/>
-          <w:lang w:val="en-US"/>
-        </w:rPr>
-        <w:t>tf</w:t>
-      </w:r>
-      <w:proofErr w:type="spellEnd"/>
+      <w:r>
+        <w:rPr>
+          <w:rFonts w:ascii="Calibri" w:hAnsi="Calibri" w:cs="Calibri"/>
+          <w:lang w:val="en-US"/>
+        </w:rPr>
+        <w:t>TF</w:t>
+      </w:r>
       <w:r>
         <w:rPr>
           <w:rFonts w:ascii="Calibri" w:hAnsi="Calibri" w:cs="Calibri"/>
@@ -2950,93 +3368,64 @@
       <w:pPr>
         <w:rPr>
           <w:rFonts w:ascii="Calibri" w:hAnsi="Calibri" w:cs="Calibri"/>
-          <w:b/>
-          <w:bCs/>
-          <w:lang w:val="en-US"/>
-        </w:rPr>
-      </w:pPr>
-      <w:r>
-        <w:rPr>
-          <w:rFonts w:ascii="Calibri" w:hAnsi="Calibri" w:cs="Calibri"/>
-          <w:b/>
-          <w:bCs/>
-          <w:lang w:val="en-US"/>
-        </w:rPr>
-        <w:t xml:space="preserve">Which </w:t>
-      </w:r>
-      <w:proofErr w:type="spellStart"/>
-      <w:r>
-        <w:rPr>
-          <w:rFonts w:ascii="Calibri" w:hAnsi="Calibri" w:cs="Calibri"/>
-          <w:b/>
-          <w:bCs/>
-          <w:lang w:val="en-US"/>
-        </w:rPr>
-        <w:t>Maltab</w:t>
-      </w:r>
-      <w:proofErr w:type="spellEnd"/>
-      <w:r>
-        <w:rPr>
-          <w:rFonts w:ascii="Calibri" w:hAnsi="Calibri" w:cs="Calibri"/>
-          <w:b/>
-          <w:bCs/>
-          <w:lang w:val="en-US"/>
-        </w:rPr>
-        <w:t xml:space="preserve"> commands are used for statistical testing?</w:t>
-      </w:r>
-      <w:r>
-        <w:rPr>
-          <w:rFonts w:ascii="Calibri" w:hAnsi="Calibri" w:cs="Calibri"/>
-          <w:b/>
-          <w:bCs/>
-          <w:lang w:val="en-US"/>
-        </w:rPr>
-        <w:t xml:space="preserve"> </w:t>
-      </w:r>
-    </w:p>
-    <w:p>
-      <w:pPr>
-        <w:rPr>
-          <w:rFonts w:ascii="Calibri" w:hAnsi="Calibri" w:cs="Calibri"/>
-          <w:lang w:val="en-US"/>
-        </w:rPr>
-      </w:pPr>
-      <w:r>
-        <w:rPr>
-          <w:rFonts w:ascii="Calibri" w:hAnsi="Calibri" w:cs="Calibri"/>
-          <w:lang w:val="en-US"/>
-        </w:rPr>
-        <w:t>The command</w:t>
-      </w:r>
-      <w:r>
-        <w:rPr>
-          <w:rFonts w:ascii="Calibri" w:hAnsi="Calibri" w:cs="Calibri"/>
-          <w:lang w:val="en-US"/>
-        </w:rPr>
-        <w:t>s</w:t>
-      </w:r>
-      <w:r>
-        <w:rPr>
-          <w:rFonts w:ascii="Calibri" w:hAnsi="Calibri" w:cs="Calibri"/>
-          <w:lang w:val="en-US"/>
-        </w:rPr>
-        <w:t xml:space="preserve"> use will depend on the statistical test performed as explained in point </w:t>
-      </w:r>
-      <w:r>
-        <w:rPr>
-          <w:rFonts w:ascii="Calibri" w:hAnsi="Calibri" w:cs="Calibri"/>
-          <w:b/>
-          <w:bCs/>
-          <w:lang w:val="en-US"/>
-        </w:rPr>
-        <w:t>7</w:t>
-      </w:r>
-      <w:r>
-        <w:rPr>
-          <w:rFonts w:ascii="Calibri" w:hAnsi="Calibri" w:cs="Calibri"/>
-          <w:lang w:val="en-US"/>
-        </w:rPr>
-        <w:t>:</w:t>
+          <w:lang w:val="en-US"/>
+        </w:rPr>
+      </w:pPr>
+      <w:r>
+        <w:rPr>
+          <w:rFonts w:ascii="Calibri" w:hAnsi="Calibri" w:cs="Calibri"/>
+          <w:lang w:val="en-US"/>
+        </w:rPr>
+        <w:t xml:space="preserve">In the case of a cluster analysis, the output are different : </w:t>
+      </w:r>
+    </w:p>
+    <w:p>
+      <w:pPr>
+        <w:rPr>
+          <w:rFonts w:ascii="Calibri" w:hAnsi="Calibri" w:cs="Calibri"/>
+          <w:lang w:val="en-US"/>
+        </w:rPr>
+      </w:pPr>
+      <w:r>
+        <w:rPr>
+          <w:rFonts w:ascii="Calibri" w:hAnsi="Calibri" w:cs="Calibri"/>
+          <w:lang w:val="en-US"/>
+        </w:rPr>
+        <w:drawing>
+          <wp:inline distT="0" distB="0" distL="0" distR="0" wp14:anchorId="5B7E1AE2" wp14:editId="0112AB1F">
+            <wp:extent cx="2865477" cy="1279103"/>
+            <wp:effectExtent l="0" t="0" r="0" b="0"/>
+            <wp:docPr id="1178383020" name="Picture 1"/>
+            <wp:cNvGraphicFramePr>
+              <a:graphicFrameLocks xmlns:a="http://schemas.openxmlformats.org/drawingml/2006/main" noChangeAspect="1"/>
+            </wp:cNvGraphicFramePr>
+            <a:graphic xmlns:a="http://schemas.openxmlformats.org/drawingml/2006/main">
+              <a:graphicData uri="http://schemas.openxmlformats.org/drawingml/2006/picture">
+                <pic:pic xmlns:pic="http://schemas.openxmlformats.org/drawingml/2006/picture">
+                  <pic:nvPicPr>
+                    <pic:cNvPr id="1178383020" name=""/>
+                    <pic:cNvPicPr/>
+                  </pic:nvPicPr>
+                  <pic:blipFill>
+                    <a:blip r:embed="rId15"/>
+                    <a:stretch>
+                      <a:fillRect/>
+                    </a:stretch>
+                  </pic:blipFill>
+                  <pic:spPr>
+                    <a:xfrm>
+                      <a:off x="0" y="0"/>
+                      <a:ext cx="2876839" cy="1284175"/>
+                    </a:xfrm>
+                    <a:prstGeom prst="rect">
+                      <a:avLst/>
+                    </a:prstGeom>
+                  </pic:spPr>
+                </pic:pic>
+              </a:graphicData>
+            </a:graphic>
+          </wp:inline>
+        </w:drawing>
       </w:r>
     </w:p>
     <w:p>
@@ -3051,13 +3440,7 @@
           <w:lang w:val="en-US"/>
         </w:rPr>
       </w:pPr>
-      <w:r>
-        <w:rPr>
-          <w:rFonts w:ascii="Calibri" w:hAnsi="Calibri" w:cs="Calibri"/>
-          <w:lang w:val="en-US"/>
-        </w:rPr>
-        <w:t xml:space="preserve">For </w:t>
-      </w:r>
+      <w:proofErr w:type="spellStart"/>
       <w:r>
         <w:rPr>
           <w:rFonts w:ascii="Calibri" w:hAnsi="Calibri" w:cs="Calibri"/>
@@ -3065,13 +3448,26 @@
           <w:iCs/>
           <w:lang w:val="en-US"/>
         </w:rPr>
-        <w:t>One sample T-Test</w:t>
-      </w:r>
-      <w:r>
-        <w:rPr>
-          <w:rFonts w:ascii="Calibri" w:hAnsi="Calibri" w:cs="Calibri"/>
-          <w:i/>
-          <w:iCs/>
+        <w:t>Pvalues</w:t>
+      </w:r>
+      <w:proofErr w:type="spellEnd"/>
+      <w:r>
+        <w:rPr>
+          <w:rFonts w:ascii="Calibri" w:hAnsi="Calibri" w:cs="Calibri"/>
+          <w:lang w:val="en-US"/>
+        </w:rPr>
+        <w:t xml:space="preserve"> file</w:t>
+      </w:r>
+      <w:r>
+        <w:rPr>
+          <w:rFonts w:ascii="Calibri" w:hAnsi="Calibri" w:cs="Calibri"/>
+          <w:lang w:val="en-US"/>
+        </w:rPr>
+        <w:t>s</w:t>
+      </w:r>
+      <w:r>
+        <w:rPr>
+          <w:rFonts w:ascii="Calibri" w:hAnsi="Calibri" w:cs="Calibri"/>
           <w:lang w:val="en-US"/>
         </w:rPr>
         <w:t xml:space="preserve"> </w:t>
@@ -3081,44 +3477,31 @@
           <w:rFonts w:ascii="Calibri" w:hAnsi="Calibri" w:cs="Calibri"/>
           <w:lang w:val="en-US"/>
         </w:rPr>
-        <w:t>and</w:t>
-      </w:r>
-      <w:r>
-        <w:rPr>
-          <w:rFonts w:ascii="Calibri" w:hAnsi="Calibri" w:cs="Calibri"/>
-          <w:i/>
-          <w:iCs/>
-          <w:lang w:val="en-US"/>
-        </w:rPr>
-        <w:t xml:space="preserve"> </w:t>
-      </w:r>
-      <w:r>
-        <w:rPr>
-          <w:rFonts w:ascii="Calibri" w:hAnsi="Calibri" w:cs="Calibri"/>
-          <w:i/>
-          <w:iCs/>
-          <w:lang w:val="en-US"/>
-        </w:rPr>
-        <w:t>Paired T-Test</w:t>
-      </w:r>
-      <w:r>
-        <w:rPr>
-          <w:rFonts w:ascii="Calibri" w:hAnsi="Calibri" w:cs="Calibri"/>
-          <w:lang w:val="en-US"/>
-        </w:rPr>
-        <w:t xml:space="preserve">, the module uses the function </w:t>
+        <w:t>contains the p-value for the current cluster. This is why the value is the same for all time points belonging to the cluster.</w:t>
+      </w:r>
+      <w:r>
+        <w:rPr>
+          <w:rFonts w:ascii="Calibri" w:hAnsi="Calibri" w:cs="Calibri"/>
+          <w:lang w:val="en-US"/>
+        </w:rPr>
+        <w:t xml:space="preserve"> All non-significant TF are set to 0. You have one separate file for each cluster positive (condition1&gt;condition2) or negative (condition2&gt;condition1) as well as ‘</w:t>
       </w:r>
       <w:proofErr w:type="spellStart"/>
       <w:r>
         <w:rPr>
           <w:rFonts w:ascii="Calibri" w:hAnsi="Calibri" w:cs="Calibri"/>
-          <w:b/>
-          <w:bCs/>
-          <w:lang w:val="en-US"/>
-        </w:rPr>
-        <w:t>ttest</w:t>
+          <w:lang w:val="en-US"/>
+        </w:rPr>
+        <w:t>allCLUSTER</w:t>
       </w:r>
       <w:proofErr w:type="spellEnd"/>
+      <w:r>
+        <w:rPr>
+          <w:rFonts w:ascii="Calibri" w:hAnsi="Calibri" w:cs="Calibri"/>
+          <w:lang w:val="en-US"/>
+        </w:rPr>
+        <w:t>’ file with all the significant cluster in the same file.</w:t>
+      </w:r>
     </w:p>
     <w:p>
       <w:pPr>
@@ -3129,16 +3512,12 @@
         </w:numPr>
         <w:rPr>
           <w:rFonts w:ascii="Calibri" w:hAnsi="Calibri" w:cs="Calibri"/>
-          <w:lang w:val="en-US"/>
-        </w:rPr>
-      </w:pPr>
-      <w:r>
-        <w:rPr>
-          <w:rFonts w:ascii="Calibri" w:hAnsi="Calibri" w:cs="Calibri"/>
-          <w:lang w:val="en-US"/>
-        </w:rPr>
-        <w:t xml:space="preserve">For </w:t>
-      </w:r>
+          <w:b/>
+          <w:bCs/>
+          <w:lang w:val="en-US"/>
+        </w:rPr>
+      </w:pPr>
+      <w:proofErr w:type="spellStart"/>
       <w:r>
         <w:rPr>
           <w:rFonts w:ascii="Calibri" w:hAnsi="Calibri" w:cs="Calibri"/>
@@ -3146,23 +3525,212 @@
           <w:iCs/>
           <w:lang w:val="en-US"/>
         </w:rPr>
-        <w:t>Two Samples T-Test</w:t>
-      </w:r>
-      <w:r>
-        <w:rPr>
-          <w:rFonts w:ascii="Calibri" w:hAnsi="Calibri" w:cs="Calibri"/>
-          <w:lang w:val="en-US"/>
-        </w:rPr>
-        <w:t xml:space="preserve">, the module uses the function </w:t>
-      </w:r>
-      <w:r>
-        <w:rPr>
-          <w:rFonts w:ascii="Calibri" w:hAnsi="Calibri" w:cs="Calibri"/>
-          <w:b/>
-          <w:bCs/>
-          <w:lang w:val="en-US"/>
-        </w:rPr>
-        <w:t>ttest2</w:t>
+        <w:t>M</w:t>
+      </w:r>
+      <w:r>
+        <w:rPr>
+          <w:rFonts w:ascii="Calibri" w:hAnsi="Calibri" w:cs="Calibri"/>
+          <w:i/>
+          <w:iCs/>
+          <w:lang w:val="en-US"/>
+        </w:rPr>
+        <w:t>axsum</w:t>
+      </w:r>
+      <w:proofErr w:type="spellEnd"/>
+      <w:r>
+        <w:rPr>
+          <w:rFonts w:ascii="Calibri" w:hAnsi="Calibri" w:cs="Calibri"/>
+          <w:lang w:val="en-US"/>
+        </w:rPr>
+        <w:t xml:space="preserve"> files</w:t>
+      </w:r>
+      <w:r>
+        <w:rPr>
+          <w:rFonts w:ascii="Calibri" w:hAnsi="Calibri" w:cs="Calibri"/>
+          <w:lang w:val="en-US"/>
+        </w:rPr>
+        <w:t xml:space="preserve"> </w:t>
+      </w:r>
+      <w:r>
+        <w:rPr>
+          <w:rFonts w:ascii="Calibri" w:hAnsi="Calibri" w:cs="Calibri"/>
+          <w:lang w:val="en-US"/>
+        </w:rPr>
+        <w:t>contain</w:t>
+      </w:r>
+      <w:r>
+        <w:rPr>
+          <w:rFonts w:ascii="Calibri" w:hAnsi="Calibri" w:cs="Calibri"/>
+          <w:lang w:val="en-US"/>
+        </w:rPr>
+        <w:t xml:space="preserve"> the statistical value associated with the cluster. As explained below, the </w:t>
+      </w:r>
+      <w:proofErr w:type="spellStart"/>
+      <w:r>
+        <w:rPr>
+          <w:rFonts w:ascii="Calibri" w:hAnsi="Calibri" w:cs="Calibri"/>
+          <w:lang w:val="en-US"/>
+        </w:rPr>
+        <w:t>MaxSum</w:t>
+      </w:r>
+      <w:proofErr w:type="spellEnd"/>
+      <w:r>
+        <w:rPr>
+          <w:rFonts w:ascii="Calibri" w:hAnsi="Calibri" w:cs="Calibri"/>
+          <w:lang w:val="en-US"/>
+        </w:rPr>
+        <w:t xml:space="preserve"> is the sum of all the uncorrected T-values for TFs belonging to the cluster. </w:t>
+      </w:r>
+      <w:r>
+        <w:rPr>
+          <w:rFonts w:ascii="Calibri" w:hAnsi="Calibri" w:cs="Calibri"/>
+          <w:lang w:val="en-US"/>
+        </w:rPr>
+        <w:t xml:space="preserve">Non-significant values are set to 0. </w:t>
+      </w:r>
+    </w:p>
+    <w:p>
+      <w:pPr>
+        <w:pStyle w:val="ListParagraph"/>
+        <w:rPr>
+          <w:rFonts w:ascii="Calibri" w:hAnsi="Calibri" w:cs="Calibri"/>
+          <w:b/>
+          <w:bCs/>
+          <w:lang w:val="en-US"/>
+        </w:rPr>
+      </w:pPr>
+      <w:r>
+        <w:rPr>
+          <w:noProof/>
+        </w:rPr>
+        <w:drawing>
+          <wp:inline distT="0" distB="0" distL="0" distR="0" wp14:anchorId="5C36327D" wp14:editId="50D63DB9">
+            <wp:extent cx="1072967" cy="1518269"/>
+            <wp:effectExtent l="0" t="0" r="0" b="6350"/>
+            <wp:docPr id="1851963805" name="Picture 1"/>
+            <wp:cNvGraphicFramePr>
+              <a:graphicFrameLocks xmlns:a="http://schemas.openxmlformats.org/drawingml/2006/main" noChangeAspect="1"/>
+            </wp:cNvGraphicFramePr>
+            <a:graphic xmlns:a="http://schemas.openxmlformats.org/drawingml/2006/main">
+              <a:graphicData uri="http://schemas.openxmlformats.org/drawingml/2006/picture">
+                <pic:pic xmlns:pic="http://schemas.openxmlformats.org/drawingml/2006/picture">
+                  <pic:nvPicPr>
+                    <pic:cNvPr id="1851963805" name=""/>
+                    <pic:cNvPicPr/>
+                  </pic:nvPicPr>
+                  <pic:blipFill>
+                    <a:blip r:embed="rId16"/>
+                    <a:stretch>
+                      <a:fillRect/>
+                    </a:stretch>
+                  </pic:blipFill>
+                  <pic:spPr>
+                    <a:xfrm>
+                      <a:off x="0" y="0"/>
+                      <a:ext cx="1088983" cy="1540932"/>
+                    </a:xfrm>
+                    <a:prstGeom prst="rect">
+                      <a:avLst/>
+                    </a:prstGeom>
+                  </pic:spPr>
+                </pic:pic>
+              </a:graphicData>
+            </a:graphic>
+          </wp:inline>
+        </w:drawing>
+      </w:r>
+    </w:p>
+    <w:p>
+      <w:pPr>
+        <w:rPr>
+          <w:rFonts w:ascii="Calibri" w:hAnsi="Calibri" w:cs="Calibri"/>
+          <w:b/>
+          <w:bCs/>
+          <w:lang w:val="en-US"/>
+        </w:rPr>
+      </w:pPr>
+      <w:r>
+        <w:rPr>
+          <w:rFonts w:ascii="Calibri" w:hAnsi="Calibri" w:cs="Calibri"/>
+          <w:b/>
+          <w:bCs/>
+          <w:lang w:val="en-US"/>
+        </w:rPr>
+        <w:t xml:space="preserve">Which </w:t>
+      </w:r>
+      <w:proofErr w:type="spellStart"/>
+      <w:r>
+        <w:rPr>
+          <w:rFonts w:ascii="Calibri" w:hAnsi="Calibri" w:cs="Calibri"/>
+          <w:b/>
+          <w:bCs/>
+          <w:lang w:val="en-US"/>
+        </w:rPr>
+        <w:t>Maltab</w:t>
+      </w:r>
+      <w:proofErr w:type="spellEnd"/>
+      <w:r>
+        <w:rPr>
+          <w:rFonts w:ascii="Calibri" w:hAnsi="Calibri" w:cs="Calibri"/>
+          <w:b/>
+          <w:bCs/>
+          <w:lang w:val="en-US"/>
+        </w:rPr>
+        <w:t xml:space="preserve"> commands are used for statistical testing?</w:t>
+      </w:r>
+      <w:r>
+        <w:rPr>
+          <w:rFonts w:ascii="Calibri" w:hAnsi="Calibri" w:cs="Calibri"/>
+          <w:b/>
+          <w:bCs/>
+          <w:lang w:val="en-US"/>
+        </w:rPr>
+        <w:t xml:space="preserve"> </w:t>
+      </w:r>
+    </w:p>
+    <w:p>
+      <w:pPr>
+        <w:rPr>
+          <w:rFonts w:ascii="Calibri" w:hAnsi="Calibri" w:cs="Calibri"/>
+          <w:lang w:val="en-US"/>
+        </w:rPr>
+      </w:pPr>
+      <w:r>
+        <w:rPr>
+          <w:rFonts w:ascii="Calibri" w:hAnsi="Calibri" w:cs="Calibri"/>
+          <w:lang w:val="en-US"/>
+        </w:rPr>
+        <w:t>The command</w:t>
+      </w:r>
+      <w:r>
+        <w:rPr>
+          <w:rFonts w:ascii="Calibri" w:hAnsi="Calibri" w:cs="Calibri"/>
+          <w:lang w:val="en-US"/>
+        </w:rPr>
+        <w:t>s</w:t>
+      </w:r>
+      <w:r>
+        <w:rPr>
+          <w:rFonts w:ascii="Calibri" w:hAnsi="Calibri" w:cs="Calibri"/>
+          <w:lang w:val="en-US"/>
+        </w:rPr>
+        <w:t xml:space="preserve"> use will depend on the statistical test performed as explained in point </w:t>
+      </w:r>
+      <w:r>
+        <w:rPr>
+          <w:rFonts w:ascii="Calibri" w:hAnsi="Calibri" w:cs="Calibri"/>
+          <w:b/>
+          <w:bCs/>
+          <w:lang w:val="en-US"/>
+        </w:rPr>
+        <w:t>7</w:t>
+      </w:r>
+      <w:r>
+        <w:rPr>
+          <w:rFonts w:ascii="Calibri" w:hAnsi="Calibri" w:cs="Calibri"/>
+          <w:lang w:val="en-US"/>
+        </w:rPr>
+        <w:t>:</w:t>
       </w:r>
     </w:p>
     <w:p>
@@ -3191,14 +3759,7 @@
           <w:iCs/>
           <w:lang w:val="en-US"/>
         </w:rPr>
-        <w:t>ANOVA repeated measure</w:t>
-      </w:r>
-      <w:r>
-        <w:rPr>
-          <w:rFonts w:ascii="Calibri" w:hAnsi="Calibri" w:cs="Calibri"/>
-          <w:lang w:val="en-US"/>
-        </w:rPr>
-        <w:t xml:space="preserve"> and </w:t>
+        <w:t>One sample T-Test</w:t>
       </w:r>
       <w:r>
         <w:rPr>
@@ -3207,14 +3768,39 @@
           <w:iCs/>
           <w:lang w:val="en-US"/>
         </w:rPr>
-        <w:t>ANOVA mixed</w:t>
-      </w:r>
-      <w:r>
-        <w:rPr>
-          <w:rFonts w:ascii="Calibri" w:hAnsi="Calibri" w:cs="Calibri"/>
-          <w:lang w:val="en-US"/>
-        </w:rPr>
-        <w:t xml:space="preserve">, the module uses </w:t>
+        <w:t xml:space="preserve"> </w:t>
+      </w:r>
+      <w:r>
+        <w:rPr>
+          <w:rFonts w:ascii="Calibri" w:hAnsi="Calibri" w:cs="Calibri"/>
+          <w:lang w:val="en-US"/>
+        </w:rPr>
+        <w:t>and</w:t>
+      </w:r>
+      <w:r>
+        <w:rPr>
+          <w:rFonts w:ascii="Calibri" w:hAnsi="Calibri" w:cs="Calibri"/>
+          <w:i/>
+          <w:iCs/>
+          <w:lang w:val="en-US"/>
+        </w:rPr>
+        <w:t xml:space="preserve"> </w:t>
+      </w:r>
+      <w:r>
+        <w:rPr>
+          <w:rFonts w:ascii="Calibri" w:hAnsi="Calibri" w:cs="Calibri"/>
+          <w:i/>
+          <w:iCs/>
+          <w:lang w:val="en-US"/>
+        </w:rPr>
+        <w:t>Paired T-Test</w:t>
+      </w:r>
+      <w:r>
+        <w:rPr>
+          <w:rFonts w:ascii="Calibri" w:hAnsi="Calibri" w:cs="Calibri"/>
+          <w:lang w:val="en-US"/>
+        </w:rPr>
+        <w:t xml:space="preserve">, the module uses the function </w:t>
       </w:r>
       <w:proofErr w:type="spellStart"/>
       <w:r>
@@ -3224,34 +3810,9 @@
           <w:bCs/>
           <w:lang w:val="en-US"/>
         </w:rPr>
-        <w:t>fitrm</w:t>
+        <w:t>ttest</w:t>
       </w:r>
       <w:proofErr w:type="spellEnd"/>
-      <w:r>
-        <w:rPr>
-          <w:rFonts w:ascii="Calibri" w:hAnsi="Calibri" w:cs="Calibri"/>
-          <w:lang w:val="en-US"/>
-        </w:rPr>
-        <w:t xml:space="preserve"> then </w:t>
-      </w:r>
-      <w:proofErr w:type="spellStart"/>
-      <w:r>
-        <w:rPr>
-          <w:rFonts w:ascii="Calibri" w:hAnsi="Calibri" w:cs="Calibri"/>
-          <w:b/>
-          <w:bCs/>
-          <w:lang w:val="en-US"/>
-        </w:rPr>
-        <w:t>rmANOVA</w:t>
-      </w:r>
-      <w:proofErr w:type="spellEnd"/>
-      <w:r>
-        <w:rPr>
-          <w:rFonts w:ascii="Calibri" w:hAnsi="Calibri" w:cs="Calibri"/>
-          <w:lang w:val="en-US"/>
-        </w:rPr>
-        <w:t xml:space="preserve"> functions</w:t>
-      </w:r>
     </w:p>
     <w:p>
       <w:pPr>
@@ -3279,6 +3840,140 @@
           <w:iCs/>
           <w:lang w:val="en-US"/>
         </w:rPr>
+        <w:t>Two Samples T-Test</w:t>
+      </w:r>
+      <w:r>
+        <w:rPr>
+          <w:rFonts w:ascii="Calibri" w:hAnsi="Calibri" w:cs="Calibri"/>
+          <w:lang w:val="en-US"/>
+        </w:rPr>
+        <w:t xml:space="preserve">, the module uses the function </w:t>
+      </w:r>
+      <w:r>
+        <w:rPr>
+          <w:rFonts w:ascii="Calibri" w:hAnsi="Calibri" w:cs="Calibri"/>
+          <w:b/>
+          <w:bCs/>
+          <w:lang w:val="en-US"/>
+        </w:rPr>
+        <w:t>ttest2</w:t>
+      </w:r>
+    </w:p>
+    <w:p>
+      <w:pPr>
+        <w:pStyle w:val="ListParagraph"/>
+        <w:numPr>
+          <w:ilvl w:val="0"/>
+          <w:numId w:val="3"/>
+        </w:numPr>
+        <w:rPr>
+          <w:rFonts w:ascii="Calibri" w:hAnsi="Calibri" w:cs="Calibri"/>
+          <w:lang w:val="en-US"/>
+        </w:rPr>
+      </w:pPr>
+      <w:r>
+        <w:rPr>
+          <w:rFonts w:ascii="Calibri" w:hAnsi="Calibri" w:cs="Calibri"/>
+          <w:lang w:val="en-US"/>
+        </w:rPr>
+        <w:lastRenderedPageBreak/>
+        <w:t xml:space="preserve">For </w:t>
+      </w:r>
+      <w:r>
+        <w:rPr>
+          <w:rFonts w:ascii="Calibri" w:hAnsi="Calibri" w:cs="Calibri"/>
+          <w:i/>
+          <w:iCs/>
+          <w:lang w:val="en-US"/>
+        </w:rPr>
+        <w:t>ANOVA repeated measure</w:t>
+      </w:r>
+      <w:r>
+        <w:rPr>
+          <w:rFonts w:ascii="Calibri" w:hAnsi="Calibri" w:cs="Calibri"/>
+          <w:lang w:val="en-US"/>
+        </w:rPr>
+        <w:t xml:space="preserve"> and </w:t>
+      </w:r>
+      <w:r>
+        <w:rPr>
+          <w:rFonts w:ascii="Calibri" w:hAnsi="Calibri" w:cs="Calibri"/>
+          <w:i/>
+          <w:iCs/>
+          <w:lang w:val="en-US"/>
+        </w:rPr>
+        <w:t>ANOVA mixed</w:t>
+      </w:r>
+      <w:r>
+        <w:rPr>
+          <w:rFonts w:ascii="Calibri" w:hAnsi="Calibri" w:cs="Calibri"/>
+          <w:lang w:val="en-US"/>
+        </w:rPr>
+        <w:t xml:space="preserve">, the module uses </w:t>
+      </w:r>
+      <w:proofErr w:type="spellStart"/>
+      <w:r>
+        <w:rPr>
+          <w:rFonts w:ascii="Calibri" w:hAnsi="Calibri" w:cs="Calibri"/>
+          <w:b/>
+          <w:bCs/>
+          <w:lang w:val="en-US"/>
+        </w:rPr>
+        <w:t>fitrm</w:t>
+      </w:r>
+      <w:proofErr w:type="spellEnd"/>
+      <w:r>
+        <w:rPr>
+          <w:rFonts w:ascii="Calibri" w:hAnsi="Calibri" w:cs="Calibri"/>
+          <w:lang w:val="en-US"/>
+        </w:rPr>
+        <w:t xml:space="preserve"> then </w:t>
+      </w:r>
+      <w:proofErr w:type="spellStart"/>
+      <w:r>
+        <w:rPr>
+          <w:rFonts w:ascii="Calibri" w:hAnsi="Calibri" w:cs="Calibri"/>
+          <w:b/>
+          <w:bCs/>
+          <w:lang w:val="en-US"/>
+        </w:rPr>
+        <w:t>rmANOVA</w:t>
+      </w:r>
+      <w:proofErr w:type="spellEnd"/>
+      <w:r>
+        <w:rPr>
+          <w:rFonts w:ascii="Calibri" w:hAnsi="Calibri" w:cs="Calibri"/>
+          <w:lang w:val="en-US"/>
+        </w:rPr>
+        <w:t xml:space="preserve"> functions</w:t>
+      </w:r>
+    </w:p>
+    <w:p>
+      <w:pPr>
+        <w:pStyle w:val="ListParagraph"/>
+        <w:numPr>
+          <w:ilvl w:val="0"/>
+          <w:numId w:val="3"/>
+        </w:numPr>
+        <w:rPr>
+          <w:rFonts w:ascii="Calibri" w:hAnsi="Calibri" w:cs="Calibri"/>
+          <w:lang w:val="en-US"/>
+        </w:rPr>
+      </w:pPr>
+      <w:r>
+        <w:rPr>
+          <w:rFonts w:ascii="Calibri" w:hAnsi="Calibri" w:cs="Calibri"/>
+          <w:lang w:val="en-US"/>
+        </w:rPr>
+        <w:t xml:space="preserve">For </w:t>
+      </w:r>
+      <w:r>
+        <w:rPr>
+          <w:rFonts w:ascii="Calibri" w:hAnsi="Calibri" w:cs="Calibri"/>
+          <w:i/>
+          <w:iCs/>
+          <w:lang w:val="en-US"/>
+        </w:rPr>
         <w:t>ANOVA between</w:t>
       </w:r>
       <w:r>
@@ -3307,21 +4002,12 @@
           <w:lang w:val="en-US"/>
         </w:rPr>
       </w:pPr>
-      <w:proofErr w:type="gramStart"/>
-      <w:r>
-        <w:rPr>
-          <w:rFonts w:ascii="Calibri" w:hAnsi="Calibri" w:cs="Calibri"/>
-          <w:lang w:val="en-US"/>
-        </w:rPr>
-        <w:t>All of</w:t>
-      </w:r>
-      <w:proofErr w:type="gramEnd"/>
-      <w:r>
-        <w:rPr>
-          <w:rFonts w:ascii="Calibri" w:hAnsi="Calibri" w:cs="Calibri"/>
-          <w:lang w:val="en-US"/>
-        </w:rPr>
-        <w:t xml:space="preserve"> these functions are part of the MATLAB </w:t>
+      <w:r>
+        <w:rPr>
+          <w:rFonts w:ascii="Calibri" w:hAnsi="Calibri" w:cs="Calibri"/>
+          <w:lang w:val="en-US"/>
+        </w:rPr>
+        <w:t xml:space="preserve">All of these functions are part of the MATLAB </w:t>
       </w:r>
       <w:r>
         <w:rPr>
@@ -3337,23 +4023,372 @@
           <w:rFonts w:ascii="Calibri" w:hAnsi="Calibri" w:cs="Calibri"/>
           <w:lang w:val="en-US"/>
         </w:rPr>
-        <w:t xml:space="preserve"> add-on package. Therefore, the </w:t>
-      </w:r>
-      <w:r>
-        <w:rPr>
-          <w:rFonts w:ascii="Calibri" w:hAnsi="Calibri" w:cs="Calibri"/>
-          <w:b/>
-          <w:bCs/>
-          <w:lang w:val="en-US"/>
-        </w:rPr>
-        <w:t>Statistics</w:t>
-      </w:r>
-      <w:r>
-        <w:rPr>
-          <w:rFonts w:ascii="Calibri" w:hAnsi="Calibri" w:cs="Calibri"/>
-          <w:lang w:val="en-US"/>
-        </w:rPr>
-        <w:t xml:space="preserve"> module will not run if this add-on package is not installed in your </w:t>
+        <w:t xml:space="preserve"> add-on package. </w:t>
+      </w:r>
+    </w:p>
+    <w:p>
+      <w:pPr>
+        <w:rPr>
+          <w:rFonts w:ascii="Calibri" w:hAnsi="Calibri" w:cs="Calibri"/>
+          <w:lang w:val="en-US"/>
+        </w:rPr>
+      </w:pPr>
+      <w:r>
+        <w:rPr>
+          <w:rFonts w:ascii="Calibri" w:hAnsi="Calibri" w:cs="Calibri"/>
+          <w:lang w:val="en-US"/>
+        </w:rPr>
+        <w:t xml:space="preserve">In the case of non-parametric </w:t>
+      </w:r>
+      <w:r>
+        <w:rPr>
+          <w:rFonts w:ascii="Calibri" w:hAnsi="Calibri" w:cs="Calibri"/>
+          <w:lang w:val="en-US"/>
+        </w:rPr>
+        <w:t>statistics</w:t>
+      </w:r>
+      <w:r>
+        <w:rPr>
+          <w:rFonts w:ascii="Calibri" w:hAnsi="Calibri" w:cs="Calibri"/>
+          <w:lang w:val="en-US"/>
+        </w:rPr>
+        <w:t xml:space="preserve">, the function </w:t>
+      </w:r>
+      <w:r>
+        <w:rPr>
+          <w:rFonts w:ascii="Calibri" w:hAnsi="Calibri" w:cs="Calibri"/>
+          <w:b/>
+          <w:bCs/>
+          <w:lang/>
+        </w:rPr>
+        <w:t>ft_timelockstatistics</w:t>
+      </w:r>
+      <w:r>
+        <w:rPr>
+          <w:rFonts w:ascii="Calibri" w:hAnsi="Calibri" w:cs="Calibri"/>
+          <w:lang w:val="en-US"/>
+        </w:rPr>
+        <w:t xml:space="preserve"> of Fieldtrip are used</w:t>
+      </w:r>
+      <w:r>
+        <w:rPr>
+          <w:rFonts w:ascii="Calibri" w:hAnsi="Calibri" w:cs="Calibri"/>
+          <w:lang w:val="en-US"/>
+        </w:rPr>
+        <w:t xml:space="preserve"> for paired or unpaired T-test with the following argument: </w:t>
+      </w:r>
+    </w:p>
+    <w:p>
+      <w:pPr>
+        <w:rPr>
+          <w:rFonts w:ascii="Calibri" w:hAnsi="Calibri" w:cs="Calibri"/>
+          <w:i/>
+          <w:iCs/>
+          <w:lang w:val="fr-FR"/>
+        </w:rPr>
+      </w:pPr>
+      <w:r>
+        <w:rPr>
+          <w:rFonts w:ascii="Calibri" w:hAnsi="Calibri" w:cs="Calibri"/>
+          <w:i/>
+          <w:iCs/>
+          <w:lang/>
+        </w:rPr>
+        <w:t>cfg = [];</w:t>
+      </w:r>
+    </w:p>
+    <w:p>
+      <w:pPr>
+        <w:rPr>
+          <w:rFonts w:ascii="Calibri" w:hAnsi="Calibri" w:cs="Calibri"/>
+          <w:i/>
+          <w:iCs/>
+          <w:lang/>
+        </w:rPr>
+      </w:pPr>
+      <w:r>
+        <w:rPr>
+          <w:rFonts w:ascii="Calibri" w:hAnsi="Calibri" w:cs="Calibri"/>
+          <w:i/>
+          <w:iCs/>
+          <w:lang/>
+        </w:rPr>
+        <w:t>cfg.method = 'montecarlo';</w:t>
+      </w:r>
+      <w:r>
+        <w:rPr>
+          <w:rFonts w:ascii="Calibri" w:hAnsi="Calibri" w:cs="Calibri"/>
+          <w:i/>
+          <w:iCs/>
+          <w:lang w:val="en-US"/>
+        </w:rPr>
+        <w:br/>
+      </w:r>
+      <w:r>
+        <w:rPr>
+          <w:rFonts w:ascii="Calibri" w:hAnsi="Calibri" w:cs="Calibri"/>
+          <w:i/>
+          <w:iCs/>
+          <w:lang/>
+        </w:rPr>
+        <w:t>cfg.tail = 0;</w:t>
+      </w:r>
+      <w:r>
+        <w:rPr>
+          <w:rFonts w:ascii="Calibri" w:hAnsi="Calibri" w:cs="Calibri"/>
+          <w:i/>
+          <w:iCs/>
+          <w:lang w:val="en-US"/>
+        </w:rPr>
+        <w:br/>
+      </w:r>
+      <w:r>
+        <w:rPr>
+          <w:rFonts w:ascii="Calibri" w:hAnsi="Calibri" w:cs="Calibri"/>
+          <w:i/>
+          <w:iCs/>
+          <w:lang/>
+        </w:rPr>
+        <w:t xml:space="preserve">cfg.statistic = </w:t>
+      </w:r>
+      <w:r>
+        <w:rPr>
+          <w:rFonts w:ascii="Calibri" w:hAnsi="Calibri" w:cs="Calibri"/>
+          <w:i/>
+          <w:iCs/>
+          <w:lang w:val="en-US"/>
+        </w:rPr>
+        <w:t>‘</w:t>
+      </w:r>
+      <w:r>
+        <w:rPr>
+          <w:rFonts w:ascii="Calibri" w:hAnsi="Calibri" w:cs="Calibri"/>
+          <w:i/>
+          <w:iCs/>
+          <w:lang/>
+        </w:rPr>
+        <w:t>ft_statfun_depsamplesT'</w:t>
+      </w:r>
+      <w:r>
+        <w:rPr>
+          <w:rFonts w:ascii="Calibri" w:hAnsi="Calibri" w:cs="Calibri"/>
+          <w:i/>
+          <w:iCs/>
+          <w:lang w:val="en-US"/>
+        </w:rPr>
+        <w:t xml:space="preserve"> </w:t>
+      </w:r>
+      <w:r>
+        <w:rPr>
+          <w:rFonts w:ascii="Calibri" w:hAnsi="Calibri" w:cs="Calibri"/>
+          <w:lang w:val="en-US"/>
+        </w:rPr>
+        <w:t>or</w:t>
+      </w:r>
+      <w:r>
+        <w:rPr>
+          <w:rFonts w:ascii="Calibri" w:hAnsi="Calibri" w:cs="Calibri"/>
+          <w:i/>
+          <w:iCs/>
+          <w:lang w:val="en-US"/>
+        </w:rPr>
+        <w:t xml:space="preserve"> </w:t>
+      </w:r>
+      <w:r>
+        <w:rPr>
+          <w:rFonts w:ascii="Calibri" w:hAnsi="Calibri" w:cs="Calibri"/>
+          <w:i/>
+          <w:iCs/>
+          <w:lang/>
+        </w:rPr>
+        <w:t xml:space="preserve">'indepsamplesT'; </w:t>
+      </w:r>
+    </w:p>
+    <w:p>
+      <w:pPr>
+        <w:rPr>
+          <w:rFonts w:ascii="Calibri" w:hAnsi="Calibri" w:cs="Calibri"/>
+          <w:lang w:val="en-US"/>
+        </w:rPr>
+      </w:pPr>
+      <w:r>
+        <w:rPr>
+          <w:rFonts w:ascii="Calibri" w:hAnsi="Calibri" w:cs="Calibri"/>
+          <w:lang w:val="en-US"/>
+        </w:rPr>
+        <w:t>For Cluster analysis</w:t>
+      </w:r>
+    </w:p>
+    <w:p>
+      <w:pPr>
+        <w:rPr>
+          <w:rFonts w:ascii="Calibri" w:hAnsi="Calibri" w:cs="Calibri"/>
+          <w:i/>
+          <w:iCs/>
+          <w:lang/>
+        </w:rPr>
+      </w:pPr>
+      <w:r>
+        <w:rPr>
+          <w:rFonts w:ascii="Calibri" w:hAnsi="Calibri" w:cs="Calibri"/>
+          <w:i/>
+          <w:iCs/>
+          <w:lang/>
+        </w:rPr>
+        <w:t>cfg.correctm = 'cluster';</w:t>
+      </w:r>
+      <w:r>
+        <w:rPr>
+          <w:rFonts w:ascii="Calibri" w:hAnsi="Calibri" w:cs="Calibri"/>
+          <w:i/>
+          <w:iCs/>
+          <w:lang w:val="en-US"/>
+        </w:rPr>
+        <w:br/>
+      </w:r>
+      <w:r>
+        <w:rPr>
+          <w:rFonts w:ascii="Calibri" w:hAnsi="Calibri" w:cs="Calibri"/>
+          <w:i/>
+          <w:iCs/>
+          <w:lang/>
+        </w:rPr>
+        <w:t>cfg.clusterstatistic = 'maxsum';</w:t>
+      </w:r>
+      <w:r>
+        <w:rPr>
+          <w:rFonts w:ascii="Calibri" w:hAnsi="Calibri" w:cs="Calibri"/>
+          <w:i/>
+          <w:iCs/>
+          <w:lang w:val="en-US"/>
+        </w:rPr>
+        <w:br/>
+      </w:r>
+      <w:r>
+        <w:rPr>
+          <w:rFonts w:ascii="Calibri" w:hAnsi="Calibri" w:cs="Calibri"/>
+          <w:i/>
+          <w:iCs/>
+          <w:lang/>
+        </w:rPr>
+        <w:t>cfg.clustertail = 0;</w:t>
+      </w:r>
+      <w:r>
+        <w:rPr>
+          <w:rFonts w:ascii="Calibri" w:hAnsi="Calibri" w:cs="Calibri"/>
+          <w:i/>
+          <w:iCs/>
+          <w:lang w:val="en-US"/>
+        </w:rPr>
+        <w:br/>
+      </w:r>
+      <w:r>
+        <w:rPr>
+          <w:rFonts w:ascii="Calibri" w:hAnsi="Calibri" w:cs="Calibri"/>
+          <w:i/>
+          <w:iCs/>
+          <w:lang/>
+        </w:rPr>
+        <w:t>cfg.neighbours = neighbours;</w:t>
+      </w:r>
+    </w:p>
+    <w:p>
+      <w:pPr>
+        <w:rPr>
+          <w:rFonts w:ascii="Calibri" w:hAnsi="Calibri" w:cs="Calibri"/>
+          <w:lang/>
+        </w:rPr>
+      </w:pPr>
+    </w:p>
+    <w:p>
+      <w:pPr>
+        <w:rPr>
+          <w:rFonts w:ascii="Calibri" w:hAnsi="Calibri" w:cs="Calibri"/>
+          <w:b/>
+          <w:bCs/>
+          <w:lang w:val="en-US"/>
+        </w:rPr>
+      </w:pPr>
+      <w:r>
+        <w:rPr>
+          <w:rFonts w:ascii="Calibri" w:hAnsi="Calibri" w:cs="Calibri"/>
+          <w:b/>
+          <w:bCs/>
+          <w:lang w:val="en-US"/>
+        </w:rPr>
+        <w:t>Should I apply the false discovery rate (FDR) correction for multiple comparisons, and if so, how is it performed?</w:t>
+      </w:r>
+    </w:p>
+    <w:p>
+      <w:pPr>
+        <w:rPr>
+          <w:rFonts w:ascii="Calibri" w:hAnsi="Calibri" w:cs="Calibri"/>
+          <w:lang w:val="en-US"/>
+        </w:rPr>
+      </w:pPr>
+      <w:r>
+        <w:rPr>
+          <w:rFonts w:ascii="Calibri" w:hAnsi="Calibri" w:cs="Calibri"/>
+          <w:lang w:val="en-US"/>
+        </w:rPr>
+        <w:t xml:space="preserve">Yes, it is a good idea to apply </w:t>
+      </w:r>
+      <w:r>
+        <w:rPr>
+          <w:rFonts w:ascii="Calibri" w:hAnsi="Calibri" w:cs="Calibri"/>
+          <w:lang w:val="en-US"/>
+        </w:rPr>
+        <w:t>corrections</w:t>
+      </w:r>
+      <w:r>
+        <w:rPr>
+          <w:rFonts w:ascii="Calibri" w:hAnsi="Calibri" w:cs="Calibri"/>
+          <w:lang w:val="en-US"/>
+        </w:rPr>
+        <w:t xml:space="preserve"> for multiple comparisons, since you are conducting </w:t>
+      </w:r>
+      <w:r>
+        <w:rPr>
+          <w:rFonts w:ascii="Calibri" w:hAnsi="Calibri" w:cs="Calibri"/>
+          <w:lang w:val="en-US"/>
+        </w:rPr>
+        <w:t>many</w:t>
+      </w:r>
+      <w:r>
+        <w:rPr>
+          <w:rFonts w:ascii="Calibri" w:hAnsi="Calibri" w:cs="Calibri"/>
+          <w:lang w:val="en-US"/>
+        </w:rPr>
+        <w:t xml:space="preserve"> tests (the number of TFs multiplied by the number of channels), which increases the likelihood of false positives. Therefore, this correction is highly recommended.</w:t>
+      </w:r>
+    </w:p>
+    <w:p>
+      <w:pPr>
+        <w:rPr>
+          <w:rFonts w:ascii="Calibri" w:hAnsi="Calibri" w:cs="Calibri"/>
+          <w:lang w:val="en-US"/>
+        </w:rPr>
+      </w:pPr>
+      <w:r>
+        <w:rPr>
+          <w:rFonts w:ascii="Calibri" w:hAnsi="Calibri" w:cs="Calibri"/>
+          <w:lang w:val="en-US"/>
+        </w:rPr>
+        <w:t xml:space="preserve">To </w:t>
+      </w:r>
+      <w:r>
+        <w:rPr>
+          <w:rFonts w:ascii="Calibri" w:hAnsi="Calibri" w:cs="Calibri"/>
+          <w:lang w:val="en-US"/>
+        </w:rPr>
+        <w:t>perform</w:t>
+      </w:r>
+      <w:r>
+        <w:rPr>
+          <w:rFonts w:ascii="Calibri" w:hAnsi="Calibri" w:cs="Calibri"/>
+          <w:lang w:val="en-US"/>
+        </w:rPr>
+        <w:t xml:space="preserve"> this correction, </w:t>
       </w:r>
       <w:proofErr w:type="spellStart"/>
       <w:r>
@@ -3361,6 +4396,49 @@
           <w:rFonts w:ascii="Calibri" w:hAnsi="Calibri" w:cs="Calibri"/>
           <w:lang w:val="en-US"/>
         </w:rPr>
+        <w:t>EEGpal</w:t>
+      </w:r>
+      <w:proofErr w:type="spellEnd"/>
+      <w:r>
+        <w:rPr>
+          <w:rFonts w:ascii="Calibri" w:hAnsi="Calibri" w:cs="Calibri"/>
+          <w:lang w:val="en-US"/>
+        </w:rPr>
+        <w:t xml:space="preserve"> use the script </w:t>
+      </w:r>
+      <w:proofErr w:type="spellStart"/>
+      <w:r>
+        <w:rPr>
+          <w:rFonts w:ascii="Calibri" w:hAnsi="Calibri" w:cs="Calibri"/>
+          <w:b/>
+          <w:bCs/>
+          <w:lang w:val="en-US"/>
+        </w:rPr>
+        <w:t>fdr_bh</w:t>
+      </w:r>
+      <w:proofErr w:type="spellEnd"/>
+      <w:r>
+        <w:rPr>
+          <w:rFonts w:ascii="Calibri" w:hAnsi="Calibri" w:cs="Calibri"/>
+          <w:b/>
+          <w:bCs/>
+          <w:lang w:val="en-US"/>
+        </w:rPr>
+        <w:t xml:space="preserve"> </w:t>
+      </w:r>
+      <w:r>
+        <w:rPr>
+          <w:rFonts w:ascii="Calibri" w:hAnsi="Calibri" w:cs="Calibri"/>
+          <w:lang w:val="en-US"/>
+        </w:rPr>
+        <w:t xml:space="preserve">of David Groppe (Version 2.3.0.0) download on </w:t>
+      </w:r>
+      <w:proofErr w:type="spellStart"/>
+      <w:r>
+        <w:rPr>
+          <w:rFonts w:ascii="Calibri" w:hAnsi="Calibri" w:cs="Calibri"/>
+          <w:lang w:val="en-US"/>
+        </w:rPr>
         <w:t>Matlab</w:t>
       </w:r>
       <w:proofErr w:type="spellEnd"/>
@@ -3369,173 +4447,9 @@
           <w:rFonts w:ascii="Calibri" w:hAnsi="Calibri" w:cs="Calibri"/>
           <w:lang w:val="en-US"/>
         </w:rPr>
-        <w:t>.</w:t>
-      </w:r>
-    </w:p>
-    <w:p>
-      <w:pPr>
-        <w:rPr>
-          <w:rFonts w:ascii="Calibri" w:hAnsi="Calibri" w:cs="Calibri"/>
-          <w:lang w:val="en-US"/>
-        </w:rPr>
-      </w:pPr>
-    </w:p>
-    <w:p>
-      <w:pPr>
-        <w:rPr>
-          <w:rFonts w:ascii="Calibri" w:hAnsi="Calibri" w:cs="Calibri"/>
-          <w:b/>
-          <w:bCs/>
-          <w:lang w:val="en-US"/>
-        </w:rPr>
-      </w:pPr>
-      <w:r>
-        <w:rPr>
-          <w:rFonts w:ascii="Calibri" w:hAnsi="Calibri" w:cs="Calibri"/>
-          <w:b/>
-          <w:bCs/>
-          <w:lang w:val="en-US"/>
-        </w:rPr>
-        <w:t>Should I apply the false discovery rate (FDR) correction for multiple comparisons, and if so, how is it performed?</w:t>
-      </w:r>
-    </w:p>
-    <w:p>
-      <w:pPr>
-        <w:rPr>
-          <w:rFonts w:ascii="Calibri" w:hAnsi="Calibri" w:cs="Calibri"/>
-          <w:lang w:val="en-US"/>
-        </w:rPr>
-      </w:pPr>
-      <w:r>
-        <w:rPr>
-          <w:rFonts w:ascii="Calibri" w:hAnsi="Calibri" w:cs="Calibri"/>
-          <w:lang w:val="en-US"/>
-        </w:rPr>
-        <w:t xml:space="preserve">Yes, it is a good idea to apply </w:t>
-      </w:r>
-      <w:proofErr w:type="gramStart"/>
-      <w:r>
-        <w:rPr>
-          <w:rFonts w:ascii="Calibri" w:hAnsi="Calibri" w:cs="Calibri"/>
-          <w:lang w:val="en-US"/>
-        </w:rPr>
-        <w:t>a correction</w:t>
-      </w:r>
-      <w:proofErr w:type="gramEnd"/>
-      <w:r>
-        <w:rPr>
-          <w:rFonts w:ascii="Calibri" w:hAnsi="Calibri" w:cs="Calibri"/>
-          <w:lang w:val="en-US"/>
-        </w:rPr>
-        <w:t xml:space="preserve"> for multiple comparisons, since you are conducting </w:t>
-      </w:r>
-      <w:proofErr w:type="gramStart"/>
-      <w:r>
-        <w:rPr>
-          <w:rFonts w:ascii="Calibri" w:hAnsi="Calibri" w:cs="Calibri"/>
-          <w:lang w:val="en-US"/>
-        </w:rPr>
-        <w:t>a large number of</w:t>
-      </w:r>
-      <w:proofErr w:type="gramEnd"/>
-      <w:r>
-        <w:rPr>
-          <w:rFonts w:ascii="Calibri" w:hAnsi="Calibri" w:cs="Calibri"/>
-          <w:lang w:val="en-US"/>
-        </w:rPr>
-        <w:t xml:space="preserve"> tests (the number of TFs multiplied by the number of channels), which increases the likelihood of false positives. Therefore, this correction is highly recommended.</w:t>
-      </w:r>
-    </w:p>
-    <w:p>
-      <w:pPr>
-        <w:rPr>
-          <w:rFonts w:ascii="Calibri" w:hAnsi="Calibri" w:cs="Calibri"/>
-          <w:lang w:val="en-US"/>
-        </w:rPr>
-      </w:pPr>
-      <w:r>
-        <w:rPr>
-          <w:rFonts w:ascii="Calibri" w:hAnsi="Calibri" w:cs="Calibri"/>
-          <w:lang w:val="en-US"/>
-        </w:rPr>
-        <w:t xml:space="preserve">To </w:t>
-      </w:r>
-      <w:proofErr w:type="gramStart"/>
-      <w:r>
-        <w:rPr>
-          <w:rFonts w:ascii="Calibri" w:hAnsi="Calibri" w:cs="Calibri"/>
-          <w:lang w:val="en-US"/>
-        </w:rPr>
-        <w:t>performed</w:t>
-      </w:r>
-      <w:proofErr w:type="gramEnd"/>
-      <w:r>
-        <w:rPr>
-          <w:rFonts w:ascii="Calibri" w:hAnsi="Calibri" w:cs="Calibri"/>
-          <w:lang w:val="en-US"/>
-        </w:rPr>
-        <w:t xml:space="preserve"> this correction, </w:t>
-      </w:r>
-      <w:proofErr w:type="spellStart"/>
-      <w:r>
-        <w:rPr>
-          <w:rFonts w:ascii="Calibri" w:hAnsi="Calibri" w:cs="Calibri"/>
-          <w:lang w:val="en-US"/>
-        </w:rPr>
-        <w:t>EEGpal</w:t>
-      </w:r>
-      <w:proofErr w:type="spellEnd"/>
-      <w:r>
-        <w:rPr>
-          <w:rFonts w:ascii="Calibri" w:hAnsi="Calibri" w:cs="Calibri"/>
-          <w:lang w:val="en-US"/>
-        </w:rPr>
-        <w:t xml:space="preserve"> use the script </w:t>
-      </w:r>
-      <w:proofErr w:type="spellStart"/>
-      <w:r>
-        <w:rPr>
-          <w:rFonts w:ascii="Calibri" w:hAnsi="Calibri" w:cs="Calibri"/>
-          <w:b/>
-          <w:bCs/>
-          <w:lang w:val="en-US"/>
-        </w:rPr>
-        <w:t>fdr_bh</w:t>
-      </w:r>
-      <w:proofErr w:type="spellEnd"/>
-      <w:r>
-        <w:rPr>
-          <w:rFonts w:ascii="Calibri" w:hAnsi="Calibri" w:cs="Calibri"/>
-          <w:b/>
-          <w:bCs/>
-          <w:lang w:val="en-US"/>
-        </w:rPr>
-        <w:t xml:space="preserve"> </w:t>
-      </w:r>
-      <w:r>
-        <w:rPr>
-          <w:rFonts w:ascii="Calibri" w:hAnsi="Calibri" w:cs="Calibri"/>
-          <w:lang w:val="en-US"/>
-        </w:rPr>
-        <w:t xml:space="preserve">of David Groppe (Version 2.3.0.0) download on </w:t>
-      </w:r>
-      <w:proofErr w:type="spellStart"/>
-      <w:r>
-        <w:rPr>
-          <w:rFonts w:ascii="Calibri" w:hAnsi="Calibri" w:cs="Calibri"/>
-          <w:lang w:val="en-US"/>
-        </w:rPr>
-        <w:t>Matlab</w:t>
-      </w:r>
-      <w:proofErr w:type="spellEnd"/>
-      <w:r>
-        <w:rPr>
-          <w:rFonts w:ascii="Calibri" w:hAnsi="Calibri" w:cs="Calibri"/>
-          <w:lang w:val="en-US"/>
-        </w:rPr>
         <w:t xml:space="preserve"> central at the following link: </w:t>
       </w:r>
-      <w:hyperlink r:id="rId15" w:history="1">
+      <w:hyperlink r:id="rId17" w:history="1">
         <w:r>
           <w:rPr>
             <w:rStyle w:val="Hyperlink"/>
@@ -3666,109 +4580,1179 @@
           <w:rFonts w:ascii="Calibri" w:hAnsi="Calibri" w:cs="Calibri"/>
           <w:lang w:val="en-US"/>
         </w:rPr>
+        <w:t>a</w:t>
+      </w:r>
+      <w:r>
+        <w:rPr>
+          <w:rFonts w:ascii="Calibri" w:hAnsi="Calibri" w:cs="Calibri"/>
+          <w:lang w:val="en-US"/>
+        </w:rPr>
+        <w:t xml:space="preserve"> TF is strongly correlated with </w:t>
+      </w:r>
+      <w:r>
+        <w:rPr>
+          <w:rFonts w:ascii="Calibri" w:hAnsi="Calibri" w:cs="Calibri"/>
+          <w:lang w:val="en-US"/>
+        </w:rPr>
+        <w:t>the next one</w:t>
+      </w:r>
+      <w:r>
+        <w:rPr>
+          <w:rFonts w:ascii="Calibri" w:hAnsi="Calibri" w:cs="Calibri"/>
+          <w:lang w:val="en-US"/>
+        </w:rPr>
+        <w:t xml:space="preserve">). It is why we decided to apply the correction separately </w:t>
+      </w:r>
+      <w:r>
+        <w:rPr>
+          <w:rFonts w:ascii="Calibri" w:hAnsi="Calibri" w:cs="Calibri"/>
+          <w:lang w:val="en-US"/>
+        </w:rPr>
+        <w:t>by</w:t>
+      </w:r>
+      <w:r>
+        <w:rPr>
+          <w:rFonts w:ascii="Calibri" w:hAnsi="Calibri" w:cs="Calibri"/>
+          <w:lang w:val="en-US"/>
+        </w:rPr>
+        <w:t xml:space="preserve"> TF. </w:t>
+      </w:r>
+      <w:r>
+        <w:rPr>
+          <w:rFonts w:ascii="Calibri" w:hAnsi="Calibri" w:cs="Calibri"/>
+          <w:lang w:val="en-US"/>
+        </w:rPr>
+        <w:br/>
+      </w:r>
+      <w:r>
+        <w:rPr>
+          <w:rFonts w:ascii="Calibri" w:hAnsi="Calibri" w:cs="Calibri"/>
+          <w:lang w:val="en-US"/>
+        </w:rPr>
+        <w:t xml:space="preserve">In the case of the additional computed channels (Avg, GFP and GMD), the correction is applied separately to each of them according to the number of time frames.  </w:t>
+      </w:r>
+    </w:p>
+    <w:p>
+      <w:pPr>
+        <w:rPr>
+          <w:rFonts w:ascii="Calibri" w:hAnsi="Calibri" w:cs="Calibri"/>
+          <w:lang w:val="en-US"/>
+        </w:rPr>
+      </w:pPr>
+    </w:p>
+    <w:p>
+      <w:pPr>
+        <w:rPr>
+          <w:rFonts w:ascii="Calibri" w:hAnsi="Calibri" w:cs="Calibri"/>
+          <w:b/>
+          <w:bCs/>
+          <w:lang w:val="en-US"/>
+        </w:rPr>
+      </w:pPr>
+      <w:r>
+        <w:rPr>
+          <w:rFonts w:ascii="Calibri" w:hAnsi="Calibri" w:cs="Calibri"/>
+          <w:b/>
+          <w:bCs/>
+          <w:lang w:val="en-US"/>
+        </w:rPr>
+        <w:t xml:space="preserve">How cluster analysis is working ? </w:t>
+      </w:r>
+    </w:p>
+    <w:p>
+      <w:pPr>
+        <w:rPr>
+          <w:rFonts w:ascii="Calibri" w:hAnsi="Calibri" w:cs="Calibri"/>
+          <w:lang/>
+        </w:rPr>
+      </w:pPr>
+      <w:r>
+        <w:rPr>
+          <w:rFonts w:ascii="Calibri" w:hAnsi="Calibri" w:cs="Calibri"/>
+          <w:lang/>
+        </w:rPr>
+        <w:t>A cluster-based permutation test evaluates whether clusters of significant EEG activity are unlikely to have occurred by chance.</w:t>
+      </w:r>
+    </w:p>
+    <w:p>
+      <w:pPr>
+        <w:rPr>
+          <w:rFonts w:ascii="Calibri" w:hAnsi="Calibri" w:cs="Calibri"/>
+          <w:lang/>
+        </w:rPr>
+      </w:pPr>
+      <w:r>
+        <w:rPr>
+          <w:rFonts w:ascii="Calibri" w:hAnsi="Calibri" w:cs="Calibri"/>
+          <w:lang/>
+        </w:rPr>
         <w:lastRenderedPageBreak/>
-        <w:t xml:space="preserve">numbers TF is strongly correlated with current TF). It is why we decided to apply the correction separately </w:t>
-      </w:r>
-      <w:proofErr w:type="gramStart"/>
-      <w:r>
-        <w:rPr>
-          <w:rFonts w:ascii="Calibri" w:hAnsi="Calibri" w:cs="Calibri"/>
-          <w:lang w:val="en-US"/>
-        </w:rPr>
-        <w:t>per</w:t>
-      </w:r>
-      <w:proofErr w:type="gramEnd"/>
-      <w:r>
-        <w:rPr>
-          <w:rFonts w:ascii="Calibri" w:hAnsi="Calibri" w:cs="Calibri"/>
-          <w:lang w:val="en-US"/>
-        </w:rPr>
-        <w:t xml:space="preserve"> TF. </w:t>
-      </w:r>
-      <w:r>
-        <w:rPr>
-          <w:rFonts w:ascii="Calibri" w:hAnsi="Calibri" w:cs="Calibri"/>
-          <w:lang w:val="en-US"/>
-        </w:rPr>
-        <w:br/>
-      </w:r>
-      <w:r>
-        <w:rPr>
-          <w:rFonts w:ascii="Calibri" w:hAnsi="Calibri" w:cs="Calibri"/>
-          <w:lang w:val="en-US"/>
-        </w:rPr>
-        <w:t xml:space="preserve">In the case of the additional computed channels (Avg, GFP and GMD), the correction is applied separately to each of them according to the number of time frames.  </w:t>
-      </w:r>
-    </w:p>
-    <w:p>
-      <w:pPr>
-        <w:rPr>
-          <w:rFonts w:ascii="Calibri" w:hAnsi="Calibri" w:cs="Calibri"/>
-          <w:lang w:val="en-US"/>
-        </w:rPr>
-      </w:pPr>
-    </w:p>
-    <w:p>
-      <w:pPr>
-        <w:rPr>
-          <w:rFonts w:ascii="Calibri" w:hAnsi="Calibri" w:cs="Calibri"/>
-          <w:b/>
-          <w:bCs/>
-          <w:lang w:val="en-US"/>
-        </w:rPr>
-      </w:pPr>
-      <w:r>
-        <w:rPr>
-          <w:rFonts w:ascii="Calibri" w:hAnsi="Calibri" w:cs="Calibri"/>
-          <w:b/>
-          <w:bCs/>
-          <w:lang w:val="en-US"/>
-        </w:rPr>
-        <w:t>Is there a way to perform a non-parametric statistical analysis?</w:t>
-      </w:r>
-      <w:r>
-        <w:rPr>
-          <w:rFonts w:ascii="Calibri" w:hAnsi="Calibri" w:cs="Calibri"/>
-          <w:b/>
-          <w:bCs/>
-          <w:lang w:val="en-US"/>
+        <w:t xml:space="preserve">First, the statistical test is computed at every </w:t>
+      </w:r>
+      <w:r>
+        <w:rPr>
+          <w:rFonts w:ascii="Calibri" w:hAnsi="Calibri" w:cs="Calibri"/>
+          <w:i/>
+          <w:iCs/>
+          <w:lang/>
+        </w:rPr>
+        <w:t>electrode × time point</w:t>
+      </w:r>
+      <w:r>
+        <w:rPr>
+          <w:rFonts w:ascii="Calibri" w:hAnsi="Calibri" w:cs="Calibri"/>
+          <w:lang/>
+        </w:rPr>
+        <w:t xml:space="preserve">. Points exceeding the initial statistical threshold </w:t>
+      </w:r>
+      <w:r>
+        <w:rPr>
+          <w:rFonts w:ascii="Calibri" w:hAnsi="Calibri" w:cs="Calibri"/>
+          <w:lang w:val="en-US"/>
+        </w:rPr>
+        <w:t>(</w:t>
+      </w:r>
+      <w:r>
+        <w:rPr>
+          <w:rFonts w:ascii="Calibri" w:hAnsi="Calibri" w:cs="Calibri"/>
+          <w:lang w:val="en-US"/>
+        </w:rPr>
+        <w:t xml:space="preserve">parameter </w:t>
+      </w:r>
+      <w:r>
+        <w:rPr>
+          <w:rFonts w:ascii="Calibri" w:hAnsi="Calibri" w:cs="Calibri"/>
+          <w:b/>
+          <w:bCs/>
+          <w:lang w:val="en-US"/>
+        </w:rPr>
+        <w:t>8</w:t>
+      </w:r>
+      <w:r>
+        <w:rPr>
+          <w:rFonts w:ascii="Calibri" w:hAnsi="Calibri" w:cs="Calibri"/>
+          <w:lang w:val="en-US"/>
+        </w:rPr>
+        <w:t xml:space="preserve">) </w:t>
+      </w:r>
+      <w:r>
+        <w:rPr>
+          <w:rFonts w:ascii="Calibri" w:hAnsi="Calibri" w:cs="Calibri"/>
+          <w:lang/>
+        </w:rPr>
+        <w:t>are grouped into spatially and/or temporally adjacent clusters.</w:t>
+      </w:r>
+    </w:p>
+    <w:p>
+      <w:pPr>
+        <w:rPr>
+          <w:rFonts w:ascii="Calibri" w:hAnsi="Calibri" w:cs="Calibri"/>
+          <w:lang/>
+        </w:rPr>
+      </w:pPr>
+      <w:r>
+        <w:rPr>
+          <w:rFonts w:ascii="Calibri" w:hAnsi="Calibri" w:cs="Calibri"/>
+          <w:lang/>
+        </w:rPr>
+        <w:t>For example:</w:t>
+      </w:r>
+    </w:p>
+    <w:p>
+      <w:pPr>
+        <w:rPr>
+          <w:rFonts w:ascii="Calibri" w:hAnsi="Calibri" w:cs="Calibri"/>
+          <w:lang/>
+        </w:rPr>
+      </w:pPr>
+      <w:r>
+        <w:rPr>
+          <w:rFonts w:ascii="Calibri" w:hAnsi="Calibri" w:cs="Calibri"/>
+          <w:lang/>
+        </w:rPr>
+        <w:t>With clusterstatistic = 'maxsum', the cluster statistic is the sum of the test statistics across all points belonging to the cluster:</w:t>
+      </w:r>
+    </w:p>
+    <w:p>
+      <w:pPr>
+        <w:rPr>
+          <w:rFonts w:ascii="Calibri" w:hAnsi="Calibri" w:cs="Calibri"/>
+          <w:lang w:val="fr-FR"/>
+        </w:rPr>
+      </w:pPr>
+      <w:r>
+        <w:rPr>
+          <w:rFonts w:ascii="Calibri" w:hAnsi="Calibri" w:cs="Calibri"/>
+          <w:noProof/>
+          <w:lang/>
+        </w:rPr>
+        <mc:AlternateContent>
+          <mc:Choice Requires="wps">
+            <w:drawing>
+              <wp:anchor distT="0" distB="0" distL="114300" distR="114300" simplePos="0" relativeHeight="251661312" behindDoc="0" locked="0" layoutInCell="1" allowOverlap="1" wp14:anchorId="574BCFD5" wp14:editId="2B724074">
+                <wp:simplePos x="0" y="0"/>
+                <wp:positionH relativeFrom="margin">
+                  <wp:align>left</wp:align>
+                </wp:positionH>
+                <wp:positionV relativeFrom="paragraph">
+                  <wp:posOffset>394555</wp:posOffset>
+                </wp:positionV>
+                <wp:extent cx="528555" cy="200851"/>
+                <wp:effectExtent l="0" t="0" r="0" b="0"/>
+                <wp:wrapNone/>
+                <wp:docPr id="1179851060" name="Text Box 1"/>
+                <wp:cNvGraphicFramePr/>
+                <a:graphic xmlns:a="http://schemas.openxmlformats.org/drawingml/2006/main">
+                  <a:graphicData uri="http://schemas.microsoft.com/office/word/2010/wordprocessingShape">
+                    <wps:wsp>
+                      <wps:cNvSpPr txBox="1"/>
+                      <wps:spPr>
+                        <a:xfrm>
+                          <a:off x="0" y="0"/>
+                          <a:ext cx="528555" cy="200851"/>
+                        </a:xfrm>
+                        <a:prstGeom prst="rect">
+                          <a:avLst/>
+                        </a:prstGeom>
+                        <a:noFill/>
+                        <a:ln w="6350">
+                          <a:noFill/>
+                        </a:ln>
+                      </wps:spPr>
+                      <wps:txbx>
+                        <w:txbxContent>
+                          <w:p>
+                            <w:pPr>
+                              <w:rPr>
+                                <w:sz w:val="14"/>
+                                <w:szCs w:val="14"/>
+                                <w:lang w:val="fr-FR"/>
+                              </w:rPr>
+                            </w:pPr>
+                            <w:r>
+                              <w:rPr>
+                                <w:sz w:val="14"/>
+                                <w:szCs w:val="14"/>
+                                <w:lang w:val="fr-FR"/>
+                              </w:rPr>
+                              <w:t>Cz</w:t>
+                            </w:r>
+                          </w:p>
+                        </w:txbxContent>
+                      </wps:txbx>
+                      <wps:bodyPr rot="0" spcFirstLastPara="0" vertOverflow="overflow" horzOverflow="overflow" vert="horz" wrap="square" lIns="91440" tIns="45720" rIns="91440" bIns="45720" numCol="1" spcCol="0" rtlCol="0" fromWordArt="0" anchor="t" anchorCtr="0" forceAA="0" compatLnSpc="1">
+                        <a:prstTxWarp prst="textNoShape">
+                          <a:avLst/>
+                        </a:prstTxWarp>
+                        <a:noAutofit/>
+                      </wps:bodyPr>
+                    </wps:wsp>
+                  </a:graphicData>
+                </a:graphic>
+                <wp14:sizeRelH relativeFrom="margin">
+                  <wp14:pctWidth>0</wp14:pctWidth>
+                </wp14:sizeRelH>
+                <wp14:sizeRelV relativeFrom="margin">
+                  <wp14:pctHeight>0</wp14:pctHeight>
+                </wp14:sizeRelV>
+              </wp:anchor>
+            </w:drawing>
+          </mc:Choice>
+          <mc:Fallback>
+            <w:pict>
+              <v:shapetype w14:anchorId="574BCFD5" id="_x0000_t202" coordsize="21600,21600" o:spt="202" path="m,l,21600r21600,l21600,xe">
+                <v:stroke joinstyle="miter"/>
+                <v:path gradientshapeok="t" o:connecttype="rect"/>
+              </v:shapetype>
+              <v:shape id="Text Box 1" o:spid="_x0000_s1026" type="#_x0000_t202" style="position:absolute;margin-left:0;margin-top:31.05pt;width:41.6pt;height:15.8pt;z-index:251661312;visibility:visible;mso-wrap-style:square;mso-width-percent:0;mso-height-percent:0;mso-wrap-distance-left:9pt;mso-wrap-distance-top:0;mso-wrap-distance-right:9pt;mso-wrap-distance-bottom:0;mso-position-horizontal:left;mso-position-horizontal-relative:margin;mso-position-vertical:absolute;mso-position-vertical-relative:text;mso-width-percent:0;mso-height-percent:0;mso-width-relative:margin;mso-height-relative:margin;v-text-anchor:top" o:gfxdata="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" filled="f" stroked="f" strokeweight=".5pt">
+                <v:textbox>
+                  <w:txbxContent>
+                    <w:p>
+                      <w:pPr>
+                        <w:rPr>
+                          <w:sz w:val="14"/>
+                          <w:szCs w:val="14"/>
+                          <w:lang w:val="fr-FR"/>
+                        </w:rPr>
+                      </w:pPr>
+                      <w:r>
+                        <w:rPr>
+                          <w:sz w:val="14"/>
+                          <w:szCs w:val="14"/>
+                          <w:lang w:val="fr-FR"/>
+                        </w:rPr>
+                        <w:t>Cz</w:t>
+                      </w:r>
+                    </w:p>
+                  </w:txbxContent>
+                </v:textbox>
+                <w10:wrap anchorx="margin"/>
+              </v:shape>
+            </w:pict>
+          </mc:Fallback>
+        </mc:AlternateContent>
+      </w:r>
+      <w:r>
+        <w:rPr>
+          <w:rFonts w:ascii="Calibri" w:hAnsi="Calibri" w:cs="Calibri"/>
+          <w:noProof/>
+          <w:lang/>
+        </w:rPr>
+        <mc:AlternateContent>
+          <mc:Choice Requires="wps">
+            <w:drawing>
+              <wp:anchor distT="0" distB="0" distL="114300" distR="114300" simplePos="0" relativeHeight="251659264" behindDoc="0" locked="0" layoutInCell="1" allowOverlap="1" wp14:anchorId="4130C3C1" wp14:editId="0E1060DB">
+                <wp:simplePos x="0" y="0"/>
+                <wp:positionH relativeFrom="margin">
+                  <wp:align>left</wp:align>
+                </wp:positionH>
+                <wp:positionV relativeFrom="paragraph">
+                  <wp:posOffset>622561</wp:posOffset>
+                </wp:positionV>
+                <wp:extent cx="528555" cy="200851"/>
+                <wp:effectExtent l="0" t="0" r="0" b="0"/>
+                <wp:wrapNone/>
+                <wp:docPr id="2131570124" name="Text Box 1"/>
+                <wp:cNvGraphicFramePr/>
+                <a:graphic xmlns:a="http://schemas.openxmlformats.org/drawingml/2006/main">
+                  <a:graphicData uri="http://schemas.microsoft.com/office/word/2010/wordprocessingShape">
+                    <wps:wsp>
+                      <wps:cNvSpPr txBox="1"/>
+                      <wps:spPr>
+                        <a:xfrm>
+                          <a:off x="0" y="0"/>
+                          <a:ext cx="528555" cy="200851"/>
+                        </a:xfrm>
+                        <a:prstGeom prst="rect">
+                          <a:avLst/>
+                        </a:prstGeom>
+                        <a:noFill/>
+                        <a:ln w="6350">
+                          <a:noFill/>
+                        </a:ln>
+                      </wps:spPr>
+                      <wps:txbx>
+                        <w:txbxContent>
+                          <w:p>
+                            <w:pPr>
+                              <w:rPr>
+                                <w:sz w:val="14"/>
+                                <w:szCs w:val="14"/>
+                                <w:lang w:val="fr-FR"/>
+                              </w:rPr>
+                            </w:pPr>
+                            <w:r>
+                              <w:rPr>
+                                <w:sz w:val="14"/>
+                                <w:szCs w:val="14"/>
+                                <w:lang w:val="fr-FR"/>
+                              </w:rPr>
+                              <w:t>T-values</w:t>
+                            </w:r>
+                          </w:p>
+                        </w:txbxContent>
+                      </wps:txbx>
+                      <wps:bodyPr rot="0" spcFirstLastPara="0" vertOverflow="overflow" horzOverflow="overflow" vert="horz" wrap="square" lIns="91440" tIns="45720" rIns="91440" bIns="45720" numCol="1" spcCol="0" rtlCol="0" fromWordArt="0" anchor="t" anchorCtr="0" forceAA="0" compatLnSpc="1">
+                        <a:prstTxWarp prst="textNoShape">
+                          <a:avLst/>
+                        </a:prstTxWarp>
+                        <a:noAutofit/>
+                      </wps:bodyPr>
+                    </wps:wsp>
+                  </a:graphicData>
+                </a:graphic>
+                <wp14:sizeRelH relativeFrom="margin">
+                  <wp14:pctWidth>0</wp14:pctWidth>
+                </wp14:sizeRelH>
+                <wp14:sizeRelV relativeFrom="margin">
+                  <wp14:pctHeight>0</wp14:pctHeight>
+                </wp14:sizeRelV>
+              </wp:anchor>
+            </w:drawing>
+          </mc:Choice>
+          <mc:Fallback>
+            <w:pict>
+              <v:shape w14:anchorId="4130C3C1" id="_x0000_s1027" type="#_x0000_t202" style="position:absolute;margin-left:0;margin-top:49pt;width:41.6pt;height:15.8pt;z-index:251659264;visibility:visible;mso-wrap-style:square;mso-width-percent:0;mso-height-percent:0;mso-wrap-distance-left:9pt;mso-wrap-distance-top:0;mso-wrap-distance-right:9pt;mso-wrap-distance-bottom:0;mso-position-horizontal:left;mso-position-horizontal-relative:margin;mso-position-vertical:absolute;mso-position-vertical-relative:text;mso-width-percent:0;mso-height-percent:0;mso-width-relative:margin;mso-height-relative:margin;v-text-anchor:top" o:gfxdata="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" filled="f" stroked="f" strokeweight=".5pt">
+                <v:textbox>
+                  <w:txbxContent>
+                    <w:p>
+                      <w:pPr>
+                        <w:rPr>
+                          <w:sz w:val="14"/>
+                          <w:szCs w:val="14"/>
+                          <w:lang w:val="fr-FR"/>
+                        </w:rPr>
+                      </w:pPr>
+                      <w:r>
+                        <w:rPr>
+                          <w:sz w:val="14"/>
+                          <w:szCs w:val="14"/>
+                          <w:lang w:val="fr-FR"/>
+                        </w:rPr>
+                        <w:t>T-values</w:t>
+                      </w:r>
+                    </w:p>
+                  </w:txbxContent>
+                </v:textbox>
+                <w10:wrap anchorx="margin"/>
+              </v:shape>
+            </w:pict>
+          </mc:Fallback>
+        </mc:AlternateContent>
+      </w:r>
+      <w:r>
+        <w:rPr>
+          <w:rFonts w:ascii="Calibri" w:hAnsi="Calibri" w:cs="Calibri"/>
+          <w:lang/>
+        </w:rPr>
+        <w:drawing>
+          <wp:inline distT="0" distB="0" distL="0" distR="0" wp14:anchorId="650A6C44" wp14:editId="5BE86C28">
+            <wp:extent cx="2467319" cy="876422"/>
+            <wp:effectExtent l="0" t="0" r="9525" b="0"/>
+            <wp:docPr id="838454632" name="Picture 1"/>
+            <wp:cNvGraphicFramePr>
+              <a:graphicFrameLocks xmlns:a="http://schemas.openxmlformats.org/drawingml/2006/main" noChangeAspect="1"/>
+            </wp:cNvGraphicFramePr>
+            <a:graphic xmlns:a="http://schemas.openxmlformats.org/drawingml/2006/main">
+              <a:graphicData uri="http://schemas.openxmlformats.org/drawingml/2006/picture">
+                <pic:pic xmlns:pic="http://schemas.openxmlformats.org/drawingml/2006/picture">
+                  <pic:nvPicPr>
+                    <pic:cNvPr id="838454632" name=""/>
+                    <pic:cNvPicPr/>
+                  </pic:nvPicPr>
+                  <pic:blipFill>
+                    <a:blip r:embed="rId18"/>
+                    <a:stretch>
+                      <a:fillRect/>
+                    </a:stretch>
+                  </pic:blipFill>
+                  <pic:spPr>
+                    <a:xfrm>
+                      <a:off x="0" y="0"/>
+                      <a:ext cx="2467319" cy="876422"/>
+                    </a:xfrm>
+                    <a:prstGeom prst="rect">
+                      <a:avLst/>
+                    </a:prstGeom>
+                  </pic:spPr>
+                </pic:pic>
+              </a:graphicData>
+            </a:graphic>
+          </wp:inline>
+        </w:drawing>
+      </w:r>
+    </w:p>
+    <w:p>
+      <w:pPr>
+        <w:rPr>
+          <w:rFonts w:ascii="Calibri" w:hAnsi="Calibri" w:cs="Calibri"/>
+          <w:sz w:val="20"/>
+          <w:szCs w:val="20"/>
+          <w:lang w:val="en-US"/>
+        </w:rPr>
+      </w:pPr>
+      <w:r>
+        <w:rPr>
+          <w:rFonts w:ascii="Calibri" w:hAnsi="Calibri" w:cs="Calibri"/>
+          <w:lang w:val="en-US"/>
+        </w:rPr>
+        <w:t xml:space="preserve">S1=2.4 + 2.8 + 2.5 = 7.7   </w:t>
+      </w:r>
+    </w:p>
+    <w:p>
+      <w:pPr>
+        <w:rPr>
+          <w:rFonts w:ascii="Calibri" w:hAnsi="Calibri" w:cs="Calibri"/>
+          <w:lang w:val="en-US"/>
+        </w:rPr>
+      </w:pPr>
+      <w:r>
+        <w:rPr>
+          <w:rFonts w:ascii="Calibri" w:hAnsi="Calibri" w:cs="Calibri"/>
+          <w:lang w:val="en-US"/>
+        </w:rPr>
+        <w:t>S2= 2.5 + 2.9 + 3 = 8.4</w:t>
+      </w:r>
+    </w:p>
+    <w:p>
+      <w:pPr>
+        <w:rPr>
+          <w:rFonts w:ascii="Calibri" w:hAnsi="Calibri" w:cs="Calibri"/>
+          <w:lang w:val="fr-FR"/>
+        </w:rPr>
+      </w:pPr>
+      <w:r>
+        <w:rPr>
+          <w:rFonts w:ascii="Calibri" w:hAnsi="Calibri" w:cs="Calibri"/>
+          <w:lang/>
+        </w:rPr>
+        <w:t xml:space="preserve">The </w:t>
+      </w:r>
+      <w:r>
+        <w:rPr>
+          <w:rFonts w:ascii="Calibri" w:hAnsi="Calibri" w:cs="Calibri"/>
+          <w:lang w:val="en-US"/>
+        </w:rPr>
+        <w:t>or</w:t>
+      </w:r>
+      <w:r>
+        <w:rPr>
+          <w:rFonts w:ascii="Calibri" w:hAnsi="Calibri" w:cs="Calibri"/>
+          <w:lang w:val="en-US"/>
+        </w:rPr>
+        <w:t xml:space="preserve">iginal </w:t>
+      </w:r>
+      <w:r>
+        <w:rPr>
+          <w:rFonts w:ascii="Calibri" w:hAnsi="Calibri" w:cs="Calibri"/>
+          <w:lang/>
+        </w:rPr>
+        <w:t>data are then randomly permuted according to the experimental design. For each permutation, the statistical test, thresholding, and cluster formation are repeated:</w:t>
+      </w:r>
+    </w:p>
+    <w:p>
+      <w:pPr>
+        <w:rPr>
+          <w:rFonts w:ascii="Calibri" w:hAnsi="Calibri" w:cs="Calibri"/>
+          <w:lang w:val="fr-FR"/>
+        </w:rPr>
+      </w:pPr>
+      <w:r>
+        <w:rPr>
+          <w:rFonts w:ascii="Calibri" w:hAnsi="Calibri" w:cs="Calibri"/>
+          <w:lang w:val="fr-FR"/>
+        </w:rPr>
+        <w:drawing>
+          <wp:inline distT="0" distB="0" distL="0" distR="0" wp14:anchorId="175CF0CA" wp14:editId="638E3A8A">
+            <wp:extent cx="4172532" cy="1209844"/>
+            <wp:effectExtent l="0" t="0" r="0" b="9525"/>
+            <wp:docPr id="1277036479" name="Picture 1"/>
+            <wp:cNvGraphicFramePr>
+              <a:graphicFrameLocks xmlns:a="http://schemas.openxmlformats.org/drawingml/2006/main" noChangeAspect="1"/>
+            </wp:cNvGraphicFramePr>
+            <a:graphic xmlns:a="http://schemas.openxmlformats.org/drawingml/2006/main">
+              <a:graphicData uri="http://schemas.openxmlformats.org/drawingml/2006/picture">
+                <pic:pic xmlns:pic="http://schemas.openxmlformats.org/drawingml/2006/picture">
+                  <pic:nvPicPr>
+                    <pic:cNvPr id="1277036479" name=""/>
+                    <pic:cNvPicPr/>
+                  </pic:nvPicPr>
+                  <pic:blipFill>
+                    <a:blip r:embed="rId19"/>
+                    <a:stretch>
+                      <a:fillRect/>
+                    </a:stretch>
+                  </pic:blipFill>
+                  <pic:spPr>
+                    <a:xfrm>
+                      <a:off x="0" y="0"/>
+                      <a:ext cx="4172532" cy="1209844"/>
+                    </a:xfrm>
+                    <a:prstGeom prst="rect">
+                      <a:avLst/>
+                    </a:prstGeom>
+                  </pic:spPr>
+                </pic:pic>
+              </a:graphicData>
+            </a:graphic>
+          </wp:inline>
+        </w:drawing>
+      </w:r>
+    </w:p>
+    <w:p>
+      <w:pPr>
+        <w:rPr>
+          <w:rFonts w:ascii="Calibri" w:hAnsi="Calibri" w:cs="Calibri"/>
+          <w:lang w:val="fr-FR"/>
+        </w:rPr>
+      </w:pPr>
+      <w:r>
+        <w:rPr>
+          <w:rFonts w:ascii="Calibri" w:hAnsi="Calibri" w:cs="Calibri"/>
+          <w:lang w:val="en-US"/>
+        </w:rPr>
+        <w:t xml:space="preserve">Only the </w:t>
+      </w:r>
+      <w:r>
+        <w:rPr>
+          <w:rFonts w:ascii="Calibri" w:hAnsi="Calibri" w:cs="Calibri"/>
+          <w:b/>
+          <w:bCs/>
+          <w:lang w:val="en-US"/>
+        </w:rPr>
+        <w:t>largest cluster statistic</w:t>
+      </w:r>
+      <w:r>
+        <w:rPr>
+          <w:rFonts w:ascii="Calibri" w:hAnsi="Calibri" w:cs="Calibri"/>
+          <w:lang w:val="en-US"/>
+        </w:rPr>
+        <w:t xml:space="preserve"> from each permutation is retained. </w:t>
+      </w:r>
+      <w:proofErr w:type="spellStart"/>
+      <w:r>
+        <w:rPr>
+          <w:rFonts w:ascii="Calibri" w:hAnsi="Calibri" w:cs="Calibri"/>
+        </w:rPr>
+        <w:t>These</w:t>
+      </w:r>
+      <w:proofErr w:type="spellEnd"/>
+      <w:r>
+        <w:rPr>
+          <w:rFonts w:ascii="Calibri" w:hAnsi="Calibri" w:cs="Calibri"/>
+        </w:rPr>
+        <w:t xml:space="preserve"> values </w:t>
+      </w:r>
+      <w:proofErr w:type="spellStart"/>
+      <w:r>
+        <w:rPr>
+          <w:rFonts w:ascii="Calibri" w:hAnsi="Calibri" w:cs="Calibri"/>
+        </w:rPr>
+        <w:t>form</w:t>
+      </w:r>
+      <w:proofErr w:type="spellEnd"/>
+      <w:r>
+        <w:rPr>
+          <w:rFonts w:ascii="Calibri" w:hAnsi="Calibri" w:cs="Calibri"/>
+        </w:rPr>
+        <w:t xml:space="preserve"> the </w:t>
+      </w:r>
+      <w:proofErr w:type="spellStart"/>
+      <w:r>
+        <w:rPr>
+          <w:rFonts w:ascii="Calibri" w:hAnsi="Calibri" w:cs="Calibri"/>
+        </w:rPr>
+        <w:t>null</w:t>
+      </w:r>
+      <w:proofErr w:type="spellEnd"/>
+      <w:r>
+        <w:rPr>
+          <w:rFonts w:ascii="Calibri" w:hAnsi="Calibri" w:cs="Calibri"/>
         </w:rPr>
         <w:t xml:space="preserve"> </w:t>
       </w:r>
-    </w:p>
-    <w:p>
-      <w:pPr>
-        <w:rPr>
-          <w:rFonts w:ascii="Calibri" w:hAnsi="Calibri" w:cs="Calibri"/>
-          <w:lang w:val="en-US"/>
-        </w:rPr>
-      </w:pPr>
-      <w:r>
-        <w:rPr>
-          <w:rFonts w:ascii="Calibri" w:hAnsi="Calibri" w:cs="Calibri"/>
-          <w:lang w:val="en-US"/>
-        </w:rPr>
-        <w:t xml:space="preserve">Non-parametric statistics are useful when the number of participants is small, which typically results in the data not being normally distributed. Unfortunately, this option is not yet available in the </w:t>
-      </w:r>
-      <w:r>
-        <w:rPr>
-          <w:rFonts w:ascii="Calibri" w:hAnsi="Calibri" w:cs="Calibri"/>
-          <w:b/>
-          <w:bCs/>
-          <w:lang w:val="en-US"/>
-        </w:rPr>
-        <w:t>Statistics</w:t>
-      </w:r>
-      <w:r>
-        <w:rPr>
-          <w:rFonts w:ascii="Calibri" w:hAnsi="Calibri" w:cs="Calibri"/>
-          <w:lang w:val="en-US"/>
-        </w:rPr>
-        <w:t xml:space="preserve"> module. Hopefully it will be included in a future release.</w:t>
-      </w:r>
+      <w:r>
+        <w:rPr>
+          <w:rFonts w:ascii="Calibri" w:hAnsi="Calibri" w:cs="Calibri"/>
+        </w:rPr>
+        <w:t>distribution :</w:t>
+      </w:r>
+    </w:p>
+    <w:p>
+      <w:pPr>
+        <w:rPr>
+          <w:rFonts w:ascii="Calibri" w:hAnsi="Calibri" w:cs="Calibri"/>
+          <w:lang w:val="fr-FR"/>
+        </w:rPr>
+      </w:pPr>
+      <w:r>
+        <w:rPr>
+          <w:rFonts w:ascii="Calibri" w:hAnsi="Calibri" w:cs="Calibri"/>
+          <w:lang/>
+        </w:rPr>
+        <w:drawing>
+          <wp:inline distT="0" distB="0" distL="0" distR="0" wp14:anchorId="70FFF35B" wp14:editId="2627EB63">
+            <wp:extent cx="3705742" cy="2629267"/>
+            <wp:effectExtent l="0" t="0" r="9525" b="0"/>
+            <wp:docPr id="1042678893" name="Picture 1"/>
+            <wp:cNvGraphicFramePr>
+              <a:graphicFrameLocks xmlns:a="http://schemas.openxmlformats.org/drawingml/2006/main" noChangeAspect="1"/>
+            </wp:cNvGraphicFramePr>
+            <a:graphic xmlns:a="http://schemas.openxmlformats.org/drawingml/2006/main">
+              <a:graphicData uri="http://schemas.openxmlformats.org/drawingml/2006/picture">
+                <pic:pic xmlns:pic="http://schemas.openxmlformats.org/drawingml/2006/picture">
+                  <pic:nvPicPr>
+                    <pic:cNvPr id="1042678893" name=""/>
+                    <pic:cNvPicPr/>
+                  </pic:nvPicPr>
+                  <pic:blipFill>
+                    <a:blip r:embed="rId20"/>
+                    <a:stretch>
+                      <a:fillRect/>
+                    </a:stretch>
+                  </pic:blipFill>
+                  <pic:spPr>
+                    <a:xfrm>
+                      <a:off x="0" y="0"/>
+                      <a:ext cx="3705742" cy="2629267"/>
+                    </a:xfrm>
+                    <a:prstGeom prst="rect">
+                      <a:avLst/>
+                    </a:prstGeom>
+                  </pic:spPr>
+                </pic:pic>
+              </a:graphicData>
+            </a:graphic>
+          </wp:inline>
+        </w:drawing>
+      </w:r>
+    </w:p>
+    <w:p>
+      <w:pPr>
+        <w:rPr>
+          <w:rFonts w:ascii="Calibri" w:hAnsi="Calibri" w:cs="Calibri"/>
+          <w:lang/>
+        </w:rPr>
+      </w:pPr>
+      <w:r>
+        <w:rPr>
+          <w:rFonts w:ascii="Calibri" w:hAnsi="Calibri" w:cs="Calibri"/>
+          <w:lang/>
+        </w:rPr>
+        <w:t xml:space="preserve">The observed clusters are then compared with this distribution. The permuted clusters do </w:t>
+      </w:r>
+      <w:r>
+        <w:rPr>
+          <w:rFonts w:ascii="Calibri" w:hAnsi="Calibri" w:cs="Calibri"/>
+          <w:b/>
+          <w:bCs/>
+          <w:lang/>
+        </w:rPr>
+        <w:t>not</w:t>
+      </w:r>
+      <w:r>
+        <w:rPr>
+          <w:rFonts w:ascii="Calibri" w:hAnsi="Calibri" w:cs="Calibri"/>
+          <w:lang/>
+        </w:rPr>
+        <w:t xml:space="preserve"> need to occur at the same electrodes or time points as the observed clusters.</w:t>
+      </w:r>
+    </w:p>
+    <w:p>
+      <w:pPr>
+        <w:rPr>
+          <w:rFonts w:ascii="Calibri" w:hAnsi="Calibri" w:cs="Calibri"/>
+          <w:lang/>
+        </w:rPr>
+      </w:pPr>
+      <w:r>
+        <w:rPr>
+          <w:rFonts w:ascii="Calibri" w:hAnsi="Calibri" w:cs="Calibri"/>
+          <w:lang/>
+        </w:rPr>
+        <w:t>The procedure therefore asks:</w:t>
+      </w:r>
+    </w:p>
+    <w:p>
+      <w:pPr>
+        <w:rPr>
+          <w:rFonts w:ascii="Calibri" w:hAnsi="Calibri" w:cs="Calibri"/>
+          <w:i/>
+          <w:iCs/>
+          <w:lang/>
+        </w:rPr>
+      </w:pPr>
+      <w:r>
+        <w:rPr>
+          <w:rFonts w:ascii="Calibri" w:hAnsi="Calibri" w:cs="Calibri"/>
+          <w:i/>
+          <w:iCs/>
+          <w:lang/>
+        </w:rPr>
+        <w:t>What is the largest cluster that could occur by chance anywhere in the EEG data?</w:t>
+      </w:r>
+    </w:p>
+    <w:p>
+      <w:pPr>
+        <w:rPr>
+          <w:rFonts w:ascii="Calibri" w:hAnsi="Calibri" w:cs="Calibri"/>
+          <w:lang/>
+        </w:rPr>
+      </w:pPr>
+      <w:r>
+        <w:rPr>
+          <w:rFonts w:ascii="Calibri" w:hAnsi="Calibri" w:cs="Calibri"/>
+          <w:lang/>
+        </w:rPr>
+        <w:lastRenderedPageBreak/>
+        <w:t>A cluster is considered significant when its statistic is sufficiently extreme compared with the distribution of maximum cluster statistics</w:t>
+      </w:r>
+      <w:r>
+        <w:rPr>
+          <w:rFonts w:ascii="Calibri" w:hAnsi="Calibri" w:cs="Calibri"/>
+          <w:lang w:val="en-US"/>
+        </w:rPr>
+        <w:t xml:space="preserve"> </w:t>
+      </w:r>
+      <w:r>
+        <w:rPr>
+          <w:rFonts w:ascii="Calibri" w:hAnsi="Calibri" w:cs="Calibri"/>
+          <w:lang w:val="en-US"/>
+        </w:rPr>
+        <w:t xml:space="preserve">(parameter </w:t>
+      </w:r>
+      <w:r>
+        <w:rPr>
+          <w:rFonts w:ascii="Calibri" w:hAnsi="Calibri" w:cs="Calibri"/>
+          <w:b/>
+          <w:bCs/>
+          <w:lang w:val="en-US"/>
+        </w:rPr>
+        <w:t>15</w:t>
+      </w:r>
+      <w:r>
+        <w:rPr>
+          <w:rFonts w:ascii="Calibri" w:hAnsi="Calibri" w:cs="Calibri"/>
+          <w:lang w:val="en-US"/>
+        </w:rPr>
+        <w:t>)</w:t>
+      </w:r>
+      <w:r>
+        <w:rPr>
+          <w:rFonts w:ascii="Calibri" w:hAnsi="Calibri" w:cs="Calibri"/>
+          <w:lang/>
+        </w:rPr>
+        <w:t>. This provides a correction for multiple comparisons across electrodes and time points while taking advantage of the spatial and temporal structure of EEG data.</w:t>
+      </w:r>
+    </w:p>
+    <w:p>
+      <w:pPr>
+        <w:rPr>
+          <w:rFonts w:ascii="Calibri" w:hAnsi="Calibri" w:cs="Calibri"/>
+          <w:lang w:val="en-US"/>
+        </w:rPr>
+      </w:pPr>
+      <w:r>
+        <w:rPr>
+          <w:rFonts w:ascii="Calibri" w:hAnsi="Calibri" w:cs="Calibri"/>
+          <w:lang w:val="en-US"/>
+        </w:rPr>
+        <w:t xml:space="preserve">An important point to note about the formation of clusters is that </w:t>
+      </w:r>
+      <w:proofErr w:type="spellStart"/>
+      <w:r>
+        <w:rPr>
+          <w:rFonts w:ascii="Calibri" w:hAnsi="Calibri" w:cs="Calibri"/>
+          <w:lang w:val="en-US"/>
+        </w:rPr>
+        <w:t>FieldTrip</w:t>
+      </w:r>
+      <w:proofErr w:type="spellEnd"/>
+      <w:r>
+        <w:rPr>
+          <w:rFonts w:ascii="Calibri" w:hAnsi="Calibri" w:cs="Calibri"/>
+          <w:lang w:val="en-US"/>
+        </w:rPr>
+        <w:t xml:space="preserve"> uses the location of electrodes to determine which ones are </w:t>
+      </w:r>
+      <w:r>
+        <w:rPr>
+          <w:rFonts w:ascii="Calibri" w:hAnsi="Calibri" w:cs="Calibri"/>
+          <w:lang w:val="en-US"/>
+        </w:rPr>
+        <w:t>neighbors</w:t>
+      </w:r>
+      <w:r>
+        <w:rPr>
+          <w:rFonts w:ascii="Calibri" w:hAnsi="Calibri" w:cs="Calibri"/>
+          <w:lang w:val="en-US"/>
+        </w:rPr>
+        <w:t>.</w:t>
+      </w:r>
+      <w:r>
+        <w:rPr>
+          <w:rFonts w:ascii="Calibri" w:hAnsi="Calibri" w:cs="Calibri"/>
+          <w:lang w:val="en-US"/>
+        </w:rPr>
+        <w:t xml:space="preserve"> It is not only indices as in option </w:t>
+      </w:r>
+      <w:r>
+        <w:rPr>
+          <w:rFonts w:ascii="Calibri" w:hAnsi="Calibri" w:cs="Calibri"/>
+          <w:b/>
+          <w:bCs/>
+          <w:lang w:val="en-US"/>
+        </w:rPr>
+        <w:t>10</w:t>
+      </w:r>
+      <w:r>
+        <w:rPr>
+          <w:rFonts w:ascii="Calibri" w:hAnsi="Calibri" w:cs="Calibri"/>
+          <w:lang w:val="en-US"/>
+        </w:rPr>
+        <w:t xml:space="preserve">. It is why you need to specify the electrodes </w:t>
+      </w:r>
+      <w:r>
+        <w:rPr>
+          <w:rFonts w:ascii="Calibri" w:hAnsi="Calibri" w:cs="Calibri"/>
+          <w:lang w:val="en-US"/>
+        </w:rPr>
+        <w:t>coordinates</w:t>
+      </w:r>
+      <w:r>
+        <w:rPr>
+          <w:rFonts w:ascii="Calibri" w:hAnsi="Calibri" w:cs="Calibri"/>
+          <w:lang w:val="en-US"/>
+        </w:rPr>
+        <w:t xml:space="preserve"> before to use this test.</w:t>
+      </w:r>
+    </w:p>
+    <w:p>
+      <w:pPr>
+        <w:rPr>
+          <w:rFonts w:ascii="Calibri" w:hAnsi="Calibri" w:cs="Calibri"/>
+          <w:lang w:val="en-US"/>
+        </w:rPr>
+      </w:pPr>
+      <w:r>
+        <w:rPr>
+          <w:rFonts w:ascii="Calibri" w:hAnsi="Calibri" w:cs="Calibri"/>
+          <w:lang w:val="en-US"/>
+        </w:rPr>
+        <w:t xml:space="preserve">Text generated by ChatGPT. </w:t>
+      </w:r>
+    </w:p>
+    <w:p>
+      <w:pPr>
+        <w:rPr>
+          <w:rFonts w:ascii="Calibri" w:hAnsi="Calibri" w:cs="Calibri"/>
+          <w:lang w:val="en-US"/>
+        </w:rPr>
+      </w:pPr>
+    </w:p>
+    <w:p>
+      <w:pPr>
+        <w:rPr>
+          <w:rFonts w:ascii="Calibri" w:hAnsi="Calibri" w:cs="Calibri"/>
+          <w:b/>
+          <w:bCs/>
+          <w:lang w:val="en-US"/>
+        </w:rPr>
+      </w:pPr>
+      <w:r>
+        <w:rPr>
+          <w:rFonts w:ascii="Calibri" w:hAnsi="Calibri" w:cs="Calibri"/>
+          <w:b/>
+          <w:bCs/>
+          <w:lang w:val="en-US"/>
+        </w:rPr>
+        <w:t xml:space="preserve">Why </w:t>
+      </w:r>
+      <w:r>
+        <w:rPr>
+          <w:rFonts w:ascii="Calibri" w:hAnsi="Calibri" w:cs="Calibri"/>
+          <w:b/>
+          <w:bCs/>
+          <w:lang w:val="en-US"/>
+        </w:rPr>
+        <w:t>are</w:t>
+      </w:r>
+      <w:r>
+        <w:rPr>
+          <w:rFonts w:ascii="Calibri" w:hAnsi="Calibri" w:cs="Calibri"/>
+          <w:b/>
+          <w:bCs/>
+          <w:lang w:val="en-US"/>
+        </w:rPr>
+        <w:t xml:space="preserve"> two P-value thresholds (8 and 15) when I perform a cluster analysis? </w:t>
+      </w:r>
+    </w:p>
+    <w:p>
+      <w:pPr>
+        <w:rPr>
+          <w:rFonts w:ascii="Calibri" w:hAnsi="Calibri" w:cs="Calibri"/>
+          <w:lang w:val="en-US"/>
+        </w:rPr>
+      </w:pPr>
+      <w:r>
+        <w:rPr>
+          <w:rFonts w:ascii="Calibri" w:hAnsi="Calibri" w:cs="Calibri"/>
+          <w:lang w:val="en-US"/>
+        </w:rPr>
+        <w:t xml:space="preserve">As explained before, there are two successive tests. First, we perform an uncorrected statistical analysis of every time point and electrode in the dataset. The p-value </w:t>
+      </w:r>
+      <w:r>
+        <w:rPr>
+          <w:rFonts w:ascii="Calibri" w:hAnsi="Calibri" w:cs="Calibri"/>
+          <w:lang w:val="en-US"/>
+        </w:rPr>
+        <w:t xml:space="preserve">parameter in </w:t>
+      </w:r>
+      <w:r>
+        <w:rPr>
+          <w:rFonts w:ascii="Calibri" w:hAnsi="Calibri" w:cs="Calibri"/>
+          <w:b/>
+          <w:bCs/>
+          <w:lang w:val="en-US"/>
+        </w:rPr>
+        <w:t>8</w:t>
+      </w:r>
+      <w:r>
+        <w:rPr>
+          <w:rFonts w:ascii="Calibri" w:hAnsi="Calibri" w:cs="Calibri"/>
+          <w:lang w:val="en-US"/>
+        </w:rPr>
+        <w:t xml:space="preserve"> is the statistical threshold for this test. Fieldtrip then uses these significant points to create clusters, taking into account time and </w:t>
+      </w:r>
+      <w:proofErr w:type="spellStart"/>
+      <w:r>
+        <w:rPr>
+          <w:rFonts w:ascii="Calibri" w:hAnsi="Calibri" w:cs="Calibri"/>
+          <w:lang w:val="en-US"/>
+        </w:rPr>
+        <w:t>neighbouring</w:t>
+      </w:r>
+      <w:proofErr w:type="spellEnd"/>
+      <w:r>
+        <w:rPr>
+          <w:rFonts w:ascii="Calibri" w:hAnsi="Calibri" w:cs="Calibri"/>
+          <w:lang w:val="en-US"/>
+        </w:rPr>
+        <w:t xml:space="preserve"> space. The p-value </w:t>
+      </w:r>
+      <w:r>
+        <w:rPr>
+          <w:rFonts w:ascii="Calibri" w:hAnsi="Calibri" w:cs="Calibri"/>
+          <w:lang w:val="en-US"/>
+        </w:rPr>
+        <w:t>parameter in</w:t>
+      </w:r>
+      <w:r>
+        <w:rPr>
+          <w:rFonts w:ascii="Calibri" w:hAnsi="Calibri" w:cs="Calibri"/>
+          <w:lang w:val="en-US"/>
+        </w:rPr>
+        <w:t xml:space="preserve"> </w:t>
+      </w:r>
+      <w:r>
+        <w:rPr>
+          <w:rFonts w:ascii="Calibri" w:hAnsi="Calibri" w:cs="Calibri"/>
+          <w:b/>
+          <w:bCs/>
+          <w:lang w:val="en-US"/>
+        </w:rPr>
+        <w:t>15</w:t>
+      </w:r>
+      <w:r>
+        <w:rPr>
+          <w:rFonts w:ascii="Calibri" w:hAnsi="Calibri" w:cs="Calibri"/>
+          <w:lang w:val="en-US"/>
+        </w:rPr>
+        <w:t xml:space="preserve"> is the statistical threshold for considering a cluster significant in relation to the null distribution obtained by permuting the data. You can specify different thresholds for these two steps if you wish. </w:t>
+      </w:r>
+    </w:p>
+    <w:p>
+      <w:pPr>
+        <w:rPr>
+          <w:rFonts w:ascii="Calibri" w:hAnsi="Calibri" w:cs="Calibri"/>
+          <w:lang w:val="en-US"/>
+        </w:rPr>
+      </w:pPr>
+    </w:p>
+    <w:p>
+      <w:pPr>
+        <w:rPr>
+          <w:rFonts w:ascii="Calibri" w:hAnsi="Calibri" w:cs="Calibri"/>
+          <w:b/>
+          <w:bCs/>
+          <w:lang w:val="en-US"/>
+        </w:rPr>
+      </w:pPr>
+      <w:r>
+        <w:rPr>
+          <w:rFonts w:ascii="Calibri" w:hAnsi="Calibri" w:cs="Calibri"/>
+          <w:b/>
+          <w:bCs/>
+          <w:lang w:val="en-US"/>
+        </w:rPr>
+        <w:t xml:space="preserve">Why is </w:t>
+      </w:r>
+      <w:r>
+        <w:rPr>
+          <w:rFonts w:ascii="Calibri" w:hAnsi="Calibri" w:cs="Calibri"/>
+          <w:b/>
+          <w:bCs/>
+          <w:lang w:val="en-US"/>
+        </w:rPr>
+        <w:t xml:space="preserve">non-parametric tests and </w:t>
+      </w:r>
+      <w:r>
+        <w:rPr>
+          <w:rFonts w:ascii="Calibri" w:hAnsi="Calibri" w:cs="Calibri"/>
+          <w:b/>
+          <w:bCs/>
+          <w:lang w:val="en-US"/>
+        </w:rPr>
+        <w:t xml:space="preserve">cluster analysis only available for paired and unpaired t-tests? </w:t>
+      </w:r>
+    </w:p>
+    <w:p>
+      <w:pPr>
+        <w:rPr>
+          <w:rFonts w:ascii="Calibri" w:hAnsi="Calibri" w:cs="Calibri"/>
+          <w:lang w:val="en-US"/>
+        </w:rPr>
+      </w:pPr>
+      <w:r>
+        <w:rPr>
+          <w:rFonts w:ascii="Calibri" w:hAnsi="Calibri" w:cs="Calibri"/>
+          <w:lang w:val="en-US"/>
+        </w:rPr>
+        <w:t>It is a recommendation of the Fieldtrip team (</w:t>
+      </w:r>
+      <w:hyperlink r:id="rId21" w:history="1">
+        <w:r>
+          <w:rPr>
+            <w:rStyle w:val="Hyperlink"/>
+            <w:rFonts w:ascii="Calibri" w:hAnsi="Calibri" w:cs="Calibri"/>
+            <w:lang w:val="en-US"/>
+          </w:rPr>
+          <w:t>https://www.fieldtriptoolbox.org/faq/stats/clusterstats_teststatistic/</w:t>
+        </w:r>
+      </w:hyperlink>
+      <w:r>
+        <w:rPr>
+          <w:rFonts w:ascii="Calibri" w:hAnsi="Calibri" w:cs="Calibri"/>
+          <w:lang w:val="en-US"/>
+        </w:rPr>
+        <w:t xml:space="preserve">). </w:t>
+      </w:r>
+      <w:r>
+        <w:rPr>
+          <w:rFonts w:ascii="Calibri" w:hAnsi="Calibri" w:cs="Calibri"/>
+          <w:lang w:val="en-US"/>
+        </w:rPr>
+        <w:t>The original function was developed for comparing two conditions. While it is possible to perform multifactorial analysis (F-test ANOVA), it is complex and not recommended.</w:t>
+      </w:r>
+      <w:r>
+        <w:rPr>
+          <w:rFonts w:ascii="Calibri" w:hAnsi="Calibri" w:cs="Calibri"/>
+          <w:lang w:val="en-US"/>
+        </w:rPr>
+        <w:t xml:space="preserve"> If you want to study a multi-factorial design, the authors recommend </w:t>
+      </w:r>
+      <w:r>
+        <w:rPr>
+          <w:rFonts w:ascii="Calibri" w:hAnsi="Calibri" w:cs="Calibri"/>
+          <w:lang w:val="en-US"/>
+        </w:rPr>
+        <w:t>computing</w:t>
+      </w:r>
+      <w:r>
+        <w:rPr>
+          <w:rFonts w:ascii="Calibri" w:hAnsi="Calibri" w:cs="Calibri"/>
+          <w:lang w:val="en-US"/>
+        </w:rPr>
+        <w:t xml:space="preserve"> statistics as t-tests between differences (or in the case of interactions, differences of differences) instead of F-test from an Anova on the full experimental design.</w:t>
+      </w:r>
+      <w:r>
+        <w:rPr>
+          <w:rFonts w:ascii="Calibri" w:hAnsi="Calibri" w:cs="Calibri"/>
+          <w:lang w:val="en-US"/>
+        </w:rPr>
+        <w:t xml:space="preserve"> </w:t>
+      </w:r>
+    </w:p>
+    <w:p>
+      <w:pPr>
+        <w:rPr>
+          <w:rFonts w:ascii="Calibri" w:hAnsi="Calibri" w:cs="Calibri"/>
+          <w:lang w:val="en-US"/>
+        </w:rPr>
+      </w:pPr>
     </w:p>
     <w:sectPr>
-      <w:footerReference w:type="default" r:id="rId16"/>
+      <w:footerReference w:type="default" r:id="rId22"/>
       <w:pgSz w:w="11906" w:h="16838"/>
       <w:pgMar w:top="1417" w:right="1417" w:bottom="1417" w:left="1417" w:header="708" w:footer="708" w:gutter="0"/>
       <w:cols w:space="708"/>
@@ -4879,7 +6863,6 @@
   <w:style w:type="character" w:default="1" w:styleId="DefaultParagraphFont">
     <w:name w:val="Default Paragraph Font"/>
     <w:uiPriority w:val="1"/>
-    <w:semiHidden/>
     <w:unhideWhenUsed/>
   </w:style>
   <w:style w:type="table" w:default="1" w:styleId="TableNormal">

--- a/Manuels/Manuel_Statistics_module.docx
+++ b/Manuels/Manuel_Statistics_module.docx
@@ -10,6 +10,7 @@
           <w:lang w:val="en-US"/>
         </w:rPr>
       </w:pPr>
+      <w:proofErr w:type="spellStart"/>
       <w:r>
         <w:rPr>
           <w:rFonts w:ascii="Calibri" w:hAnsi="Calibri" w:cs="Calibri"/>
@@ -19,6 +20,7 @@
         </w:rPr>
         <w:t>EEGpal</w:t>
       </w:r>
+      <w:proofErr w:type="spellEnd"/>
       <w:r>
         <w:rPr>
           <w:rFonts w:ascii="Calibri" w:hAnsi="Calibri" w:cs="Calibri"/>
@@ -71,14 +73,14 @@
           <w:rFonts w:ascii="Calibri" w:hAnsi="Calibri" w:cs="Calibri"/>
           <w:lang w:val="en-US"/>
         </w:rPr>
-        <w:t>.0</w:t>
-      </w:r>
-      <w:r>
-        <w:rPr>
-          <w:rFonts w:ascii="Calibri" w:hAnsi="Calibri" w:cs="Calibri"/>
-          <w:lang w:val="en-US"/>
-        </w:rPr>
-        <w:t>1</w:t>
+        <w:t>.</w:t>
+      </w:r>
+      <w:r>
+        <w:rPr>
+          <w:rFonts w:ascii="Calibri" w:hAnsi="Calibri" w:cs="Calibri"/>
+          <w:lang w:val="en-US"/>
+        </w:rPr>
+        <w:t>16</w:t>
       </w:r>
       <w:r>
         <w:rPr>
@@ -92,7 +94,7 @@
           <w:rFonts w:ascii="Calibri" w:hAnsi="Calibri" w:cs="Calibri"/>
           <w:lang w:val="en-US"/>
         </w:rPr>
-        <w:t>20</w:t>
+        <w:t>13</w:t>
       </w:r>
       <w:r>
         <w:rPr>
@@ -106,7 +108,7 @@
           <w:rFonts w:ascii="Calibri" w:hAnsi="Calibri" w:cs="Calibri"/>
           <w:lang w:val="en-US"/>
         </w:rPr>
-        <w:t>11</w:t>
+        <w:t>09</w:t>
       </w:r>
       <w:r>
         <w:rPr>
@@ -120,7 +122,7 @@
           <w:rFonts w:ascii="Calibri" w:hAnsi="Calibri" w:cs="Calibri"/>
           <w:lang w:val="en-US"/>
         </w:rPr>
-        <w:t>5</w:t>
+        <w:t>6</w:t>
       </w:r>
     </w:p>
     <w:p>
@@ -186,6 +188,7 @@
         </w:rPr>
         <w:t xml:space="preserve"> module is to compare statistical differences for each time frame (</w:t>
       </w:r>
+      <w:proofErr w:type="spellStart"/>
       <w:r>
         <w:rPr>
           <w:rFonts w:ascii="Calibri" w:hAnsi="Calibri" w:cs="Calibri"/>
@@ -193,12 +196,29 @@
         </w:rPr>
         <w:t>tf</w:t>
       </w:r>
-      <w:r>
-        <w:rPr>
-          <w:rFonts w:ascii="Calibri" w:hAnsi="Calibri" w:cs="Calibri"/>
-          <w:lang w:val="en-US"/>
-        </w:rPr>
-        <w:t>) and each electrode of interest. This is typically carried out when exploring the dataset to identify periods of interest, to study differences in EEG amplitude between conditions (trace analysis), or to perform statistics on the inverse solution map of results (.ris files).</w:t>
+      <w:proofErr w:type="spellEnd"/>
+      <w:r>
+        <w:rPr>
+          <w:rFonts w:ascii="Calibri" w:hAnsi="Calibri" w:cs="Calibri"/>
+          <w:lang w:val="en-US"/>
+        </w:rPr>
+        <w:t>) and each electrode of interest. This is typically carried out when exploring the dataset to identify periods of interest, to study differences in EEG amplitude between conditions (trace analysis), or to perform statistics on the inverse solution map of results (.</w:t>
+      </w:r>
+      <w:proofErr w:type="spellStart"/>
+      <w:r>
+        <w:rPr>
+          <w:rFonts w:ascii="Calibri" w:hAnsi="Calibri" w:cs="Calibri"/>
+          <w:lang w:val="en-US"/>
+        </w:rPr>
+        <w:t>ris</w:t>
+      </w:r>
+      <w:proofErr w:type="spellEnd"/>
+      <w:r>
+        <w:rPr>
+          <w:rFonts w:ascii="Calibri" w:hAnsi="Calibri" w:cs="Calibri"/>
+          <w:lang w:val="en-US"/>
+        </w:rPr>
+        <w:t xml:space="preserve"> files).</w:t>
       </w:r>
       <w:r>
         <w:rPr>
@@ -220,7 +240,55 @@
           <w:rFonts w:ascii="Calibri" w:hAnsi="Calibri" w:cs="Calibri"/>
           <w:lang w:val="en-US"/>
         </w:rPr>
-        <w:t xml:space="preserve">The EEGpal produces outputs similar to those proposed by Cartool in its ‘Statistics on tracks’ option. In addition, it enables ANOVA with multiple factors, which is not possible in Cartool. It also replaces the STEN toolbox created by Jean-François Knebel </w:t>
+        <w:t xml:space="preserve">The </w:t>
+      </w:r>
+      <w:proofErr w:type="spellStart"/>
+      <w:r>
+        <w:rPr>
+          <w:rFonts w:ascii="Calibri" w:hAnsi="Calibri" w:cs="Calibri"/>
+          <w:lang w:val="en-US"/>
+        </w:rPr>
+        <w:t>EEGpal</w:t>
+      </w:r>
+      <w:proofErr w:type="spellEnd"/>
+      <w:r>
+        <w:rPr>
+          <w:rFonts w:ascii="Calibri" w:hAnsi="Calibri" w:cs="Calibri"/>
+          <w:lang w:val="en-US"/>
+        </w:rPr>
+        <w:t xml:space="preserve"> produces outputs similar to those proposed by </w:t>
+      </w:r>
+      <w:proofErr w:type="spellStart"/>
+      <w:r>
+        <w:rPr>
+          <w:rFonts w:ascii="Calibri" w:hAnsi="Calibri" w:cs="Calibri"/>
+          <w:lang w:val="en-US"/>
+        </w:rPr>
+        <w:t>Cartool</w:t>
+      </w:r>
+      <w:proofErr w:type="spellEnd"/>
+      <w:r>
+        <w:rPr>
+          <w:rFonts w:ascii="Calibri" w:hAnsi="Calibri" w:cs="Calibri"/>
+          <w:lang w:val="en-US"/>
+        </w:rPr>
+        <w:t xml:space="preserve"> in its ‘Statistics on tracks’ option. In addition, it enables ANOVA with multiple factors, which is not possible in </w:t>
+      </w:r>
+      <w:proofErr w:type="spellStart"/>
+      <w:r>
+        <w:rPr>
+          <w:rFonts w:ascii="Calibri" w:hAnsi="Calibri" w:cs="Calibri"/>
+          <w:lang w:val="en-US"/>
+        </w:rPr>
+        <w:t>Cartool</w:t>
+      </w:r>
+      <w:proofErr w:type="spellEnd"/>
+      <w:r>
+        <w:rPr>
+          <w:rFonts w:ascii="Calibri" w:hAnsi="Calibri" w:cs="Calibri"/>
+          <w:lang w:val="en-US"/>
+        </w:rPr>
+        <w:t xml:space="preserve">. It also replaces the STEN toolbox created by Jean-François Knebel </w:t>
       </w:r>
       <w:r>
         <w:rPr>
@@ -259,30 +327,7 @@
           <w:rFonts w:ascii="Calibri" w:hAnsi="Calibri" w:cs="Calibri"/>
           <w:lang w:val="en-US"/>
         </w:rPr>
-        <w:t>T</w:t>
-      </w:r>
-      <w:r>
-        <w:rPr>
-          <w:rFonts w:ascii="Calibri" w:hAnsi="Calibri" w:cs="Calibri"/>
-          <w:lang w:val="en-US"/>
-        </w:rPr>
-        <w:t xml:space="preserve">he </w:t>
-      </w:r>
-      <w:r>
-        <w:rPr>
-          <w:rFonts w:ascii="Calibri" w:hAnsi="Calibri" w:cs="Calibri"/>
-          <w:b/>
-          <w:bCs/>
-          <w:lang w:val="en-US"/>
-        </w:rPr>
-        <w:t>Statistics</w:t>
-      </w:r>
-      <w:r>
-        <w:rPr>
-          <w:rFonts w:ascii="Calibri" w:hAnsi="Calibri" w:cs="Calibri"/>
-          <w:lang w:val="en-US"/>
-        </w:rPr>
-        <w:t xml:space="preserve"> module </w:t>
+        <w:t xml:space="preserve">The parametric and ANOVA test </w:t>
       </w:r>
       <w:r>
         <w:rPr>
@@ -321,6 +366,27 @@
         </w:rPr>
         <w:t xml:space="preserve"> to work.</w:t>
       </w:r>
+      <w:r>
+        <w:rPr>
+          <w:rFonts w:ascii="Calibri" w:hAnsi="Calibri" w:cs="Calibri"/>
+          <w:lang w:val="en-US"/>
+        </w:rPr>
+        <w:t xml:space="preserve"> It is not required for the non-parametric paired or unpaired T-test because it </w:t>
+      </w:r>
+      <w:r>
+        <w:rPr>
+          <w:rFonts w:ascii="Calibri" w:hAnsi="Calibri" w:cs="Calibri"/>
+          <w:lang w:val="en-US"/>
+        </w:rPr>
+        <w:t>uses</w:t>
+      </w:r>
+      <w:r>
+        <w:rPr>
+          <w:rFonts w:ascii="Calibri" w:hAnsi="Calibri" w:cs="Calibri"/>
+          <w:lang w:val="en-US"/>
+        </w:rPr>
+        <w:t xml:space="preserve"> Fieldtrip functions.</w:t>
+      </w:r>
     </w:p>
     <w:p>
       <w:pPr>
@@ -379,7 +445,23 @@
           <w:rFonts w:ascii="Calibri" w:hAnsi="Calibri" w:cs="Calibri"/>
           <w:lang w:val="en-US"/>
         </w:rPr>
-        <w:t xml:space="preserve"> tool of the EEGpal </w:t>
+        <w:t xml:space="preserve"> tool of the </w:t>
+      </w:r>
+      <w:proofErr w:type="spellStart"/>
+      <w:r>
+        <w:rPr>
+          <w:rFonts w:ascii="Calibri" w:hAnsi="Calibri" w:cs="Calibri"/>
+          <w:lang w:val="en-US"/>
+        </w:rPr>
+        <w:t>EEGpal</w:t>
+      </w:r>
+      <w:proofErr w:type="spellEnd"/>
+      <w:r>
+        <w:rPr>
+          <w:rFonts w:ascii="Calibri" w:hAnsi="Calibri" w:cs="Calibri"/>
+          <w:lang w:val="en-US"/>
+        </w:rPr>
+        <w:t xml:space="preserve"> </w:t>
       </w:r>
       <w:r>
         <w:rPr>
@@ -432,7 +514,23 @@
           <w:rFonts w:ascii="Calibri" w:hAnsi="Calibri" w:cs="Calibri"/>
           <w:lang w:val="en-US"/>
         </w:rPr>
-        <w:t xml:space="preserve"> and Factor_level of the Data table on the main screen.</w:t>
+        <w:t xml:space="preserve"> and </w:t>
+      </w:r>
+      <w:proofErr w:type="spellStart"/>
+      <w:r>
+        <w:rPr>
+          <w:rFonts w:ascii="Calibri" w:hAnsi="Calibri" w:cs="Calibri"/>
+          <w:lang w:val="en-US"/>
+        </w:rPr>
+        <w:t>Factor_level</w:t>
+      </w:r>
+      <w:proofErr w:type="spellEnd"/>
+      <w:r>
+        <w:rPr>
+          <w:rFonts w:ascii="Calibri" w:hAnsi="Calibri" w:cs="Calibri"/>
+          <w:lang w:val="en-US"/>
+        </w:rPr>
+        <w:t xml:space="preserve"> of the Data table on the main screen.</w:t>
       </w:r>
       <w:r>
         <w:rPr>
@@ -472,6 +570,7 @@
         </w:rPr>
         <w:t xml:space="preserve">It is also important to note that all EEG file must have the same length, number of electrodes and sampling frequency. This is usually the case after </w:t>
       </w:r>
+      <w:proofErr w:type="spellStart"/>
       <w:r>
         <w:rPr>
           <w:rFonts w:ascii="Calibri" w:hAnsi="Calibri" w:cs="Calibri"/>
@@ -481,6 +580,7 @@
         </w:rPr>
         <w:t>Epoching</w:t>
       </w:r>
+      <w:proofErr w:type="spellEnd"/>
       <w:r>
         <w:rPr>
           <w:rFonts w:ascii="Calibri" w:hAnsi="Calibri" w:cs="Calibri"/>
@@ -572,7 +672,6 @@
           <w:rFonts w:ascii="Calibri" w:hAnsi="Calibri" w:cs="Calibri"/>
           <w:lang w:val="en-US"/>
         </w:rPr>
-        <w:lastRenderedPageBreak/>
         <w:t>Statistics</w:t>
       </w:r>
     </w:p>
@@ -591,10 +690,10 @@
           <w:lang w:val="en-US"/>
         </w:rPr>
         <w:drawing>
-          <wp:inline distT="0" distB="0" distL="0" distR="0" wp14:anchorId="4E0A12B6" wp14:editId="18323D7A">
-            <wp:extent cx="5760720" cy="2806065"/>
+          <wp:inline distT="0" distB="0" distL="0" distR="0" wp14:anchorId="5324EBE5" wp14:editId="30681751">
+            <wp:extent cx="5760720" cy="4457700"/>
             <wp:effectExtent l="0" t="0" r="0" b="0"/>
-            <wp:docPr id="184227185" name="Picture 1" descr="A screenshot of a computer&#10;&#10;AI-generated content may be incorrect."/>
+            <wp:docPr id="1250512486" name="Picture 1"/>
             <wp:cNvGraphicFramePr>
               <a:graphicFrameLocks xmlns:a="http://schemas.openxmlformats.org/drawingml/2006/main" noChangeAspect="1"/>
             </wp:cNvGraphicFramePr>
@@ -602,7 +701,7 @@
               <a:graphicData uri="http://schemas.openxmlformats.org/drawingml/2006/picture">
                 <pic:pic xmlns:pic="http://schemas.openxmlformats.org/drawingml/2006/picture">
                   <pic:nvPicPr>
-                    <pic:cNvPr id="184227185" name="Picture 1" descr="A screenshot of a computer&#10;&#10;AI-generated content may be incorrect."/>
+                    <pic:cNvPr id="1250512486" name=""/>
                     <pic:cNvPicPr/>
                   </pic:nvPicPr>
                   <pic:blipFill>
@@ -614,7 +713,7 @@
                   <pic:spPr>
                     <a:xfrm>
                       <a:off x="0" y="0"/>
-                      <a:ext cx="5760720" cy="2806065"/>
+                      <a:ext cx="5760720" cy="4457700"/>
                     </a:xfrm>
                     <a:prstGeom prst="rect">
                       <a:avLst/>
@@ -629,6 +728,43 @@
     </w:p>
     <w:p>
       <w:pPr>
+        <w:rPr>
+          <w:rFonts w:ascii="Calibri" w:hAnsi="Calibri" w:cs="Calibri"/>
+          <w:b/>
+          <w:bCs/>
+          <w:lang w:val="en-US"/>
+        </w:rPr>
+      </w:pPr>
+      <w:r>
+        <w:rPr>
+          <w:rFonts w:ascii="Calibri" w:hAnsi="Calibri" w:cs="Calibri"/>
+          <w:b/>
+          <w:bCs/>
+          <w:lang w:val="en-US"/>
+        </w:rPr>
+        <w:t>Pannel A</w:t>
+      </w:r>
+      <w:r>
+        <w:rPr>
+          <w:rFonts w:ascii="Calibri" w:hAnsi="Calibri" w:cs="Calibri"/>
+          <w:b/>
+          <w:bCs/>
+          <w:lang w:val="en-US"/>
+        </w:rPr>
+        <w:t xml:space="preserve"> (Data)</w:t>
+      </w:r>
+      <w:r>
+        <w:rPr>
+          <w:rFonts w:ascii="Calibri" w:hAnsi="Calibri" w:cs="Calibri"/>
+          <w:b/>
+          <w:bCs/>
+          <w:lang w:val="en-US"/>
+        </w:rPr>
+        <w:t xml:space="preserve">: </w:t>
+      </w:r>
+    </w:p>
+    <w:p>
+      <w:pPr>
         <w:pStyle w:val="ListParagraph"/>
         <w:numPr>
           <w:ilvl w:val="0"/>
@@ -671,7 +807,23 @@
           <w:rFonts w:ascii="Calibri" w:hAnsi="Calibri" w:cs="Calibri"/>
           <w:lang w:val="en-US"/>
         </w:rPr>
-        <w:t>Specify the time interval. Warning: the value 0 marks the start of the file. This module does not take into account a possible .mrk file that could define a different origin.</w:t>
+        <w:t>Specify the time interval. Warning: the value 0 marks the start of the file. This module does not take into account a possible .</w:t>
+      </w:r>
+      <w:proofErr w:type="spellStart"/>
+      <w:r>
+        <w:rPr>
+          <w:rFonts w:ascii="Calibri" w:hAnsi="Calibri" w:cs="Calibri"/>
+          <w:lang w:val="en-US"/>
+        </w:rPr>
+        <w:t>mrk</w:t>
+      </w:r>
+      <w:proofErr w:type="spellEnd"/>
+      <w:r>
+        <w:rPr>
+          <w:rFonts w:ascii="Calibri" w:hAnsi="Calibri" w:cs="Calibri"/>
+          <w:lang w:val="en-US"/>
+        </w:rPr>
+        <w:t xml:space="preserve"> file that could define a different origin.</w:t>
       </w:r>
       <w:r>
         <w:rPr>
@@ -679,7 +831,22 @@
           <w:lang w:val="en-US"/>
         </w:rPr>
         <w:br/>
-        <w:t>EoF=End of File.</w:t>
+      </w:r>
+      <w:proofErr w:type="spellStart"/>
+      <w:r>
+        <w:rPr>
+          <w:rFonts w:ascii="Calibri" w:hAnsi="Calibri" w:cs="Calibri"/>
+          <w:lang w:val="en-US"/>
+        </w:rPr>
+        <w:t>EoF</w:t>
+      </w:r>
+      <w:proofErr w:type="spellEnd"/>
+      <w:r>
+        <w:rPr>
+          <w:rFonts w:ascii="Calibri" w:hAnsi="Calibri" w:cs="Calibri"/>
+          <w:lang w:val="en-US"/>
+        </w:rPr>
+        <w:t>=End of File.</w:t>
       </w:r>
       <w:r>
         <w:rPr>
@@ -790,6 +957,59 @@
     </w:p>
     <w:p>
       <w:pPr>
+        <w:rPr>
+          <w:rFonts w:ascii="Calibri" w:hAnsi="Calibri" w:cs="Calibri"/>
+          <w:lang w:val="en-US"/>
+        </w:rPr>
+      </w:pPr>
+      <w:r>
+        <w:rPr>
+          <w:rFonts w:ascii="Calibri" w:hAnsi="Calibri" w:cs="Calibri"/>
+          <w:b/>
+          <w:bCs/>
+          <w:lang w:val="en-US"/>
+        </w:rPr>
+        <w:t xml:space="preserve">Pannel </w:t>
+      </w:r>
+      <w:r>
+        <w:rPr>
+          <w:rFonts w:ascii="Calibri" w:hAnsi="Calibri" w:cs="Calibri"/>
+          <w:b/>
+          <w:bCs/>
+          <w:lang w:val="en-US"/>
+        </w:rPr>
+        <w:t>B</w:t>
+      </w:r>
+      <w:r>
+        <w:rPr>
+          <w:rFonts w:ascii="Calibri" w:hAnsi="Calibri" w:cs="Calibri"/>
+          <w:b/>
+          <w:bCs/>
+          <w:lang w:val="en-US"/>
+        </w:rPr>
+        <w:t xml:space="preserve"> (</w:t>
+      </w:r>
+      <w:r>
+        <w:rPr>
+          <w:rFonts w:ascii="Calibri" w:hAnsi="Calibri" w:cs="Calibri"/>
+          <w:b/>
+          <w:bCs/>
+          <w:lang w:val="en-US"/>
+        </w:rPr>
+        <w:t>Statistical test in parametric mode</w:t>
+      </w:r>
+      <w:r>
+        <w:rPr>
+          <w:rFonts w:ascii="Calibri" w:hAnsi="Calibri" w:cs="Calibri"/>
+          <w:b/>
+          <w:bCs/>
+          <w:lang w:val="en-US"/>
+        </w:rPr>
+        <w:t xml:space="preserve">): </w:t>
+      </w:r>
+    </w:p>
+    <w:p>
+      <w:pPr>
         <w:pStyle w:val="ListParagraph"/>
         <w:numPr>
           <w:ilvl w:val="0"/>
@@ -841,6 +1061,7 @@
           <w:rFonts w:ascii="Calibri" w:hAnsi="Calibri" w:cs="Calibri"/>
           <w:lang w:val="en-US"/>
         </w:rPr>
+        <w:lastRenderedPageBreak/>
         <w:t xml:space="preserve">Specify the statistical test which will be performed. This option will depend of the </w:t>
       </w:r>
       <w:r>
@@ -1217,7 +1438,37 @@
           <w:rFonts w:ascii="Calibri" w:hAnsi="Calibri" w:cs="Calibri"/>
           <w:lang w:val="en-US"/>
         </w:rPr>
-        <w:t xml:space="preserve"> for multiple comparison or not. EEGpal allows to use the False Discovery Rate (FDR) correction method proposed in the following paper : </w:t>
+        <w:t xml:space="preserve"> for multiple comparison </w:t>
+      </w:r>
+      <w:r>
+        <w:rPr>
+          <w:rFonts w:ascii="Calibri" w:hAnsi="Calibri" w:cs="Calibri"/>
+          <w:lang w:val="en-US"/>
+        </w:rPr>
+        <w:t>over the number of electrodes (independently of the number of TF, see FAQ for more details)</w:t>
+      </w:r>
+      <w:r>
+        <w:rPr>
+          <w:rFonts w:ascii="Calibri" w:hAnsi="Calibri" w:cs="Calibri"/>
+          <w:lang w:val="en-US"/>
+        </w:rPr>
+        <w:t xml:space="preserve">. </w:t>
+      </w:r>
+      <w:proofErr w:type="spellStart"/>
+      <w:r>
+        <w:rPr>
+          <w:rFonts w:ascii="Calibri" w:hAnsi="Calibri" w:cs="Calibri"/>
+          <w:lang w:val="en-US"/>
+        </w:rPr>
+        <w:t>EEGpal</w:t>
+      </w:r>
+      <w:proofErr w:type="spellEnd"/>
+      <w:r>
+        <w:rPr>
+          <w:rFonts w:ascii="Calibri" w:hAnsi="Calibri" w:cs="Calibri"/>
+          <w:lang w:val="en-US"/>
+        </w:rPr>
+        <w:t xml:space="preserve"> allows to use the False Discovery Rate (FDR) correction method proposed in the following paper : </w:t>
       </w:r>
       <w:r>
         <w:rPr>
@@ -1226,8 +1477,9 @@
           <w:iCs/>
           <w:lang w:val="en-US"/>
         </w:rPr>
-        <w:t xml:space="preserve">Benjamini, Y. &amp; Yekutieli, D. (2001) The control of the false discovery rate in multiple testing under dependency. </w:t>
-      </w:r>
+        <w:t xml:space="preserve">Benjamini, Y. &amp; </w:t>
+      </w:r>
+      <w:proofErr w:type="spellStart"/>
       <w:r>
         <w:rPr>
           <w:rFonts w:ascii="Calibri" w:hAnsi="Calibri" w:cs="Calibri"/>
@@ -1235,6 +1487,25 @@
           <w:iCs/>
           <w:lang w:val="en-US"/>
         </w:rPr>
+        <w:t>Yekutieli</w:t>
+      </w:r>
+      <w:proofErr w:type="spellEnd"/>
+      <w:r>
+        <w:rPr>
+          <w:rFonts w:ascii="Calibri" w:hAnsi="Calibri" w:cs="Calibri"/>
+          <w:i/>
+          <w:iCs/>
+          <w:lang w:val="en-US"/>
+        </w:rPr>
+        <w:t xml:space="preserve">, D. (2001) The control of the false discovery rate in multiple testing under dependency. </w:t>
+      </w:r>
+      <w:r>
+        <w:rPr>
+          <w:rFonts w:ascii="Calibri" w:hAnsi="Calibri" w:cs="Calibri"/>
+          <w:i/>
+          <w:iCs/>
+          <w:lang w:val="en-US"/>
+        </w:rPr>
         <w:t>The Annals of Statistics. 29(4), 1165-1188.</w:t>
       </w:r>
       <w:r>
@@ -1249,8 +1520,51 @@
           <w:rFonts w:ascii="Calibri" w:hAnsi="Calibri" w:cs="Calibri"/>
           <w:lang w:val="en-US"/>
         </w:rPr>
-        <w:lastRenderedPageBreak/>
         <w:t xml:space="preserve">You can specify the False Discovery rate (q) you want to apply. Usually, the value of 0.05 is quite standard. See the FAQ for more detail. </w:t>
+      </w:r>
+      <w:r>
+        <w:rPr>
+          <w:rFonts w:ascii="Calibri" w:hAnsi="Calibri" w:cs="Calibri"/>
+          <w:lang w:val="en-US"/>
+        </w:rPr>
+        <w:br/>
+      </w:r>
+      <w:r>
+        <w:rPr>
+          <w:rFonts w:ascii="Calibri" w:hAnsi="Calibri" w:cs="Calibri"/>
+          <w:lang w:val="en-US"/>
+        </w:rPr>
+        <w:t xml:space="preserve">WARNING: Separate corrections are applied to the EEG and supplementary (Avg, GFP and </w:t>
+      </w:r>
+      <w:r>
+        <w:rPr>
+          <w:rFonts w:ascii="Calibri" w:hAnsi="Calibri" w:cs="Calibri"/>
+          <w:lang w:val="en-US"/>
+        </w:rPr>
+        <w:t>Dis/</w:t>
+      </w:r>
+      <w:r>
+        <w:rPr>
+          <w:rFonts w:ascii="Calibri" w:hAnsi="Calibri" w:cs="Calibri"/>
+          <w:lang w:val="en-US"/>
+        </w:rPr>
+        <w:t xml:space="preserve">GMD) channels. For example, if you have an EEG with 64 electrodes and activate the GFP option, </w:t>
+      </w:r>
+      <w:proofErr w:type="spellStart"/>
+      <w:r>
+        <w:rPr>
+          <w:rFonts w:ascii="Calibri" w:hAnsi="Calibri" w:cs="Calibri"/>
+          <w:lang w:val="en-US"/>
+        </w:rPr>
+        <w:t>EEGpal</w:t>
+      </w:r>
+      <w:proofErr w:type="spellEnd"/>
+      <w:r>
+        <w:rPr>
+          <w:rFonts w:ascii="Calibri" w:hAnsi="Calibri" w:cs="Calibri"/>
+          <w:lang w:val="en-US"/>
+        </w:rPr>
+        <w:t xml:space="preserve"> will first apply a correction to the EEG channels according to the number of electrodes (i.e. a separate correction for each time frame), and then apply a correction to the GFP channels according to the number of time frames.</w:t>
       </w:r>
     </w:p>
     <w:p>
@@ -1284,7 +1598,58 @@
           <w:rFonts w:ascii="Calibri" w:hAnsi="Calibri" w:cs="Calibri"/>
           <w:lang w:val="en-US"/>
         </w:rPr>
-        <w:t xml:space="preserve">  </w:t>
+        <w:t xml:space="preserve"> </w:t>
+      </w:r>
+      <w:r>
+        <w:rPr>
+          <w:rFonts w:ascii="Calibri" w:hAnsi="Calibri" w:cs="Calibri"/>
+          <w:lang w:val="en-US"/>
+        </w:rPr>
+        <w:t>It is NOT a true</w:t>
+      </w:r>
+      <w:r>
+        <w:rPr>
+          <w:rFonts w:ascii="Calibri" w:hAnsi="Calibri" w:cs="Calibri"/>
+          <w:lang w:val="en-US"/>
+        </w:rPr>
+        <w:t xml:space="preserve"> ‘cluster analysis’ </w:t>
+      </w:r>
+      <w:r>
+        <w:rPr>
+          <w:rFonts w:ascii="Calibri" w:hAnsi="Calibri" w:cs="Calibri"/>
+          <w:lang w:val="en-US"/>
+        </w:rPr>
+        <w:t>as described in</w:t>
+      </w:r>
+      <w:r>
+        <w:rPr>
+          <w:rFonts w:ascii="Calibri" w:hAnsi="Calibri" w:cs="Calibri"/>
+          <w:lang w:val="en-US"/>
+        </w:rPr>
+        <w:t xml:space="preserve"> </w:t>
+      </w:r>
+      <w:r>
+        <w:rPr>
+          <w:rFonts w:ascii="Calibri" w:hAnsi="Calibri" w:cs="Calibri"/>
+          <w:b/>
+          <w:bCs/>
+          <w:lang w:val="en-US"/>
+        </w:rPr>
+        <w:t>14</w:t>
+      </w:r>
+      <w:r>
+        <w:rPr>
+          <w:rFonts w:ascii="Calibri" w:hAnsi="Calibri" w:cs="Calibri"/>
+          <w:lang w:val="en-US"/>
+        </w:rPr>
+        <w:t>.</w:t>
+      </w:r>
+      <w:r>
+        <w:rPr>
+          <w:rFonts w:ascii="Calibri" w:hAnsi="Calibri" w:cs="Calibri"/>
+          <w:lang w:val="en-US"/>
+        </w:rPr>
+        <w:t xml:space="preserve"> </w:t>
       </w:r>
       <w:r>
         <w:rPr>
@@ -1292,6 +1657,12 @@
           <w:lang w:val="en-US"/>
         </w:rPr>
         <w:br/>
+      </w:r>
+      <w:r>
+        <w:rPr>
+          <w:rFonts w:ascii="Calibri" w:hAnsi="Calibri" w:cs="Calibri"/>
+          <w:lang w:val="en-US"/>
+        </w:rPr>
         <w:t xml:space="preserve">WARNING1: </w:t>
       </w:r>
       <w:r>
@@ -1322,6 +1693,27 @@
           <w:lang w:val="en-US"/>
         </w:rPr>
         <w:t>This is not applied to the Averaged, GFP, Dis channels</w:t>
+      </w:r>
+      <w:r>
+        <w:rPr>
+          <w:rFonts w:ascii="Calibri" w:hAnsi="Calibri" w:cs="Calibri"/>
+          <w:lang w:val="en-US"/>
+        </w:rPr>
+        <w:t xml:space="preserve"> (because the</w:t>
+      </w:r>
+      <w:r>
+        <w:rPr>
+          <w:rFonts w:ascii="Calibri" w:hAnsi="Calibri" w:cs="Calibri"/>
+          <w:lang w:val="en-US"/>
+        </w:rPr>
+        <w:t>y</w:t>
+      </w:r>
+      <w:r>
+        <w:rPr>
+          <w:rFonts w:ascii="Calibri" w:hAnsi="Calibri" w:cs="Calibri"/>
+          <w:lang w:val="en-US"/>
+        </w:rPr>
+        <w:t xml:space="preserve"> are unique separate channels)</w:t>
       </w:r>
       <w:r>
         <w:rPr>
@@ -1348,6 +1740,13 @@
           <w:rFonts w:ascii="Calibri" w:hAnsi="Calibri" w:cs="Calibri"/>
           <w:lang w:val="en-US"/>
         </w:rPr>
+        <w:t>I</w:t>
+      </w:r>
+      <w:r>
+        <w:rPr>
+          <w:rFonts w:ascii="Calibri" w:hAnsi="Calibri" w:cs="Calibri"/>
+          <w:lang w:val="en-US"/>
+        </w:rPr>
         <w:t>n addition to statistical significance, you can apply a criterion with a minimum significant period duration (this needs to be specified in the time frame, not in milliseconds)</w:t>
       </w:r>
       <w:r>
@@ -1356,6 +1755,59 @@
           <w:lang w:val="en-US"/>
         </w:rPr>
         <w:t>.</w:t>
+      </w:r>
+    </w:p>
+    <w:p>
+      <w:pPr>
+        <w:rPr>
+          <w:rFonts w:ascii="Calibri" w:hAnsi="Calibri" w:cs="Calibri"/>
+          <w:lang w:val="en-US"/>
+        </w:rPr>
+      </w:pPr>
+      <w:r>
+        <w:rPr>
+          <w:rFonts w:ascii="Calibri" w:hAnsi="Calibri" w:cs="Calibri"/>
+          <w:b/>
+          <w:bCs/>
+          <w:lang w:val="en-US"/>
+        </w:rPr>
+        <w:t xml:space="preserve">Pannel </w:t>
+      </w:r>
+      <w:r>
+        <w:rPr>
+          <w:rFonts w:ascii="Calibri" w:hAnsi="Calibri" w:cs="Calibri"/>
+          <w:b/>
+          <w:bCs/>
+          <w:lang w:val="en-US"/>
+        </w:rPr>
+        <w:t>C</w:t>
+      </w:r>
+      <w:r>
+        <w:rPr>
+          <w:rFonts w:ascii="Calibri" w:hAnsi="Calibri" w:cs="Calibri"/>
+          <w:b/>
+          <w:bCs/>
+          <w:lang w:val="en-US"/>
+        </w:rPr>
+        <w:t xml:space="preserve"> (Statistical test in </w:t>
+      </w:r>
+      <w:r>
+        <w:rPr>
+          <w:rFonts w:ascii="Calibri" w:hAnsi="Calibri" w:cs="Calibri"/>
+          <w:b/>
+          <w:bCs/>
+          <w:lang w:val="en-US"/>
+        </w:rPr>
+        <w:t>non-</w:t>
+      </w:r>
+      <w:r>
+        <w:rPr>
+          <w:rFonts w:ascii="Calibri" w:hAnsi="Calibri" w:cs="Calibri"/>
+          <w:b/>
+          <w:bCs/>
+          <w:lang w:val="en-US"/>
+        </w:rPr>
+        <w:t xml:space="preserve">parametric mode): </w:t>
       </w:r>
     </w:p>
     <w:p>
@@ -1375,7 +1827,157 @@
           <w:rFonts w:ascii="Calibri" w:hAnsi="Calibri" w:cs="Calibri"/>
           <w:lang w:val="en-US"/>
         </w:rPr>
-        <w:t xml:space="preserve">Select the format for the output files. </w:t>
+        <w:t xml:space="preserve">The non-parametric test option is available only for </w:t>
+      </w:r>
+    </w:p>
+    <w:p>
+      <w:pPr>
+        <w:pStyle w:val="ListParagraph"/>
+        <w:numPr>
+          <w:ilvl w:val="1"/>
+          <w:numId w:val="1"/>
+        </w:numPr>
+        <w:rPr>
+          <w:rFonts w:ascii="Calibri" w:hAnsi="Calibri" w:cs="Calibri"/>
+          <w:lang w:val="en-US"/>
+        </w:rPr>
+      </w:pPr>
+      <w:r>
+        <w:rPr>
+          <w:rFonts w:ascii="Calibri" w:hAnsi="Calibri" w:cs="Calibri"/>
+          <w:i/>
+          <w:iCs/>
+          <w:lang w:val="en-US"/>
+        </w:rPr>
+        <w:t xml:space="preserve">Paired T-Test </w:t>
+      </w:r>
+      <w:r>
+        <w:rPr>
+          <w:rFonts w:ascii="Calibri" w:hAnsi="Calibri" w:cs="Calibri"/>
+          <w:lang w:val="en-US"/>
+        </w:rPr>
+        <w:t>with one within factor and two conditions</w:t>
+      </w:r>
+    </w:p>
+    <w:p>
+      <w:pPr>
+        <w:pStyle w:val="ListParagraph"/>
+        <w:numPr>
+          <w:ilvl w:val="1"/>
+          <w:numId w:val="1"/>
+        </w:numPr>
+        <w:rPr>
+          <w:rFonts w:ascii="Calibri" w:hAnsi="Calibri" w:cs="Calibri"/>
+          <w:lang w:val="en-US"/>
+        </w:rPr>
+      </w:pPr>
+      <w:r>
+        <w:rPr>
+          <w:rFonts w:ascii="Calibri" w:hAnsi="Calibri" w:cs="Calibri"/>
+          <w:i/>
+          <w:iCs/>
+          <w:lang w:val="en-US"/>
+        </w:rPr>
+        <w:t>Two Samples T-Test</w:t>
+      </w:r>
+      <w:r>
+        <w:rPr>
+          <w:rFonts w:ascii="Calibri" w:hAnsi="Calibri" w:cs="Calibri"/>
+          <w:lang w:val="en-US"/>
+        </w:rPr>
+        <w:t xml:space="preserve"> with one between factor and two conditions</w:t>
+      </w:r>
+    </w:p>
+    <w:p>
+      <w:pPr>
+        <w:ind w:left="708"/>
+        <w:rPr>
+          <w:rFonts w:ascii="Calibri" w:hAnsi="Calibri" w:cs="Calibri"/>
+          <w:lang w:val="en-US"/>
+        </w:rPr>
+      </w:pPr>
+      <w:r>
+        <w:rPr>
+          <w:rFonts w:ascii="Calibri" w:hAnsi="Calibri" w:cs="Calibri"/>
+          <w:lang w:val="en-US"/>
+        </w:rPr>
+        <w:t xml:space="preserve">It used the functions of the toolbox Fieldtrip included in </w:t>
+      </w:r>
+      <w:r>
+        <w:rPr>
+          <w:rFonts w:ascii="Calibri" w:hAnsi="Calibri" w:cs="Calibri"/>
+          <w:i/>
+          <w:iCs/>
+          <w:lang w:val="en-US"/>
+        </w:rPr>
+        <w:t>function</w:t>
+      </w:r>
+      <w:r>
+        <w:rPr>
+          <w:rFonts w:ascii="Calibri" w:hAnsi="Calibri" w:cs="Calibri"/>
+          <w:lang w:val="en-US"/>
+        </w:rPr>
+        <w:t xml:space="preserve"> folder of </w:t>
+      </w:r>
+      <w:proofErr w:type="spellStart"/>
+      <w:r>
+        <w:rPr>
+          <w:rFonts w:ascii="Calibri" w:hAnsi="Calibri" w:cs="Calibri"/>
+          <w:lang w:val="en-US"/>
+        </w:rPr>
+        <w:t>EEGpal</w:t>
+      </w:r>
+      <w:proofErr w:type="spellEnd"/>
+      <w:r>
+        <w:rPr>
+          <w:rFonts w:ascii="Calibri" w:hAnsi="Calibri" w:cs="Calibri"/>
+          <w:lang w:val="en-US"/>
+        </w:rPr>
+        <w:t xml:space="preserve">. </w:t>
+      </w:r>
+      <w:r>
+        <w:rPr>
+          <w:rFonts w:ascii="Calibri" w:hAnsi="Calibri" w:cs="Calibri"/>
+          <w:lang w:val="en-US"/>
+        </w:rPr>
+        <w:t xml:space="preserve">It does not require the </w:t>
+      </w:r>
+      <w:r>
+        <w:rPr>
+          <w:rFonts w:ascii="Calibri" w:hAnsi="Calibri" w:cs="Calibri"/>
+          <w:b/>
+          <w:bCs/>
+          <w:lang w:val="en-US"/>
+        </w:rPr>
+        <w:t>Statistics and Machine Learning Toolbox</w:t>
+      </w:r>
+      <w:r>
+        <w:rPr>
+          <w:rFonts w:ascii="Calibri" w:hAnsi="Calibri" w:cs="Calibri"/>
+          <w:lang w:val="en-US"/>
+        </w:rPr>
+        <w:t xml:space="preserve"> to be used.</w:t>
+      </w:r>
+      <w:r>
+        <w:rPr>
+          <w:rFonts w:ascii="Calibri" w:hAnsi="Calibri" w:cs="Calibri"/>
+          <w:lang w:val="en-US"/>
+        </w:rPr>
+        <w:br/>
+      </w:r>
+      <w:r>
+        <w:rPr>
+          <w:rFonts w:ascii="Calibri" w:hAnsi="Calibri" w:cs="Calibri"/>
+          <w:lang w:val="en-US"/>
+        </w:rPr>
+        <w:t>The test would be conducted using a two-tailed approach.</w:t>
+      </w:r>
+      <w:r>
+        <w:rPr>
+          <w:rFonts w:ascii="Calibri" w:hAnsi="Calibri" w:cs="Calibri"/>
+          <w:lang w:val="en-US"/>
+        </w:rPr>
+        <w:t xml:space="preserve"> It means positive results means condition 1 &gt; condition2 and negative results condition2&gt;condition1.</w:t>
       </w:r>
     </w:p>
     <w:p>
@@ -1387,6 +1989,223 @@
         </w:numPr>
         <w:rPr>
           <w:rFonts w:ascii="Calibri" w:hAnsi="Calibri" w:cs="Calibri"/>
+          <w:lang/>
+        </w:rPr>
+      </w:pPr>
+      <w:r>
+        <w:rPr>
+          <w:rFonts w:ascii="Calibri" w:hAnsi="Calibri" w:cs="Calibri"/>
+          <w:lang w:val="en-US"/>
+        </w:rPr>
+        <w:t xml:space="preserve">Choose the number of permutations. It will use the </w:t>
+      </w:r>
+      <w:r>
+        <w:rPr>
+          <w:rFonts w:ascii="Calibri" w:hAnsi="Calibri" w:cs="Calibri"/>
+          <w:lang w:val="en-US"/>
+        </w:rPr>
+        <w:t>Monte Carlo</w:t>
+      </w:r>
+      <w:r>
+        <w:rPr>
+          <w:rFonts w:ascii="Calibri" w:hAnsi="Calibri" w:cs="Calibri"/>
+          <w:lang w:val="en-US"/>
+        </w:rPr>
+        <w:t xml:space="preserve"> method.</w:t>
+      </w:r>
+      <w:r>
+        <w:rPr>
+          <w:rFonts w:ascii="Calibri" w:hAnsi="Calibri" w:cs="Calibri"/>
+          <w:lang w:val="en-US"/>
+        </w:rPr>
+        <w:t xml:space="preserve"> </w:t>
+      </w:r>
+    </w:p>
+    <w:p>
+      <w:pPr>
+        <w:pStyle w:val="ListParagraph"/>
+        <w:numPr>
+          <w:ilvl w:val="0"/>
+          <w:numId w:val="1"/>
+        </w:numPr>
+        <w:rPr>
+          <w:rFonts w:ascii="Calibri" w:hAnsi="Calibri" w:cs="Calibri"/>
+          <w:lang/>
+        </w:rPr>
+      </w:pPr>
+      <w:r>
+        <w:rPr>
+          <w:rFonts w:ascii="Calibri" w:hAnsi="Calibri" w:cs="Calibri"/>
+          <w:lang w:val="en-US"/>
+        </w:rPr>
+        <w:t>In non-parametric mode, you can use cluster analysis to address the issue of multiple comparisons.</w:t>
+      </w:r>
+      <w:r>
+        <w:rPr>
+          <w:rFonts w:ascii="Calibri" w:hAnsi="Calibri" w:cs="Calibri"/>
+          <w:lang w:val="en-US"/>
+        </w:rPr>
+        <w:t xml:space="preserve"> This is a very popular analysis in the EEG community.</w:t>
+      </w:r>
+      <w:r>
+        <w:rPr>
+          <w:rFonts w:ascii="Calibri" w:hAnsi="Calibri" w:cs="Calibri"/>
+          <w:lang w:val="en-US"/>
+        </w:rPr>
+        <w:t xml:space="preserve"> You will get as output the significant positive clusters (condtion1&gt;condition2) and negative clusters (condition2&gt;condition1) in separate files. More details can be found in the FAQ section. </w:t>
+      </w:r>
+      <w:r>
+        <w:rPr>
+          <w:rFonts w:ascii="Calibri" w:hAnsi="Calibri" w:cs="Calibri"/>
+          <w:lang w:val="en-US"/>
+        </w:rPr>
+        <w:t>You can also choose the option o</w:t>
+      </w:r>
+      <w:r>
+        <w:rPr>
+          <w:rFonts w:ascii="Calibri" w:hAnsi="Calibri" w:cs="Calibri"/>
+          <w:lang w:val="en-US"/>
+        </w:rPr>
+        <w:t>f ‘FDR’ correction or ‘None’.</w:t>
+      </w:r>
+    </w:p>
+    <w:p>
+      <w:pPr>
+        <w:pStyle w:val="ListParagraph"/>
+        <w:numPr>
+          <w:ilvl w:val="0"/>
+          <w:numId w:val="1"/>
+        </w:numPr>
+        <w:rPr>
+          <w:rFonts w:ascii="Calibri" w:hAnsi="Calibri" w:cs="Calibri"/>
+          <w:lang w:val="en-US"/>
+        </w:rPr>
+      </w:pPr>
+      <w:r>
+        <w:rPr>
+          <w:rFonts w:ascii="Calibri" w:hAnsi="Calibri" w:cs="Calibri"/>
+          <w:lang w:val="en-US"/>
+        </w:rPr>
+        <w:lastRenderedPageBreak/>
+        <w:t xml:space="preserve">If you have </w:t>
+      </w:r>
+      <w:r>
+        <w:rPr>
+          <w:rFonts w:ascii="Calibri" w:hAnsi="Calibri" w:cs="Calibri"/>
+          <w:lang w:val="en-US"/>
+        </w:rPr>
+        <w:t>selected</w:t>
+      </w:r>
+      <w:r>
+        <w:rPr>
+          <w:rFonts w:ascii="Calibri" w:hAnsi="Calibri" w:cs="Calibri"/>
+          <w:lang w:val="en-US"/>
+        </w:rPr>
+        <w:t xml:space="preserve"> </w:t>
+      </w:r>
+      <w:r>
+        <w:rPr>
+          <w:rFonts w:ascii="Calibri" w:hAnsi="Calibri" w:cs="Calibri"/>
+          <w:lang w:val="en-US"/>
+        </w:rPr>
+        <w:t xml:space="preserve">‘Cluster analysis’ in </w:t>
+      </w:r>
+      <w:r>
+        <w:rPr>
+          <w:rFonts w:ascii="Calibri" w:hAnsi="Calibri" w:cs="Calibri"/>
+          <w:b/>
+          <w:bCs/>
+          <w:lang w:val="en-US"/>
+        </w:rPr>
+        <w:t>14</w:t>
+      </w:r>
+      <w:r>
+        <w:rPr>
+          <w:rFonts w:ascii="Calibri" w:hAnsi="Calibri" w:cs="Calibri"/>
+          <w:lang w:val="en-US"/>
+        </w:rPr>
+        <w:t xml:space="preserve">, you can select the statistical threshold for clusters. The P-value threshold in </w:t>
+      </w:r>
+      <w:r>
+        <w:rPr>
+          <w:rFonts w:ascii="Calibri" w:hAnsi="Calibri" w:cs="Calibri"/>
+          <w:b/>
+          <w:bCs/>
+          <w:lang w:val="en-US"/>
+        </w:rPr>
+        <w:t>8</w:t>
+      </w:r>
+      <w:r>
+        <w:rPr>
+          <w:rFonts w:ascii="Calibri" w:hAnsi="Calibri" w:cs="Calibri"/>
+          <w:lang w:val="en-US"/>
+        </w:rPr>
+        <w:t xml:space="preserve">, will be used on the uncorrected statistics to form the clusters. See FAQ for more information. </w:t>
+      </w:r>
+    </w:p>
+    <w:p>
+      <w:pPr>
+        <w:ind w:left="360"/>
+        <w:rPr>
+          <w:rFonts w:ascii="Calibri" w:hAnsi="Calibri" w:cs="Calibri"/>
+          <w:lang w:val="en-US"/>
+        </w:rPr>
+      </w:pPr>
+      <w:r>
+        <w:rPr>
+          <w:rFonts w:ascii="Calibri" w:hAnsi="Calibri" w:cs="Calibri"/>
+          <w:b/>
+          <w:bCs/>
+          <w:lang w:val="en-US"/>
+        </w:rPr>
+        <w:t xml:space="preserve">Pannel </w:t>
+      </w:r>
+      <w:r>
+        <w:rPr>
+          <w:rFonts w:ascii="Calibri" w:hAnsi="Calibri" w:cs="Calibri"/>
+          <w:b/>
+          <w:bCs/>
+          <w:lang w:val="en-US"/>
+        </w:rPr>
+        <w:t>D</w:t>
+      </w:r>
+      <w:r>
+        <w:rPr>
+          <w:rFonts w:ascii="Calibri" w:hAnsi="Calibri" w:cs="Calibri"/>
+          <w:b/>
+          <w:bCs/>
+          <w:lang w:val="en-US"/>
+        </w:rPr>
+        <w:t xml:space="preserve"> (</w:t>
+      </w:r>
+      <w:r>
+        <w:rPr>
+          <w:rFonts w:ascii="Calibri" w:hAnsi="Calibri" w:cs="Calibri"/>
+          <w:b/>
+          <w:bCs/>
+          <w:lang w:val="en-US"/>
+        </w:rPr>
+        <w:t>Output options</w:t>
+      </w:r>
+      <w:r>
+        <w:rPr>
+          <w:rFonts w:ascii="Calibri" w:hAnsi="Calibri" w:cs="Calibri"/>
+          <w:b/>
+          <w:bCs/>
+          <w:lang w:val="en-US"/>
+        </w:rPr>
+        <w:t>):</w:t>
+      </w:r>
+    </w:p>
+    <w:p>
+      <w:pPr>
+        <w:pStyle w:val="ListParagraph"/>
+        <w:numPr>
+          <w:ilvl w:val="0"/>
+          <w:numId w:val="1"/>
+        </w:numPr>
+        <w:rPr>
+          <w:rFonts w:ascii="Calibri" w:hAnsi="Calibri" w:cs="Calibri"/>
           <w:lang w:val="en-US"/>
         </w:rPr>
       </w:pPr>
@@ -1396,6 +2215,76 @@
           <w:lang w:val="en-US"/>
         </w:rPr>
         <w:t>Select the destination folder where the results files will be saved.</w:t>
+      </w:r>
+    </w:p>
+    <w:p>
+      <w:pPr>
+        <w:pStyle w:val="ListParagraph"/>
+        <w:numPr>
+          <w:ilvl w:val="0"/>
+          <w:numId w:val="1"/>
+        </w:numPr>
+        <w:rPr>
+          <w:rFonts w:ascii="Calibri" w:hAnsi="Calibri" w:cs="Calibri"/>
+          <w:lang w:val="en-US"/>
+        </w:rPr>
+      </w:pPr>
+      <w:r>
+        <w:rPr>
+          <w:rFonts w:ascii="Calibri" w:hAnsi="Calibri" w:cs="Calibri"/>
+          <w:lang w:val="en-US"/>
+        </w:rPr>
+        <w:t>The p-value can be saved in 1-p (e.g. significant value are 0.95-1) or p (</w:t>
+      </w:r>
+      <w:r>
+        <w:rPr>
+          <w:rFonts w:ascii="Calibri" w:hAnsi="Calibri" w:cs="Calibri"/>
+          <w:lang w:val="en-US"/>
+        </w:rPr>
+        <w:t>e.g. significant value are 0-</w:t>
+      </w:r>
+      <w:r>
+        <w:rPr>
+          <w:rFonts w:ascii="Calibri" w:hAnsi="Calibri" w:cs="Calibri"/>
+          <w:lang w:val="en-US"/>
+        </w:rPr>
+        <w:t xml:space="preserve">0.05). The visualization in </w:t>
+      </w:r>
+      <w:proofErr w:type="spellStart"/>
+      <w:r>
+        <w:rPr>
+          <w:rFonts w:ascii="Calibri" w:hAnsi="Calibri" w:cs="Calibri"/>
+          <w:lang w:val="en-US"/>
+        </w:rPr>
+        <w:t>Cartool</w:t>
+      </w:r>
+      <w:proofErr w:type="spellEnd"/>
+      <w:r>
+        <w:rPr>
+          <w:rFonts w:ascii="Calibri" w:hAnsi="Calibri" w:cs="Calibri"/>
+          <w:lang w:val="en-US"/>
+        </w:rPr>
+        <w:t xml:space="preserve"> is easier in 1-p mode. </w:t>
+      </w:r>
+    </w:p>
+    <w:p>
+      <w:pPr>
+        <w:pStyle w:val="ListParagraph"/>
+        <w:numPr>
+          <w:ilvl w:val="0"/>
+          <w:numId w:val="1"/>
+        </w:numPr>
+        <w:rPr>
+          <w:rFonts w:ascii="Calibri" w:hAnsi="Calibri" w:cs="Calibri"/>
+          <w:lang w:val="en-US"/>
+        </w:rPr>
+      </w:pPr>
+      <w:r>
+        <w:rPr>
+          <w:rFonts w:ascii="Calibri" w:hAnsi="Calibri" w:cs="Calibri"/>
+          <w:lang w:val="en-US"/>
+        </w:rPr>
+        <w:t>Specify the output directory</w:t>
       </w:r>
     </w:p>
     <w:p>
@@ -1671,7 +2560,77 @@
           <w:rFonts w:ascii="Calibri" w:hAnsi="Calibri" w:cs="Calibri"/>
           <w:lang w:val="en-US"/>
         </w:rPr>
-        <w:t xml:space="preserve">The Statistics module produce to file for each main effect of interaction of the factorial model: </w:t>
+        <w:t>The Statistics module produce t</w:t>
+      </w:r>
+      <w:r>
+        <w:rPr>
+          <w:rFonts w:ascii="Calibri" w:hAnsi="Calibri" w:cs="Calibri"/>
+          <w:lang w:val="en-US"/>
+        </w:rPr>
+        <w:t>w</w:t>
+      </w:r>
+      <w:r>
+        <w:rPr>
+          <w:rFonts w:ascii="Calibri" w:hAnsi="Calibri" w:cs="Calibri"/>
+          <w:lang w:val="en-US"/>
+        </w:rPr>
+        <w:t>o file</w:t>
+      </w:r>
+      <w:r>
+        <w:rPr>
+          <w:rFonts w:ascii="Calibri" w:hAnsi="Calibri" w:cs="Calibri"/>
+          <w:lang w:val="en-US"/>
+        </w:rPr>
+        <w:t>s</w:t>
+      </w:r>
+      <w:r>
+        <w:rPr>
+          <w:rFonts w:ascii="Calibri" w:hAnsi="Calibri" w:cs="Calibri"/>
+          <w:lang w:val="en-US"/>
+        </w:rPr>
+        <w:t xml:space="preserve"> for each main effect </w:t>
+      </w:r>
+      <w:r>
+        <w:rPr>
+          <w:rFonts w:ascii="Calibri" w:hAnsi="Calibri" w:cs="Calibri"/>
+          <w:lang w:val="en-US"/>
+        </w:rPr>
+        <w:t>and</w:t>
+      </w:r>
+      <w:r>
+        <w:rPr>
+          <w:rFonts w:ascii="Calibri" w:hAnsi="Calibri" w:cs="Calibri"/>
+          <w:lang w:val="en-US"/>
+        </w:rPr>
+        <w:t xml:space="preserve"> interaction </w:t>
+      </w:r>
+      <w:r>
+        <w:rPr>
+          <w:rFonts w:ascii="Calibri" w:hAnsi="Calibri" w:cs="Calibri"/>
+          <w:lang w:val="en-US"/>
+        </w:rPr>
+        <w:t xml:space="preserve">in </w:t>
+      </w:r>
+      <w:r>
+        <w:rPr>
+          <w:rFonts w:ascii="Calibri" w:hAnsi="Calibri" w:cs="Calibri"/>
+          <w:lang w:val="en-US"/>
+        </w:rPr>
+        <w:t xml:space="preserve">the </w:t>
+      </w:r>
+      <w:r>
+        <w:rPr>
+          <w:rFonts w:ascii="Calibri" w:hAnsi="Calibri" w:cs="Calibri"/>
+          <w:lang w:val="en-US"/>
+        </w:rPr>
+        <w:t xml:space="preserve">case of a </w:t>
+      </w:r>
+      <w:r>
+        <w:rPr>
+          <w:rFonts w:ascii="Calibri" w:hAnsi="Calibri" w:cs="Calibri"/>
+          <w:lang w:val="en-US"/>
+        </w:rPr>
+        <w:t xml:space="preserve">factorial model: </w:t>
       </w:r>
     </w:p>
     <w:p>
@@ -1688,6 +2647,7 @@
           <w:lang w:val="en-US"/>
         </w:rPr>
       </w:pPr>
+      <w:proofErr w:type="spellStart"/>
       <w:r>
         <w:rPr>
           <w:rFonts w:ascii="Calibri" w:hAnsi="Calibri" w:cs="Calibri"/>
@@ -1697,6 +2657,7 @@
         </w:rPr>
         <w:t>Pvalues</w:t>
       </w:r>
+      <w:proofErr w:type="spellEnd"/>
       <w:r>
         <w:rPr>
           <w:rFonts w:ascii="Calibri" w:hAnsi="Calibri" w:cs="Calibri"/>
@@ -1767,7 +2728,134 @@
           <w:rFonts w:ascii="Calibri" w:hAnsi="Calibri" w:cs="Calibri"/>
           <w:lang w:val="en-US"/>
         </w:rPr>
-        <w:t>In fact, these values are 1-p because the significant values lie within the 0.95–1 interval (rather than the usual 0–0.05 interval). All zero values indicate that the test was not significant according to the specified criteria. You can use the Cartool software to visualise the results</w:t>
+        <w:t>According</w:t>
+      </w:r>
+      <w:r>
+        <w:rPr>
+          <w:rFonts w:ascii="Calibri" w:hAnsi="Calibri" w:cs="Calibri"/>
+          <w:lang w:val="en-US"/>
+        </w:rPr>
+        <w:t xml:space="preserve"> the option you have choose in </w:t>
+      </w:r>
+      <w:r>
+        <w:rPr>
+          <w:rFonts w:ascii="Calibri" w:hAnsi="Calibri" w:cs="Calibri"/>
+          <w:b/>
+          <w:bCs/>
+          <w:lang w:val="en-US"/>
+        </w:rPr>
+        <w:t>17</w:t>
+      </w:r>
+      <w:r>
+        <w:rPr>
+          <w:rFonts w:ascii="Calibri" w:hAnsi="Calibri" w:cs="Calibri"/>
+          <w:lang w:val="en-US"/>
+        </w:rPr>
+        <w:t xml:space="preserve">, value are 1-p (significant values lie within the 0.95–1 interval) or p (rather than the usual 0–0.05 interval). </w:t>
+      </w:r>
+      <w:r>
+        <w:rPr>
+          <w:rFonts w:ascii="Calibri" w:hAnsi="Calibri" w:cs="Calibri"/>
+          <w:lang w:val="en-US"/>
+        </w:rPr>
+        <w:t>Option</w:t>
+      </w:r>
+      <w:r>
+        <w:rPr>
+          <w:rFonts w:ascii="Calibri" w:hAnsi="Calibri" w:cs="Calibri"/>
+          <w:lang w:val="en-US"/>
+        </w:rPr>
+        <w:t xml:space="preserve"> 1-p is the default because it makes the visualization of the results easier in </w:t>
+      </w:r>
+      <w:proofErr w:type="spellStart"/>
+      <w:r>
+        <w:rPr>
+          <w:rFonts w:ascii="Calibri" w:hAnsi="Calibri" w:cs="Calibri"/>
+          <w:lang w:val="en-US"/>
+        </w:rPr>
+        <w:t>Cartool</w:t>
+      </w:r>
+      <w:proofErr w:type="spellEnd"/>
+      <w:r>
+        <w:rPr>
+          <w:rFonts w:ascii="Calibri" w:hAnsi="Calibri" w:cs="Calibri"/>
+          <w:lang w:val="en-US"/>
+        </w:rPr>
+        <w:t xml:space="preserve">. However, you can change (for example if you </w:t>
+      </w:r>
+      <w:r>
+        <w:rPr>
+          <w:rFonts w:ascii="Calibri" w:hAnsi="Calibri" w:cs="Calibri"/>
+          <w:lang w:val="en-US"/>
+        </w:rPr>
+        <w:t>export it</w:t>
+      </w:r>
+      <w:r>
+        <w:rPr>
+          <w:rFonts w:ascii="Calibri" w:hAnsi="Calibri" w:cs="Calibri"/>
+          <w:lang w:val="en-US"/>
+        </w:rPr>
+        <w:t xml:space="preserve"> in the .csv file). </w:t>
+      </w:r>
+      <w:r>
+        <w:rPr>
+          <w:rFonts w:ascii="Calibri" w:hAnsi="Calibri" w:cs="Calibri"/>
+          <w:lang w:val="en-US"/>
+        </w:rPr>
+        <w:br/>
+      </w:r>
+      <w:r>
+        <w:rPr>
+          <w:rFonts w:ascii="Calibri" w:hAnsi="Calibri" w:cs="Calibri"/>
+          <w:lang w:val="en-US"/>
+        </w:rPr>
+        <w:t xml:space="preserve">All zero values indicate that the test was not significant according to the specified criteria. </w:t>
+      </w:r>
+      <w:r>
+        <w:rPr>
+          <w:rFonts w:ascii="Calibri" w:hAnsi="Calibri" w:cs="Calibri"/>
+          <w:lang w:val="en-US"/>
+        </w:rPr>
+        <w:br/>
+      </w:r>
+      <w:r>
+        <w:rPr>
+          <w:rFonts w:ascii="Calibri" w:hAnsi="Calibri" w:cs="Calibri"/>
+          <w:lang w:val="en-US"/>
+        </w:rPr>
+        <w:t xml:space="preserve">You can use the </w:t>
+      </w:r>
+      <w:proofErr w:type="spellStart"/>
+      <w:r>
+        <w:rPr>
+          <w:rFonts w:ascii="Calibri" w:hAnsi="Calibri" w:cs="Calibri"/>
+          <w:lang w:val="en-US"/>
+        </w:rPr>
+        <w:t>Cartool</w:t>
+      </w:r>
+      <w:proofErr w:type="spellEnd"/>
+      <w:r>
+        <w:rPr>
+          <w:rFonts w:ascii="Calibri" w:hAnsi="Calibri" w:cs="Calibri"/>
+          <w:lang w:val="en-US"/>
+        </w:rPr>
+        <w:t xml:space="preserve"> software to </w:t>
+      </w:r>
+      <w:proofErr w:type="spellStart"/>
+      <w:r>
+        <w:rPr>
+          <w:rFonts w:ascii="Calibri" w:hAnsi="Calibri" w:cs="Calibri"/>
+          <w:lang w:val="en-US"/>
+        </w:rPr>
+        <w:t>visualise</w:t>
+      </w:r>
+      <w:proofErr w:type="spellEnd"/>
+      <w:r>
+        <w:rPr>
+          <w:rFonts w:ascii="Calibri" w:hAnsi="Calibri" w:cs="Calibri"/>
+          <w:lang w:val="en-US"/>
+        </w:rPr>
+        <w:t xml:space="preserve"> the results</w:t>
       </w:r>
       <w:r>
         <w:rPr>
@@ -1845,6 +2933,22 @@
           <w:szCs w:val="18"/>
           <w:lang w:val="en-US"/>
         </w:rPr>
+        <w:t>1-p figure</w:t>
+      </w:r>
+      <w:r>
+        <w:rPr>
+          <w:rFonts w:ascii="Calibri" w:hAnsi="Calibri" w:cs="Calibri"/>
+          <w:lang w:val="en-US"/>
+        </w:rPr>
+        <w:t xml:space="preserve"> </w:t>
+      </w:r>
+      <w:r>
+        <w:rPr>
+          <w:rFonts w:ascii="Calibri" w:hAnsi="Calibri" w:cs="Calibri"/>
+          <w:sz w:val="18"/>
+          <w:szCs w:val="18"/>
+          <w:lang w:val="en-US"/>
+        </w:rPr>
         <w:t>Yellow and red are the significant results and grey are the non-significant results.</w:t>
       </w:r>
       <w:r>
@@ -1852,6 +2956,45 @@
           <w:rFonts w:ascii="Calibri" w:hAnsi="Calibri" w:cs="Calibri"/>
           <w:lang w:val="en-US"/>
         </w:rPr>
+        <w:t xml:space="preserve">  </w:t>
+      </w:r>
+    </w:p>
+    <w:p>
+      <w:pPr>
+        <w:pStyle w:val="ListParagraph"/>
+        <w:rPr>
+          <w:rFonts w:ascii="Calibri" w:hAnsi="Calibri" w:cs="Calibri"/>
+          <w:lang w:val="en-US"/>
+        </w:rPr>
+      </w:pPr>
+      <w:r>
+        <w:rPr>
+          <w:rFonts w:ascii="Calibri" w:hAnsi="Calibri" w:cs="Calibri"/>
+          <w:b/>
+          <w:bCs/>
+          <w:lang w:val="en-US"/>
+        </w:rPr>
+        <w:t>WARNING</w:t>
+      </w:r>
+      <w:r>
+        <w:rPr>
+          <w:rFonts w:ascii="Calibri" w:hAnsi="Calibri" w:cs="Calibri"/>
+          <w:lang w:val="en-US"/>
+        </w:rPr>
+        <w:t xml:space="preserve">: </w:t>
+      </w:r>
+      <w:r>
+        <w:rPr>
+          <w:rFonts w:ascii="Calibri" w:hAnsi="Calibri" w:cs="Calibri"/>
+          <w:lang w:val="en-US"/>
+        </w:rPr>
+        <w:t>If you have selected an FDR correction for multiple comparisons, the p-values in this file are the original values before correction</w:t>
+      </w:r>
+      <w:r>
+        <w:rPr>
+          <w:rFonts w:ascii="Calibri" w:hAnsi="Calibri" w:cs="Calibri"/>
+          <w:lang w:val="en-US"/>
+        </w:rPr>
         <w:t xml:space="preserve"> </w:t>
       </w:r>
       <w:r>
@@ -1859,8 +3002,26 @@
           <w:rFonts w:ascii="Calibri" w:hAnsi="Calibri" w:cs="Calibri"/>
           <w:lang w:val="en-US"/>
         </w:rPr>
-        <w:t xml:space="preserve"> </w:t>
-      </w:r>
+        <w:t>(and not the q-adjusted values)</w:t>
+      </w:r>
+      <w:r>
+        <w:rPr>
+          <w:rFonts w:ascii="Calibri" w:hAnsi="Calibri" w:cs="Calibri"/>
+          <w:lang w:val="en-US"/>
+        </w:rPr>
+        <w:t>. The correction replaces any p-value with 0 if it does not survive the correction.</w:t>
+      </w:r>
+    </w:p>
+    <w:p>
+      <w:pPr>
+        <w:pStyle w:val="ListParagraph"/>
+        <w:rPr>
+          <w:rFonts w:ascii="Calibri" w:hAnsi="Calibri" w:cs="Calibri"/>
+          <w:b/>
+          <w:bCs/>
+          <w:lang w:val="en-US"/>
+        </w:rPr>
+      </w:pPr>
     </w:p>
     <w:p>
       <w:pPr>
@@ -1871,9 +3032,12 @@
         </w:numPr>
         <w:rPr>
           <w:rFonts w:ascii="Calibri" w:hAnsi="Calibri" w:cs="Calibri"/>
-          <w:lang w:val="en-US"/>
-        </w:rPr>
-      </w:pPr>
+          <w:b/>
+          <w:bCs/>
+          <w:lang w:val="en-US"/>
+        </w:rPr>
+      </w:pPr>
+      <w:proofErr w:type="spellStart"/>
       <w:r>
         <w:rPr>
           <w:rFonts w:ascii="Calibri" w:hAnsi="Calibri" w:cs="Calibri"/>
@@ -1883,13 +3047,7 @@
         </w:rPr>
         <w:t>Fvalues</w:t>
       </w:r>
-      <w:r>
-        <w:rPr>
-          <w:rFonts w:ascii="Calibri" w:hAnsi="Calibri" w:cs="Calibri"/>
-          <w:lang w:val="en-US"/>
-        </w:rPr>
-        <w:t xml:space="preserve"> or </w:t>
-      </w:r>
+      <w:proofErr w:type="spellEnd"/>
       <w:r>
         <w:rPr>
           <w:rFonts w:ascii="Calibri" w:hAnsi="Calibri" w:cs="Calibri"/>
@@ -1897,8 +3055,19 @@
           <w:iCs/>
           <w:lang w:val="en-US"/>
         </w:rPr>
+        <w:t xml:space="preserve"> or </w:t>
+      </w:r>
+      <w:proofErr w:type="spellStart"/>
+      <w:r>
+        <w:rPr>
+          <w:rFonts w:ascii="Calibri" w:hAnsi="Calibri" w:cs="Calibri"/>
+          <w:i/>
+          <w:iCs/>
+          <w:lang w:val="en-US"/>
+        </w:rPr>
         <w:t>Tvalues</w:t>
       </w:r>
+      <w:proofErr w:type="spellEnd"/>
       <w:r>
         <w:rPr>
           <w:rFonts w:ascii="Calibri" w:hAnsi="Calibri" w:cs="Calibri"/>
@@ -1960,7 +3129,7 @@
           <w:rFonts w:ascii="Calibri" w:hAnsi="Calibri" w:cs="Calibri"/>
           <w:lang w:val="en-US"/>
         </w:rPr>
-        <w:t>tf</w:t>
+        <w:t>TF</w:t>
       </w:r>
       <w:r>
         <w:rPr>
@@ -1981,7 +3150,55 @@
           <w:rFonts w:ascii="Calibri" w:hAnsi="Calibri" w:cs="Calibri"/>
           <w:lang w:val="en-US"/>
         </w:rPr>
-        <w:t>not just the significant ones. You can also use the Cartool software to visualise them in a colour-coded format by pressing the button</w:t>
+        <w:t xml:space="preserve">not just the significant ones. You can also use the </w:t>
+      </w:r>
+      <w:proofErr w:type="spellStart"/>
+      <w:r>
+        <w:rPr>
+          <w:rFonts w:ascii="Calibri" w:hAnsi="Calibri" w:cs="Calibri"/>
+          <w:lang w:val="en-US"/>
+        </w:rPr>
+        <w:t>Cartool</w:t>
+      </w:r>
+      <w:proofErr w:type="spellEnd"/>
+      <w:r>
+        <w:rPr>
+          <w:rFonts w:ascii="Calibri" w:hAnsi="Calibri" w:cs="Calibri"/>
+          <w:lang w:val="en-US"/>
+        </w:rPr>
+        <w:t xml:space="preserve"> software to </w:t>
+      </w:r>
+      <w:proofErr w:type="spellStart"/>
+      <w:r>
+        <w:rPr>
+          <w:rFonts w:ascii="Calibri" w:hAnsi="Calibri" w:cs="Calibri"/>
+          <w:lang w:val="en-US"/>
+        </w:rPr>
+        <w:t>visualise</w:t>
+      </w:r>
+      <w:proofErr w:type="spellEnd"/>
+      <w:r>
+        <w:rPr>
+          <w:rFonts w:ascii="Calibri" w:hAnsi="Calibri" w:cs="Calibri"/>
+          <w:lang w:val="en-US"/>
+        </w:rPr>
+        <w:t xml:space="preserve"> them in a </w:t>
+      </w:r>
+      <w:proofErr w:type="spellStart"/>
+      <w:r>
+        <w:rPr>
+          <w:rFonts w:ascii="Calibri" w:hAnsi="Calibri" w:cs="Calibri"/>
+          <w:lang w:val="en-US"/>
+        </w:rPr>
+        <w:t>colour</w:t>
+      </w:r>
+      <w:proofErr w:type="spellEnd"/>
+      <w:r>
+        <w:rPr>
+          <w:rFonts w:ascii="Calibri" w:hAnsi="Calibri" w:cs="Calibri"/>
+          <w:lang w:val="en-US"/>
+        </w:rPr>
+        <w:t>-coded format by pressing the button</w:t>
       </w:r>
       <w:r>
         <w:rPr>
@@ -2050,6 +3267,13 @@
           <w:lang w:val="en-US"/>
         </w:rPr>
         <w:br/>
+      </w:r>
+      <w:r>
+        <w:rPr>
+          <w:rFonts w:ascii="Calibri" w:hAnsi="Calibri" w:cs="Calibri"/>
+          <w:lang w:val="en-US"/>
+        </w:rPr>
+        <w:lastRenderedPageBreak/>
         <w:t xml:space="preserve"> </w:t>
       </w:r>
       <w:r>
@@ -2092,94 +3316,116 @@
           </wp:inline>
         </w:drawing>
       </w:r>
-    </w:p>
-    <w:p>
-      <w:pPr>
-        <w:rPr>
-          <w:rFonts w:ascii="Calibri" w:hAnsi="Calibri" w:cs="Calibri"/>
-          <w:lang w:val="en-US"/>
-        </w:rPr>
-      </w:pPr>
-      <w:r>
-        <w:rPr>
-          <w:rFonts w:ascii="Calibri" w:hAnsi="Calibri" w:cs="Calibri"/>
-          <w:lang w:val="en-US"/>
-        </w:rPr>
-        <w:t>We usually use the le Pvalues file primarily to determine the period and group of electrodes showing a significant difference between the experimental conditions.</w:t>
-      </w:r>
-    </w:p>
-    <w:p>
-      <w:pPr>
-        <w:rPr>
-          <w:rFonts w:ascii="Calibri" w:hAnsi="Calibri" w:cs="Calibri"/>
-          <w:b/>
-          <w:bCs/>
-          <w:lang w:val="en-US"/>
-        </w:rPr>
-      </w:pPr>
-      <w:r>
-        <w:rPr>
-          <w:rFonts w:ascii="Calibri" w:hAnsi="Calibri" w:cs="Calibri"/>
-          <w:b/>
-          <w:bCs/>
-          <w:lang w:val="en-US"/>
-        </w:rPr>
-        <w:lastRenderedPageBreak/>
-        <w:t>Which Maltab commands are used for statistical testing?</w:t>
-      </w:r>
-      <w:r>
-        <w:rPr>
-          <w:rFonts w:ascii="Calibri" w:hAnsi="Calibri" w:cs="Calibri"/>
-          <w:b/>
-          <w:bCs/>
-          <w:lang w:val="en-US"/>
-        </w:rPr>
-        <w:t xml:space="preserve"> </w:t>
-      </w:r>
-    </w:p>
-    <w:p>
-      <w:pPr>
-        <w:rPr>
-          <w:rFonts w:ascii="Calibri" w:hAnsi="Calibri" w:cs="Calibri"/>
-          <w:lang w:val="en-US"/>
-        </w:rPr>
-      </w:pPr>
-      <w:r>
-        <w:rPr>
-          <w:rFonts w:ascii="Calibri" w:hAnsi="Calibri" w:cs="Calibri"/>
-          <w:lang w:val="en-US"/>
-        </w:rPr>
-        <w:t>The command</w:t>
-      </w:r>
-      <w:r>
-        <w:rPr>
-          <w:rFonts w:ascii="Calibri" w:hAnsi="Calibri" w:cs="Calibri"/>
-          <w:lang w:val="en-US"/>
-        </w:rPr>
-        <w:t>s</w:t>
-      </w:r>
-      <w:r>
-        <w:rPr>
-          <w:rFonts w:ascii="Calibri" w:hAnsi="Calibri" w:cs="Calibri"/>
-          <w:lang w:val="en-US"/>
-        </w:rPr>
-        <w:t xml:space="preserve"> use will depend on the statistical test performed as explained in point </w:t>
-      </w:r>
-      <w:r>
-        <w:rPr>
-          <w:rFonts w:ascii="Calibri" w:hAnsi="Calibri" w:cs="Calibri"/>
-          <w:b/>
-          <w:bCs/>
-          <w:lang w:val="en-US"/>
-        </w:rPr>
-        <w:t>7</w:t>
-      </w:r>
-      <w:r>
-        <w:rPr>
-          <w:rFonts w:ascii="Calibri" w:hAnsi="Calibri" w:cs="Calibri"/>
-          <w:lang w:val="en-US"/>
-        </w:rPr>
-        <w:t>:</w:t>
+      <w:r>
+        <w:rPr>
+          <w:rFonts w:ascii="Calibri" w:hAnsi="Calibri" w:cs="Calibri"/>
+          <w:lang w:val="en-US"/>
+        </w:rPr>
+        <w:br/>
+      </w:r>
+    </w:p>
+    <w:p>
+      <w:pPr>
+        <w:pStyle w:val="ListParagraph"/>
+        <w:rPr>
+          <w:rFonts w:ascii="Calibri" w:hAnsi="Calibri" w:cs="Calibri"/>
+          <w:lang w:val="en-US"/>
+        </w:rPr>
+      </w:pPr>
+    </w:p>
+    <w:p>
+      <w:pPr>
+        <w:rPr>
+          <w:rFonts w:ascii="Calibri" w:hAnsi="Calibri" w:cs="Calibri"/>
+          <w:lang w:val="en-US"/>
+        </w:rPr>
+      </w:pPr>
+      <w:r>
+        <w:rPr>
+          <w:rFonts w:ascii="Calibri" w:hAnsi="Calibri" w:cs="Calibri"/>
+          <w:lang w:val="en-US"/>
+        </w:rPr>
+        <w:t xml:space="preserve">We usually use the le </w:t>
+      </w:r>
+      <w:proofErr w:type="spellStart"/>
+      <w:r>
+        <w:rPr>
+          <w:rFonts w:ascii="Calibri" w:hAnsi="Calibri" w:cs="Calibri"/>
+          <w:lang w:val="en-US"/>
+        </w:rPr>
+        <w:t>Pvalues</w:t>
+      </w:r>
+      <w:proofErr w:type="spellEnd"/>
+      <w:r>
+        <w:rPr>
+          <w:rFonts w:ascii="Calibri" w:hAnsi="Calibri" w:cs="Calibri"/>
+          <w:lang w:val="en-US"/>
+        </w:rPr>
+        <w:t xml:space="preserve"> file primarily to determine the period and group of electrodes showing a significant difference between the experimental conditions.</w:t>
+      </w:r>
+    </w:p>
+    <w:p>
+      <w:pPr>
+        <w:rPr>
+          <w:rFonts w:ascii="Calibri" w:hAnsi="Calibri" w:cs="Calibri"/>
+          <w:lang w:val="en-US"/>
+        </w:rPr>
+      </w:pPr>
+      <w:r>
+        <w:rPr>
+          <w:rFonts w:ascii="Calibri" w:hAnsi="Calibri" w:cs="Calibri"/>
+          <w:lang w:val="en-US"/>
+        </w:rPr>
+        <w:t xml:space="preserve">In the case of a cluster analysis, the output are different : </w:t>
+      </w:r>
+    </w:p>
+    <w:p>
+      <w:pPr>
+        <w:rPr>
+          <w:rFonts w:ascii="Calibri" w:hAnsi="Calibri" w:cs="Calibri"/>
+          <w:lang w:val="en-US"/>
+        </w:rPr>
+      </w:pPr>
+      <w:r>
+        <w:rPr>
+          <w:rFonts w:ascii="Calibri" w:hAnsi="Calibri" w:cs="Calibri"/>
+          <w:lang w:val="en-US"/>
+        </w:rPr>
+        <w:drawing>
+          <wp:inline distT="0" distB="0" distL="0" distR="0" wp14:anchorId="5B7E1AE2" wp14:editId="0112AB1F">
+            <wp:extent cx="2865477" cy="1279103"/>
+            <wp:effectExtent l="0" t="0" r="0" b="0"/>
+            <wp:docPr id="1178383020" name="Picture 1"/>
+            <wp:cNvGraphicFramePr>
+              <a:graphicFrameLocks xmlns:a="http://schemas.openxmlformats.org/drawingml/2006/main" noChangeAspect="1"/>
+            </wp:cNvGraphicFramePr>
+            <a:graphic xmlns:a="http://schemas.openxmlformats.org/drawingml/2006/main">
+              <a:graphicData uri="http://schemas.openxmlformats.org/drawingml/2006/picture">
+                <pic:pic xmlns:pic="http://schemas.openxmlformats.org/drawingml/2006/picture">
+                  <pic:nvPicPr>
+                    <pic:cNvPr id="1178383020" name=""/>
+                    <pic:cNvPicPr/>
+                  </pic:nvPicPr>
+                  <pic:blipFill>
+                    <a:blip r:embed="rId15"/>
+                    <a:stretch>
+                      <a:fillRect/>
+                    </a:stretch>
+                  </pic:blipFill>
+                  <pic:spPr>
+                    <a:xfrm>
+                      <a:off x="0" y="0"/>
+                      <a:ext cx="2876839" cy="1284175"/>
+                    </a:xfrm>
+                    <a:prstGeom prst="rect">
+                      <a:avLst/>
+                    </a:prstGeom>
+                  </pic:spPr>
+                </pic:pic>
+              </a:graphicData>
+            </a:graphic>
+          </wp:inline>
+        </w:drawing>
       </w:r>
     </w:p>
     <w:p>
@@ -2194,13 +3440,7 @@
           <w:lang w:val="en-US"/>
         </w:rPr>
       </w:pPr>
-      <w:r>
-        <w:rPr>
-          <w:rFonts w:ascii="Calibri" w:hAnsi="Calibri" w:cs="Calibri"/>
-          <w:lang w:val="en-US"/>
-        </w:rPr>
-        <w:t xml:space="preserve">For </w:t>
-      </w:r>
+      <w:proofErr w:type="spellStart"/>
       <w:r>
         <w:rPr>
           <w:rFonts w:ascii="Calibri" w:hAnsi="Calibri" w:cs="Calibri"/>
@@ -2208,13 +3448,26 @@
           <w:iCs/>
           <w:lang w:val="en-US"/>
         </w:rPr>
-        <w:t>One sample T-Test</w:t>
-      </w:r>
-      <w:r>
-        <w:rPr>
-          <w:rFonts w:ascii="Calibri" w:hAnsi="Calibri" w:cs="Calibri"/>
-          <w:i/>
-          <w:iCs/>
+        <w:t>Pvalues</w:t>
+      </w:r>
+      <w:proofErr w:type="spellEnd"/>
+      <w:r>
+        <w:rPr>
+          <w:rFonts w:ascii="Calibri" w:hAnsi="Calibri" w:cs="Calibri"/>
+          <w:lang w:val="en-US"/>
+        </w:rPr>
+        <w:t xml:space="preserve"> file</w:t>
+      </w:r>
+      <w:r>
+        <w:rPr>
+          <w:rFonts w:ascii="Calibri" w:hAnsi="Calibri" w:cs="Calibri"/>
+          <w:lang w:val="en-US"/>
+        </w:rPr>
+        <w:t>s</w:t>
+      </w:r>
+      <w:r>
+        <w:rPr>
+          <w:rFonts w:ascii="Calibri" w:hAnsi="Calibri" w:cs="Calibri"/>
           <w:lang w:val="en-US"/>
         </w:rPr>
         <w:t xml:space="preserve"> </w:t>
@@ -2224,41 +3477,30 @@
           <w:rFonts w:ascii="Calibri" w:hAnsi="Calibri" w:cs="Calibri"/>
           <w:lang w:val="en-US"/>
         </w:rPr>
-        <w:t>and</w:t>
-      </w:r>
-      <w:r>
-        <w:rPr>
-          <w:rFonts w:ascii="Calibri" w:hAnsi="Calibri" w:cs="Calibri"/>
-          <w:i/>
-          <w:iCs/>
-          <w:lang w:val="en-US"/>
-        </w:rPr>
-        <w:t xml:space="preserve"> </w:t>
-      </w:r>
-      <w:r>
-        <w:rPr>
-          <w:rFonts w:ascii="Calibri" w:hAnsi="Calibri" w:cs="Calibri"/>
-          <w:i/>
-          <w:iCs/>
-          <w:lang w:val="en-US"/>
-        </w:rPr>
-        <w:t>Paired T-Test</w:t>
-      </w:r>
-      <w:r>
-        <w:rPr>
-          <w:rFonts w:ascii="Calibri" w:hAnsi="Calibri" w:cs="Calibri"/>
-          <w:lang w:val="en-US"/>
-        </w:rPr>
-        <w:t xml:space="preserve">, the module uses the function </w:t>
-      </w:r>
-      <w:r>
-        <w:rPr>
-          <w:rFonts w:ascii="Calibri" w:hAnsi="Calibri" w:cs="Calibri"/>
-          <w:b/>
-          <w:bCs/>
-          <w:lang w:val="en-US"/>
-        </w:rPr>
-        <w:t>ttest</w:t>
+        <w:t>contains the p-value for the current cluster. This is why the value is the same for all time points belonging to the cluster.</w:t>
+      </w:r>
+      <w:r>
+        <w:rPr>
+          <w:rFonts w:ascii="Calibri" w:hAnsi="Calibri" w:cs="Calibri"/>
+          <w:lang w:val="en-US"/>
+        </w:rPr>
+        <w:t xml:space="preserve"> All non-significant TF are set to 0. You have one separate file for each cluster positive (condition1&gt;condition2) or negative (condition2&gt;condition1) as well as ‘</w:t>
+      </w:r>
+      <w:proofErr w:type="spellStart"/>
+      <w:r>
+        <w:rPr>
+          <w:rFonts w:ascii="Calibri" w:hAnsi="Calibri" w:cs="Calibri"/>
+          <w:lang w:val="en-US"/>
+        </w:rPr>
+        <w:t>allCLUSTER</w:t>
+      </w:r>
+      <w:proofErr w:type="spellEnd"/>
+      <w:r>
+        <w:rPr>
+          <w:rFonts w:ascii="Calibri" w:hAnsi="Calibri" w:cs="Calibri"/>
+          <w:lang w:val="en-US"/>
+        </w:rPr>
+        <w:t>’ file with all the significant cluster in the same file.</w:t>
       </w:r>
     </w:p>
     <w:p>
@@ -2270,16 +3512,12 @@
         </w:numPr>
         <w:rPr>
           <w:rFonts w:ascii="Calibri" w:hAnsi="Calibri" w:cs="Calibri"/>
-          <w:lang w:val="en-US"/>
-        </w:rPr>
-      </w:pPr>
-      <w:r>
-        <w:rPr>
-          <w:rFonts w:ascii="Calibri" w:hAnsi="Calibri" w:cs="Calibri"/>
-          <w:lang w:val="en-US"/>
-        </w:rPr>
-        <w:t xml:space="preserve">For </w:t>
-      </w:r>
+          <w:b/>
+          <w:bCs/>
+          <w:lang w:val="en-US"/>
+        </w:rPr>
+      </w:pPr>
+      <w:proofErr w:type="spellStart"/>
       <w:r>
         <w:rPr>
           <w:rFonts w:ascii="Calibri" w:hAnsi="Calibri" w:cs="Calibri"/>
@@ -2287,23 +3525,212 @@
           <w:iCs/>
           <w:lang w:val="en-US"/>
         </w:rPr>
-        <w:t>Two Samples T-Test</w:t>
-      </w:r>
-      <w:r>
-        <w:rPr>
-          <w:rFonts w:ascii="Calibri" w:hAnsi="Calibri" w:cs="Calibri"/>
-          <w:lang w:val="en-US"/>
-        </w:rPr>
-        <w:t xml:space="preserve">, the module uses the function </w:t>
-      </w:r>
-      <w:r>
-        <w:rPr>
-          <w:rFonts w:ascii="Calibri" w:hAnsi="Calibri" w:cs="Calibri"/>
-          <w:b/>
-          <w:bCs/>
-          <w:lang w:val="en-US"/>
-        </w:rPr>
-        <w:t>ttest2</w:t>
+        <w:t>M</w:t>
+      </w:r>
+      <w:r>
+        <w:rPr>
+          <w:rFonts w:ascii="Calibri" w:hAnsi="Calibri" w:cs="Calibri"/>
+          <w:i/>
+          <w:iCs/>
+          <w:lang w:val="en-US"/>
+        </w:rPr>
+        <w:t>axsum</w:t>
+      </w:r>
+      <w:proofErr w:type="spellEnd"/>
+      <w:r>
+        <w:rPr>
+          <w:rFonts w:ascii="Calibri" w:hAnsi="Calibri" w:cs="Calibri"/>
+          <w:lang w:val="en-US"/>
+        </w:rPr>
+        <w:t xml:space="preserve"> files</w:t>
+      </w:r>
+      <w:r>
+        <w:rPr>
+          <w:rFonts w:ascii="Calibri" w:hAnsi="Calibri" w:cs="Calibri"/>
+          <w:lang w:val="en-US"/>
+        </w:rPr>
+        <w:t xml:space="preserve"> </w:t>
+      </w:r>
+      <w:r>
+        <w:rPr>
+          <w:rFonts w:ascii="Calibri" w:hAnsi="Calibri" w:cs="Calibri"/>
+          <w:lang w:val="en-US"/>
+        </w:rPr>
+        <w:t>contain</w:t>
+      </w:r>
+      <w:r>
+        <w:rPr>
+          <w:rFonts w:ascii="Calibri" w:hAnsi="Calibri" w:cs="Calibri"/>
+          <w:lang w:val="en-US"/>
+        </w:rPr>
+        <w:t xml:space="preserve"> the statistical value associated with the cluster. As explained below, the </w:t>
+      </w:r>
+      <w:proofErr w:type="spellStart"/>
+      <w:r>
+        <w:rPr>
+          <w:rFonts w:ascii="Calibri" w:hAnsi="Calibri" w:cs="Calibri"/>
+          <w:lang w:val="en-US"/>
+        </w:rPr>
+        <w:t>MaxSum</w:t>
+      </w:r>
+      <w:proofErr w:type="spellEnd"/>
+      <w:r>
+        <w:rPr>
+          <w:rFonts w:ascii="Calibri" w:hAnsi="Calibri" w:cs="Calibri"/>
+          <w:lang w:val="en-US"/>
+        </w:rPr>
+        <w:t xml:space="preserve"> is the sum of all the uncorrected T-values for TFs belonging to the cluster. </w:t>
+      </w:r>
+      <w:r>
+        <w:rPr>
+          <w:rFonts w:ascii="Calibri" w:hAnsi="Calibri" w:cs="Calibri"/>
+          <w:lang w:val="en-US"/>
+        </w:rPr>
+        <w:t xml:space="preserve">Non-significant values are set to 0. </w:t>
+      </w:r>
+    </w:p>
+    <w:p>
+      <w:pPr>
+        <w:pStyle w:val="ListParagraph"/>
+        <w:rPr>
+          <w:rFonts w:ascii="Calibri" w:hAnsi="Calibri" w:cs="Calibri"/>
+          <w:b/>
+          <w:bCs/>
+          <w:lang w:val="en-US"/>
+        </w:rPr>
+      </w:pPr>
+      <w:r>
+        <w:rPr>
+          <w:noProof/>
+        </w:rPr>
+        <w:drawing>
+          <wp:inline distT="0" distB="0" distL="0" distR="0" wp14:anchorId="5C36327D" wp14:editId="50D63DB9">
+            <wp:extent cx="1072967" cy="1518269"/>
+            <wp:effectExtent l="0" t="0" r="0" b="6350"/>
+            <wp:docPr id="1851963805" name="Picture 1"/>
+            <wp:cNvGraphicFramePr>
+              <a:graphicFrameLocks xmlns:a="http://schemas.openxmlformats.org/drawingml/2006/main" noChangeAspect="1"/>
+            </wp:cNvGraphicFramePr>
+            <a:graphic xmlns:a="http://schemas.openxmlformats.org/drawingml/2006/main">
+              <a:graphicData uri="http://schemas.openxmlformats.org/drawingml/2006/picture">
+                <pic:pic xmlns:pic="http://schemas.openxmlformats.org/drawingml/2006/picture">
+                  <pic:nvPicPr>
+                    <pic:cNvPr id="1851963805" name=""/>
+                    <pic:cNvPicPr/>
+                  </pic:nvPicPr>
+                  <pic:blipFill>
+                    <a:blip r:embed="rId16"/>
+                    <a:stretch>
+                      <a:fillRect/>
+                    </a:stretch>
+                  </pic:blipFill>
+                  <pic:spPr>
+                    <a:xfrm>
+                      <a:off x="0" y="0"/>
+                      <a:ext cx="1088983" cy="1540932"/>
+                    </a:xfrm>
+                    <a:prstGeom prst="rect">
+                      <a:avLst/>
+                    </a:prstGeom>
+                  </pic:spPr>
+                </pic:pic>
+              </a:graphicData>
+            </a:graphic>
+          </wp:inline>
+        </w:drawing>
+      </w:r>
+    </w:p>
+    <w:p>
+      <w:pPr>
+        <w:rPr>
+          <w:rFonts w:ascii="Calibri" w:hAnsi="Calibri" w:cs="Calibri"/>
+          <w:b/>
+          <w:bCs/>
+          <w:lang w:val="en-US"/>
+        </w:rPr>
+      </w:pPr>
+      <w:r>
+        <w:rPr>
+          <w:rFonts w:ascii="Calibri" w:hAnsi="Calibri" w:cs="Calibri"/>
+          <w:b/>
+          <w:bCs/>
+          <w:lang w:val="en-US"/>
+        </w:rPr>
+        <w:t xml:space="preserve">Which </w:t>
+      </w:r>
+      <w:proofErr w:type="spellStart"/>
+      <w:r>
+        <w:rPr>
+          <w:rFonts w:ascii="Calibri" w:hAnsi="Calibri" w:cs="Calibri"/>
+          <w:b/>
+          <w:bCs/>
+          <w:lang w:val="en-US"/>
+        </w:rPr>
+        <w:t>Maltab</w:t>
+      </w:r>
+      <w:proofErr w:type="spellEnd"/>
+      <w:r>
+        <w:rPr>
+          <w:rFonts w:ascii="Calibri" w:hAnsi="Calibri" w:cs="Calibri"/>
+          <w:b/>
+          <w:bCs/>
+          <w:lang w:val="en-US"/>
+        </w:rPr>
+        <w:t xml:space="preserve"> commands are used for statistical testing?</w:t>
+      </w:r>
+      <w:r>
+        <w:rPr>
+          <w:rFonts w:ascii="Calibri" w:hAnsi="Calibri" w:cs="Calibri"/>
+          <w:b/>
+          <w:bCs/>
+          <w:lang w:val="en-US"/>
+        </w:rPr>
+        <w:t xml:space="preserve"> </w:t>
+      </w:r>
+    </w:p>
+    <w:p>
+      <w:pPr>
+        <w:rPr>
+          <w:rFonts w:ascii="Calibri" w:hAnsi="Calibri" w:cs="Calibri"/>
+          <w:lang w:val="en-US"/>
+        </w:rPr>
+      </w:pPr>
+      <w:r>
+        <w:rPr>
+          <w:rFonts w:ascii="Calibri" w:hAnsi="Calibri" w:cs="Calibri"/>
+          <w:lang w:val="en-US"/>
+        </w:rPr>
+        <w:t>The command</w:t>
+      </w:r>
+      <w:r>
+        <w:rPr>
+          <w:rFonts w:ascii="Calibri" w:hAnsi="Calibri" w:cs="Calibri"/>
+          <w:lang w:val="en-US"/>
+        </w:rPr>
+        <w:t>s</w:t>
+      </w:r>
+      <w:r>
+        <w:rPr>
+          <w:rFonts w:ascii="Calibri" w:hAnsi="Calibri" w:cs="Calibri"/>
+          <w:lang w:val="en-US"/>
+        </w:rPr>
+        <w:t xml:space="preserve"> use will depend on the statistical test performed as explained in point </w:t>
+      </w:r>
+      <w:r>
+        <w:rPr>
+          <w:rFonts w:ascii="Calibri" w:hAnsi="Calibri" w:cs="Calibri"/>
+          <w:b/>
+          <w:bCs/>
+          <w:lang w:val="en-US"/>
+        </w:rPr>
+        <w:t>7</w:t>
+      </w:r>
+      <w:r>
+        <w:rPr>
+          <w:rFonts w:ascii="Calibri" w:hAnsi="Calibri" w:cs="Calibri"/>
+          <w:lang w:val="en-US"/>
+        </w:rPr>
+        <w:t>:</w:t>
       </w:r>
     </w:p>
     <w:p>
@@ -2332,14 +3759,7 @@
           <w:iCs/>
           <w:lang w:val="en-US"/>
         </w:rPr>
-        <w:t>ANOVA repeated measure</w:t>
-      </w:r>
-      <w:r>
-        <w:rPr>
-          <w:rFonts w:ascii="Calibri" w:hAnsi="Calibri" w:cs="Calibri"/>
-          <w:lang w:val="en-US"/>
-        </w:rPr>
-        <w:t xml:space="preserve"> and </w:t>
+        <w:t>One sample T-Test</w:t>
       </w:r>
       <w:r>
         <w:rPr>
@@ -2348,47 +3768,51 @@
           <w:iCs/>
           <w:lang w:val="en-US"/>
         </w:rPr>
-        <w:t>ANOVA mixed</w:t>
-      </w:r>
-      <w:r>
-        <w:rPr>
-          <w:rFonts w:ascii="Calibri" w:hAnsi="Calibri" w:cs="Calibri"/>
-          <w:lang w:val="en-US"/>
-        </w:rPr>
-        <w:t xml:space="preserve">, the module uses </w:t>
-      </w:r>
-      <w:r>
-        <w:rPr>
-          <w:rFonts w:ascii="Calibri" w:hAnsi="Calibri" w:cs="Calibri"/>
-          <w:b/>
-          <w:bCs/>
-          <w:lang w:val="en-US"/>
-        </w:rPr>
-        <w:t>fitrm</w:t>
-      </w:r>
-      <w:r>
-        <w:rPr>
-          <w:rFonts w:ascii="Calibri" w:hAnsi="Calibri" w:cs="Calibri"/>
-          <w:lang w:val="en-US"/>
-        </w:rPr>
-        <w:t xml:space="preserve"> then </w:t>
-      </w:r>
-      <w:r>
-        <w:rPr>
-          <w:rFonts w:ascii="Calibri" w:hAnsi="Calibri" w:cs="Calibri"/>
-          <w:b/>
-          <w:bCs/>
-          <w:lang w:val="en-US"/>
-        </w:rPr>
-        <w:t>rmANOVA</w:t>
-      </w:r>
-      <w:r>
-        <w:rPr>
-          <w:rFonts w:ascii="Calibri" w:hAnsi="Calibri" w:cs="Calibri"/>
-          <w:lang w:val="en-US"/>
-        </w:rPr>
-        <w:t xml:space="preserve"> functions</w:t>
-      </w:r>
+        <w:t xml:space="preserve"> </w:t>
+      </w:r>
+      <w:r>
+        <w:rPr>
+          <w:rFonts w:ascii="Calibri" w:hAnsi="Calibri" w:cs="Calibri"/>
+          <w:lang w:val="en-US"/>
+        </w:rPr>
+        <w:t>and</w:t>
+      </w:r>
+      <w:r>
+        <w:rPr>
+          <w:rFonts w:ascii="Calibri" w:hAnsi="Calibri" w:cs="Calibri"/>
+          <w:i/>
+          <w:iCs/>
+          <w:lang w:val="en-US"/>
+        </w:rPr>
+        <w:t xml:space="preserve"> </w:t>
+      </w:r>
+      <w:r>
+        <w:rPr>
+          <w:rFonts w:ascii="Calibri" w:hAnsi="Calibri" w:cs="Calibri"/>
+          <w:i/>
+          <w:iCs/>
+          <w:lang w:val="en-US"/>
+        </w:rPr>
+        <w:t>Paired T-Test</w:t>
+      </w:r>
+      <w:r>
+        <w:rPr>
+          <w:rFonts w:ascii="Calibri" w:hAnsi="Calibri" w:cs="Calibri"/>
+          <w:lang w:val="en-US"/>
+        </w:rPr>
+        <w:t xml:space="preserve">, the module uses the function </w:t>
+      </w:r>
+      <w:proofErr w:type="spellStart"/>
+      <w:r>
+        <w:rPr>
+          <w:rFonts w:ascii="Calibri" w:hAnsi="Calibri" w:cs="Calibri"/>
+          <w:b/>
+          <w:bCs/>
+          <w:lang w:val="en-US"/>
+        </w:rPr>
+        <w:t>ttest</w:t>
+      </w:r>
+      <w:proofErr w:type="spellEnd"/>
     </w:p>
     <w:p>
       <w:pPr>
@@ -2416,6 +3840,140 @@
           <w:iCs/>
           <w:lang w:val="en-US"/>
         </w:rPr>
+        <w:t>Two Samples T-Test</w:t>
+      </w:r>
+      <w:r>
+        <w:rPr>
+          <w:rFonts w:ascii="Calibri" w:hAnsi="Calibri" w:cs="Calibri"/>
+          <w:lang w:val="en-US"/>
+        </w:rPr>
+        <w:t xml:space="preserve">, the module uses the function </w:t>
+      </w:r>
+      <w:r>
+        <w:rPr>
+          <w:rFonts w:ascii="Calibri" w:hAnsi="Calibri" w:cs="Calibri"/>
+          <w:b/>
+          <w:bCs/>
+          <w:lang w:val="en-US"/>
+        </w:rPr>
+        <w:t>ttest2</w:t>
+      </w:r>
+    </w:p>
+    <w:p>
+      <w:pPr>
+        <w:pStyle w:val="ListParagraph"/>
+        <w:numPr>
+          <w:ilvl w:val="0"/>
+          <w:numId w:val="3"/>
+        </w:numPr>
+        <w:rPr>
+          <w:rFonts w:ascii="Calibri" w:hAnsi="Calibri" w:cs="Calibri"/>
+          <w:lang w:val="en-US"/>
+        </w:rPr>
+      </w:pPr>
+      <w:r>
+        <w:rPr>
+          <w:rFonts w:ascii="Calibri" w:hAnsi="Calibri" w:cs="Calibri"/>
+          <w:lang w:val="en-US"/>
+        </w:rPr>
+        <w:lastRenderedPageBreak/>
+        <w:t xml:space="preserve">For </w:t>
+      </w:r>
+      <w:r>
+        <w:rPr>
+          <w:rFonts w:ascii="Calibri" w:hAnsi="Calibri" w:cs="Calibri"/>
+          <w:i/>
+          <w:iCs/>
+          <w:lang w:val="en-US"/>
+        </w:rPr>
+        <w:t>ANOVA repeated measure</w:t>
+      </w:r>
+      <w:r>
+        <w:rPr>
+          <w:rFonts w:ascii="Calibri" w:hAnsi="Calibri" w:cs="Calibri"/>
+          <w:lang w:val="en-US"/>
+        </w:rPr>
+        <w:t xml:space="preserve"> and </w:t>
+      </w:r>
+      <w:r>
+        <w:rPr>
+          <w:rFonts w:ascii="Calibri" w:hAnsi="Calibri" w:cs="Calibri"/>
+          <w:i/>
+          <w:iCs/>
+          <w:lang w:val="en-US"/>
+        </w:rPr>
+        <w:t>ANOVA mixed</w:t>
+      </w:r>
+      <w:r>
+        <w:rPr>
+          <w:rFonts w:ascii="Calibri" w:hAnsi="Calibri" w:cs="Calibri"/>
+          <w:lang w:val="en-US"/>
+        </w:rPr>
+        <w:t xml:space="preserve">, the module uses </w:t>
+      </w:r>
+      <w:proofErr w:type="spellStart"/>
+      <w:r>
+        <w:rPr>
+          <w:rFonts w:ascii="Calibri" w:hAnsi="Calibri" w:cs="Calibri"/>
+          <w:b/>
+          <w:bCs/>
+          <w:lang w:val="en-US"/>
+        </w:rPr>
+        <w:t>fitrm</w:t>
+      </w:r>
+      <w:proofErr w:type="spellEnd"/>
+      <w:r>
+        <w:rPr>
+          <w:rFonts w:ascii="Calibri" w:hAnsi="Calibri" w:cs="Calibri"/>
+          <w:lang w:val="en-US"/>
+        </w:rPr>
+        <w:t xml:space="preserve"> then </w:t>
+      </w:r>
+      <w:proofErr w:type="spellStart"/>
+      <w:r>
+        <w:rPr>
+          <w:rFonts w:ascii="Calibri" w:hAnsi="Calibri" w:cs="Calibri"/>
+          <w:b/>
+          <w:bCs/>
+          <w:lang w:val="en-US"/>
+        </w:rPr>
+        <w:t>rmANOVA</w:t>
+      </w:r>
+      <w:proofErr w:type="spellEnd"/>
+      <w:r>
+        <w:rPr>
+          <w:rFonts w:ascii="Calibri" w:hAnsi="Calibri" w:cs="Calibri"/>
+          <w:lang w:val="en-US"/>
+        </w:rPr>
+        <w:t xml:space="preserve"> functions</w:t>
+      </w:r>
+    </w:p>
+    <w:p>
+      <w:pPr>
+        <w:pStyle w:val="ListParagraph"/>
+        <w:numPr>
+          <w:ilvl w:val="0"/>
+          <w:numId w:val="3"/>
+        </w:numPr>
+        <w:rPr>
+          <w:rFonts w:ascii="Calibri" w:hAnsi="Calibri" w:cs="Calibri"/>
+          <w:lang w:val="en-US"/>
+        </w:rPr>
+      </w:pPr>
+      <w:r>
+        <w:rPr>
+          <w:rFonts w:ascii="Calibri" w:hAnsi="Calibri" w:cs="Calibri"/>
+          <w:lang w:val="en-US"/>
+        </w:rPr>
+        <w:t xml:space="preserve">For </w:t>
+      </w:r>
+      <w:r>
+        <w:rPr>
+          <w:rFonts w:ascii="Calibri" w:hAnsi="Calibri" w:cs="Calibri"/>
+          <w:i/>
+          <w:iCs/>
+          <w:lang w:val="en-US"/>
+        </w:rPr>
         <w:t>ANOVA between</w:t>
       </w:r>
       <w:r>
@@ -2425,6 +3983,7 @@
         </w:rPr>
         <w:t xml:space="preserve">, the module uses the function </w:t>
       </w:r>
+      <w:proofErr w:type="spellStart"/>
       <w:r>
         <w:rPr>
           <w:rFonts w:ascii="Calibri" w:hAnsi="Calibri" w:cs="Calibri"/>
@@ -2434,6 +3993,7 @@
         </w:rPr>
         <w:t>anovan</w:t>
       </w:r>
+      <w:proofErr w:type="spellEnd"/>
     </w:p>
     <w:p>
       <w:pPr>
@@ -2463,30 +4023,280 @@
           <w:rFonts w:ascii="Calibri" w:hAnsi="Calibri" w:cs="Calibri"/>
           <w:lang w:val="en-US"/>
         </w:rPr>
-        <w:t xml:space="preserve"> add-on package. Therefore, the </w:t>
-      </w:r>
-      <w:r>
-        <w:rPr>
-          <w:rFonts w:ascii="Calibri" w:hAnsi="Calibri" w:cs="Calibri"/>
-          <w:b/>
-          <w:bCs/>
-          <w:lang w:val="en-US"/>
-        </w:rPr>
-        <w:t>Statistics</w:t>
-      </w:r>
-      <w:r>
-        <w:rPr>
-          <w:rFonts w:ascii="Calibri" w:hAnsi="Calibri" w:cs="Calibri"/>
-          <w:lang w:val="en-US"/>
-        </w:rPr>
-        <w:t xml:space="preserve"> module will not run if this add-on package is not installed in your Matlab.</w:t>
-      </w:r>
-    </w:p>
-    <w:p>
-      <w:pPr>
-        <w:rPr>
-          <w:rFonts w:ascii="Calibri" w:hAnsi="Calibri" w:cs="Calibri"/>
-          <w:lang w:val="en-US"/>
+        <w:t xml:space="preserve"> add-on package. </w:t>
+      </w:r>
+    </w:p>
+    <w:p>
+      <w:pPr>
+        <w:rPr>
+          <w:rFonts w:ascii="Calibri" w:hAnsi="Calibri" w:cs="Calibri"/>
+          <w:lang w:val="en-US"/>
+        </w:rPr>
+      </w:pPr>
+      <w:r>
+        <w:rPr>
+          <w:rFonts w:ascii="Calibri" w:hAnsi="Calibri" w:cs="Calibri"/>
+          <w:lang w:val="en-US"/>
+        </w:rPr>
+        <w:t xml:space="preserve">In the case of non-parametric </w:t>
+      </w:r>
+      <w:r>
+        <w:rPr>
+          <w:rFonts w:ascii="Calibri" w:hAnsi="Calibri" w:cs="Calibri"/>
+          <w:lang w:val="en-US"/>
+        </w:rPr>
+        <w:t>statistics</w:t>
+      </w:r>
+      <w:r>
+        <w:rPr>
+          <w:rFonts w:ascii="Calibri" w:hAnsi="Calibri" w:cs="Calibri"/>
+          <w:lang w:val="en-US"/>
+        </w:rPr>
+        <w:t xml:space="preserve">, the function </w:t>
+      </w:r>
+      <w:r>
+        <w:rPr>
+          <w:rFonts w:ascii="Calibri" w:hAnsi="Calibri" w:cs="Calibri"/>
+          <w:b/>
+          <w:bCs/>
+          <w:lang/>
+        </w:rPr>
+        <w:t>ft_timelockstatistics</w:t>
+      </w:r>
+      <w:r>
+        <w:rPr>
+          <w:rFonts w:ascii="Calibri" w:hAnsi="Calibri" w:cs="Calibri"/>
+          <w:lang w:val="en-US"/>
+        </w:rPr>
+        <w:t xml:space="preserve"> of Fieldtrip are used</w:t>
+      </w:r>
+      <w:r>
+        <w:rPr>
+          <w:rFonts w:ascii="Calibri" w:hAnsi="Calibri" w:cs="Calibri"/>
+          <w:lang w:val="en-US"/>
+        </w:rPr>
+        <w:t xml:space="preserve"> for paired or unpaired T-test with the following argument: </w:t>
+      </w:r>
+    </w:p>
+    <w:p>
+      <w:pPr>
+        <w:rPr>
+          <w:rFonts w:ascii="Calibri" w:hAnsi="Calibri" w:cs="Calibri"/>
+          <w:i/>
+          <w:iCs/>
+          <w:lang w:val="fr-FR"/>
+        </w:rPr>
+      </w:pPr>
+      <w:r>
+        <w:rPr>
+          <w:rFonts w:ascii="Calibri" w:hAnsi="Calibri" w:cs="Calibri"/>
+          <w:i/>
+          <w:iCs/>
+          <w:lang/>
+        </w:rPr>
+        <w:t>cfg = [];</w:t>
+      </w:r>
+    </w:p>
+    <w:p>
+      <w:pPr>
+        <w:rPr>
+          <w:rFonts w:ascii="Calibri" w:hAnsi="Calibri" w:cs="Calibri"/>
+          <w:i/>
+          <w:iCs/>
+          <w:lang/>
+        </w:rPr>
+      </w:pPr>
+      <w:r>
+        <w:rPr>
+          <w:rFonts w:ascii="Calibri" w:hAnsi="Calibri" w:cs="Calibri"/>
+          <w:i/>
+          <w:iCs/>
+          <w:lang/>
+        </w:rPr>
+        <w:t>cfg.method = 'montecarlo';</w:t>
+      </w:r>
+      <w:r>
+        <w:rPr>
+          <w:rFonts w:ascii="Calibri" w:hAnsi="Calibri" w:cs="Calibri"/>
+          <w:i/>
+          <w:iCs/>
+          <w:lang w:val="en-US"/>
+        </w:rPr>
+        <w:br/>
+      </w:r>
+      <w:r>
+        <w:rPr>
+          <w:rFonts w:ascii="Calibri" w:hAnsi="Calibri" w:cs="Calibri"/>
+          <w:i/>
+          <w:iCs/>
+          <w:lang/>
+        </w:rPr>
+        <w:t>cfg.tail = 0;</w:t>
+      </w:r>
+      <w:r>
+        <w:rPr>
+          <w:rFonts w:ascii="Calibri" w:hAnsi="Calibri" w:cs="Calibri"/>
+          <w:i/>
+          <w:iCs/>
+          <w:lang w:val="en-US"/>
+        </w:rPr>
+        <w:br/>
+      </w:r>
+      <w:r>
+        <w:rPr>
+          <w:rFonts w:ascii="Calibri" w:hAnsi="Calibri" w:cs="Calibri"/>
+          <w:i/>
+          <w:iCs/>
+          <w:lang/>
+        </w:rPr>
+        <w:t xml:space="preserve">cfg.statistic = </w:t>
+      </w:r>
+      <w:r>
+        <w:rPr>
+          <w:rFonts w:ascii="Calibri" w:hAnsi="Calibri" w:cs="Calibri"/>
+          <w:i/>
+          <w:iCs/>
+          <w:lang w:val="en-US"/>
+        </w:rPr>
+        <w:t>‘</w:t>
+      </w:r>
+      <w:r>
+        <w:rPr>
+          <w:rFonts w:ascii="Calibri" w:hAnsi="Calibri" w:cs="Calibri"/>
+          <w:i/>
+          <w:iCs/>
+          <w:lang/>
+        </w:rPr>
+        <w:t>ft_statfun_depsamplesT'</w:t>
+      </w:r>
+      <w:r>
+        <w:rPr>
+          <w:rFonts w:ascii="Calibri" w:hAnsi="Calibri" w:cs="Calibri"/>
+          <w:i/>
+          <w:iCs/>
+          <w:lang w:val="en-US"/>
+        </w:rPr>
+        <w:t xml:space="preserve"> </w:t>
+      </w:r>
+      <w:r>
+        <w:rPr>
+          <w:rFonts w:ascii="Calibri" w:hAnsi="Calibri" w:cs="Calibri"/>
+          <w:lang w:val="en-US"/>
+        </w:rPr>
+        <w:t>or</w:t>
+      </w:r>
+      <w:r>
+        <w:rPr>
+          <w:rFonts w:ascii="Calibri" w:hAnsi="Calibri" w:cs="Calibri"/>
+          <w:i/>
+          <w:iCs/>
+          <w:lang w:val="en-US"/>
+        </w:rPr>
+        <w:t xml:space="preserve"> </w:t>
+      </w:r>
+      <w:r>
+        <w:rPr>
+          <w:rFonts w:ascii="Calibri" w:hAnsi="Calibri" w:cs="Calibri"/>
+          <w:i/>
+          <w:iCs/>
+          <w:lang/>
+        </w:rPr>
+        <w:t xml:space="preserve">'indepsamplesT'; </w:t>
+      </w:r>
+    </w:p>
+    <w:p>
+      <w:pPr>
+        <w:rPr>
+          <w:rFonts w:ascii="Calibri" w:hAnsi="Calibri" w:cs="Calibri"/>
+          <w:lang w:val="en-US"/>
+        </w:rPr>
+      </w:pPr>
+      <w:r>
+        <w:rPr>
+          <w:rFonts w:ascii="Calibri" w:hAnsi="Calibri" w:cs="Calibri"/>
+          <w:lang w:val="en-US"/>
+        </w:rPr>
+        <w:t>For Cluster analysis</w:t>
+      </w:r>
+    </w:p>
+    <w:p>
+      <w:pPr>
+        <w:rPr>
+          <w:rFonts w:ascii="Calibri" w:hAnsi="Calibri" w:cs="Calibri"/>
+          <w:i/>
+          <w:iCs/>
+          <w:lang/>
+        </w:rPr>
+      </w:pPr>
+      <w:r>
+        <w:rPr>
+          <w:rFonts w:ascii="Calibri" w:hAnsi="Calibri" w:cs="Calibri"/>
+          <w:i/>
+          <w:iCs/>
+          <w:lang/>
+        </w:rPr>
+        <w:t>cfg.correctm = 'cluster';</w:t>
+      </w:r>
+      <w:r>
+        <w:rPr>
+          <w:rFonts w:ascii="Calibri" w:hAnsi="Calibri" w:cs="Calibri"/>
+          <w:i/>
+          <w:iCs/>
+          <w:lang w:val="en-US"/>
+        </w:rPr>
+        <w:br/>
+      </w:r>
+      <w:r>
+        <w:rPr>
+          <w:rFonts w:ascii="Calibri" w:hAnsi="Calibri" w:cs="Calibri"/>
+          <w:i/>
+          <w:iCs/>
+          <w:lang/>
+        </w:rPr>
+        <w:t>cfg.clusterstatistic = 'maxsum';</w:t>
+      </w:r>
+      <w:r>
+        <w:rPr>
+          <w:rFonts w:ascii="Calibri" w:hAnsi="Calibri" w:cs="Calibri"/>
+          <w:i/>
+          <w:iCs/>
+          <w:lang w:val="en-US"/>
+        </w:rPr>
+        <w:br/>
+      </w:r>
+      <w:r>
+        <w:rPr>
+          <w:rFonts w:ascii="Calibri" w:hAnsi="Calibri" w:cs="Calibri"/>
+          <w:i/>
+          <w:iCs/>
+          <w:lang/>
+        </w:rPr>
+        <w:t>cfg.clustertail = 0;</w:t>
+      </w:r>
+      <w:r>
+        <w:rPr>
+          <w:rFonts w:ascii="Calibri" w:hAnsi="Calibri" w:cs="Calibri"/>
+          <w:i/>
+          <w:iCs/>
+          <w:lang w:val="en-US"/>
+        </w:rPr>
+        <w:br/>
+      </w:r>
+      <w:r>
+        <w:rPr>
+          <w:rFonts w:ascii="Calibri" w:hAnsi="Calibri" w:cs="Calibri"/>
+          <w:i/>
+          <w:iCs/>
+          <w:lang/>
+        </w:rPr>
+        <w:t>cfg.neighbours = neighbours;</w:t>
+      </w:r>
+    </w:p>
+    <w:p>
+      <w:pPr>
+        <w:rPr>
+          <w:rFonts w:ascii="Calibri" w:hAnsi="Calibri" w:cs="Calibri"/>
+          <w:lang/>
         </w:rPr>
       </w:pPr>
     </w:p>
@@ -2521,40 +4331,125 @@
           <w:rFonts w:ascii="Calibri" w:hAnsi="Calibri" w:cs="Calibri"/>
           <w:lang w:val="en-US"/>
         </w:rPr>
-        <w:t>Yes, it is a good idea to apply a correction for multiple comparisons, since you are conducting a large number of tests (the number of TFs multiplied by the number of channels), which increases the likelihood of false positives. Therefore, this correction is highly recommended.</w:t>
-      </w:r>
-    </w:p>
-    <w:p>
-      <w:pPr>
-        <w:rPr>
-          <w:rFonts w:ascii="Calibri" w:hAnsi="Calibri" w:cs="Calibri"/>
-          <w:lang w:val="en-US"/>
-        </w:rPr>
-      </w:pPr>
-      <w:r>
-        <w:rPr>
-          <w:rFonts w:ascii="Calibri" w:hAnsi="Calibri" w:cs="Calibri"/>
-          <w:lang w:val="en-US"/>
-        </w:rPr>
-        <w:t xml:space="preserve">To performed this correction, EEGpal use the script </w:t>
-      </w:r>
-      <w:r>
-        <w:rPr>
-          <w:rFonts w:ascii="Calibri" w:hAnsi="Calibri" w:cs="Calibri"/>
-          <w:b/>
-          <w:bCs/>
-          <w:lang w:val="en-US"/>
-        </w:rPr>
-        <w:t xml:space="preserve">fdr_bh </w:t>
-      </w:r>
-      <w:r>
-        <w:rPr>
-          <w:rFonts w:ascii="Calibri" w:hAnsi="Calibri" w:cs="Calibri"/>
-          <w:lang w:val="en-US"/>
-        </w:rPr>
-        <w:t xml:space="preserve">of David Groppe (Version 2.3.0.0) download on Matlab central at the following link: </w:t>
-      </w:r>
-      <w:hyperlink r:id="rId15" w:history="1">
+        <w:t xml:space="preserve">Yes, it is a good idea to apply </w:t>
+      </w:r>
+      <w:r>
+        <w:rPr>
+          <w:rFonts w:ascii="Calibri" w:hAnsi="Calibri" w:cs="Calibri"/>
+          <w:lang w:val="en-US"/>
+        </w:rPr>
+        <w:t>corrections</w:t>
+      </w:r>
+      <w:r>
+        <w:rPr>
+          <w:rFonts w:ascii="Calibri" w:hAnsi="Calibri" w:cs="Calibri"/>
+          <w:lang w:val="en-US"/>
+        </w:rPr>
+        <w:t xml:space="preserve"> for multiple comparisons, since you are conducting </w:t>
+      </w:r>
+      <w:r>
+        <w:rPr>
+          <w:rFonts w:ascii="Calibri" w:hAnsi="Calibri" w:cs="Calibri"/>
+          <w:lang w:val="en-US"/>
+        </w:rPr>
+        <w:t>many</w:t>
+      </w:r>
+      <w:r>
+        <w:rPr>
+          <w:rFonts w:ascii="Calibri" w:hAnsi="Calibri" w:cs="Calibri"/>
+          <w:lang w:val="en-US"/>
+        </w:rPr>
+        <w:t xml:space="preserve"> tests (the number of TFs multiplied by the number of channels), which increases the likelihood of false positives. Therefore, this correction is highly recommended.</w:t>
+      </w:r>
+    </w:p>
+    <w:p>
+      <w:pPr>
+        <w:rPr>
+          <w:rFonts w:ascii="Calibri" w:hAnsi="Calibri" w:cs="Calibri"/>
+          <w:lang w:val="en-US"/>
+        </w:rPr>
+      </w:pPr>
+      <w:r>
+        <w:rPr>
+          <w:rFonts w:ascii="Calibri" w:hAnsi="Calibri" w:cs="Calibri"/>
+          <w:lang w:val="en-US"/>
+        </w:rPr>
+        <w:t xml:space="preserve">To </w:t>
+      </w:r>
+      <w:r>
+        <w:rPr>
+          <w:rFonts w:ascii="Calibri" w:hAnsi="Calibri" w:cs="Calibri"/>
+          <w:lang w:val="en-US"/>
+        </w:rPr>
+        <w:t>perform</w:t>
+      </w:r>
+      <w:r>
+        <w:rPr>
+          <w:rFonts w:ascii="Calibri" w:hAnsi="Calibri" w:cs="Calibri"/>
+          <w:lang w:val="en-US"/>
+        </w:rPr>
+        <w:t xml:space="preserve"> this correction, </w:t>
+      </w:r>
+      <w:proofErr w:type="spellStart"/>
+      <w:r>
+        <w:rPr>
+          <w:rFonts w:ascii="Calibri" w:hAnsi="Calibri" w:cs="Calibri"/>
+          <w:lang w:val="en-US"/>
+        </w:rPr>
+        <w:t>EEGpal</w:t>
+      </w:r>
+      <w:proofErr w:type="spellEnd"/>
+      <w:r>
+        <w:rPr>
+          <w:rFonts w:ascii="Calibri" w:hAnsi="Calibri" w:cs="Calibri"/>
+          <w:lang w:val="en-US"/>
+        </w:rPr>
+        <w:t xml:space="preserve"> use the script </w:t>
+      </w:r>
+      <w:proofErr w:type="spellStart"/>
+      <w:r>
+        <w:rPr>
+          <w:rFonts w:ascii="Calibri" w:hAnsi="Calibri" w:cs="Calibri"/>
+          <w:b/>
+          <w:bCs/>
+          <w:lang w:val="en-US"/>
+        </w:rPr>
+        <w:t>fdr_bh</w:t>
+      </w:r>
+      <w:proofErr w:type="spellEnd"/>
+      <w:r>
+        <w:rPr>
+          <w:rFonts w:ascii="Calibri" w:hAnsi="Calibri" w:cs="Calibri"/>
+          <w:b/>
+          <w:bCs/>
+          <w:lang w:val="en-US"/>
+        </w:rPr>
+        <w:t xml:space="preserve"> </w:t>
+      </w:r>
+      <w:r>
+        <w:rPr>
+          <w:rFonts w:ascii="Calibri" w:hAnsi="Calibri" w:cs="Calibri"/>
+          <w:lang w:val="en-US"/>
+        </w:rPr>
+        <w:t xml:space="preserve">of David Groppe (Version 2.3.0.0) download on </w:t>
+      </w:r>
+      <w:proofErr w:type="spellStart"/>
+      <w:r>
+        <w:rPr>
+          <w:rFonts w:ascii="Calibri" w:hAnsi="Calibri" w:cs="Calibri"/>
+          <w:lang w:val="en-US"/>
+        </w:rPr>
+        <w:t>Matlab</w:t>
+      </w:r>
+      <w:proofErr w:type="spellEnd"/>
+      <w:r>
+        <w:rPr>
+          <w:rFonts w:ascii="Calibri" w:hAnsi="Calibri" w:cs="Calibri"/>
+          <w:lang w:val="en-US"/>
+        </w:rPr>
+        <w:t xml:space="preserve"> central at the following link: </w:t>
+      </w:r>
+      <w:hyperlink r:id="rId17" w:history="1">
         <w:r>
           <w:rPr>
             <w:rStyle w:val="Hyperlink"/>
@@ -2585,78 +4480,1279 @@
           <w:lang w:val="en-US"/>
         </w:rPr>
         <w:br/>
-        <w:t xml:space="preserve">David Groppe (2025). fdr_bh (https://www.mathworks.com/matlabcentral/fileexchange/27418-fdr_bh), MATLAB Central File Exchange. Retrieved February 16, 2025. </w:t>
-      </w:r>
-    </w:p>
-    <w:p>
-      <w:pPr>
-        <w:rPr>
-          <w:rFonts w:ascii="Calibri" w:hAnsi="Calibri" w:cs="Calibri"/>
-          <w:lang w:val="en-US"/>
-        </w:rPr>
-      </w:pPr>
-    </w:p>
-    <w:p>
-      <w:pPr>
-        <w:rPr>
-          <w:rFonts w:ascii="Calibri" w:hAnsi="Calibri" w:cs="Calibri"/>
-          <w:b/>
-          <w:bCs/>
-          <w:lang w:val="en-US"/>
-        </w:rPr>
-      </w:pPr>
-      <w:r>
-        <w:rPr>
-          <w:rFonts w:ascii="Calibri" w:hAnsi="Calibri" w:cs="Calibri"/>
-          <w:b/>
-          <w:bCs/>
-          <w:lang w:val="en-US"/>
-        </w:rPr>
-        <w:t>Is there a way to perform a non-parametric statistical analysis?</w:t>
-      </w:r>
-      <w:r>
-        <w:rPr>
-          <w:rFonts w:ascii="Calibri" w:hAnsi="Calibri" w:cs="Calibri"/>
-          <w:b/>
-          <w:bCs/>
-          <w:lang w:val="en-US"/>
+        <w:t xml:space="preserve">David Groppe (2025). </w:t>
+      </w:r>
+      <w:proofErr w:type="spellStart"/>
+      <w:r>
+        <w:rPr>
+          <w:rFonts w:ascii="Calibri" w:hAnsi="Calibri" w:cs="Calibri"/>
+          <w:lang w:val="en-US"/>
+        </w:rPr>
+        <w:t>fdr_bh</w:t>
+      </w:r>
+      <w:proofErr w:type="spellEnd"/>
+      <w:r>
+        <w:rPr>
+          <w:rFonts w:ascii="Calibri" w:hAnsi="Calibri" w:cs="Calibri"/>
+          <w:lang w:val="en-US"/>
+        </w:rPr>
+        <w:t xml:space="preserve"> (https://www.mathworks.com/matlabcentral/fileexchange/27418-fdr_bh), MATLAB Central File Exchange. Retrieved February 16, 2025. </w:t>
+      </w:r>
+    </w:p>
+    <w:p>
+      <w:pPr>
+        <w:rPr>
+          <w:rFonts w:ascii="Calibri" w:hAnsi="Calibri" w:cs="Calibri"/>
+          <w:lang w:val="en-US"/>
+        </w:rPr>
+      </w:pPr>
+      <w:r>
+        <w:rPr>
+          <w:rFonts w:ascii="Calibri" w:hAnsi="Calibri" w:cs="Calibri"/>
+          <w:lang w:val="en-US"/>
+        </w:rPr>
+        <w:t>It is important to note that the correction is made over the number of channels and not the number of TF</w:t>
+      </w:r>
+      <w:r>
+        <w:rPr>
+          <w:rFonts w:ascii="Calibri" w:hAnsi="Calibri" w:cs="Calibri"/>
+          <w:lang w:val="en-US"/>
+        </w:rPr>
+        <w:t xml:space="preserve"> for the EEG</w:t>
+      </w:r>
+      <w:r>
+        <w:rPr>
+          <w:rFonts w:ascii="Calibri" w:hAnsi="Calibri" w:cs="Calibri"/>
+          <w:lang w:val="en-US"/>
+        </w:rPr>
+        <w:t xml:space="preserve">. Indeed, the correction is computed separately for each TF. This is the strategy used in </w:t>
+      </w:r>
+      <w:proofErr w:type="spellStart"/>
+      <w:r>
+        <w:rPr>
+          <w:rFonts w:ascii="Calibri" w:hAnsi="Calibri" w:cs="Calibri"/>
+          <w:lang w:val="en-US"/>
+        </w:rPr>
+        <w:t>Cartool</w:t>
+      </w:r>
+      <w:proofErr w:type="spellEnd"/>
+      <w:r>
+        <w:rPr>
+          <w:rFonts w:ascii="Calibri" w:hAnsi="Calibri" w:cs="Calibri"/>
+          <w:lang w:val="en-US"/>
+        </w:rPr>
+        <w:t xml:space="preserve"> because correcting for the number of all tested point (</w:t>
+      </w:r>
+      <w:proofErr w:type="spellStart"/>
+      <w:r>
+        <w:rPr>
+          <w:rFonts w:ascii="Calibri" w:hAnsi="Calibri" w:cs="Calibri"/>
+          <w:lang w:val="en-US"/>
+        </w:rPr>
+        <w:t>nb</w:t>
+      </w:r>
+      <w:proofErr w:type="spellEnd"/>
+      <w:r>
+        <w:rPr>
+          <w:rFonts w:ascii="Calibri" w:hAnsi="Calibri" w:cs="Calibri"/>
+          <w:lang w:val="en-US"/>
+        </w:rPr>
+        <w:t xml:space="preserve"> electrode x </w:t>
+      </w:r>
+      <w:proofErr w:type="spellStart"/>
+      <w:r>
+        <w:rPr>
+          <w:rFonts w:ascii="Calibri" w:hAnsi="Calibri" w:cs="Calibri"/>
+          <w:lang w:val="en-US"/>
+        </w:rPr>
+        <w:t>nb</w:t>
+      </w:r>
+      <w:proofErr w:type="spellEnd"/>
+      <w:r>
+        <w:rPr>
+          <w:rFonts w:ascii="Calibri" w:hAnsi="Calibri" w:cs="Calibri"/>
+          <w:lang w:val="en-US"/>
+        </w:rPr>
+        <w:t xml:space="preserve"> of TF) is too conservative. In addition, the results between TF are not independent between them (value for the </w:t>
+      </w:r>
+      <w:r>
+        <w:rPr>
+          <w:rFonts w:ascii="Calibri" w:hAnsi="Calibri" w:cs="Calibri"/>
+          <w:lang w:val="en-US"/>
+        </w:rPr>
+        <w:t>a</w:t>
+      </w:r>
+      <w:r>
+        <w:rPr>
+          <w:rFonts w:ascii="Calibri" w:hAnsi="Calibri" w:cs="Calibri"/>
+          <w:lang w:val="en-US"/>
+        </w:rPr>
+        <w:t xml:space="preserve"> TF is strongly correlated with </w:t>
+      </w:r>
+      <w:r>
+        <w:rPr>
+          <w:rFonts w:ascii="Calibri" w:hAnsi="Calibri" w:cs="Calibri"/>
+          <w:lang w:val="en-US"/>
+        </w:rPr>
+        <w:t>the next one</w:t>
+      </w:r>
+      <w:r>
+        <w:rPr>
+          <w:rFonts w:ascii="Calibri" w:hAnsi="Calibri" w:cs="Calibri"/>
+          <w:lang w:val="en-US"/>
+        </w:rPr>
+        <w:t xml:space="preserve">). It is why we decided to apply the correction separately </w:t>
+      </w:r>
+      <w:r>
+        <w:rPr>
+          <w:rFonts w:ascii="Calibri" w:hAnsi="Calibri" w:cs="Calibri"/>
+          <w:lang w:val="en-US"/>
+        </w:rPr>
+        <w:t>by</w:t>
+      </w:r>
+      <w:r>
+        <w:rPr>
+          <w:rFonts w:ascii="Calibri" w:hAnsi="Calibri" w:cs="Calibri"/>
+          <w:lang w:val="en-US"/>
+        </w:rPr>
+        <w:t xml:space="preserve"> TF. </w:t>
+      </w:r>
+      <w:r>
+        <w:rPr>
+          <w:rFonts w:ascii="Calibri" w:hAnsi="Calibri" w:cs="Calibri"/>
+          <w:lang w:val="en-US"/>
+        </w:rPr>
+        <w:br/>
+      </w:r>
+      <w:r>
+        <w:rPr>
+          <w:rFonts w:ascii="Calibri" w:hAnsi="Calibri" w:cs="Calibri"/>
+          <w:lang w:val="en-US"/>
+        </w:rPr>
+        <w:t xml:space="preserve">In the case of the additional computed channels (Avg, GFP and GMD), the correction is applied separately to each of them according to the number of time frames.  </w:t>
+      </w:r>
+    </w:p>
+    <w:p>
+      <w:pPr>
+        <w:rPr>
+          <w:rFonts w:ascii="Calibri" w:hAnsi="Calibri" w:cs="Calibri"/>
+          <w:lang w:val="en-US"/>
+        </w:rPr>
+      </w:pPr>
+    </w:p>
+    <w:p>
+      <w:pPr>
+        <w:rPr>
+          <w:rFonts w:ascii="Calibri" w:hAnsi="Calibri" w:cs="Calibri"/>
+          <w:b/>
+          <w:bCs/>
+          <w:lang w:val="en-US"/>
+        </w:rPr>
+      </w:pPr>
+      <w:r>
+        <w:rPr>
+          <w:rFonts w:ascii="Calibri" w:hAnsi="Calibri" w:cs="Calibri"/>
+          <w:b/>
+          <w:bCs/>
+          <w:lang w:val="en-US"/>
+        </w:rPr>
+        <w:t xml:space="preserve">How cluster analysis is working ? </w:t>
+      </w:r>
+    </w:p>
+    <w:p>
+      <w:pPr>
+        <w:rPr>
+          <w:rFonts w:ascii="Calibri" w:hAnsi="Calibri" w:cs="Calibri"/>
+          <w:lang/>
+        </w:rPr>
+      </w:pPr>
+      <w:r>
+        <w:rPr>
+          <w:rFonts w:ascii="Calibri" w:hAnsi="Calibri" w:cs="Calibri"/>
+          <w:lang/>
+        </w:rPr>
+        <w:t>A cluster-based permutation test evaluates whether clusters of significant EEG activity are unlikely to have occurred by chance.</w:t>
+      </w:r>
+    </w:p>
+    <w:p>
+      <w:pPr>
+        <w:rPr>
+          <w:rFonts w:ascii="Calibri" w:hAnsi="Calibri" w:cs="Calibri"/>
+          <w:lang/>
+        </w:rPr>
+      </w:pPr>
+      <w:r>
+        <w:rPr>
+          <w:rFonts w:ascii="Calibri" w:hAnsi="Calibri" w:cs="Calibri"/>
+          <w:lang/>
+        </w:rPr>
+        <w:lastRenderedPageBreak/>
+        <w:t xml:space="preserve">First, the statistical test is computed at every </w:t>
+      </w:r>
+      <w:r>
+        <w:rPr>
+          <w:rFonts w:ascii="Calibri" w:hAnsi="Calibri" w:cs="Calibri"/>
+          <w:i/>
+          <w:iCs/>
+          <w:lang/>
+        </w:rPr>
+        <w:t>electrode × time point</w:t>
+      </w:r>
+      <w:r>
+        <w:rPr>
+          <w:rFonts w:ascii="Calibri" w:hAnsi="Calibri" w:cs="Calibri"/>
+          <w:lang/>
+        </w:rPr>
+        <w:t xml:space="preserve">. Points exceeding the initial statistical threshold </w:t>
+      </w:r>
+      <w:r>
+        <w:rPr>
+          <w:rFonts w:ascii="Calibri" w:hAnsi="Calibri" w:cs="Calibri"/>
+          <w:lang w:val="en-US"/>
+        </w:rPr>
+        <w:t>(</w:t>
+      </w:r>
+      <w:r>
+        <w:rPr>
+          <w:rFonts w:ascii="Calibri" w:hAnsi="Calibri" w:cs="Calibri"/>
+          <w:lang w:val="en-US"/>
+        </w:rPr>
+        <w:t xml:space="preserve">parameter </w:t>
+      </w:r>
+      <w:r>
+        <w:rPr>
+          <w:rFonts w:ascii="Calibri" w:hAnsi="Calibri" w:cs="Calibri"/>
+          <w:b/>
+          <w:bCs/>
+          <w:lang w:val="en-US"/>
+        </w:rPr>
+        <w:t>8</w:t>
+      </w:r>
+      <w:r>
+        <w:rPr>
+          <w:rFonts w:ascii="Calibri" w:hAnsi="Calibri" w:cs="Calibri"/>
+          <w:lang w:val="en-US"/>
+        </w:rPr>
+        <w:t xml:space="preserve">) </w:t>
+      </w:r>
+      <w:r>
+        <w:rPr>
+          <w:rFonts w:ascii="Calibri" w:hAnsi="Calibri" w:cs="Calibri"/>
+          <w:lang/>
+        </w:rPr>
+        <w:t>are grouped into spatially and/or temporally adjacent clusters.</w:t>
+      </w:r>
+    </w:p>
+    <w:p>
+      <w:pPr>
+        <w:rPr>
+          <w:rFonts w:ascii="Calibri" w:hAnsi="Calibri" w:cs="Calibri"/>
+          <w:lang/>
+        </w:rPr>
+      </w:pPr>
+      <w:r>
+        <w:rPr>
+          <w:rFonts w:ascii="Calibri" w:hAnsi="Calibri" w:cs="Calibri"/>
+          <w:lang/>
+        </w:rPr>
+        <w:t>For example:</w:t>
+      </w:r>
+    </w:p>
+    <w:p>
+      <w:pPr>
+        <w:rPr>
+          <w:rFonts w:ascii="Calibri" w:hAnsi="Calibri" w:cs="Calibri"/>
+          <w:lang/>
+        </w:rPr>
+      </w:pPr>
+      <w:r>
+        <w:rPr>
+          <w:rFonts w:ascii="Calibri" w:hAnsi="Calibri" w:cs="Calibri"/>
+          <w:lang/>
+        </w:rPr>
+        <w:t>With clusterstatistic = 'maxsum', the cluster statistic is the sum of the test statistics across all points belonging to the cluster:</w:t>
+      </w:r>
+    </w:p>
+    <w:p>
+      <w:pPr>
+        <w:rPr>
+          <w:rFonts w:ascii="Calibri" w:hAnsi="Calibri" w:cs="Calibri"/>
+          <w:lang w:val="fr-FR"/>
+        </w:rPr>
+      </w:pPr>
+      <w:r>
+        <w:rPr>
+          <w:rFonts w:ascii="Calibri" w:hAnsi="Calibri" w:cs="Calibri"/>
+          <w:noProof/>
+          <w:lang/>
+        </w:rPr>
+        <mc:AlternateContent>
+          <mc:Choice Requires="wps">
+            <w:drawing>
+              <wp:anchor distT="0" distB="0" distL="114300" distR="114300" simplePos="0" relativeHeight="251661312" behindDoc="0" locked="0" layoutInCell="1" allowOverlap="1" wp14:anchorId="574BCFD5" wp14:editId="2B724074">
+                <wp:simplePos x="0" y="0"/>
+                <wp:positionH relativeFrom="margin">
+                  <wp:align>left</wp:align>
+                </wp:positionH>
+                <wp:positionV relativeFrom="paragraph">
+                  <wp:posOffset>394555</wp:posOffset>
+                </wp:positionV>
+                <wp:extent cx="528555" cy="200851"/>
+                <wp:effectExtent l="0" t="0" r="0" b="0"/>
+                <wp:wrapNone/>
+                <wp:docPr id="1179851060" name="Text Box 1"/>
+                <wp:cNvGraphicFramePr/>
+                <a:graphic xmlns:a="http://schemas.openxmlformats.org/drawingml/2006/main">
+                  <a:graphicData uri="http://schemas.microsoft.com/office/word/2010/wordprocessingShape">
+                    <wps:wsp>
+                      <wps:cNvSpPr txBox="1"/>
+                      <wps:spPr>
+                        <a:xfrm>
+                          <a:off x="0" y="0"/>
+                          <a:ext cx="528555" cy="200851"/>
+                        </a:xfrm>
+                        <a:prstGeom prst="rect">
+                          <a:avLst/>
+                        </a:prstGeom>
+                        <a:noFill/>
+                        <a:ln w="6350">
+                          <a:noFill/>
+                        </a:ln>
+                      </wps:spPr>
+                      <wps:txbx>
+                        <w:txbxContent>
+                          <w:p>
+                            <w:pPr>
+                              <w:rPr>
+                                <w:sz w:val="14"/>
+                                <w:szCs w:val="14"/>
+                                <w:lang w:val="fr-FR"/>
+                              </w:rPr>
+                            </w:pPr>
+                            <w:r>
+                              <w:rPr>
+                                <w:sz w:val="14"/>
+                                <w:szCs w:val="14"/>
+                                <w:lang w:val="fr-FR"/>
+                              </w:rPr>
+                              <w:t>Cz</w:t>
+                            </w:r>
+                          </w:p>
+                        </w:txbxContent>
+                      </wps:txbx>
+                      <wps:bodyPr rot="0" spcFirstLastPara="0" vertOverflow="overflow" horzOverflow="overflow" vert="horz" wrap="square" lIns="91440" tIns="45720" rIns="91440" bIns="45720" numCol="1" spcCol="0" rtlCol="0" fromWordArt="0" anchor="t" anchorCtr="0" forceAA="0" compatLnSpc="1">
+                        <a:prstTxWarp prst="textNoShape">
+                          <a:avLst/>
+                        </a:prstTxWarp>
+                        <a:noAutofit/>
+                      </wps:bodyPr>
+                    </wps:wsp>
+                  </a:graphicData>
+                </a:graphic>
+                <wp14:sizeRelH relativeFrom="margin">
+                  <wp14:pctWidth>0</wp14:pctWidth>
+                </wp14:sizeRelH>
+                <wp14:sizeRelV relativeFrom="margin">
+                  <wp14:pctHeight>0</wp14:pctHeight>
+                </wp14:sizeRelV>
+              </wp:anchor>
+            </w:drawing>
+          </mc:Choice>
+          <mc:Fallback>
+            <w:pict>
+              <v:shapetype w14:anchorId="574BCFD5" id="_x0000_t202" coordsize="21600,21600" o:spt="202" path="m,l,21600r21600,l21600,xe">
+                <v:stroke joinstyle="miter"/>
+                <v:path gradientshapeok="t" o:connecttype="rect"/>
+              </v:shapetype>
+              <v:shape id="Text Box 1" o:spid="_x0000_s1026" type="#_x0000_t202" style="position:absolute;margin-left:0;margin-top:31.05pt;width:41.6pt;height:15.8pt;z-index:251661312;visibility:visible;mso-wrap-style:square;mso-width-percent:0;mso-height-percent:0;mso-wrap-distance-left:9pt;mso-wrap-distance-top:0;mso-wrap-distance-right:9pt;mso-wrap-distance-bottom:0;mso-position-horizontal:left;mso-position-horizontal-relative:margin;mso-position-vertical:absolute;mso-position-vertical-relative:text;mso-width-percent:0;mso-height-percent:0;mso-width-relative:margin;mso-height-relative:margin;v-text-anchor:top" o:gfxdata="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" filled="f" stroked="f" strokeweight=".5pt">
+                <v:textbox>
+                  <w:txbxContent>
+                    <w:p>
+                      <w:pPr>
+                        <w:rPr>
+                          <w:sz w:val="14"/>
+                          <w:szCs w:val="14"/>
+                          <w:lang w:val="fr-FR"/>
+                        </w:rPr>
+                      </w:pPr>
+                      <w:r>
+                        <w:rPr>
+                          <w:sz w:val="14"/>
+                          <w:szCs w:val="14"/>
+                          <w:lang w:val="fr-FR"/>
+                        </w:rPr>
+                        <w:t>Cz</w:t>
+                      </w:r>
+                    </w:p>
+                  </w:txbxContent>
+                </v:textbox>
+                <w10:wrap anchorx="margin"/>
+              </v:shape>
+            </w:pict>
+          </mc:Fallback>
+        </mc:AlternateContent>
+      </w:r>
+      <w:r>
+        <w:rPr>
+          <w:rFonts w:ascii="Calibri" w:hAnsi="Calibri" w:cs="Calibri"/>
+          <w:noProof/>
+          <w:lang/>
+        </w:rPr>
+        <mc:AlternateContent>
+          <mc:Choice Requires="wps">
+            <w:drawing>
+              <wp:anchor distT="0" distB="0" distL="114300" distR="114300" simplePos="0" relativeHeight="251659264" behindDoc="0" locked="0" layoutInCell="1" allowOverlap="1" wp14:anchorId="4130C3C1" wp14:editId="0E1060DB">
+                <wp:simplePos x="0" y="0"/>
+                <wp:positionH relativeFrom="margin">
+                  <wp:align>left</wp:align>
+                </wp:positionH>
+                <wp:positionV relativeFrom="paragraph">
+                  <wp:posOffset>622561</wp:posOffset>
+                </wp:positionV>
+                <wp:extent cx="528555" cy="200851"/>
+                <wp:effectExtent l="0" t="0" r="0" b="0"/>
+                <wp:wrapNone/>
+                <wp:docPr id="2131570124" name="Text Box 1"/>
+                <wp:cNvGraphicFramePr/>
+                <a:graphic xmlns:a="http://schemas.openxmlformats.org/drawingml/2006/main">
+                  <a:graphicData uri="http://schemas.microsoft.com/office/word/2010/wordprocessingShape">
+                    <wps:wsp>
+                      <wps:cNvSpPr txBox="1"/>
+                      <wps:spPr>
+                        <a:xfrm>
+                          <a:off x="0" y="0"/>
+                          <a:ext cx="528555" cy="200851"/>
+                        </a:xfrm>
+                        <a:prstGeom prst="rect">
+                          <a:avLst/>
+                        </a:prstGeom>
+                        <a:noFill/>
+                        <a:ln w="6350">
+                          <a:noFill/>
+                        </a:ln>
+                      </wps:spPr>
+                      <wps:txbx>
+                        <w:txbxContent>
+                          <w:p>
+                            <w:pPr>
+                              <w:rPr>
+                                <w:sz w:val="14"/>
+                                <w:szCs w:val="14"/>
+                                <w:lang w:val="fr-FR"/>
+                              </w:rPr>
+                            </w:pPr>
+                            <w:r>
+                              <w:rPr>
+                                <w:sz w:val="14"/>
+                                <w:szCs w:val="14"/>
+                                <w:lang w:val="fr-FR"/>
+                              </w:rPr>
+                              <w:t>T-values</w:t>
+                            </w:r>
+                          </w:p>
+                        </w:txbxContent>
+                      </wps:txbx>
+                      <wps:bodyPr rot="0" spcFirstLastPara="0" vertOverflow="overflow" horzOverflow="overflow" vert="horz" wrap="square" lIns="91440" tIns="45720" rIns="91440" bIns="45720" numCol="1" spcCol="0" rtlCol="0" fromWordArt="0" anchor="t" anchorCtr="0" forceAA="0" compatLnSpc="1">
+                        <a:prstTxWarp prst="textNoShape">
+                          <a:avLst/>
+                        </a:prstTxWarp>
+                        <a:noAutofit/>
+                      </wps:bodyPr>
+                    </wps:wsp>
+                  </a:graphicData>
+                </a:graphic>
+                <wp14:sizeRelH relativeFrom="margin">
+                  <wp14:pctWidth>0</wp14:pctWidth>
+                </wp14:sizeRelH>
+                <wp14:sizeRelV relativeFrom="margin">
+                  <wp14:pctHeight>0</wp14:pctHeight>
+                </wp14:sizeRelV>
+              </wp:anchor>
+            </w:drawing>
+          </mc:Choice>
+          <mc:Fallback>
+            <w:pict>
+              <v:shape w14:anchorId="4130C3C1" id="_x0000_s1027" type="#_x0000_t202" style="position:absolute;margin-left:0;margin-top:49pt;width:41.6pt;height:15.8pt;z-index:251659264;visibility:visible;mso-wrap-style:square;mso-width-percent:0;mso-height-percent:0;mso-wrap-distance-left:9pt;mso-wrap-distance-top:0;mso-wrap-distance-right:9pt;mso-wrap-distance-bottom:0;mso-position-horizontal:left;mso-position-horizontal-relative:margin;mso-position-vertical:absolute;mso-position-vertical-relative:text;mso-width-percent:0;mso-height-percent:0;mso-width-relative:margin;mso-height-relative:margin;v-text-anchor:top" o:gfxdata="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" filled="f" stroked="f" strokeweight=".5pt">
+                <v:textbox>
+                  <w:txbxContent>
+                    <w:p>
+                      <w:pPr>
+                        <w:rPr>
+                          <w:sz w:val="14"/>
+                          <w:szCs w:val="14"/>
+                          <w:lang w:val="fr-FR"/>
+                        </w:rPr>
+                      </w:pPr>
+                      <w:r>
+                        <w:rPr>
+                          <w:sz w:val="14"/>
+                          <w:szCs w:val="14"/>
+                          <w:lang w:val="fr-FR"/>
+                        </w:rPr>
+                        <w:t>T-values</w:t>
+                      </w:r>
+                    </w:p>
+                  </w:txbxContent>
+                </v:textbox>
+                <w10:wrap anchorx="margin"/>
+              </v:shape>
+            </w:pict>
+          </mc:Fallback>
+        </mc:AlternateContent>
+      </w:r>
+      <w:r>
+        <w:rPr>
+          <w:rFonts w:ascii="Calibri" w:hAnsi="Calibri" w:cs="Calibri"/>
+          <w:lang/>
+        </w:rPr>
+        <w:drawing>
+          <wp:inline distT="0" distB="0" distL="0" distR="0" wp14:anchorId="650A6C44" wp14:editId="5BE86C28">
+            <wp:extent cx="2467319" cy="876422"/>
+            <wp:effectExtent l="0" t="0" r="9525" b="0"/>
+            <wp:docPr id="838454632" name="Picture 1"/>
+            <wp:cNvGraphicFramePr>
+              <a:graphicFrameLocks xmlns:a="http://schemas.openxmlformats.org/drawingml/2006/main" noChangeAspect="1"/>
+            </wp:cNvGraphicFramePr>
+            <a:graphic xmlns:a="http://schemas.openxmlformats.org/drawingml/2006/main">
+              <a:graphicData uri="http://schemas.openxmlformats.org/drawingml/2006/picture">
+                <pic:pic xmlns:pic="http://schemas.openxmlformats.org/drawingml/2006/picture">
+                  <pic:nvPicPr>
+                    <pic:cNvPr id="838454632" name=""/>
+                    <pic:cNvPicPr/>
+                  </pic:nvPicPr>
+                  <pic:blipFill>
+                    <a:blip r:embed="rId18"/>
+                    <a:stretch>
+                      <a:fillRect/>
+                    </a:stretch>
+                  </pic:blipFill>
+                  <pic:spPr>
+                    <a:xfrm>
+                      <a:off x="0" y="0"/>
+                      <a:ext cx="2467319" cy="876422"/>
+                    </a:xfrm>
+                    <a:prstGeom prst="rect">
+                      <a:avLst/>
+                    </a:prstGeom>
+                  </pic:spPr>
+                </pic:pic>
+              </a:graphicData>
+            </a:graphic>
+          </wp:inline>
+        </w:drawing>
+      </w:r>
+    </w:p>
+    <w:p>
+      <w:pPr>
+        <w:rPr>
+          <w:rFonts w:ascii="Calibri" w:hAnsi="Calibri" w:cs="Calibri"/>
+          <w:sz w:val="20"/>
+          <w:szCs w:val="20"/>
+          <w:lang w:val="en-US"/>
+        </w:rPr>
+      </w:pPr>
+      <w:r>
+        <w:rPr>
+          <w:rFonts w:ascii="Calibri" w:hAnsi="Calibri" w:cs="Calibri"/>
+          <w:lang w:val="en-US"/>
+        </w:rPr>
+        <w:t xml:space="preserve">S1=2.4 + 2.8 + 2.5 = 7.7   </w:t>
+      </w:r>
+    </w:p>
+    <w:p>
+      <w:pPr>
+        <w:rPr>
+          <w:rFonts w:ascii="Calibri" w:hAnsi="Calibri" w:cs="Calibri"/>
+          <w:lang w:val="en-US"/>
+        </w:rPr>
+      </w:pPr>
+      <w:r>
+        <w:rPr>
+          <w:rFonts w:ascii="Calibri" w:hAnsi="Calibri" w:cs="Calibri"/>
+          <w:lang w:val="en-US"/>
+        </w:rPr>
+        <w:t>S2= 2.5 + 2.9 + 3 = 8.4</w:t>
+      </w:r>
+    </w:p>
+    <w:p>
+      <w:pPr>
+        <w:rPr>
+          <w:rFonts w:ascii="Calibri" w:hAnsi="Calibri" w:cs="Calibri"/>
+          <w:lang w:val="fr-FR"/>
+        </w:rPr>
+      </w:pPr>
+      <w:r>
+        <w:rPr>
+          <w:rFonts w:ascii="Calibri" w:hAnsi="Calibri" w:cs="Calibri"/>
+          <w:lang/>
+        </w:rPr>
+        <w:t xml:space="preserve">The </w:t>
+      </w:r>
+      <w:r>
+        <w:rPr>
+          <w:rFonts w:ascii="Calibri" w:hAnsi="Calibri" w:cs="Calibri"/>
+          <w:lang w:val="en-US"/>
+        </w:rPr>
+        <w:t>or</w:t>
+      </w:r>
+      <w:r>
+        <w:rPr>
+          <w:rFonts w:ascii="Calibri" w:hAnsi="Calibri" w:cs="Calibri"/>
+          <w:lang w:val="en-US"/>
+        </w:rPr>
+        <w:t xml:space="preserve">iginal </w:t>
+      </w:r>
+      <w:r>
+        <w:rPr>
+          <w:rFonts w:ascii="Calibri" w:hAnsi="Calibri" w:cs="Calibri"/>
+          <w:lang/>
+        </w:rPr>
+        <w:t>data are then randomly permuted according to the experimental design. For each permutation, the statistical test, thresholding, and cluster formation are repeated:</w:t>
+      </w:r>
+    </w:p>
+    <w:p>
+      <w:pPr>
+        <w:rPr>
+          <w:rFonts w:ascii="Calibri" w:hAnsi="Calibri" w:cs="Calibri"/>
+          <w:lang w:val="fr-FR"/>
+        </w:rPr>
+      </w:pPr>
+      <w:r>
+        <w:rPr>
+          <w:rFonts w:ascii="Calibri" w:hAnsi="Calibri" w:cs="Calibri"/>
+          <w:lang w:val="fr-FR"/>
+        </w:rPr>
+        <w:drawing>
+          <wp:inline distT="0" distB="0" distL="0" distR="0" wp14:anchorId="175CF0CA" wp14:editId="638E3A8A">
+            <wp:extent cx="4172532" cy="1209844"/>
+            <wp:effectExtent l="0" t="0" r="0" b="9525"/>
+            <wp:docPr id="1277036479" name="Picture 1"/>
+            <wp:cNvGraphicFramePr>
+              <a:graphicFrameLocks xmlns:a="http://schemas.openxmlformats.org/drawingml/2006/main" noChangeAspect="1"/>
+            </wp:cNvGraphicFramePr>
+            <a:graphic xmlns:a="http://schemas.openxmlformats.org/drawingml/2006/main">
+              <a:graphicData uri="http://schemas.openxmlformats.org/drawingml/2006/picture">
+                <pic:pic xmlns:pic="http://schemas.openxmlformats.org/drawingml/2006/picture">
+                  <pic:nvPicPr>
+                    <pic:cNvPr id="1277036479" name=""/>
+                    <pic:cNvPicPr/>
+                  </pic:nvPicPr>
+                  <pic:blipFill>
+                    <a:blip r:embed="rId19"/>
+                    <a:stretch>
+                      <a:fillRect/>
+                    </a:stretch>
+                  </pic:blipFill>
+                  <pic:spPr>
+                    <a:xfrm>
+                      <a:off x="0" y="0"/>
+                      <a:ext cx="4172532" cy="1209844"/>
+                    </a:xfrm>
+                    <a:prstGeom prst="rect">
+                      <a:avLst/>
+                    </a:prstGeom>
+                  </pic:spPr>
+                </pic:pic>
+              </a:graphicData>
+            </a:graphic>
+          </wp:inline>
+        </w:drawing>
+      </w:r>
+    </w:p>
+    <w:p>
+      <w:pPr>
+        <w:rPr>
+          <w:rFonts w:ascii="Calibri" w:hAnsi="Calibri" w:cs="Calibri"/>
+          <w:lang w:val="fr-FR"/>
+        </w:rPr>
+      </w:pPr>
+      <w:r>
+        <w:rPr>
+          <w:rFonts w:ascii="Calibri" w:hAnsi="Calibri" w:cs="Calibri"/>
+          <w:lang w:val="en-US"/>
+        </w:rPr>
+        <w:t xml:space="preserve">Only the </w:t>
+      </w:r>
+      <w:r>
+        <w:rPr>
+          <w:rFonts w:ascii="Calibri" w:hAnsi="Calibri" w:cs="Calibri"/>
+          <w:b/>
+          <w:bCs/>
+          <w:lang w:val="en-US"/>
+        </w:rPr>
+        <w:t>largest cluster statistic</w:t>
+      </w:r>
+      <w:r>
+        <w:rPr>
+          <w:rFonts w:ascii="Calibri" w:hAnsi="Calibri" w:cs="Calibri"/>
+          <w:lang w:val="en-US"/>
+        </w:rPr>
+        <w:t xml:space="preserve"> from each permutation is retained. </w:t>
+      </w:r>
+      <w:proofErr w:type="spellStart"/>
+      <w:r>
+        <w:rPr>
+          <w:rFonts w:ascii="Calibri" w:hAnsi="Calibri" w:cs="Calibri"/>
+        </w:rPr>
+        <w:t>These</w:t>
+      </w:r>
+      <w:proofErr w:type="spellEnd"/>
+      <w:r>
+        <w:rPr>
+          <w:rFonts w:ascii="Calibri" w:hAnsi="Calibri" w:cs="Calibri"/>
+        </w:rPr>
+        <w:t xml:space="preserve"> values </w:t>
+      </w:r>
+      <w:proofErr w:type="spellStart"/>
+      <w:r>
+        <w:rPr>
+          <w:rFonts w:ascii="Calibri" w:hAnsi="Calibri" w:cs="Calibri"/>
+        </w:rPr>
+        <w:t>form</w:t>
+      </w:r>
+      <w:proofErr w:type="spellEnd"/>
+      <w:r>
+        <w:rPr>
+          <w:rFonts w:ascii="Calibri" w:hAnsi="Calibri" w:cs="Calibri"/>
+        </w:rPr>
+        <w:t xml:space="preserve"> the </w:t>
+      </w:r>
+      <w:proofErr w:type="spellStart"/>
+      <w:r>
+        <w:rPr>
+          <w:rFonts w:ascii="Calibri" w:hAnsi="Calibri" w:cs="Calibri"/>
+        </w:rPr>
+        <w:t>null</w:t>
+      </w:r>
+      <w:proofErr w:type="spellEnd"/>
+      <w:r>
+        <w:rPr>
+          <w:rFonts w:ascii="Calibri" w:hAnsi="Calibri" w:cs="Calibri"/>
         </w:rPr>
         <w:t xml:space="preserve"> </w:t>
       </w:r>
-    </w:p>
-    <w:p>
-      <w:pPr>
-        <w:rPr>
-          <w:rFonts w:ascii="Calibri" w:hAnsi="Calibri" w:cs="Calibri"/>
-          <w:lang w:val="en-US"/>
-        </w:rPr>
-      </w:pPr>
-      <w:r>
-        <w:rPr>
-          <w:rFonts w:ascii="Calibri" w:hAnsi="Calibri" w:cs="Calibri"/>
-          <w:lang w:val="en-US"/>
-        </w:rPr>
-        <w:t xml:space="preserve">Non-parametric statistics are useful when the number of participants is small, which typically results in the data not being normally distributed. Unfortunately, this option is not yet available in the </w:t>
-      </w:r>
-      <w:r>
-        <w:rPr>
-          <w:rFonts w:ascii="Calibri" w:hAnsi="Calibri" w:cs="Calibri"/>
-          <w:b/>
-          <w:bCs/>
-          <w:lang w:val="en-US"/>
-        </w:rPr>
-        <w:t>Statistics</w:t>
-      </w:r>
-      <w:r>
-        <w:rPr>
-          <w:rFonts w:ascii="Calibri" w:hAnsi="Calibri" w:cs="Calibri"/>
-          <w:lang w:val="en-US"/>
-        </w:rPr>
-        <w:t xml:space="preserve"> module. Hopefully it will be included in a future release.</w:t>
-      </w:r>
+      <w:r>
+        <w:rPr>
+          <w:rFonts w:ascii="Calibri" w:hAnsi="Calibri" w:cs="Calibri"/>
+        </w:rPr>
+        <w:t>distribution :</w:t>
+      </w:r>
+    </w:p>
+    <w:p>
+      <w:pPr>
+        <w:rPr>
+          <w:rFonts w:ascii="Calibri" w:hAnsi="Calibri" w:cs="Calibri"/>
+          <w:lang w:val="fr-FR"/>
+        </w:rPr>
+      </w:pPr>
+      <w:r>
+        <w:rPr>
+          <w:rFonts w:ascii="Calibri" w:hAnsi="Calibri" w:cs="Calibri"/>
+          <w:lang/>
+        </w:rPr>
+        <w:drawing>
+          <wp:inline distT="0" distB="0" distL="0" distR="0" wp14:anchorId="70FFF35B" wp14:editId="2627EB63">
+            <wp:extent cx="3705742" cy="2629267"/>
+            <wp:effectExtent l="0" t="0" r="9525" b="0"/>
+            <wp:docPr id="1042678893" name="Picture 1"/>
+            <wp:cNvGraphicFramePr>
+              <a:graphicFrameLocks xmlns:a="http://schemas.openxmlformats.org/drawingml/2006/main" noChangeAspect="1"/>
+            </wp:cNvGraphicFramePr>
+            <a:graphic xmlns:a="http://schemas.openxmlformats.org/drawingml/2006/main">
+              <a:graphicData uri="http://schemas.openxmlformats.org/drawingml/2006/picture">
+                <pic:pic xmlns:pic="http://schemas.openxmlformats.org/drawingml/2006/picture">
+                  <pic:nvPicPr>
+                    <pic:cNvPr id="1042678893" name=""/>
+                    <pic:cNvPicPr/>
+                  </pic:nvPicPr>
+                  <pic:blipFill>
+                    <a:blip r:embed="rId20"/>
+                    <a:stretch>
+                      <a:fillRect/>
+                    </a:stretch>
+                  </pic:blipFill>
+                  <pic:spPr>
+                    <a:xfrm>
+                      <a:off x="0" y="0"/>
+                      <a:ext cx="3705742" cy="2629267"/>
+                    </a:xfrm>
+                    <a:prstGeom prst="rect">
+                      <a:avLst/>
+                    </a:prstGeom>
+                  </pic:spPr>
+                </pic:pic>
+              </a:graphicData>
+            </a:graphic>
+          </wp:inline>
+        </w:drawing>
+      </w:r>
+    </w:p>
+    <w:p>
+      <w:pPr>
+        <w:rPr>
+          <w:rFonts w:ascii="Calibri" w:hAnsi="Calibri" w:cs="Calibri"/>
+          <w:lang/>
+        </w:rPr>
+      </w:pPr>
+      <w:r>
+        <w:rPr>
+          <w:rFonts w:ascii="Calibri" w:hAnsi="Calibri" w:cs="Calibri"/>
+          <w:lang/>
+        </w:rPr>
+        <w:t xml:space="preserve">The observed clusters are then compared with this distribution. The permuted clusters do </w:t>
+      </w:r>
+      <w:r>
+        <w:rPr>
+          <w:rFonts w:ascii="Calibri" w:hAnsi="Calibri" w:cs="Calibri"/>
+          <w:b/>
+          <w:bCs/>
+          <w:lang/>
+        </w:rPr>
+        <w:t>not</w:t>
+      </w:r>
+      <w:r>
+        <w:rPr>
+          <w:rFonts w:ascii="Calibri" w:hAnsi="Calibri" w:cs="Calibri"/>
+          <w:lang/>
+        </w:rPr>
+        <w:t xml:space="preserve"> need to occur at the same electrodes or time points as the observed clusters.</w:t>
+      </w:r>
+    </w:p>
+    <w:p>
+      <w:pPr>
+        <w:rPr>
+          <w:rFonts w:ascii="Calibri" w:hAnsi="Calibri" w:cs="Calibri"/>
+          <w:lang/>
+        </w:rPr>
+      </w:pPr>
+      <w:r>
+        <w:rPr>
+          <w:rFonts w:ascii="Calibri" w:hAnsi="Calibri" w:cs="Calibri"/>
+          <w:lang/>
+        </w:rPr>
+        <w:t>The procedure therefore asks:</w:t>
+      </w:r>
+    </w:p>
+    <w:p>
+      <w:pPr>
+        <w:rPr>
+          <w:rFonts w:ascii="Calibri" w:hAnsi="Calibri" w:cs="Calibri"/>
+          <w:i/>
+          <w:iCs/>
+          <w:lang/>
+        </w:rPr>
+      </w:pPr>
+      <w:r>
+        <w:rPr>
+          <w:rFonts w:ascii="Calibri" w:hAnsi="Calibri" w:cs="Calibri"/>
+          <w:i/>
+          <w:iCs/>
+          <w:lang/>
+        </w:rPr>
+        <w:t>What is the largest cluster that could occur by chance anywhere in the EEG data?</w:t>
+      </w:r>
+    </w:p>
+    <w:p>
+      <w:pPr>
+        <w:rPr>
+          <w:rFonts w:ascii="Calibri" w:hAnsi="Calibri" w:cs="Calibri"/>
+          <w:lang/>
+        </w:rPr>
+      </w:pPr>
+      <w:r>
+        <w:rPr>
+          <w:rFonts w:ascii="Calibri" w:hAnsi="Calibri" w:cs="Calibri"/>
+          <w:lang/>
+        </w:rPr>
+        <w:lastRenderedPageBreak/>
+        <w:t>A cluster is considered significant when its statistic is sufficiently extreme compared with the distribution of maximum cluster statistics</w:t>
+      </w:r>
+      <w:r>
+        <w:rPr>
+          <w:rFonts w:ascii="Calibri" w:hAnsi="Calibri" w:cs="Calibri"/>
+          <w:lang w:val="en-US"/>
+        </w:rPr>
+        <w:t xml:space="preserve"> </w:t>
+      </w:r>
+      <w:r>
+        <w:rPr>
+          <w:rFonts w:ascii="Calibri" w:hAnsi="Calibri" w:cs="Calibri"/>
+          <w:lang w:val="en-US"/>
+        </w:rPr>
+        <w:t xml:space="preserve">(parameter </w:t>
+      </w:r>
+      <w:r>
+        <w:rPr>
+          <w:rFonts w:ascii="Calibri" w:hAnsi="Calibri" w:cs="Calibri"/>
+          <w:b/>
+          <w:bCs/>
+          <w:lang w:val="en-US"/>
+        </w:rPr>
+        <w:t>15</w:t>
+      </w:r>
+      <w:r>
+        <w:rPr>
+          <w:rFonts w:ascii="Calibri" w:hAnsi="Calibri" w:cs="Calibri"/>
+          <w:lang w:val="en-US"/>
+        </w:rPr>
+        <w:t>)</w:t>
+      </w:r>
+      <w:r>
+        <w:rPr>
+          <w:rFonts w:ascii="Calibri" w:hAnsi="Calibri" w:cs="Calibri"/>
+          <w:lang/>
+        </w:rPr>
+        <w:t>. This provides a correction for multiple comparisons across electrodes and time points while taking advantage of the spatial and temporal structure of EEG data.</w:t>
+      </w:r>
+    </w:p>
+    <w:p>
+      <w:pPr>
+        <w:rPr>
+          <w:rFonts w:ascii="Calibri" w:hAnsi="Calibri" w:cs="Calibri"/>
+          <w:lang w:val="en-US"/>
+        </w:rPr>
+      </w:pPr>
+      <w:r>
+        <w:rPr>
+          <w:rFonts w:ascii="Calibri" w:hAnsi="Calibri" w:cs="Calibri"/>
+          <w:lang w:val="en-US"/>
+        </w:rPr>
+        <w:t xml:space="preserve">An important point to note about the formation of clusters is that </w:t>
+      </w:r>
+      <w:proofErr w:type="spellStart"/>
+      <w:r>
+        <w:rPr>
+          <w:rFonts w:ascii="Calibri" w:hAnsi="Calibri" w:cs="Calibri"/>
+          <w:lang w:val="en-US"/>
+        </w:rPr>
+        <w:t>FieldTrip</w:t>
+      </w:r>
+      <w:proofErr w:type="spellEnd"/>
+      <w:r>
+        <w:rPr>
+          <w:rFonts w:ascii="Calibri" w:hAnsi="Calibri" w:cs="Calibri"/>
+          <w:lang w:val="en-US"/>
+        </w:rPr>
+        <w:t xml:space="preserve"> uses the location of electrodes to determine which ones are </w:t>
+      </w:r>
+      <w:r>
+        <w:rPr>
+          <w:rFonts w:ascii="Calibri" w:hAnsi="Calibri" w:cs="Calibri"/>
+          <w:lang w:val="en-US"/>
+        </w:rPr>
+        <w:t>neighbors</w:t>
+      </w:r>
+      <w:r>
+        <w:rPr>
+          <w:rFonts w:ascii="Calibri" w:hAnsi="Calibri" w:cs="Calibri"/>
+          <w:lang w:val="en-US"/>
+        </w:rPr>
+        <w:t>.</w:t>
+      </w:r>
+      <w:r>
+        <w:rPr>
+          <w:rFonts w:ascii="Calibri" w:hAnsi="Calibri" w:cs="Calibri"/>
+          <w:lang w:val="en-US"/>
+        </w:rPr>
+        <w:t xml:space="preserve"> It is not only indices as in option </w:t>
+      </w:r>
+      <w:r>
+        <w:rPr>
+          <w:rFonts w:ascii="Calibri" w:hAnsi="Calibri" w:cs="Calibri"/>
+          <w:b/>
+          <w:bCs/>
+          <w:lang w:val="en-US"/>
+        </w:rPr>
+        <w:t>10</w:t>
+      </w:r>
+      <w:r>
+        <w:rPr>
+          <w:rFonts w:ascii="Calibri" w:hAnsi="Calibri" w:cs="Calibri"/>
+          <w:lang w:val="en-US"/>
+        </w:rPr>
+        <w:t xml:space="preserve">. It is why you need to specify the electrodes </w:t>
+      </w:r>
+      <w:r>
+        <w:rPr>
+          <w:rFonts w:ascii="Calibri" w:hAnsi="Calibri" w:cs="Calibri"/>
+          <w:lang w:val="en-US"/>
+        </w:rPr>
+        <w:t>coordinates</w:t>
+      </w:r>
+      <w:r>
+        <w:rPr>
+          <w:rFonts w:ascii="Calibri" w:hAnsi="Calibri" w:cs="Calibri"/>
+          <w:lang w:val="en-US"/>
+        </w:rPr>
+        <w:t xml:space="preserve"> before to use this test.</w:t>
+      </w:r>
+    </w:p>
+    <w:p>
+      <w:pPr>
+        <w:rPr>
+          <w:rFonts w:ascii="Calibri" w:hAnsi="Calibri" w:cs="Calibri"/>
+          <w:lang w:val="en-US"/>
+        </w:rPr>
+      </w:pPr>
+      <w:r>
+        <w:rPr>
+          <w:rFonts w:ascii="Calibri" w:hAnsi="Calibri" w:cs="Calibri"/>
+          <w:lang w:val="en-US"/>
+        </w:rPr>
+        <w:t xml:space="preserve">Text generated by ChatGPT. </w:t>
+      </w:r>
+    </w:p>
+    <w:p>
+      <w:pPr>
+        <w:rPr>
+          <w:rFonts w:ascii="Calibri" w:hAnsi="Calibri" w:cs="Calibri"/>
+          <w:lang w:val="en-US"/>
+        </w:rPr>
+      </w:pPr>
+    </w:p>
+    <w:p>
+      <w:pPr>
+        <w:rPr>
+          <w:rFonts w:ascii="Calibri" w:hAnsi="Calibri" w:cs="Calibri"/>
+          <w:b/>
+          <w:bCs/>
+          <w:lang w:val="en-US"/>
+        </w:rPr>
+      </w:pPr>
+      <w:r>
+        <w:rPr>
+          <w:rFonts w:ascii="Calibri" w:hAnsi="Calibri" w:cs="Calibri"/>
+          <w:b/>
+          <w:bCs/>
+          <w:lang w:val="en-US"/>
+        </w:rPr>
+        <w:t xml:space="preserve">Why </w:t>
+      </w:r>
+      <w:r>
+        <w:rPr>
+          <w:rFonts w:ascii="Calibri" w:hAnsi="Calibri" w:cs="Calibri"/>
+          <w:b/>
+          <w:bCs/>
+          <w:lang w:val="en-US"/>
+        </w:rPr>
+        <w:t>are</w:t>
+      </w:r>
+      <w:r>
+        <w:rPr>
+          <w:rFonts w:ascii="Calibri" w:hAnsi="Calibri" w:cs="Calibri"/>
+          <w:b/>
+          <w:bCs/>
+          <w:lang w:val="en-US"/>
+        </w:rPr>
+        <w:t xml:space="preserve"> two P-value thresholds (8 and 15) when I perform a cluster analysis? </w:t>
+      </w:r>
+    </w:p>
+    <w:p>
+      <w:pPr>
+        <w:rPr>
+          <w:rFonts w:ascii="Calibri" w:hAnsi="Calibri" w:cs="Calibri"/>
+          <w:lang w:val="en-US"/>
+        </w:rPr>
+      </w:pPr>
+      <w:r>
+        <w:rPr>
+          <w:rFonts w:ascii="Calibri" w:hAnsi="Calibri" w:cs="Calibri"/>
+          <w:lang w:val="en-US"/>
+        </w:rPr>
+        <w:t xml:space="preserve">As explained before, there are two successive tests. First, we perform an uncorrected statistical analysis of every time point and electrode in the dataset. The p-value </w:t>
+      </w:r>
+      <w:r>
+        <w:rPr>
+          <w:rFonts w:ascii="Calibri" w:hAnsi="Calibri" w:cs="Calibri"/>
+          <w:lang w:val="en-US"/>
+        </w:rPr>
+        <w:t xml:space="preserve">parameter in </w:t>
+      </w:r>
+      <w:r>
+        <w:rPr>
+          <w:rFonts w:ascii="Calibri" w:hAnsi="Calibri" w:cs="Calibri"/>
+          <w:b/>
+          <w:bCs/>
+          <w:lang w:val="en-US"/>
+        </w:rPr>
+        <w:t>8</w:t>
+      </w:r>
+      <w:r>
+        <w:rPr>
+          <w:rFonts w:ascii="Calibri" w:hAnsi="Calibri" w:cs="Calibri"/>
+          <w:lang w:val="en-US"/>
+        </w:rPr>
+        <w:t xml:space="preserve"> is the statistical threshold for this test. Fieldtrip then uses these significant points to create clusters, taking into account time and </w:t>
+      </w:r>
+      <w:proofErr w:type="spellStart"/>
+      <w:r>
+        <w:rPr>
+          <w:rFonts w:ascii="Calibri" w:hAnsi="Calibri" w:cs="Calibri"/>
+          <w:lang w:val="en-US"/>
+        </w:rPr>
+        <w:t>neighbouring</w:t>
+      </w:r>
+      <w:proofErr w:type="spellEnd"/>
+      <w:r>
+        <w:rPr>
+          <w:rFonts w:ascii="Calibri" w:hAnsi="Calibri" w:cs="Calibri"/>
+          <w:lang w:val="en-US"/>
+        </w:rPr>
+        <w:t xml:space="preserve"> space. The p-value </w:t>
+      </w:r>
+      <w:r>
+        <w:rPr>
+          <w:rFonts w:ascii="Calibri" w:hAnsi="Calibri" w:cs="Calibri"/>
+          <w:lang w:val="en-US"/>
+        </w:rPr>
+        <w:t>parameter in</w:t>
+      </w:r>
+      <w:r>
+        <w:rPr>
+          <w:rFonts w:ascii="Calibri" w:hAnsi="Calibri" w:cs="Calibri"/>
+          <w:lang w:val="en-US"/>
+        </w:rPr>
+        <w:t xml:space="preserve"> </w:t>
+      </w:r>
+      <w:r>
+        <w:rPr>
+          <w:rFonts w:ascii="Calibri" w:hAnsi="Calibri" w:cs="Calibri"/>
+          <w:b/>
+          <w:bCs/>
+          <w:lang w:val="en-US"/>
+        </w:rPr>
+        <w:t>15</w:t>
+      </w:r>
+      <w:r>
+        <w:rPr>
+          <w:rFonts w:ascii="Calibri" w:hAnsi="Calibri" w:cs="Calibri"/>
+          <w:lang w:val="en-US"/>
+        </w:rPr>
+        <w:t xml:space="preserve"> is the statistical threshold for considering a cluster significant in relation to the null distribution obtained by permuting the data. You can specify different thresholds for these two steps if you wish. </w:t>
+      </w:r>
+    </w:p>
+    <w:p>
+      <w:pPr>
+        <w:rPr>
+          <w:rFonts w:ascii="Calibri" w:hAnsi="Calibri" w:cs="Calibri"/>
+          <w:lang w:val="en-US"/>
+        </w:rPr>
+      </w:pPr>
+    </w:p>
+    <w:p>
+      <w:pPr>
+        <w:rPr>
+          <w:rFonts w:ascii="Calibri" w:hAnsi="Calibri" w:cs="Calibri"/>
+          <w:b/>
+          <w:bCs/>
+          <w:lang w:val="en-US"/>
+        </w:rPr>
+      </w:pPr>
+      <w:r>
+        <w:rPr>
+          <w:rFonts w:ascii="Calibri" w:hAnsi="Calibri" w:cs="Calibri"/>
+          <w:b/>
+          <w:bCs/>
+          <w:lang w:val="en-US"/>
+        </w:rPr>
+        <w:t xml:space="preserve">Why is </w:t>
+      </w:r>
+      <w:r>
+        <w:rPr>
+          <w:rFonts w:ascii="Calibri" w:hAnsi="Calibri" w:cs="Calibri"/>
+          <w:b/>
+          <w:bCs/>
+          <w:lang w:val="en-US"/>
+        </w:rPr>
+        <w:t xml:space="preserve">non-parametric tests and </w:t>
+      </w:r>
+      <w:r>
+        <w:rPr>
+          <w:rFonts w:ascii="Calibri" w:hAnsi="Calibri" w:cs="Calibri"/>
+          <w:b/>
+          <w:bCs/>
+          <w:lang w:val="en-US"/>
+        </w:rPr>
+        <w:t xml:space="preserve">cluster analysis only available for paired and unpaired t-tests? </w:t>
+      </w:r>
+    </w:p>
+    <w:p>
+      <w:pPr>
+        <w:rPr>
+          <w:rFonts w:ascii="Calibri" w:hAnsi="Calibri" w:cs="Calibri"/>
+          <w:lang w:val="en-US"/>
+        </w:rPr>
+      </w:pPr>
+      <w:r>
+        <w:rPr>
+          <w:rFonts w:ascii="Calibri" w:hAnsi="Calibri" w:cs="Calibri"/>
+          <w:lang w:val="en-US"/>
+        </w:rPr>
+        <w:t>It is a recommendation of the Fieldtrip team (</w:t>
+      </w:r>
+      <w:hyperlink r:id="rId21" w:history="1">
+        <w:r>
+          <w:rPr>
+            <w:rStyle w:val="Hyperlink"/>
+            <w:rFonts w:ascii="Calibri" w:hAnsi="Calibri" w:cs="Calibri"/>
+            <w:lang w:val="en-US"/>
+          </w:rPr>
+          <w:t>https://www.fieldtriptoolbox.org/faq/stats/clusterstats_teststatistic/</w:t>
+        </w:r>
+      </w:hyperlink>
+      <w:r>
+        <w:rPr>
+          <w:rFonts w:ascii="Calibri" w:hAnsi="Calibri" w:cs="Calibri"/>
+          <w:lang w:val="en-US"/>
+        </w:rPr>
+        <w:t xml:space="preserve">). </w:t>
+      </w:r>
+      <w:r>
+        <w:rPr>
+          <w:rFonts w:ascii="Calibri" w:hAnsi="Calibri" w:cs="Calibri"/>
+          <w:lang w:val="en-US"/>
+        </w:rPr>
+        <w:t>The original function was developed for comparing two conditions. While it is possible to perform multifactorial analysis (F-test ANOVA), it is complex and not recommended.</w:t>
+      </w:r>
+      <w:r>
+        <w:rPr>
+          <w:rFonts w:ascii="Calibri" w:hAnsi="Calibri" w:cs="Calibri"/>
+          <w:lang w:val="en-US"/>
+        </w:rPr>
+        <w:t xml:space="preserve"> If you want to study a multi-factorial design, the authors recommend </w:t>
+      </w:r>
+      <w:r>
+        <w:rPr>
+          <w:rFonts w:ascii="Calibri" w:hAnsi="Calibri" w:cs="Calibri"/>
+          <w:lang w:val="en-US"/>
+        </w:rPr>
+        <w:t>computing</w:t>
+      </w:r>
+      <w:r>
+        <w:rPr>
+          <w:rFonts w:ascii="Calibri" w:hAnsi="Calibri" w:cs="Calibri"/>
+          <w:lang w:val="en-US"/>
+        </w:rPr>
+        <w:t xml:space="preserve"> statistics as t-tests between differences (or in the case of interactions, differences of differences) instead of F-test from an Anova on the full experimental design.</w:t>
+      </w:r>
+      <w:r>
+        <w:rPr>
+          <w:rFonts w:ascii="Calibri" w:hAnsi="Calibri" w:cs="Calibri"/>
+          <w:lang w:val="en-US"/>
+        </w:rPr>
+        <w:t xml:space="preserve"> </w:t>
+      </w:r>
+    </w:p>
+    <w:p>
+      <w:pPr>
+        <w:rPr>
+          <w:rFonts w:ascii="Calibri" w:hAnsi="Calibri" w:cs="Calibri"/>
+          <w:lang w:val="en-US"/>
+        </w:rPr>
+      </w:pPr>
     </w:p>
     <w:sectPr>
-      <w:footerReference w:type="default" r:id="rId16"/>
+      <w:footerReference w:type="default" r:id="rId22"/>
       <w:pgSz w:w="11906" w:h="16838"/>
       <w:pgMar w:top="1417" w:right="1417" w:bottom="1417" w:left="1417" w:header="708" w:footer="708" w:gutter="0"/>
       <w:cols w:space="708"/>
@@ -3767,7 +6863,6 @@
   <w:style w:type="character" w:default="1" w:styleId="DefaultParagraphFont">
     <w:name w:val="Default Paragraph Font"/>
     <w:uiPriority w:val="1"/>
-    <w:semiHidden/>
     <w:unhideWhenUsed/>
   </w:style>
   <w:style w:type="table" w:default="1" w:styleId="TableNormal">

--- a/Manuels/Manuel_Statistics_module.docx
+++ b/Manuels/Manuel_Statistics_module.docx
@@ -235,6 +235,7 @@
           <w:lang w:val="en-US"/>
         </w:rPr>
       </w:pPr>
+      <w:proofErr w:type="gramStart"/>
       <w:r>
         <w:rPr>
           <w:rFonts w:ascii="Calibri" w:hAnsi="Calibri" w:cs="Calibri"/>
@@ -251,12 +252,29 @@
         <w:t>EEGpal</w:t>
       </w:r>
       <w:proofErr w:type="spellEnd"/>
-      <w:r>
-        <w:rPr>
-          <w:rFonts w:ascii="Calibri" w:hAnsi="Calibri" w:cs="Calibri"/>
-          <w:lang w:val="en-US"/>
-        </w:rPr>
-        <w:t xml:space="preserve"> produces outputs similar to those proposed by </w:t>
+      <w:proofErr w:type="gramEnd"/>
+      <w:r>
+        <w:rPr>
+          <w:rFonts w:ascii="Calibri" w:hAnsi="Calibri" w:cs="Calibri"/>
+          <w:lang w:val="en-US"/>
+        </w:rPr>
+        <w:t xml:space="preserve"> produces outputs </w:t>
+      </w:r>
+      <w:proofErr w:type="gramStart"/>
+      <w:r>
+        <w:rPr>
+          <w:rFonts w:ascii="Calibri" w:hAnsi="Calibri" w:cs="Calibri"/>
+          <w:lang w:val="en-US"/>
+        </w:rPr>
+        <w:t>similar to</w:t>
+      </w:r>
+      <w:proofErr w:type="gramEnd"/>
+      <w:r>
+        <w:rPr>
+          <w:rFonts w:ascii="Calibri" w:hAnsi="Calibri" w:cs="Calibri"/>
+          <w:lang w:val="en-US"/>
+        </w:rPr>
+        <w:t xml:space="preserve"> those proposed by </w:t>
       </w:r>
       <w:proofErr w:type="spellStart"/>
       <w:r>
@@ -272,7 +290,23 @@
           <w:rFonts w:ascii="Calibri" w:hAnsi="Calibri" w:cs="Calibri"/>
           <w:lang w:val="en-US"/>
         </w:rPr>
-        <w:t xml:space="preserve"> in its ‘Statistics on tracks’ option. In addition, it enables ANOVA with multiple factors, which is not possible in </w:t>
+        <w:t xml:space="preserve"> in its ‘Statistics on </w:t>
+      </w:r>
+      <w:proofErr w:type="gramStart"/>
+      <w:r>
+        <w:rPr>
+          <w:rFonts w:ascii="Calibri" w:hAnsi="Calibri" w:cs="Calibri"/>
+          <w:lang w:val="en-US"/>
+        </w:rPr>
+        <w:t>tracks’</w:t>
+      </w:r>
+      <w:proofErr w:type="gramEnd"/>
+      <w:r>
+        <w:rPr>
+          <w:rFonts w:ascii="Calibri" w:hAnsi="Calibri" w:cs="Calibri"/>
+          <w:lang w:val="en-US"/>
+        </w:rPr>
+        <w:t xml:space="preserve"> option. In addition, it enables ANOVA with multiple factors, which is not possible in </w:t>
       </w:r>
       <w:proofErr w:type="spellStart"/>
       <w:r>
@@ -414,8 +448,19 @@
           <w:bCs/>
           <w:lang w:val="en-US"/>
         </w:rPr>
-        <w:t>Before to start</w:t>
-      </w:r>
+        <w:t xml:space="preserve">Before </w:t>
+      </w:r>
+      <w:proofErr w:type="gramStart"/>
+      <w:r>
+        <w:rPr>
+          <w:rFonts w:ascii="Calibri" w:hAnsi="Calibri" w:cs="Calibri"/>
+          <w:b/>
+          <w:bCs/>
+          <w:lang w:val="en-US"/>
+        </w:rPr>
+        <w:t>to start</w:t>
+      </w:r>
+      <w:proofErr w:type="gramEnd"/>
     </w:p>
     <w:p>
       <w:pPr>
@@ -475,7 +520,23 @@
           <w:rFonts w:ascii="Calibri" w:hAnsi="Calibri" w:cs="Calibri"/>
           <w:lang w:val="en-US"/>
         </w:rPr>
-        <w:t>windows. In order to use the Statistics module, you must first specify the factorial design you wish to study.</w:t>
+        <w:t xml:space="preserve">windows. </w:t>
+      </w:r>
+      <w:proofErr w:type="gramStart"/>
+      <w:r>
+        <w:rPr>
+          <w:rFonts w:ascii="Calibri" w:hAnsi="Calibri" w:cs="Calibri"/>
+          <w:lang w:val="en-US"/>
+        </w:rPr>
+        <w:t>In order to</w:t>
+      </w:r>
+      <w:proofErr w:type="gramEnd"/>
+      <w:r>
+        <w:rPr>
+          <w:rFonts w:ascii="Calibri" w:hAnsi="Calibri" w:cs="Calibri"/>
+          <w:lang w:val="en-US"/>
+        </w:rPr>
+        <w:t xml:space="preserve"> use the Statistics module, you must first specify the factorial design you wish to study.</w:t>
       </w:r>
       <w:r>
         <w:rPr>
@@ -568,7 +629,23 @@
           <w:rFonts w:ascii="Calibri" w:hAnsi="Calibri" w:cs="Calibri"/>
           <w:lang w:val="en-US"/>
         </w:rPr>
-        <w:t xml:space="preserve">It is also important to note that all EEG file must have the same length, number of electrodes and sampling frequency. This is usually the case after </w:t>
+        <w:t xml:space="preserve">It is also important to note that all EEG </w:t>
+      </w:r>
+      <w:proofErr w:type="gramStart"/>
+      <w:r>
+        <w:rPr>
+          <w:rFonts w:ascii="Calibri" w:hAnsi="Calibri" w:cs="Calibri"/>
+          <w:lang w:val="en-US"/>
+        </w:rPr>
+        <w:t>file</w:t>
+      </w:r>
+      <w:proofErr w:type="gramEnd"/>
+      <w:r>
+        <w:rPr>
+          <w:rFonts w:ascii="Calibri" w:hAnsi="Calibri" w:cs="Calibri"/>
+          <w:lang w:val="en-US"/>
+        </w:rPr>
+        <w:t xml:space="preserve"> must have the same length, number of electrodes and sampling frequency. This is usually the case after </w:t>
       </w:r>
       <w:proofErr w:type="spellStart"/>
       <w:r>
@@ -807,7 +884,39 @@
           <w:rFonts w:ascii="Calibri" w:hAnsi="Calibri" w:cs="Calibri"/>
           <w:lang w:val="en-US"/>
         </w:rPr>
-        <w:t>Specify the time interval. Warning: the value 0 marks the start of the file. This module does not take into account a possible .</w:t>
+        <w:t xml:space="preserve">Specify the time interval. Warning: the value 0 marks the start of the file. This module does not </w:t>
+      </w:r>
+      <w:proofErr w:type="gramStart"/>
+      <w:r>
+        <w:rPr>
+          <w:rFonts w:ascii="Calibri" w:hAnsi="Calibri" w:cs="Calibri"/>
+          <w:lang w:val="en-US"/>
+        </w:rPr>
+        <w:t>take into account</w:t>
+      </w:r>
+      <w:proofErr w:type="gramEnd"/>
+      <w:r>
+        <w:rPr>
+          <w:rFonts w:ascii="Calibri" w:hAnsi="Calibri" w:cs="Calibri"/>
+          <w:lang w:val="en-US"/>
+        </w:rPr>
+        <w:t xml:space="preserve"> </w:t>
+      </w:r>
+      <w:proofErr w:type="gramStart"/>
+      <w:r>
+        <w:rPr>
+          <w:rFonts w:ascii="Calibri" w:hAnsi="Calibri" w:cs="Calibri"/>
+          <w:lang w:val="en-US"/>
+        </w:rPr>
+        <w:t>a possible</w:t>
+      </w:r>
+      <w:proofErr w:type="gramEnd"/>
+      <w:r>
+        <w:rPr>
+          <w:rFonts w:ascii="Calibri" w:hAnsi="Calibri" w:cs="Calibri"/>
+          <w:lang w:val="en-US"/>
+        </w:rPr>
+        <w:t xml:space="preserve"> .</w:t>
       </w:r>
       <w:proofErr w:type="spellStart"/>
       <w:r>
@@ -910,12 +1019,37 @@
         <w:t xml:space="preserve"> </w:t>
       </w:r>
       <w:bookmarkStart w:id="0" w:name="_Hlk207549631"/>
-      <w:r>
-        <w:rPr>
-          <w:rFonts w:ascii="Calibri" w:hAnsi="Calibri" w:cs="Calibri"/>
-          <w:lang w:val="en-US"/>
-        </w:rPr>
-        <w:t xml:space="preserve">A ‘*’ means that all the electrodes will be study. </w:t>
+      <w:proofErr w:type="gramStart"/>
+      <w:r>
+        <w:rPr>
+          <w:rFonts w:ascii="Calibri" w:hAnsi="Calibri" w:cs="Calibri"/>
+          <w:lang w:val="en-US"/>
+        </w:rPr>
+        <w:t>A ‘*</w:t>
+      </w:r>
+      <w:proofErr w:type="gramEnd"/>
+      <w:r>
+        <w:rPr>
+          <w:rFonts w:ascii="Calibri" w:hAnsi="Calibri" w:cs="Calibri"/>
+          <w:lang w:val="en-US"/>
+        </w:rPr>
+        <w:t xml:space="preserve">’ means that all the electrodes will be </w:t>
+      </w:r>
+      <w:proofErr w:type="gramStart"/>
+      <w:r>
+        <w:rPr>
+          <w:rFonts w:ascii="Calibri" w:hAnsi="Calibri" w:cs="Calibri"/>
+          <w:lang w:val="en-US"/>
+        </w:rPr>
+        <w:t>study</w:t>
+      </w:r>
+      <w:proofErr w:type="gramEnd"/>
+      <w:r>
+        <w:rPr>
+          <w:rFonts w:ascii="Calibri" w:hAnsi="Calibri" w:cs="Calibri"/>
+          <w:lang w:val="en-US"/>
+        </w:rPr>
+        <w:t xml:space="preserve">. </w:t>
       </w:r>
     </w:p>
     <w:bookmarkEnd w:id="0"/>
@@ -1041,7 +1175,23 @@
           <w:rFonts w:ascii="Calibri" w:hAnsi="Calibri" w:cs="Calibri"/>
           <w:lang w:val="en-US"/>
         </w:rPr>
-        <w:t xml:space="preserve"> tool. In this example we have a 2 within factors with 2 levels each (2x2 factorial design).</w:t>
+        <w:t xml:space="preserve"> tool. In this example we have </w:t>
+      </w:r>
+      <w:proofErr w:type="gramStart"/>
+      <w:r>
+        <w:rPr>
+          <w:rFonts w:ascii="Calibri" w:hAnsi="Calibri" w:cs="Calibri"/>
+          <w:lang w:val="en-US"/>
+        </w:rPr>
+        <w:t>a 2</w:t>
+      </w:r>
+      <w:proofErr w:type="gramEnd"/>
+      <w:r>
+        <w:rPr>
+          <w:rFonts w:ascii="Calibri" w:hAnsi="Calibri" w:cs="Calibri"/>
+          <w:lang w:val="en-US"/>
+        </w:rPr>
+        <w:t xml:space="preserve"> within factors with 2 levels each (2x2 factorial design).</w:t>
       </w:r>
     </w:p>
     <w:p>
@@ -1062,7 +1212,23 @@
           <w:lang w:val="en-US"/>
         </w:rPr>
         <w:lastRenderedPageBreak/>
-        <w:t xml:space="preserve">Specify the statistical test which will be performed. This option will depend of the </w:t>
+        <w:t xml:space="preserve">Specify the statistical test which will be performed. This option will depend </w:t>
+      </w:r>
+      <w:proofErr w:type="gramStart"/>
+      <w:r>
+        <w:rPr>
+          <w:rFonts w:ascii="Calibri" w:hAnsi="Calibri" w:cs="Calibri"/>
+          <w:lang w:val="en-US"/>
+        </w:rPr>
+        <w:t>of</w:t>
+      </w:r>
+      <w:proofErr w:type="gramEnd"/>
+      <w:r>
+        <w:rPr>
+          <w:rFonts w:ascii="Calibri" w:hAnsi="Calibri" w:cs="Calibri"/>
+          <w:lang w:val="en-US"/>
+        </w:rPr>
+        <w:t xml:space="preserve"> the </w:t>
       </w:r>
       <w:r>
         <w:rPr>
@@ -1468,7 +1634,23 @@
           <w:rFonts w:ascii="Calibri" w:hAnsi="Calibri" w:cs="Calibri"/>
           <w:lang w:val="en-US"/>
         </w:rPr>
-        <w:t xml:space="preserve"> allows to use the False Discovery Rate (FDR) correction method proposed in the following paper : </w:t>
+        <w:t xml:space="preserve"> allows to use the False Discovery Rate (FDR) correction method proposed in the following </w:t>
+      </w:r>
+      <w:proofErr w:type="gramStart"/>
+      <w:r>
+        <w:rPr>
+          <w:rFonts w:ascii="Calibri" w:hAnsi="Calibri" w:cs="Calibri"/>
+          <w:lang w:val="en-US"/>
+        </w:rPr>
+        <w:t>paper :</w:t>
+      </w:r>
+      <w:proofErr w:type="gramEnd"/>
+      <w:r>
+        <w:rPr>
+          <w:rFonts w:ascii="Calibri" w:hAnsi="Calibri" w:cs="Calibri"/>
+          <w:lang w:val="en-US"/>
+        </w:rPr>
+        <w:t xml:space="preserve"> </w:t>
       </w:r>
       <w:r>
         <w:rPr>
@@ -1520,7 +1702,23 @@
           <w:rFonts w:ascii="Calibri" w:hAnsi="Calibri" w:cs="Calibri"/>
           <w:lang w:val="en-US"/>
         </w:rPr>
-        <w:t xml:space="preserve">You can specify the False Discovery rate (q) you want to apply. Usually, the value of 0.05 is quite standard. See the FAQ for more detail. </w:t>
+        <w:t xml:space="preserve">You can specify the False Discovery rate (q) you want to apply. Usually, the value of 0.05 is quite standard. See the FAQ for more </w:t>
+      </w:r>
+      <w:proofErr w:type="gramStart"/>
+      <w:r>
+        <w:rPr>
+          <w:rFonts w:ascii="Calibri" w:hAnsi="Calibri" w:cs="Calibri"/>
+          <w:lang w:val="en-US"/>
+        </w:rPr>
+        <w:t>detail</w:t>
+      </w:r>
+      <w:proofErr w:type="gramEnd"/>
+      <w:r>
+        <w:rPr>
+          <w:rFonts w:ascii="Calibri" w:hAnsi="Calibri" w:cs="Calibri"/>
+          <w:lang w:val="en-US"/>
+        </w:rPr>
+        <w:t xml:space="preserve">. </w:t>
       </w:r>
       <w:r>
         <w:rPr>
@@ -1564,7 +1762,23 @@
           <w:rFonts w:ascii="Calibri" w:hAnsi="Calibri" w:cs="Calibri"/>
           <w:lang w:val="en-US"/>
         </w:rPr>
-        <w:t xml:space="preserve"> will first apply a correction to the EEG channels according to the number of electrodes (i.e. a separate correction for each time frame), and then apply a correction to the GFP channels according to the number of time frames.</w:t>
+        <w:t xml:space="preserve"> will first apply a correction to the EEG channels according to the number of electrodes (i.e. a separate correction for each time frame</w:t>
+      </w:r>
+      <w:proofErr w:type="gramStart"/>
+      <w:r>
+        <w:rPr>
+          <w:rFonts w:ascii="Calibri" w:hAnsi="Calibri" w:cs="Calibri"/>
+          <w:lang w:val="en-US"/>
+        </w:rPr>
+        <w:t>), and</w:t>
+      </w:r>
+      <w:proofErr w:type="gramEnd"/>
+      <w:r>
+        <w:rPr>
+          <w:rFonts w:ascii="Calibri" w:hAnsi="Calibri" w:cs="Calibri"/>
+          <w:lang w:val="en-US"/>
+        </w:rPr>
+        <w:t xml:space="preserve"> then apply a correction to the GFP channels according to the number of time frames.</w:t>
       </w:r>
     </w:p>
     <w:p>
@@ -1692,7 +1906,23 @@
           <w:rFonts w:ascii="Calibri" w:hAnsi="Calibri" w:cs="Calibri"/>
           <w:lang w:val="en-US"/>
         </w:rPr>
-        <w:t>This is not applied to the Averaged, GFP, Dis channels</w:t>
+        <w:t xml:space="preserve">This is not applied to the Averaged, GFP, </w:t>
+      </w:r>
+      <w:proofErr w:type="gramStart"/>
+      <w:r>
+        <w:rPr>
+          <w:rFonts w:ascii="Calibri" w:hAnsi="Calibri" w:cs="Calibri"/>
+          <w:lang w:val="en-US"/>
+        </w:rPr>
+        <w:t>Dis</w:t>
+      </w:r>
+      <w:proofErr w:type="gramEnd"/>
+      <w:r>
+        <w:rPr>
+          <w:rFonts w:ascii="Calibri" w:hAnsi="Calibri" w:cs="Calibri"/>
+          <w:lang w:val="en-US"/>
+        </w:rPr>
+        <w:t xml:space="preserve"> channels</w:t>
       </w:r>
       <w:r>
         <w:rPr>
@@ -1989,7 +2219,7 @@
         </w:numPr>
         <w:rPr>
           <w:rFonts w:ascii="Calibri" w:hAnsi="Calibri" w:cs="Calibri"/>
-          <w:lang/>
+          <w:lang w:val="en-US"/>
         </w:rPr>
       </w:pPr>
       <w:r>
@@ -2030,7 +2260,7 @@
         </w:numPr>
         <w:rPr>
           <w:rFonts w:ascii="Calibri" w:hAnsi="Calibri" w:cs="Calibri"/>
-          <w:lang/>
+          <w:lang w:val="en-US"/>
         </w:rPr>
       </w:pPr>
       <w:r>
@@ -2234,21 +2464,7 @@
           <w:rFonts w:ascii="Calibri" w:hAnsi="Calibri" w:cs="Calibri"/>
           <w:lang w:val="en-US"/>
         </w:rPr>
-        <w:t>The p-value can be saved in 1-p (e.g. significant value are 0.95-1) or p (</w:t>
-      </w:r>
-      <w:r>
-        <w:rPr>
-          <w:rFonts w:ascii="Calibri" w:hAnsi="Calibri" w:cs="Calibri"/>
-          <w:lang w:val="en-US"/>
-        </w:rPr>
-        <w:t>e.g. significant value are 0-</w:t>
-      </w:r>
-      <w:r>
-        <w:rPr>
-          <w:rFonts w:ascii="Calibri" w:hAnsi="Calibri" w:cs="Calibri"/>
-          <w:lang w:val="en-US"/>
-        </w:rPr>
-        <w:t xml:space="preserve">0.05). The visualization in </w:t>
+        <w:t xml:space="preserve">The p-value can be saved in 1-p (e.g. significant value are 0.95-1) or p (e.g. significant value are 0-0.05). The visualization in </w:t>
       </w:r>
       <w:proofErr w:type="spellStart"/>
       <w:r>
@@ -2496,7 +2712,47 @@
           <w:bCs/>
           <w:lang w:val="en-US"/>
         </w:rPr>
-        <w:t>What the output looks like?</w:t>
+        <w:t xml:space="preserve">What </w:t>
+      </w:r>
+      <w:proofErr w:type="gramStart"/>
+      <w:r>
+        <w:rPr>
+          <w:rFonts w:ascii="Calibri" w:hAnsi="Calibri" w:cs="Calibri"/>
+          <w:b/>
+          <w:bCs/>
+          <w:lang w:val="en-US"/>
+        </w:rPr>
+        <w:t>the</w:t>
+      </w:r>
+      <w:proofErr w:type="gramEnd"/>
+      <w:r>
+        <w:rPr>
+          <w:rFonts w:ascii="Calibri" w:hAnsi="Calibri" w:cs="Calibri"/>
+          <w:b/>
+          <w:bCs/>
+          <w:lang w:val="en-US"/>
+        </w:rPr>
+        <w:t xml:space="preserve"> output </w:t>
+      </w:r>
+      <w:proofErr w:type="gramStart"/>
+      <w:r>
+        <w:rPr>
+          <w:rFonts w:ascii="Calibri" w:hAnsi="Calibri" w:cs="Calibri"/>
+          <w:b/>
+          <w:bCs/>
+          <w:lang w:val="en-US"/>
+        </w:rPr>
+        <w:t>looks</w:t>
+      </w:r>
+      <w:proofErr w:type="gramEnd"/>
+      <w:r>
+        <w:rPr>
+          <w:rFonts w:ascii="Calibri" w:hAnsi="Calibri" w:cs="Calibri"/>
+          <w:b/>
+          <w:bCs/>
+          <w:lang w:val="en-US"/>
+        </w:rPr>
+        <w:t xml:space="preserve"> like?</w:t>
       </w:r>
     </w:p>
     <w:p>
@@ -2560,7 +2816,23 @@
           <w:rFonts w:ascii="Calibri" w:hAnsi="Calibri" w:cs="Calibri"/>
           <w:lang w:val="en-US"/>
         </w:rPr>
-        <w:t>The Statistics module produce t</w:t>
+        <w:t xml:space="preserve">The Statistics module </w:t>
+      </w:r>
+      <w:proofErr w:type="gramStart"/>
+      <w:r>
+        <w:rPr>
+          <w:rFonts w:ascii="Calibri" w:hAnsi="Calibri" w:cs="Calibri"/>
+          <w:lang w:val="en-US"/>
+        </w:rPr>
+        <w:t>produce</w:t>
+      </w:r>
+      <w:proofErr w:type="gramEnd"/>
+      <w:r>
+        <w:rPr>
+          <w:rFonts w:ascii="Calibri" w:hAnsi="Calibri" w:cs="Calibri"/>
+          <w:lang w:val="en-US"/>
+        </w:rPr>
+        <w:t xml:space="preserve"> t</w:t>
       </w:r>
       <w:r>
         <w:rPr>
@@ -2723,6 +2995,7 @@
         </w:rPr>
         <w:t xml:space="preserve">. </w:t>
       </w:r>
+      <w:proofErr w:type="gramStart"/>
       <w:r>
         <w:rPr>
           <w:rFonts w:ascii="Calibri" w:hAnsi="Calibri" w:cs="Calibri"/>
@@ -2730,6 +3003,7 @@
         </w:rPr>
         <w:t>According</w:t>
       </w:r>
+      <w:proofErr w:type="gramEnd"/>
       <w:r>
         <w:rPr>
           <w:rFonts w:ascii="Calibri" w:hAnsi="Calibri" w:cs="Calibri"/>
@@ -2751,7 +3025,23 @@
           <w:rFonts w:ascii="Calibri" w:hAnsi="Calibri" w:cs="Calibri"/>
           <w:lang w:val="en-US"/>
         </w:rPr>
-        <w:t xml:space="preserve">, value are 1-p (significant values lie within the 0.95–1 interval) or p (rather than the usual 0–0.05 interval). </w:t>
+        <w:t xml:space="preserve">, value </w:t>
+      </w:r>
+      <w:proofErr w:type="gramStart"/>
+      <w:r>
+        <w:rPr>
+          <w:rFonts w:ascii="Calibri" w:hAnsi="Calibri" w:cs="Calibri"/>
+          <w:lang w:val="en-US"/>
+        </w:rPr>
+        <w:t>are</w:t>
+      </w:r>
+      <w:proofErr w:type="gramEnd"/>
+      <w:r>
+        <w:rPr>
+          <w:rFonts w:ascii="Calibri" w:hAnsi="Calibri" w:cs="Calibri"/>
+          <w:lang w:val="en-US"/>
+        </w:rPr>
+        <w:t xml:space="preserve"> 1-p (significant values lie within the 0.95–1 interval) or p (rather than the usual 0–0.05 interval). </w:t>
       </w:r>
       <w:r>
         <w:rPr>
@@ -3376,19 +3666,68 @@
           <w:rFonts w:ascii="Calibri" w:hAnsi="Calibri" w:cs="Calibri"/>
           <w:lang w:val="en-US"/>
         </w:rPr>
-        <w:t xml:space="preserve">In the case of a cluster analysis, the output are different : </w:t>
-      </w:r>
-    </w:p>
-    <w:p>
-      <w:pPr>
-        <w:rPr>
-          <w:rFonts w:ascii="Calibri" w:hAnsi="Calibri" w:cs="Calibri"/>
-          <w:lang w:val="en-US"/>
-        </w:rPr>
-      </w:pPr>
-      <w:r>
-        <w:rPr>
-          <w:rFonts w:ascii="Calibri" w:hAnsi="Calibri" w:cs="Calibri"/>
+        <w:t xml:space="preserve">In the case of a cluster analysis, the </w:t>
+      </w:r>
+      <w:proofErr w:type="gramStart"/>
+      <w:r>
+        <w:rPr>
+          <w:rFonts w:ascii="Calibri" w:hAnsi="Calibri" w:cs="Calibri"/>
+          <w:lang w:val="en-US"/>
+        </w:rPr>
+        <w:t>output</w:t>
+      </w:r>
+      <w:proofErr w:type="gramEnd"/>
+      <w:r>
+        <w:rPr>
+          <w:rFonts w:ascii="Calibri" w:hAnsi="Calibri" w:cs="Calibri"/>
+          <w:lang w:val="en-US"/>
+        </w:rPr>
+        <w:t xml:space="preserve"> </w:t>
+      </w:r>
+      <w:proofErr w:type="gramStart"/>
+      <w:r>
+        <w:rPr>
+          <w:rFonts w:ascii="Calibri" w:hAnsi="Calibri" w:cs="Calibri"/>
+          <w:lang w:val="en-US"/>
+        </w:rPr>
+        <w:t>are</w:t>
+      </w:r>
+      <w:proofErr w:type="gramEnd"/>
+      <w:r>
+        <w:rPr>
+          <w:rFonts w:ascii="Calibri" w:hAnsi="Calibri" w:cs="Calibri"/>
+          <w:lang w:val="en-US"/>
+        </w:rPr>
+        <w:t xml:space="preserve"> </w:t>
+      </w:r>
+      <w:proofErr w:type="gramStart"/>
+      <w:r>
+        <w:rPr>
+          <w:rFonts w:ascii="Calibri" w:hAnsi="Calibri" w:cs="Calibri"/>
+          <w:lang w:val="en-US"/>
+        </w:rPr>
+        <w:t>different :</w:t>
+      </w:r>
+      <w:proofErr w:type="gramEnd"/>
+      <w:r>
+        <w:rPr>
+          <w:rFonts w:ascii="Calibri" w:hAnsi="Calibri" w:cs="Calibri"/>
+          <w:lang w:val="en-US"/>
+        </w:rPr>
+        <w:t xml:space="preserve"> </w:t>
+      </w:r>
+    </w:p>
+    <w:p>
+      <w:pPr>
+        <w:rPr>
+          <w:rFonts w:ascii="Calibri" w:hAnsi="Calibri" w:cs="Calibri"/>
+          <w:lang w:val="en-US"/>
+        </w:rPr>
+      </w:pPr>
+      <w:r>
+        <w:rPr>
+          <w:rFonts w:ascii="Calibri" w:hAnsi="Calibri" w:cs="Calibri"/>
+          <w:noProof/>
           <w:lang w:val="en-US"/>
         </w:rPr>
         <w:drawing>
@@ -3441,6 +3780,7 @@
         </w:rPr>
       </w:pPr>
       <w:proofErr w:type="spellStart"/>
+      <w:proofErr w:type="gramStart"/>
       <w:r>
         <w:rPr>
           <w:rFonts w:ascii="Calibri" w:hAnsi="Calibri" w:cs="Calibri"/>
@@ -3465,6 +3805,7 @@
         </w:rPr>
         <w:t>s</w:t>
       </w:r>
+      <w:proofErr w:type="gramEnd"/>
       <w:r>
         <w:rPr>
           <w:rFonts w:ascii="Calibri" w:hAnsi="Calibri" w:cs="Calibri"/>
@@ -3472,12 +3813,21 @@
         </w:rPr>
         <w:t xml:space="preserve"> </w:t>
       </w:r>
-      <w:r>
-        <w:rPr>
-          <w:rFonts w:ascii="Calibri" w:hAnsi="Calibri" w:cs="Calibri"/>
-          <w:lang w:val="en-US"/>
-        </w:rPr>
-        <w:t>contains the p-value for the current cluster. This is why the value is the same for all time points belonging to the cluster.</w:t>
+      <w:proofErr w:type="gramStart"/>
+      <w:r>
+        <w:rPr>
+          <w:rFonts w:ascii="Calibri" w:hAnsi="Calibri" w:cs="Calibri"/>
+          <w:lang w:val="en-US"/>
+        </w:rPr>
+        <w:t>contains</w:t>
+      </w:r>
+      <w:proofErr w:type="gramEnd"/>
+      <w:r>
+        <w:rPr>
+          <w:rFonts w:ascii="Calibri" w:hAnsi="Calibri" w:cs="Calibri"/>
+          <w:lang w:val="en-US"/>
+        </w:rPr>
+        <w:t xml:space="preserve"> the p-value for the current cluster. This is why the value is the same for all time points belonging to the cluster.</w:t>
       </w:r>
       <w:r>
         <w:rPr>
@@ -3500,7 +3850,23 @@
           <w:rFonts w:ascii="Calibri" w:hAnsi="Calibri" w:cs="Calibri"/>
           <w:lang w:val="en-US"/>
         </w:rPr>
-        <w:t>’ file with all the significant cluster in the same file.</w:t>
+        <w:t xml:space="preserve">’ file with all the significant </w:t>
+      </w:r>
+      <w:proofErr w:type="gramStart"/>
+      <w:r>
+        <w:rPr>
+          <w:rFonts w:ascii="Calibri" w:hAnsi="Calibri" w:cs="Calibri"/>
+          <w:lang w:val="en-US"/>
+        </w:rPr>
+        <w:t>cluster</w:t>
+      </w:r>
+      <w:proofErr w:type="gramEnd"/>
+      <w:r>
+        <w:rPr>
+          <w:rFonts w:ascii="Calibri" w:hAnsi="Calibri" w:cs="Calibri"/>
+          <w:lang w:val="en-US"/>
+        </w:rPr>
+        <w:t xml:space="preserve"> in the same file.</w:t>
       </w:r>
     </w:p>
     <w:p>
@@ -3525,16 +3891,7 @@
           <w:iCs/>
           <w:lang w:val="en-US"/>
         </w:rPr>
-        <w:t>M</w:t>
-      </w:r>
-      <w:r>
-        <w:rPr>
-          <w:rFonts w:ascii="Calibri" w:hAnsi="Calibri" w:cs="Calibri"/>
-          <w:i/>
-          <w:iCs/>
-          <w:lang w:val="en-US"/>
-        </w:rPr>
-        <w:t>axsum</w:t>
+        <w:t>Maxsum</w:t>
       </w:r>
       <w:proofErr w:type="spellEnd"/>
       <w:r>
@@ -4002,12 +4359,21 @@
           <w:lang w:val="en-US"/>
         </w:rPr>
       </w:pPr>
-      <w:r>
-        <w:rPr>
-          <w:rFonts w:ascii="Calibri" w:hAnsi="Calibri" w:cs="Calibri"/>
-          <w:lang w:val="en-US"/>
-        </w:rPr>
-        <w:t xml:space="preserve">All of these functions are part of the MATLAB </w:t>
+      <w:proofErr w:type="gramStart"/>
+      <w:r>
+        <w:rPr>
+          <w:rFonts w:ascii="Calibri" w:hAnsi="Calibri" w:cs="Calibri"/>
+          <w:lang w:val="en-US"/>
+        </w:rPr>
+        <w:t>All of</w:t>
+      </w:r>
+      <w:proofErr w:type="gramEnd"/>
+      <w:r>
+        <w:rPr>
+          <w:rFonts w:ascii="Calibri" w:hAnsi="Calibri" w:cs="Calibri"/>
+          <w:lang w:val="en-US"/>
+        </w:rPr>
+        <w:t xml:space="preserve"> these functions are part of the MATLAB </w:t>
       </w:r>
       <w:r>
         <w:rPr>
@@ -4054,15 +4420,17 @@
         </w:rPr>
         <w:t xml:space="preserve">, the function </w:t>
       </w:r>
-      <w:r>
-        <w:rPr>
-          <w:rFonts w:ascii="Calibri" w:hAnsi="Calibri" w:cs="Calibri"/>
-          <w:b/>
-          <w:bCs/>
-          <w:lang/>
+      <w:proofErr w:type="spellStart"/>
+      <w:r>
+        <w:rPr>
+          <w:rFonts w:ascii="Calibri" w:hAnsi="Calibri" w:cs="Calibri"/>
+          <w:b/>
+          <w:bCs/>
+          <w:lang w:val="en-US"/>
         </w:rPr>
         <w:t>ft_timelockstatistics</w:t>
       </w:r>
+      <w:proofErr w:type="spellEnd"/>
       <w:r>
         <w:rPr>
           <w:rFonts w:ascii="Calibri" w:hAnsi="Calibri" w:cs="Calibri"/>
@@ -4084,37 +4452,41 @@
           <w:rFonts w:ascii="Calibri" w:hAnsi="Calibri" w:cs="Calibri"/>
           <w:i/>
           <w:iCs/>
-          <w:lang w:val="fr-FR"/>
-        </w:rPr>
-      </w:pPr>
+          <w:lang w:val="en-US"/>
+        </w:rPr>
+      </w:pPr>
+      <w:proofErr w:type="spellStart"/>
       <w:r>
         <w:rPr>
           <w:rFonts w:ascii="Calibri" w:hAnsi="Calibri" w:cs="Calibri"/>
           <w:i/>
           <w:iCs/>
-          <w:lang/>
-        </w:rPr>
-        <w:t>cfg = [];</w:t>
-      </w:r>
-    </w:p>
-    <w:p>
-      <w:pPr>
+          <w:lang w:val="en-US"/>
+        </w:rPr>
+        <w:t>cfg</w:t>
+      </w:r>
+      <w:proofErr w:type="spellEnd"/>
+      <w:r>
         <w:rPr>
           <w:rFonts w:ascii="Calibri" w:hAnsi="Calibri" w:cs="Calibri"/>
           <w:i/>
           <w:iCs/>
-          <w:lang/>
-        </w:rPr>
-      </w:pPr>
-      <w:r>
+          <w:lang w:val="en-US"/>
+        </w:rPr>
+        <w:t xml:space="preserve"> = [];</w:t>
+      </w:r>
+    </w:p>
+    <w:p>
+      <w:pPr>
         <w:rPr>
           <w:rFonts w:ascii="Calibri" w:hAnsi="Calibri" w:cs="Calibri"/>
           <w:i/>
           <w:iCs/>
-          <w:lang/>
-        </w:rPr>
-        <w:t>cfg.method = 'montecarlo';</w:t>
-      </w:r>
+          <w:lang w:val="en-US"/>
+        </w:rPr>
+      </w:pPr>
+      <w:proofErr w:type="spellStart"/>
+      <w:proofErr w:type="gramStart"/>
       <w:r>
         <w:rPr>
           <w:rFonts w:ascii="Calibri" w:hAnsi="Calibri" w:cs="Calibri"/>
@@ -4122,17 +4494,20 @@
           <w:iCs/>
           <w:lang w:val="en-US"/>
         </w:rPr>
-        <w:br/>
-      </w:r>
+        <w:t>cfg.method</w:t>
+      </w:r>
+      <w:proofErr w:type="spellEnd"/>
+      <w:proofErr w:type="gramEnd"/>
       <w:r>
         <w:rPr>
           <w:rFonts w:ascii="Calibri" w:hAnsi="Calibri" w:cs="Calibri"/>
           <w:i/>
           <w:iCs/>
-          <w:lang/>
-        </w:rPr>
-        <w:t>cfg.tail = 0;</w:t>
-      </w:r>
+          <w:lang w:val="en-US"/>
+        </w:rPr>
+        <w:t xml:space="preserve"> = '</w:t>
+      </w:r>
+      <w:proofErr w:type="spellStart"/>
       <w:r>
         <w:rPr>
           <w:rFonts w:ascii="Calibri" w:hAnsi="Calibri" w:cs="Calibri"/>
@@ -4140,16 +4515,17 @@
           <w:iCs/>
           <w:lang w:val="en-US"/>
         </w:rPr>
-        <w:br/>
-      </w:r>
+        <w:t>montecarlo</w:t>
+      </w:r>
+      <w:proofErr w:type="spellEnd"/>
       <w:r>
         <w:rPr>
           <w:rFonts w:ascii="Calibri" w:hAnsi="Calibri" w:cs="Calibri"/>
           <w:i/>
           <w:iCs/>
-          <w:lang/>
-        </w:rPr>
-        <w:t xml:space="preserve">cfg.statistic = </w:t>
+          <w:lang w:val="en-US"/>
+        </w:rPr>
+        <w:t>';</w:t>
       </w:r>
       <w:r>
         <w:rPr>
@@ -4158,17 +4534,21 @@
           <w:iCs/>
           <w:lang w:val="en-US"/>
         </w:rPr>
-        <w:t>‘</w:t>
-      </w:r>
+        <w:br/>
+      </w:r>
+      <w:proofErr w:type="spellStart"/>
+      <w:proofErr w:type="gramStart"/>
       <w:r>
         <w:rPr>
           <w:rFonts w:ascii="Calibri" w:hAnsi="Calibri" w:cs="Calibri"/>
           <w:i/>
           <w:iCs/>
-          <w:lang/>
-        </w:rPr>
-        <w:t>ft_statfun_depsamplesT'</w:t>
-      </w:r>
+          <w:lang w:val="en-US"/>
+        </w:rPr>
+        <w:t>cfg.tail</w:t>
+      </w:r>
+      <w:proofErr w:type="spellEnd"/>
+      <w:proofErr w:type="gramEnd"/>
       <w:r>
         <w:rPr>
           <w:rFonts w:ascii="Calibri" w:hAnsi="Calibri" w:cs="Calibri"/>
@@ -4176,14 +4556,7 @@
           <w:iCs/>
           <w:lang w:val="en-US"/>
         </w:rPr>
-        <w:t xml:space="preserve"> </w:t>
-      </w:r>
-      <w:r>
-        <w:rPr>
-          <w:rFonts w:ascii="Calibri" w:hAnsi="Calibri" w:cs="Calibri"/>
-          <w:lang w:val="en-US"/>
-        </w:rPr>
-        <w:t>or</w:t>
+        <w:t xml:space="preserve"> = 0;</w:t>
       </w:r>
       <w:r>
         <w:rPr>
@@ -4192,51 +4565,40 @@
           <w:iCs/>
           <w:lang w:val="en-US"/>
         </w:rPr>
-        <w:t xml:space="preserve"> </w:t>
-      </w:r>
+        <w:br/>
+      </w:r>
+      <w:proofErr w:type="spellStart"/>
+      <w:proofErr w:type="gramStart"/>
       <w:r>
         <w:rPr>
           <w:rFonts w:ascii="Calibri" w:hAnsi="Calibri" w:cs="Calibri"/>
           <w:i/>
           <w:iCs/>
-          <w:lang/>
-        </w:rPr>
-        <w:t xml:space="preserve">'indepsamplesT'; </w:t>
-      </w:r>
-    </w:p>
-    <w:p>
-      <w:pPr>
-        <w:rPr>
-          <w:rFonts w:ascii="Calibri" w:hAnsi="Calibri" w:cs="Calibri"/>
-          <w:lang w:val="en-US"/>
-        </w:rPr>
-      </w:pPr>
-      <w:r>
-        <w:rPr>
-          <w:rFonts w:ascii="Calibri" w:hAnsi="Calibri" w:cs="Calibri"/>
-          <w:lang w:val="en-US"/>
-        </w:rPr>
-        <w:t>For Cluster analysis</w:t>
-      </w:r>
-    </w:p>
-    <w:p>
-      <w:pPr>
+          <w:lang w:val="en-US"/>
+        </w:rPr>
+        <w:t>cfg.statistic</w:t>
+      </w:r>
+      <w:proofErr w:type="spellEnd"/>
+      <w:proofErr w:type="gramEnd"/>
+      <w:r>
         <w:rPr>
           <w:rFonts w:ascii="Calibri" w:hAnsi="Calibri" w:cs="Calibri"/>
           <w:i/>
           <w:iCs/>
-          <w:lang/>
-        </w:rPr>
-      </w:pPr>
+          <w:lang w:val="en-US"/>
+        </w:rPr>
+        <w:t xml:space="preserve"> = </w:t>
+      </w:r>
       <w:r>
         <w:rPr>
           <w:rFonts w:ascii="Calibri" w:hAnsi="Calibri" w:cs="Calibri"/>
           <w:i/>
           <w:iCs/>
-          <w:lang/>
-        </w:rPr>
-        <w:t>cfg.correctm = 'cluster';</w:t>
-      </w:r>
+          <w:lang w:val="en-US"/>
+        </w:rPr>
+        <w:t>‘</w:t>
+      </w:r>
+      <w:proofErr w:type="spellStart"/>
       <w:r>
         <w:rPr>
           <w:rFonts w:ascii="Calibri" w:hAnsi="Calibri" w:cs="Calibri"/>
@@ -4244,16 +4606,17 @@
           <w:iCs/>
           <w:lang w:val="en-US"/>
         </w:rPr>
-        <w:br/>
-      </w:r>
+        <w:t>ft_statfun_depsamplesT</w:t>
+      </w:r>
+      <w:proofErr w:type="spellEnd"/>
       <w:r>
         <w:rPr>
           <w:rFonts w:ascii="Calibri" w:hAnsi="Calibri" w:cs="Calibri"/>
           <w:i/>
           <w:iCs/>
-          <w:lang/>
-        </w:rPr>
-        <w:t>cfg.clusterstatistic = 'maxsum';</w:t>
+          <w:lang w:val="en-US"/>
+        </w:rPr>
+        <w:t>'</w:t>
       </w:r>
       <w:r>
         <w:rPr>
@@ -4262,16 +4625,23 @@
           <w:iCs/>
           <w:lang w:val="en-US"/>
         </w:rPr>
-        <w:br/>
+        <w:t xml:space="preserve"> </w:t>
+      </w:r>
+      <w:r>
+        <w:rPr>
+          <w:rFonts w:ascii="Calibri" w:hAnsi="Calibri" w:cs="Calibri"/>
+          <w:lang w:val="en-US"/>
+        </w:rPr>
+        <w:t>or</w:t>
       </w:r>
       <w:r>
         <w:rPr>
           <w:rFonts w:ascii="Calibri" w:hAnsi="Calibri" w:cs="Calibri"/>
           <w:i/>
           <w:iCs/>
-          <w:lang/>
-        </w:rPr>
-        <w:t>cfg.clustertail = 0;</w:t>
+          <w:lang w:val="en-US"/>
+        </w:rPr>
+        <w:t xml:space="preserve"> </w:t>
       </w:r>
       <w:r>
         <w:rPr>
@@ -4280,23 +4650,214 @@
           <w:iCs/>
           <w:lang w:val="en-US"/>
         </w:rPr>
-        <w:br/>
-      </w:r>
+        <w:t>'</w:t>
+      </w:r>
+      <w:proofErr w:type="spellStart"/>
       <w:r>
         <w:rPr>
           <w:rFonts w:ascii="Calibri" w:hAnsi="Calibri" w:cs="Calibri"/>
           <w:i/>
           <w:iCs/>
-          <w:lang/>
-        </w:rPr>
-        <w:t>cfg.neighbours = neighbours;</w:t>
-      </w:r>
-    </w:p>
-    <w:p>
-      <w:pPr>
-        <w:rPr>
-          <w:rFonts w:ascii="Calibri" w:hAnsi="Calibri" w:cs="Calibri"/>
-          <w:lang/>
+          <w:lang w:val="en-US"/>
+        </w:rPr>
+        <w:t>indepsamplesT</w:t>
+      </w:r>
+      <w:proofErr w:type="spellEnd"/>
+      <w:r>
+        <w:rPr>
+          <w:rFonts w:ascii="Calibri" w:hAnsi="Calibri" w:cs="Calibri"/>
+          <w:i/>
+          <w:iCs/>
+          <w:lang w:val="en-US"/>
+        </w:rPr>
+        <w:t xml:space="preserve">'; </w:t>
+      </w:r>
+    </w:p>
+    <w:p>
+      <w:pPr>
+        <w:rPr>
+          <w:rFonts w:ascii="Calibri" w:hAnsi="Calibri" w:cs="Calibri"/>
+          <w:lang w:val="en-US"/>
+        </w:rPr>
+      </w:pPr>
+      <w:r>
+        <w:rPr>
+          <w:rFonts w:ascii="Calibri" w:hAnsi="Calibri" w:cs="Calibri"/>
+          <w:lang w:val="en-US"/>
+        </w:rPr>
+        <w:t>For Cluster analysis</w:t>
+      </w:r>
+    </w:p>
+    <w:p>
+      <w:pPr>
+        <w:rPr>
+          <w:rFonts w:ascii="Calibri" w:hAnsi="Calibri" w:cs="Calibri"/>
+          <w:i/>
+          <w:iCs/>
+          <w:lang w:val="en-US"/>
+        </w:rPr>
+      </w:pPr>
+      <w:proofErr w:type="spellStart"/>
+      <w:proofErr w:type="gramStart"/>
+      <w:r>
+        <w:rPr>
+          <w:rFonts w:ascii="Calibri" w:hAnsi="Calibri" w:cs="Calibri"/>
+          <w:i/>
+          <w:iCs/>
+          <w:lang w:val="en-US"/>
+        </w:rPr>
+        <w:t>cfg.correctm</w:t>
+      </w:r>
+      <w:proofErr w:type="spellEnd"/>
+      <w:proofErr w:type="gramEnd"/>
+      <w:r>
+        <w:rPr>
+          <w:rFonts w:ascii="Calibri" w:hAnsi="Calibri" w:cs="Calibri"/>
+          <w:i/>
+          <w:iCs/>
+          <w:lang w:val="en-US"/>
+        </w:rPr>
+        <w:t xml:space="preserve"> = 'cluster';</w:t>
+      </w:r>
+      <w:r>
+        <w:rPr>
+          <w:rFonts w:ascii="Calibri" w:hAnsi="Calibri" w:cs="Calibri"/>
+          <w:i/>
+          <w:iCs/>
+          <w:lang w:val="en-US"/>
+        </w:rPr>
+        <w:br/>
+      </w:r>
+      <w:proofErr w:type="spellStart"/>
+      <w:proofErr w:type="gramStart"/>
+      <w:r>
+        <w:rPr>
+          <w:rFonts w:ascii="Calibri" w:hAnsi="Calibri" w:cs="Calibri"/>
+          <w:i/>
+          <w:iCs/>
+          <w:lang w:val="en-US"/>
+        </w:rPr>
+        <w:t>cfg.clusterstatistic</w:t>
+      </w:r>
+      <w:proofErr w:type="spellEnd"/>
+      <w:proofErr w:type="gramEnd"/>
+      <w:r>
+        <w:rPr>
+          <w:rFonts w:ascii="Calibri" w:hAnsi="Calibri" w:cs="Calibri"/>
+          <w:i/>
+          <w:iCs/>
+          <w:lang w:val="en-US"/>
+        </w:rPr>
+        <w:t xml:space="preserve"> = '</w:t>
+      </w:r>
+      <w:proofErr w:type="spellStart"/>
+      <w:r>
+        <w:rPr>
+          <w:rFonts w:ascii="Calibri" w:hAnsi="Calibri" w:cs="Calibri"/>
+          <w:i/>
+          <w:iCs/>
+          <w:lang w:val="en-US"/>
+        </w:rPr>
+        <w:t>maxsum</w:t>
+      </w:r>
+      <w:proofErr w:type="spellEnd"/>
+      <w:r>
+        <w:rPr>
+          <w:rFonts w:ascii="Calibri" w:hAnsi="Calibri" w:cs="Calibri"/>
+          <w:i/>
+          <w:iCs/>
+          <w:lang w:val="en-US"/>
+        </w:rPr>
+        <w:t>';</w:t>
+      </w:r>
+      <w:r>
+        <w:rPr>
+          <w:rFonts w:ascii="Calibri" w:hAnsi="Calibri" w:cs="Calibri"/>
+          <w:i/>
+          <w:iCs/>
+          <w:lang w:val="en-US"/>
+        </w:rPr>
+        <w:br/>
+      </w:r>
+      <w:proofErr w:type="spellStart"/>
+      <w:proofErr w:type="gramStart"/>
+      <w:r>
+        <w:rPr>
+          <w:rFonts w:ascii="Calibri" w:hAnsi="Calibri" w:cs="Calibri"/>
+          <w:i/>
+          <w:iCs/>
+          <w:lang w:val="en-US"/>
+        </w:rPr>
+        <w:t>cfg.clustertail</w:t>
+      </w:r>
+      <w:proofErr w:type="spellEnd"/>
+      <w:proofErr w:type="gramEnd"/>
+      <w:r>
+        <w:rPr>
+          <w:rFonts w:ascii="Calibri" w:hAnsi="Calibri" w:cs="Calibri"/>
+          <w:i/>
+          <w:iCs/>
+          <w:lang w:val="en-US"/>
+        </w:rPr>
+        <w:t xml:space="preserve"> = 0;</w:t>
+      </w:r>
+      <w:r>
+        <w:rPr>
+          <w:rFonts w:ascii="Calibri" w:hAnsi="Calibri" w:cs="Calibri"/>
+          <w:i/>
+          <w:iCs/>
+          <w:lang w:val="en-US"/>
+        </w:rPr>
+        <w:br/>
+      </w:r>
+      <w:proofErr w:type="spellStart"/>
+      <w:proofErr w:type="gramStart"/>
+      <w:r>
+        <w:rPr>
+          <w:rFonts w:ascii="Calibri" w:hAnsi="Calibri" w:cs="Calibri"/>
+          <w:i/>
+          <w:iCs/>
+          <w:lang w:val="en-US"/>
+        </w:rPr>
+        <w:t>cfg.neighbours</w:t>
+      </w:r>
+      <w:proofErr w:type="spellEnd"/>
+      <w:proofErr w:type="gramEnd"/>
+      <w:r>
+        <w:rPr>
+          <w:rFonts w:ascii="Calibri" w:hAnsi="Calibri" w:cs="Calibri"/>
+          <w:i/>
+          <w:iCs/>
+          <w:lang w:val="en-US"/>
+        </w:rPr>
+        <w:t xml:space="preserve"> = </w:t>
+      </w:r>
+      <w:proofErr w:type="spellStart"/>
+      <w:r>
+        <w:rPr>
+          <w:rFonts w:ascii="Calibri" w:hAnsi="Calibri" w:cs="Calibri"/>
+          <w:i/>
+          <w:iCs/>
+          <w:lang w:val="en-US"/>
+        </w:rPr>
+        <w:t>neighbours</w:t>
+      </w:r>
+      <w:proofErr w:type="spellEnd"/>
+      <w:r>
+        <w:rPr>
+          <w:rFonts w:ascii="Calibri" w:hAnsi="Calibri" w:cs="Calibri"/>
+          <w:i/>
+          <w:iCs/>
+          <w:lang w:val="en-US"/>
+        </w:rPr>
+        <w:t>;</w:t>
+      </w:r>
+    </w:p>
+    <w:p>
+      <w:pPr>
+        <w:rPr>
+          <w:rFonts w:ascii="Calibri" w:hAnsi="Calibri" w:cs="Calibri"/>
+          <w:lang w:val="en-US"/>
         </w:rPr>
       </w:pPr>
     </w:p>
@@ -4573,7 +5134,15 @@
           <w:rFonts w:ascii="Calibri" w:hAnsi="Calibri" w:cs="Calibri"/>
           <w:lang w:val="en-US"/>
         </w:rPr>
-        <w:t xml:space="preserve"> of TF) is too conservative. In addition, the results between TF are not independent between them (value for the </w:t>
+        <w:t xml:space="preserve"> of TF) is too conservative. In addition, the results between TF are not independent between them (value for </w:t>
+      </w:r>
+      <w:proofErr w:type="gramStart"/>
+      <w:r>
+        <w:rPr>
+          <w:rFonts w:ascii="Calibri" w:hAnsi="Calibri" w:cs="Calibri"/>
+          <w:lang w:val="en-US"/>
+        </w:rPr>
+        <w:t xml:space="preserve">the </w:t>
       </w:r>
       <w:r>
         <w:rPr>
@@ -4582,6 +5151,7 @@
         </w:rPr>
         <w:t>a</w:t>
       </w:r>
+      <w:proofErr w:type="gramEnd"/>
       <w:r>
         <w:rPr>
           <w:rFonts w:ascii="Calibri" w:hAnsi="Calibri" w:cs="Calibri"/>
@@ -4656,20 +5226,60 @@
           <w:bCs/>
           <w:lang w:val="en-US"/>
         </w:rPr>
-        <w:t xml:space="preserve">How cluster analysis is working ? </w:t>
-      </w:r>
-    </w:p>
-    <w:p>
-      <w:pPr>
-        <w:rPr>
-          <w:rFonts w:ascii="Calibri" w:hAnsi="Calibri" w:cs="Calibri"/>
-          <w:lang/>
-        </w:rPr>
-      </w:pPr>
-      <w:r>
-        <w:rPr>
-          <w:rFonts w:ascii="Calibri" w:hAnsi="Calibri" w:cs="Calibri"/>
-          <w:lang/>
+        <w:t xml:space="preserve">How </w:t>
+      </w:r>
+      <w:proofErr w:type="gramStart"/>
+      <w:r>
+        <w:rPr>
+          <w:rFonts w:ascii="Calibri" w:hAnsi="Calibri" w:cs="Calibri"/>
+          <w:b/>
+          <w:bCs/>
+          <w:lang w:val="en-US"/>
+        </w:rPr>
+        <w:t>cluster analysis is</w:t>
+      </w:r>
+      <w:proofErr w:type="gramEnd"/>
+      <w:r>
+        <w:rPr>
+          <w:rFonts w:ascii="Calibri" w:hAnsi="Calibri" w:cs="Calibri"/>
+          <w:b/>
+          <w:bCs/>
+          <w:lang w:val="en-US"/>
+        </w:rPr>
+        <w:t xml:space="preserve"> </w:t>
+      </w:r>
+      <w:proofErr w:type="gramStart"/>
+      <w:r>
+        <w:rPr>
+          <w:rFonts w:ascii="Calibri" w:hAnsi="Calibri" w:cs="Calibri"/>
+          <w:b/>
+          <w:bCs/>
+          <w:lang w:val="en-US"/>
+        </w:rPr>
+        <w:t>working ?</w:t>
+      </w:r>
+      <w:proofErr w:type="gramEnd"/>
+      <w:r>
+        <w:rPr>
+          <w:rFonts w:ascii="Calibri" w:hAnsi="Calibri" w:cs="Calibri"/>
+          <w:b/>
+          <w:bCs/>
+          <w:lang w:val="en-US"/>
+        </w:rPr>
+        <w:t xml:space="preserve"> </w:t>
+      </w:r>
+    </w:p>
+    <w:p>
+      <w:pPr>
+        <w:rPr>
+          <w:rFonts w:ascii="Calibri" w:hAnsi="Calibri" w:cs="Calibri"/>
+          <w:lang w:val="en-US"/>
+        </w:rPr>
+      </w:pPr>
+      <w:r>
+        <w:rPr>
+          <w:rFonts w:ascii="Calibri" w:hAnsi="Calibri" w:cs="Calibri"/>
+          <w:lang w:val="en-US"/>
         </w:rPr>
         <w:t>A cluster-based permutation test evaluates whether clusters of significant EEG activity are unlikely to have occurred by chance.</w:t>
       </w:r>
@@ -4678,13 +5288,13 @@
       <w:pPr>
         <w:rPr>
           <w:rFonts w:ascii="Calibri" w:hAnsi="Calibri" w:cs="Calibri"/>
-          <w:lang/>
-        </w:rPr>
-      </w:pPr>
-      <w:r>
-        <w:rPr>
-          <w:rFonts w:ascii="Calibri" w:hAnsi="Calibri" w:cs="Calibri"/>
-          <w:lang/>
+          <w:lang w:val="en-US"/>
+        </w:rPr>
+      </w:pPr>
+      <w:r>
+        <w:rPr>
+          <w:rFonts w:ascii="Calibri" w:hAnsi="Calibri" w:cs="Calibri"/>
+          <w:lang w:val="en-US"/>
         </w:rPr>
         <w:lastRenderedPageBreak/>
         <w:t xml:space="preserve">First, the statistical test is computed at every </w:t>
@@ -4694,14 +5304,14 @@
           <w:rFonts w:ascii="Calibri" w:hAnsi="Calibri" w:cs="Calibri"/>
           <w:i/>
           <w:iCs/>
-          <w:lang/>
+          <w:lang w:val="en-US"/>
         </w:rPr>
         <w:t>electrode × time point</w:t>
       </w:r>
       <w:r>
         <w:rPr>
           <w:rFonts w:ascii="Calibri" w:hAnsi="Calibri" w:cs="Calibri"/>
-          <w:lang/>
+          <w:lang w:val="en-US"/>
         </w:rPr>
         <w:t xml:space="preserve">. Points exceeding the initial statistical threshold </w:t>
       </w:r>
@@ -4738,7 +5348,7 @@
       <w:r>
         <w:rPr>
           <w:rFonts w:ascii="Calibri" w:hAnsi="Calibri" w:cs="Calibri"/>
-          <w:lang/>
+          <w:lang w:val="en-US"/>
         </w:rPr>
         <w:t>are grouped into spatially and/or temporally adjacent clusters.</w:t>
       </w:r>
@@ -4747,13 +5357,13 @@
       <w:pPr>
         <w:rPr>
           <w:rFonts w:ascii="Calibri" w:hAnsi="Calibri" w:cs="Calibri"/>
-          <w:lang/>
-        </w:rPr>
-      </w:pPr>
-      <w:r>
-        <w:rPr>
-          <w:rFonts w:ascii="Calibri" w:hAnsi="Calibri" w:cs="Calibri"/>
-          <w:lang/>
+          <w:lang w:val="en-US"/>
+        </w:rPr>
+      </w:pPr>
+      <w:r>
+        <w:rPr>
+          <w:rFonts w:ascii="Calibri" w:hAnsi="Calibri" w:cs="Calibri"/>
+          <w:lang w:val="en-US"/>
         </w:rPr>
         <w:t>For example:</w:t>
       </w:r>
@@ -4762,15 +5372,47 @@
       <w:pPr>
         <w:rPr>
           <w:rFonts w:ascii="Calibri" w:hAnsi="Calibri" w:cs="Calibri"/>
-          <w:lang/>
-        </w:rPr>
-      </w:pPr>
-      <w:r>
-        <w:rPr>
-          <w:rFonts w:ascii="Calibri" w:hAnsi="Calibri" w:cs="Calibri"/>
-          <w:lang/>
-        </w:rPr>
-        <w:t>With clusterstatistic = 'maxsum', the cluster statistic is the sum of the test statistics across all points belonging to the cluster:</w:t>
+          <w:lang w:val="en-US"/>
+        </w:rPr>
+      </w:pPr>
+      <w:r>
+        <w:rPr>
+          <w:rFonts w:ascii="Calibri" w:hAnsi="Calibri" w:cs="Calibri"/>
+          <w:lang w:val="en-US"/>
+        </w:rPr>
+        <w:t xml:space="preserve">With </w:t>
+      </w:r>
+      <w:proofErr w:type="spellStart"/>
+      <w:r>
+        <w:rPr>
+          <w:rFonts w:ascii="Calibri" w:hAnsi="Calibri" w:cs="Calibri"/>
+          <w:lang w:val="en-US"/>
+        </w:rPr>
+        <w:t>clusterstatistic</w:t>
+      </w:r>
+      <w:proofErr w:type="spellEnd"/>
+      <w:r>
+        <w:rPr>
+          <w:rFonts w:ascii="Calibri" w:hAnsi="Calibri" w:cs="Calibri"/>
+          <w:lang w:val="en-US"/>
+        </w:rPr>
+        <w:t xml:space="preserve"> = '</w:t>
+      </w:r>
+      <w:proofErr w:type="spellStart"/>
+      <w:r>
+        <w:rPr>
+          <w:rFonts w:ascii="Calibri" w:hAnsi="Calibri" w:cs="Calibri"/>
+          <w:lang w:val="en-US"/>
+        </w:rPr>
+        <w:t>maxsum</w:t>
+      </w:r>
+      <w:proofErr w:type="spellEnd"/>
+      <w:r>
+        <w:rPr>
+          <w:rFonts w:ascii="Calibri" w:hAnsi="Calibri" w:cs="Calibri"/>
+          <w:lang w:val="en-US"/>
+        </w:rPr>
+        <w:t>', the cluster statistic is the sum of the test statistics across all points belonging to the cluster:</w:t>
       </w:r>
     </w:p>
     <w:p>
@@ -4784,7 +5426,6 @@
         <w:rPr>
           <w:rFonts w:ascii="Calibri" w:hAnsi="Calibri" w:cs="Calibri"/>
           <w:noProof/>
-          <w:lang/>
         </w:rPr>
         <mc:AlternateContent>
           <mc:Choice Requires="wps">
@@ -4896,7 +5537,6 @@
         <w:rPr>
           <w:rFonts w:ascii="Calibri" w:hAnsi="Calibri" w:cs="Calibri"/>
           <w:noProof/>
-          <w:lang/>
         </w:rPr>
         <mc:AlternateContent>
           <mc:Choice Requires="wps">
@@ -5003,7 +5643,7 @@
       <w:r>
         <w:rPr>
           <w:rFonts w:ascii="Calibri" w:hAnsi="Calibri" w:cs="Calibri"/>
-          <w:lang/>
+          <w:noProof/>
         </w:rPr>
         <w:drawing>
           <wp:inline distT="0" distB="0" distL="0" distR="0" wp14:anchorId="650A6C44" wp14:editId="5BE86C28">
@@ -5078,48 +5718,49 @@
       <w:pPr>
         <w:rPr>
           <w:rFonts w:ascii="Calibri" w:hAnsi="Calibri" w:cs="Calibri"/>
+          <w:lang w:val="en-US"/>
+        </w:rPr>
+      </w:pPr>
+      <w:r>
+        <w:rPr>
+          <w:rFonts w:ascii="Calibri" w:hAnsi="Calibri" w:cs="Calibri"/>
+          <w:lang w:val="en-US"/>
+        </w:rPr>
+        <w:t xml:space="preserve">The </w:t>
+      </w:r>
+      <w:r>
+        <w:rPr>
+          <w:rFonts w:ascii="Calibri" w:hAnsi="Calibri" w:cs="Calibri"/>
+          <w:lang w:val="en-US"/>
+        </w:rPr>
+        <w:t>or</w:t>
+      </w:r>
+      <w:r>
+        <w:rPr>
+          <w:rFonts w:ascii="Calibri" w:hAnsi="Calibri" w:cs="Calibri"/>
+          <w:lang w:val="en-US"/>
+        </w:rPr>
+        <w:t xml:space="preserve">iginal </w:t>
+      </w:r>
+      <w:r>
+        <w:rPr>
+          <w:rFonts w:ascii="Calibri" w:hAnsi="Calibri" w:cs="Calibri"/>
+          <w:lang w:val="en-US"/>
+        </w:rPr>
+        <w:t>data are then randomly permuted according to the experimental design. For each permutation, the statistical test, thresholding, and cluster formation are repeated:</w:t>
+      </w:r>
+    </w:p>
+    <w:p>
+      <w:pPr>
+        <w:rPr>
+          <w:rFonts w:ascii="Calibri" w:hAnsi="Calibri" w:cs="Calibri"/>
           <w:lang w:val="fr-FR"/>
         </w:rPr>
       </w:pPr>
       <w:r>
         <w:rPr>
           <w:rFonts w:ascii="Calibri" w:hAnsi="Calibri" w:cs="Calibri"/>
-          <w:lang/>
-        </w:rPr>
-        <w:t xml:space="preserve">The </w:t>
-      </w:r>
-      <w:r>
-        <w:rPr>
-          <w:rFonts w:ascii="Calibri" w:hAnsi="Calibri" w:cs="Calibri"/>
-          <w:lang w:val="en-US"/>
-        </w:rPr>
-        <w:t>or</w:t>
-      </w:r>
-      <w:r>
-        <w:rPr>
-          <w:rFonts w:ascii="Calibri" w:hAnsi="Calibri" w:cs="Calibri"/>
-          <w:lang w:val="en-US"/>
-        </w:rPr>
-        <w:t xml:space="preserve">iginal </w:t>
-      </w:r>
-      <w:r>
-        <w:rPr>
-          <w:rFonts w:ascii="Calibri" w:hAnsi="Calibri" w:cs="Calibri"/>
-          <w:lang/>
-        </w:rPr>
-        <w:t>data are then randomly permuted according to the experimental design. For each permutation, the statistical test, thresholding, and cluster formation are repeated:</w:t>
-      </w:r>
-    </w:p>
-    <w:p>
-      <w:pPr>
-        <w:rPr>
-          <w:rFonts w:ascii="Calibri" w:hAnsi="Calibri" w:cs="Calibri"/>
-          <w:lang w:val="fr-FR"/>
-        </w:rPr>
-      </w:pPr>
-      <w:r>
-        <w:rPr>
-          <w:rFonts w:ascii="Calibri" w:hAnsi="Calibri" w:cs="Calibri"/>
+          <w:noProof/>
           <w:lang w:val="fr-FR"/>
         </w:rPr>
         <w:drawing>
@@ -5248,7 +5889,7 @@
       <w:r>
         <w:rPr>
           <w:rFonts w:ascii="Calibri" w:hAnsi="Calibri" w:cs="Calibri"/>
-          <w:lang/>
+          <w:noProof/>
         </w:rPr>
         <w:drawing>
           <wp:inline distT="0" distB="0" distL="0" distR="0" wp14:anchorId="70FFF35B" wp14:editId="2627EB63">
@@ -5291,13 +5932,13 @@
       <w:pPr>
         <w:rPr>
           <w:rFonts w:ascii="Calibri" w:hAnsi="Calibri" w:cs="Calibri"/>
-          <w:lang/>
-        </w:rPr>
-      </w:pPr>
-      <w:r>
-        <w:rPr>
-          <w:rFonts w:ascii="Calibri" w:hAnsi="Calibri" w:cs="Calibri"/>
-          <w:lang/>
+          <w:lang w:val="en-US"/>
+        </w:rPr>
+      </w:pPr>
+      <w:r>
+        <w:rPr>
+          <w:rFonts w:ascii="Calibri" w:hAnsi="Calibri" w:cs="Calibri"/>
+          <w:lang w:val="en-US"/>
         </w:rPr>
         <w:t xml:space="preserve">The observed clusters are then compared with this distribution. The permuted clusters do </w:t>
       </w:r>
@@ -5306,14 +5947,14 @@
           <w:rFonts w:ascii="Calibri" w:hAnsi="Calibri" w:cs="Calibri"/>
           <w:b/>
           <w:bCs/>
-          <w:lang/>
+          <w:lang w:val="en-US"/>
         </w:rPr>
         <w:t>not</w:t>
       </w:r>
       <w:r>
         <w:rPr>
           <w:rFonts w:ascii="Calibri" w:hAnsi="Calibri" w:cs="Calibri"/>
-          <w:lang/>
+          <w:lang w:val="en-US"/>
         </w:rPr>
         <w:t xml:space="preserve"> need to occur at the same electrodes or time points as the observed clusters.</w:t>
       </w:r>
@@ -5322,13 +5963,13 @@
       <w:pPr>
         <w:rPr>
           <w:rFonts w:ascii="Calibri" w:hAnsi="Calibri" w:cs="Calibri"/>
-          <w:lang/>
-        </w:rPr>
-      </w:pPr>
-      <w:r>
-        <w:rPr>
-          <w:rFonts w:ascii="Calibri" w:hAnsi="Calibri" w:cs="Calibri"/>
-          <w:lang/>
+          <w:lang w:val="en-US"/>
+        </w:rPr>
+      </w:pPr>
+      <w:r>
+        <w:rPr>
+          <w:rFonts w:ascii="Calibri" w:hAnsi="Calibri" w:cs="Calibri"/>
+          <w:lang w:val="en-US"/>
         </w:rPr>
         <w:t>The procedure therefore asks:</w:t>
       </w:r>
@@ -5339,7 +5980,7 @@
           <w:rFonts w:ascii="Calibri" w:hAnsi="Calibri" w:cs="Calibri"/>
           <w:i/>
           <w:iCs/>
-          <w:lang/>
+          <w:lang w:val="en-US"/>
         </w:rPr>
       </w:pPr>
       <w:r>
@@ -5347,7 +5988,7 @@
           <w:rFonts w:ascii="Calibri" w:hAnsi="Calibri" w:cs="Calibri"/>
           <w:i/>
           <w:iCs/>
-          <w:lang/>
+          <w:lang w:val="en-US"/>
         </w:rPr>
         <w:t>What is the largest cluster that could occur by chance anywhere in the EEG data?</w:t>
       </w:r>
@@ -5356,13 +5997,13 @@
       <w:pPr>
         <w:rPr>
           <w:rFonts w:ascii="Calibri" w:hAnsi="Calibri" w:cs="Calibri"/>
-          <w:lang/>
-        </w:rPr>
-      </w:pPr>
-      <w:r>
-        <w:rPr>
-          <w:rFonts w:ascii="Calibri" w:hAnsi="Calibri" w:cs="Calibri"/>
-          <w:lang/>
+          <w:lang w:val="en-US"/>
+        </w:rPr>
+      </w:pPr>
+      <w:r>
+        <w:rPr>
+          <w:rFonts w:ascii="Calibri" w:hAnsi="Calibri" w:cs="Calibri"/>
+          <w:lang w:val="en-US"/>
         </w:rPr>
         <w:lastRenderedPageBreak/>
         <w:t>A cluster is considered significant when its statistic is sufficiently extreme compared with the distribution of maximum cluster statistics</w:t>
@@ -5400,7 +6041,7 @@
       <w:r>
         <w:rPr>
           <w:rFonts w:ascii="Calibri" w:hAnsi="Calibri" w:cs="Calibri"/>
-          <w:lang/>
+          <w:lang w:val="en-US"/>
         </w:rPr>
         <w:t>. This provides a correction for multiple comparisons across electrodes and time points while taking advantage of the spatial and temporal structure of EEG data.</w:t>
       </w:r>
@@ -5433,21 +6074,7 @@
           <w:rFonts w:ascii="Calibri" w:hAnsi="Calibri" w:cs="Calibri"/>
           <w:lang w:val="en-US"/>
         </w:rPr>
-        <w:t xml:space="preserve"> uses the location of electrodes to determine which ones are </w:t>
-      </w:r>
-      <w:r>
-        <w:rPr>
-          <w:rFonts w:ascii="Calibri" w:hAnsi="Calibri" w:cs="Calibri"/>
-          <w:lang w:val="en-US"/>
-        </w:rPr>
-        <w:t>neighbors</w:t>
-      </w:r>
-      <w:r>
-        <w:rPr>
-          <w:rFonts w:ascii="Calibri" w:hAnsi="Calibri" w:cs="Calibri"/>
-          <w:lang w:val="en-US"/>
-        </w:rPr>
-        <w:t>.</w:t>
+        <w:t xml:space="preserve"> uses the location of electrodes to determine which ones are neighbors.</w:t>
       </w:r>
       <w:r>
         <w:rPr>
@@ -5484,7 +6111,23 @@
           <w:rFonts w:ascii="Calibri" w:hAnsi="Calibri" w:cs="Calibri"/>
           <w:lang w:val="en-US"/>
         </w:rPr>
-        <w:t xml:space="preserve"> before to use this test.</w:t>
+        <w:t xml:space="preserve"> before </w:t>
+      </w:r>
+      <w:proofErr w:type="gramStart"/>
+      <w:r>
+        <w:rPr>
+          <w:rFonts w:ascii="Calibri" w:hAnsi="Calibri" w:cs="Calibri"/>
+          <w:lang w:val="en-US"/>
+        </w:rPr>
+        <w:t>to use</w:t>
+      </w:r>
+      <w:proofErr w:type="gramEnd"/>
+      <w:r>
+        <w:rPr>
+          <w:rFonts w:ascii="Calibri" w:hAnsi="Calibri" w:cs="Calibri"/>
+          <w:lang w:val="en-US"/>
+        </w:rPr>
+        <w:t xml:space="preserve"> this test.</w:t>
       </w:r>
     </w:p>
     <w:p>
@@ -5582,7 +6225,23 @@
           <w:rFonts w:ascii="Calibri" w:hAnsi="Calibri" w:cs="Calibri"/>
           <w:lang w:val="en-US"/>
         </w:rPr>
-        <w:t xml:space="preserve"> is the statistical threshold for this test. Fieldtrip then uses these significant points to create clusters, taking into account time and </w:t>
+        <w:t xml:space="preserve"> is the statistical threshold for this test. Fieldtrip then uses these significant points to create clusters, </w:t>
+      </w:r>
+      <w:proofErr w:type="gramStart"/>
+      <w:r>
+        <w:rPr>
+          <w:rFonts w:ascii="Calibri" w:hAnsi="Calibri" w:cs="Calibri"/>
+          <w:lang w:val="en-US"/>
+        </w:rPr>
+        <w:t>taking into account</w:t>
+      </w:r>
+      <w:proofErr w:type="gramEnd"/>
+      <w:r>
+        <w:rPr>
+          <w:rFonts w:ascii="Calibri" w:hAnsi="Calibri" w:cs="Calibri"/>
+          <w:lang w:val="en-US"/>
+        </w:rPr>
+        <w:t xml:space="preserve"> time and </w:t>
       </w:r>
       <w:proofErr w:type="spellStart"/>
       <w:r>
@@ -5655,7 +6314,27 @@
           <w:bCs/>
           <w:lang w:val="en-US"/>
         </w:rPr>
-        <w:t xml:space="preserve">Why is </w:t>
+        <w:t xml:space="preserve">Why </w:t>
+      </w:r>
+      <w:proofErr w:type="gramStart"/>
+      <w:r>
+        <w:rPr>
+          <w:rFonts w:ascii="Calibri" w:hAnsi="Calibri" w:cs="Calibri"/>
+          <w:b/>
+          <w:bCs/>
+          <w:lang w:val="en-US"/>
+        </w:rPr>
+        <w:t>is</w:t>
+      </w:r>
+      <w:proofErr w:type="gramEnd"/>
+      <w:r>
+        <w:rPr>
+          <w:rFonts w:ascii="Calibri" w:hAnsi="Calibri" w:cs="Calibri"/>
+          <w:b/>
+          <w:bCs/>
+          <w:lang w:val="en-US"/>
+        </w:rPr>
+        <w:t xml:space="preserve"> </w:t>
       </w:r>
       <w:r>
         <w:rPr>
@@ -5719,7 +6398,23 @@
           <w:rFonts w:ascii="Calibri" w:hAnsi="Calibri" w:cs="Calibri"/>
           <w:lang w:val="en-US"/>
         </w:rPr>
-        <w:t xml:space="preserve"> If you want to study a multi-factorial design, the authors recommend </w:t>
+        <w:t xml:space="preserve"> If you want to study </w:t>
+      </w:r>
+      <w:proofErr w:type="gramStart"/>
+      <w:r>
+        <w:rPr>
+          <w:rFonts w:ascii="Calibri" w:hAnsi="Calibri" w:cs="Calibri"/>
+          <w:lang w:val="en-US"/>
+        </w:rPr>
+        <w:t>a multi</w:t>
+      </w:r>
+      <w:proofErr w:type="gramEnd"/>
+      <w:r>
+        <w:rPr>
+          <w:rFonts w:ascii="Calibri" w:hAnsi="Calibri" w:cs="Calibri"/>
+          <w:lang w:val="en-US"/>
+        </w:rPr>
+        <w:t xml:space="preserve">-factorial design, the authors recommend </w:t>
       </w:r>
       <w:r>
         <w:rPr>
@@ -5741,6 +6436,384 @@
           <w:lang w:val="en-US"/>
         </w:rPr>
         <w:t xml:space="preserve"> </w:t>
+      </w:r>
+    </w:p>
+    <w:p>
+      <w:pPr>
+        <w:rPr>
+          <w:rFonts w:ascii="Calibri" w:hAnsi="Calibri" w:cs="Calibri"/>
+          <w:lang w:val="en-US"/>
+        </w:rPr>
+      </w:pPr>
+    </w:p>
+    <w:p>
+      <w:pPr>
+        <w:rPr>
+          <w:rFonts w:ascii="Calibri" w:hAnsi="Calibri" w:cs="Calibri"/>
+          <w:b/>
+          <w:bCs/>
+          <w:lang w:val="en-US"/>
+        </w:rPr>
+      </w:pPr>
+      <w:r>
+        <w:rPr>
+          <w:rFonts w:ascii="Calibri" w:hAnsi="Calibri" w:cs="Calibri"/>
+          <w:b/>
+          <w:bCs/>
+          <w:lang w:val="en-US"/>
+        </w:rPr>
+        <w:t xml:space="preserve">How are the </w:t>
+      </w:r>
+      <w:proofErr w:type="spellStart"/>
+      <w:r>
+        <w:rPr>
+          <w:rFonts w:ascii="Calibri" w:hAnsi="Calibri" w:cs="Calibri"/>
+          <w:b/>
+          <w:bCs/>
+          <w:lang w:val="en-US"/>
+        </w:rPr>
+        <w:t>neighbouring</w:t>
+      </w:r>
+      <w:proofErr w:type="spellEnd"/>
+      <w:r>
+        <w:rPr>
+          <w:rFonts w:ascii="Calibri" w:hAnsi="Calibri" w:cs="Calibri"/>
+          <w:b/>
+          <w:bCs/>
+          <w:lang w:val="en-US"/>
+        </w:rPr>
+        <w:t xml:space="preserve"> electrodes determined for the cluster analysis? </w:t>
+      </w:r>
+    </w:p>
+    <w:p>
+      <w:pPr>
+        <w:rPr>
+          <w:rFonts w:ascii="Calibri" w:hAnsi="Calibri" w:cs="Calibri"/>
+          <w:lang w:val="en-US"/>
+        </w:rPr>
+      </w:pPr>
+      <w:proofErr w:type="gramStart"/>
+      <w:r>
+        <w:rPr>
+          <w:rFonts w:ascii="Calibri" w:hAnsi="Calibri" w:cs="Calibri"/>
+          <w:lang w:val="en-US"/>
+        </w:rPr>
+        <w:t>In order to</w:t>
+      </w:r>
+      <w:proofErr w:type="gramEnd"/>
+      <w:r>
+        <w:rPr>
+          <w:rFonts w:ascii="Calibri" w:hAnsi="Calibri" w:cs="Calibri"/>
+          <w:lang w:val="en-US"/>
+        </w:rPr>
+        <w:t xml:space="preserve"> study clusters, Fieldtrip needs to know the </w:t>
+      </w:r>
+      <w:proofErr w:type="spellStart"/>
+      <w:r>
+        <w:rPr>
+          <w:rFonts w:ascii="Calibri" w:hAnsi="Calibri" w:cs="Calibri"/>
+          <w:lang w:val="en-US"/>
+        </w:rPr>
+        <w:t>neighbouring</w:t>
+      </w:r>
+      <w:proofErr w:type="spellEnd"/>
+      <w:r>
+        <w:rPr>
+          <w:rFonts w:ascii="Calibri" w:hAnsi="Calibri" w:cs="Calibri"/>
+          <w:lang w:val="en-US"/>
+        </w:rPr>
+        <w:t xml:space="preserve"> electrodes for each electrode. To do this, it uses the </w:t>
+      </w:r>
+      <w:proofErr w:type="spellStart"/>
+      <w:r>
+        <w:rPr>
+          <w:rFonts w:ascii="Calibri" w:hAnsi="Calibri" w:cs="Calibri"/>
+          <w:lang w:val="en-US"/>
+        </w:rPr>
+        <w:t>ft_prepare_</w:t>
+      </w:r>
+      <w:proofErr w:type="gramStart"/>
+      <w:r>
+        <w:rPr>
+          <w:rFonts w:ascii="Calibri" w:hAnsi="Calibri" w:cs="Calibri"/>
+          <w:lang w:val="en-US"/>
+        </w:rPr>
+        <w:t>neighbours</w:t>
+      </w:r>
+      <w:proofErr w:type="spellEnd"/>
+      <w:proofErr w:type="gramEnd"/>
+      <w:r>
+        <w:rPr>
+          <w:rFonts w:ascii="Calibri" w:hAnsi="Calibri" w:cs="Calibri"/>
+          <w:lang w:val="en-US"/>
+        </w:rPr>
+        <w:t xml:space="preserve"> function (https://github.com/fieldtrip/fieldtrip/blob/release/ft_prepare_neighbours.m). There are two main solutions for detecting </w:t>
+      </w:r>
+      <w:proofErr w:type="spellStart"/>
+      <w:r>
+        <w:rPr>
+          <w:rFonts w:ascii="Calibri" w:hAnsi="Calibri" w:cs="Calibri"/>
+          <w:lang w:val="en-US"/>
+        </w:rPr>
+        <w:t>neighbours</w:t>
+      </w:r>
+      <w:proofErr w:type="spellEnd"/>
+      <w:r>
+        <w:rPr>
+          <w:rFonts w:ascii="Calibri" w:hAnsi="Calibri" w:cs="Calibri"/>
+          <w:lang w:val="en-US"/>
+        </w:rPr>
+        <w:t xml:space="preserve">: </w:t>
+      </w:r>
+    </w:p>
+    <w:p>
+      <w:pPr>
+        <w:pStyle w:val="ListParagraph"/>
+        <w:numPr>
+          <w:ilvl w:val="0"/>
+          <w:numId w:val="5"/>
+        </w:numPr>
+        <w:rPr>
+          <w:rFonts w:ascii="Calibri" w:hAnsi="Calibri" w:cs="Calibri"/>
+          <w:lang w:val="en-US"/>
+        </w:rPr>
+      </w:pPr>
+      <w:r>
+        <w:rPr>
+          <w:rFonts w:ascii="Calibri" w:hAnsi="Calibri" w:cs="Calibri"/>
+          <w:lang w:val="en-US"/>
+        </w:rPr>
+        <w:t xml:space="preserve">‘distance’: </w:t>
+      </w:r>
+      <w:r>
+        <w:rPr>
+          <w:rFonts w:ascii="Calibri" w:hAnsi="Calibri" w:cs="Calibri"/>
+          <w:lang w:val="en-US"/>
+        </w:rPr>
+        <w:t>This</w:t>
+      </w:r>
+      <w:r>
+        <w:rPr>
+          <w:rFonts w:ascii="Calibri" w:hAnsi="Calibri" w:cs="Calibri"/>
+          <w:lang w:val="en-US"/>
+        </w:rPr>
+        <w:t xml:space="preserve"> method defines </w:t>
+      </w:r>
+      <w:proofErr w:type="spellStart"/>
+      <w:r>
+        <w:rPr>
+          <w:rFonts w:ascii="Calibri" w:hAnsi="Calibri" w:cs="Calibri"/>
+          <w:lang w:val="en-US"/>
+        </w:rPr>
+        <w:t>neighbouring</w:t>
+      </w:r>
+      <w:proofErr w:type="spellEnd"/>
+      <w:r>
+        <w:rPr>
+          <w:rFonts w:ascii="Calibri" w:hAnsi="Calibri" w:cs="Calibri"/>
+          <w:lang w:val="en-US"/>
+        </w:rPr>
+        <w:t xml:space="preserve"> electrodes based on the physical distance between their sensor locations. Two electrodes are considered </w:t>
+      </w:r>
+      <w:proofErr w:type="spellStart"/>
+      <w:r>
+        <w:rPr>
+          <w:rFonts w:ascii="Calibri" w:hAnsi="Calibri" w:cs="Calibri"/>
+          <w:lang w:val="en-US"/>
+        </w:rPr>
+        <w:t>neighbours</w:t>
+      </w:r>
+      <w:proofErr w:type="spellEnd"/>
+      <w:r>
+        <w:rPr>
+          <w:rFonts w:ascii="Calibri" w:hAnsi="Calibri" w:cs="Calibri"/>
+          <w:lang w:val="en-US"/>
+        </w:rPr>
+        <w:t xml:space="preserve"> when the distance between their 3D positions is smaller than a predefined threshold (</w:t>
+      </w:r>
+      <w:proofErr w:type="spellStart"/>
+      <w:r>
+        <w:rPr>
+          <w:rFonts w:ascii="Calibri" w:hAnsi="Calibri" w:cs="Calibri"/>
+          <w:lang w:val="en-US"/>
+        </w:rPr>
+        <w:t>neighbourdist</w:t>
+      </w:r>
+      <w:proofErr w:type="spellEnd"/>
+      <w:r>
+        <w:rPr>
+          <w:rFonts w:ascii="Calibri" w:hAnsi="Calibri" w:cs="Calibri"/>
+          <w:lang w:val="en-US"/>
+        </w:rPr>
+        <w:t xml:space="preserve">). This method therefore requires an appropriate distance threshold to be specified. The resulting </w:t>
+      </w:r>
+      <w:proofErr w:type="spellStart"/>
+      <w:r>
+        <w:rPr>
+          <w:rFonts w:ascii="Calibri" w:hAnsi="Calibri" w:cs="Calibri"/>
+          <w:lang w:val="en-US"/>
+        </w:rPr>
+        <w:t>neighbourhood</w:t>
+      </w:r>
+      <w:proofErr w:type="spellEnd"/>
+      <w:r>
+        <w:rPr>
+          <w:rFonts w:ascii="Calibri" w:hAnsi="Calibri" w:cs="Calibri"/>
+          <w:lang w:val="en-US"/>
+        </w:rPr>
+        <w:t xml:space="preserve"> structure depends on the spatial distribution of the electrodes and on the selected distance threshold.</w:t>
+      </w:r>
+      <w:r>
+        <w:rPr>
+          <w:rFonts w:ascii="Calibri" w:hAnsi="Calibri" w:cs="Calibri"/>
+          <w:lang w:val="en-US"/>
+        </w:rPr>
+        <w:t xml:space="preserve"> The default threshold used is 40mm which might be inappropriate according to the spatial montage. </w:t>
+      </w:r>
+    </w:p>
+    <w:p>
+      <w:pPr>
+        <w:pStyle w:val="ListParagraph"/>
+        <w:numPr>
+          <w:ilvl w:val="0"/>
+          <w:numId w:val="5"/>
+        </w:numPr>
+        <w:rPr>
+          <w:rFonts w:ascii="Calibri" w:hAnsi="Calibri" w:cs="Calibri"/>
+          <w:lang w:val="en-US"/>
+        </w:rPr>
+      </w:pPr>
+      <w:r>
+        <w:rPr>
+          <w:rFonts w:ascii="Calibri" w:hAnsi="Calibri" w:cs="Calibri"/>
+          <w:lang w:val="en-US"/>
+        </w:rPr>
+        <w:t xml:space="preserve">’triangulation’: This </w:t>
+      </w:r>
+      <w:r>
+        <w:rPr>
+          <w:rFonts w:ascii="Calibri" w:hAnsi="Calibri" w:cs="Calibri"/>
+          <w:lang w:val="en-US"/>
+        </w:rPr>
+        <w:t xml:space="preserve">method defines </w:t>
+      </w:r>
+      <w:proofErr w:type="spellStart"/>
+      <w:r>
+        <w:rPr>
+          <w:rFonts w:ascii="Calibri" w:hAnsi="Calibri" w:cs="Calibri"/>
+          <w:lang w:val="en-US"/>
+        </w:rPr>
+        <w:t>neighbours</w:t>
+      </w:r>
+      <w:proofErr w:type="spellEnd"/>
+      <w:r>
+        <w:rPr>
+          <w:rFonts w:ascii="Calibri" w:hAnsi="Calibri" w:cs="Calibri"/>
+          <w:lang w:val="en-US"/>
+        </w:rPr>
+        <w:t xml:space="preserve"> using a Delaunay triangulation of the electrode positions. Electrodes connected by the resulting triangles are considered spatial </w:t>
+      </w:r>
+      <w:proofErr w:type="spellStart"/>
+      <w:r>
+        <w:rPr>
+          <w:rFonts w:ascii="Calibri" w:hAnsi="Calibri" w:cs="Calibri"/>
+          <w:lang w:val="en-US"/>
+        </w:rPr>
+        <w:t>neighbours</w:t>
+      </w:r>
+      <w:proofErr w:type="spellEnd"/>
+      <w:r>
+        <w:rPr>
+          <w:rFonts w:ascii="Calibri" w:hAnsi="Calibri" w:cs="Calibri"/>
+          <w:lang w:val="en-US"/>
+        </w:rPr>
+        <w:t xml:space="preserve">. This approach derives the </w:t>
+      </w:r>
+      <w:proofErr w:type="spellStart"/>
+      <w:r>
+        <w:rPr>
+          <w:rFonts w:ascii="Calibri" w:hAnsi="Calibri" w:cs="Calibri"/>
+          <w:lang w:val="en-US"/>
+        </w:rPr>
+        <w:t>neighbourhood</w:t>
+      </w:r>
+      <w:proofErr w:type="spellEnd"/>
+      <w:r>
+        <w:rPr>
+          <w:rFonts w:ascii="Calibri" w:hAnsi="Calibri" w:cs="Calibri"/>
+          <w:lang w:val="en-US"/>
+        </w:rPr>
+        <w:t xml:space="preserve"> structure from the geometry of the electrode montage and does not require the user to specify an absolute distance threshold. </w:t>
+      </w:r>
+      <w:r>
+        <w:rPr>
+          <w:rFonts w:ascii="Calibri" w:hAnsi="Calibri" w:cs="Calibri"/>
+          <w:lang w:val="en-US"/>
+        </w:rPr>
+        <w:lastRenderedPageBreak/>
+        <w:t xml:space="preserve">The resulting </w:t>
+      </w:r>
+      <w:proofErr w:type="spellStart"/>
+      <w:r>
+        <w:rPr>
+          <w:rFonts w:ascii="Calibri" w:hAnsi="Calibri" w:cs="Calibri"/>
+          <w:lang w:val="en-US"/>
+        </w:rPr>
+        <w:t>neighbourhood</w:t>
+      </w:r>
+      <w:proofErr w:type="spellEnd"/>
+      <w:r>
+        <w:rPr>
+          <w:rFonts w:ascii="Calibri" w:hAnsi="Calibri" w:cs="Calibri"/>
+          <w:lang w:val="en-US"/>
+        </w:rPr>
+        <w:t xml:space="preserve"> structure can therefore be more directly adapted to the spatial arrangement of the electrodes.</w:t>
+      </w:r>
+    </w:p>
+    <w:p>
+      <w:pPr>
+        <w:rPr>
+          <w:rFonts w:ascii="Calibri" w:hAnsi="Calibri" w:cs="Calibri"/>
+          <w:lang w:val="en-US"/>
+        </w:rPr>
+      </w:pPr>
+      <w:r>
+        <w:rPr>
+          <w:rFonts w:ascii="Calibri" w:hAnsi="Calibri" w:cs="Calibri"/>
+          <w:lang w:val="en-US"/>
+        </w:rPr>
+        <w:t xml:space="preserve">These methods influence the statistical results of spatial clusters and must be consistent across analyses. This is why we have decided to use the 'triangulation' method by default in </w:t>
+      </w:r>
+      <w:proofErr w:type="spellStart"/>
+      <w:r>
+        <w:rPr>
+          <w:rFonts w:ascii="Calibri" w:hAnsi="Calibri" w:cs="Calibri"/>
+          <w:lang w:val="en-US"/>
+        </w:rPr>
+        <w:t>EEGpal</w:t>
+      </w:r>
+      <w:proofErr w:type="spellEnd"/>
+      <w:r>
+        <w:rPr>
+          <w:rFonts w:ascii="Calibri" w:hAnsi="Calibri" w:cs="Calibri"/>
+          <w:lang w:val="en-US"/>
+        </w:rPr>
+        <w:t>, which does not require the user to define an arbitrary distance threshold. This method produces more universal results for high-density electrode montages.</w:t>
+      </w:r>
+    </w:p>
+    <w:p>
+      <w:pPr>
+        <w:rPr>
+          <w:rFonts w:ascii="Calibri" w:hAnsi="Calibri" w:cs="Calibri"/>
+          <w:lang w:val="en-US"/>
+        </w:rPr>
+      </w:pPr>
+      <w:r>
+        <w:rPr>
+          <w:rFonts w:ascii="Calibri" w:hAnsi="Calibri" w:cs="Calibri"/>
+          <w:lang w:val="en-US"/>
+        </w:rPr>
+        <w:t xml:space="preserve">Text generated by ChatGPT. </w:t>
       </w:r>
     </w:p>
     <w:p>
@@ -5868,6 +6941,95 @@
 <file path=word/numbering.xml><?xml version="1.0" encoding="utf-8"?>
 <w:numbering xmlns:wpc="http://schemas.microsoft.com/office/word/2010/wordprocessingCanvas" xmlns:cx="http://schemas.microsoft.com/office/drawing/2014/chartex" xmlns:cx1="http://schemas.microsoft.com/office/drawing/2015/9/8/chartex" xmlns:cx2="http://schemas.microsoft.com/office/drawing/2015/10/21/chartex" xmlns:cx3="http://schemas.microsoft.com/office/drawing/2016/5/9/chartex" xmlns:cx4="http://schemas.microsoft.com/office/drawing/2016/5/10/chartex" xmlns:cx5="http://schemas.microsoft.com/office/drawing/2016/5/11/chartex" xmlns:cx6="http://schemas.microsoft.com/office/drawing/2016/5/12/chartex" xmlns:cx7="http://schemas.microsoft.com/office/drawing/2016/5/13/chartex" xmlns:cx8="http://schemas.microsoft.com/office/drawing/2016/5/14/chartex" xmlns:mc="http://schemas.openxmlformats.org/markup-compatibility/2006" xmlns:aink="http://schemas.microsoft.com/office/drawing/2016/ink" xmlns:am3d="http://schemas.microsoft.com/office/drawing/2017/model3d" xmlns:o="urn:schemas-microsoft-com:office:office" xmlns:oel="http://schemas.microsoft.com/office/2019/extlst" xmlns:r="http://schemas.openxmlformats.org/officeDocument/2006/relationships" xmlns:m="http://schemas.openxmlformats.org/officeDocument/2006/math" xmlns:v="urn:schemas-microsoft-com:vml" xmlns:wp14="http://schemas.microsoft.com/office/word/2010/wordprocessingDrawing" xmlns:wp="http://schemas.openxmlformats.org/drawingml/2006/wordprocessingDrawing" xmlns:w10="urn:schemas-microsoft-com:office:word" xmlns:w="http://schemas.openxmlformats.org/wordprocessingml/2006/main" xmlns:w14="http://schemas.microsoft.com/office/word/2010/wordml" xmlns:w15="http://schemas.microsoft.com/office/word/2012/wordml" xmlns:w16cex="http://schemas.microsoft.com/office/word/2018/wordml/cex" xmlns:w16cid="http://schemas.microsoft.com/office/word/2016/wordml/cid" xmlns:w16="http://schemas.microsoft.com/office/word/2018/wordml" xmlns:w16du="http://schemas.microsoft.com/office/word/2023/wordml/word16du" xmlns:w16sdtdh="http://schemas.microsoft.com/office/word/2020/wordml/sdtdatahash" xmlns:w16sdtfl="http://schemas.microsoft.com/office/word/2024/wordml/sdtformatlock" xmlns:w16se="http://schemas.microsoft.com/office/word/2015/wordml/symex" xmlns:wpg="http://schemas.microsoft.com/office/word/2010/wordprocessingGroup" xmlns:wpi="http://schemas.microsoft.com/office/word/2010/wordprocessingInk" xmlns:wne="http://schemas.microsoft.com/office/word/2006/wordml" xmlns:wps="http://schemas.microsoft.com/office/word/2010/wordprocessingShape" mc:Ignorable="w14 w15 w16se w16cid w16 w16cex w16sdtdh w16sdtfl w16du wp14">
   <w:abstractNum w:abstractNumId="0" w15:restartNumberingAfterBreak="0">
+    <w:nsid w:val="06C01AA7"/>
+    <w:multiLevelType w:val="hybridMultilevel"/>
+    <w:tmpl w:val="95E4E73E"/>
+    <w:lvl w:ilvl="0" w:tplc="1000000F">
+      <w:start w:val="1"/>
+      <w:numFmt w:val="decimal"/>
+      <w:lvlText w:val="%1."/>
+      <w:lvlJc w:val="left"/>
+      <w:pPr>
+        <w:ind w:left="720" w:hanging="360"/>
+      </w:pPr>
+      <w:rPr>
+        <w:rFonts w:hint="default"/>
+      </w:rPr>
+    </w:lvl>
+    <w:lvl w:ilvl="1" w:tplc="10000019" w:tentative="1">
+      <w:start w:val="1"/>
+      <w:numFmt w:val="lowerLetter"/>
+      <w:lvlText w:val="%2."/>
+      <w:lvlJc w:val="left"/>
+      <w:pPr>
+        <w:ind w:left="1440" w:hanging="360"/>
+      </w:pPr>
+    </w:lvl>
+    <w:lvl w:ilvl="2" w:tplc="1000001B" w:tentative="1">
+      <w:start w:val="1"/>
+      <w:numFmt w:val="lowerRoman"/>
+      <w:lvlText w:val="%3."/>
+      <w:lvlJc w:val="right"/>
+      <w:pPr>
+        <w:ind w:left="2160" w:hanging="180"/>
+      </w:pPr>
+    </w:lvl>
+    <w:lvl w:ilvl="3" w:tplc="1000000F" w:tentative="1">
+      <w:start w:val="1"/>
+      <w:numFmt w:val="decimal"/>
+      <w:lvlText w:val="%4."/>
+      <w:lvlJc w:val="left"/>
+      <w:pPr>
+        <w:ind w:left="2880" w:hanging="360"/>
+      </w:pPr>
+    </w:lvl>
+    <w:lvl w:ilvl="4" w:tplc="10000019" w:tentative="1">
+      <w:start w:val="1"/>
+      <w:numFmt w:val="lowerLetter"/>
+      <w:lvlText w:val="%5."/>
+      <w:lvlJc w:val="left"/>
+      <w:pPr>
+        <w:ind w:left="3600" w:hanging="360"/>
+      </w:pPr>
+    </w:lvl>
+    <w:lvl w:ilvl="5" w:tplc="1000001B" w:tentative="1">
+      <w:start w:val="1"/>
+      <w:numFmt w:val="lowerRoman"/>
+      <w:lvlText w:val="%6."/>
+      <w:lvlJc w:val="right"/>
+      <w:pPr>
+        <w:ind w:left="4320" w:hanging="180"/>
+      </w:pPr>
+    </w:lvl>
+    <w:lvl w:ilvl="6" w:tplc="1000000F" w:tentative="1">
+      <w:start w:val="1"/>
+      <w:numFmt w:val="decimal"/>
+      <w:lvlText w:val="%7."/>
+      <w:lvlJc w:val="left"/>
+      <w:pPr>
+        <w:ind w:left="5040" w:hanging="360"/>
+      </w:pPr>
+    </w:lvl>
+    <w:lvl w:ilvl="7" w:tplc="10000019" w:tentative="1">
+      <w:start w:val="1"/>
+      <w:numFmt w:val="lowerLetter"/>
+      <w:lvlText w:val="%8."/>
+      <w:lvlJc w:val="left"/>
+      <w:pPr>
+        <w:ind w:left="5760" w:hanging="360"/>
+      </w:pPr>
+    </w:lvl>
+    <w:lvl w:ilvl="8" w:tplc="1000001B" w:tentative="1">
+      <w:start w:val="1"/>
+      <w:numFmt w:val="lowerRoman"/>
+      <w:lvlText w:val="%9."/>
+      <w:lvlJc w:val="right"/>
+      <w:pPr>
+        <w:ind w:left="6480" w:hanging="180"/>
+      </w:pPr>
+    </w:lvl>
+  </w:abstractNum>
+  <w:abstractNum w:abstractNumId="1" w15:restartNumberingAfterBreak="0">
     <w:nsid w:val="0F597C2B"/>
     <w:multiLevelType w:val="hybridMultilevel"/>
     <w:tmpl w:val="8396749C"/>
@@ -5956,7 +7118,7 @@
       </w:pPr>
     </w:lvl>
   </w:abstractNum>
-  <w:abstractNum w:abstractNumId="1" w15:restartNumberingAfterBreak="0">
+  <w:abstractNum w:abstractNumId="2" w15:restartNumberingAfterBreak="0">
     <w:nsid w:val="2B5F1EBB"/>
     <w:multiLevelType w:val="hybridMultilevel"/>
     <w:tmpl w:val="634CB890"/>
@@ -6069,7 +7231,7 @@
       </w:rPr>
     </w:lvl>
   </w:abstractNum>
-  <w:abstractNum w:abstractNumId="2" w15:restartNumberingAfterBreak="0">
+  <w:abstractNum w:abstractNumId="3" w15:restartNumberingAfterBreak="0">
     <w:nsid w:val="38A13465"/>
     <w:multiLevelType w:val="hybridMultilevel"/>
     <w:tmpl w:val="8396749C"/>
@@ -6158,7 +7320,7 @@
       </w:pPr>
     </w:lvl>
   </w:abstractNum>
-  <w:abstractNum w:abstractNumId="3" w15:restartNumberingAfterBreak="0">
+  <w:abstractNum w:abstractNumId="4" w15:restartNumberingAfterBreak="0">
     <w:nsid w:val="79C13DAD"/>
     <w:multiLevelType w:val="hybridMultilevel"/>
     <w:tmpl w:val="8396749C"/>
@@ -6248,15 +7410,18 @@
     </w:lvl>
   </w:abstractNum>
   <w:num w:numId="1" w16cid:durableId="1871911421">
+    <w:abstractNumId w:val="3"/>
+  </w:num>
+  <w:num w:numId="2" w16cid:durableId="1601183589">
+    <w:abstractNumId w:val="4"/>
+  </w:num>
+  <w:num w:numId="3" w16cid:durableId="402148153">
     <w:abstractNumId w:val="2"/>
   </w:num>
-  <w:num w:numId="2" w16cid:durableId="1601183589">
-    <w:abstractNumId w:val="3"/>
-  </w:num>
-  <w:num w:numId="3" w16cid:durableId="402148153">
+  <w:num w:numId="4" w16cid:durableId="1258055547">
     <w:abstractNumId w:val="1"/>
   </w:num>
-  <w:num w:numId="4" w16cid:durableId="1258055547">
+  <w:num w:numId="5" w16cid:durableId="759790131">
     <w:abstractNumId w:val="0"/>
   </w:num>
 </w:numbering>
@@ -6863,6 +8028,7 @@
   <w:style w:type="character" w:default="1" w:styleId="DefaultParagraphFont">
     <w:name w:val="Default Paragraph Font"/>
     <w:uiPriority w:val="1"/>
+    <w:semiHidden/>
     <w:unhideWhenUsed/>
   </w:style>
   <w:style w:type="table" w:default="1" w:styleId="TableNormal">
